--- a/analyst/research/CA_eval_20260226-2021_LLY/04_output/revised-report.docx
+++ b/analyst/research/CA_eval_20260226-2021_LLY/04_output/revised-report.docx
@@ -239,7 +239,8 @@
             </w:pPr>
             <w:r>
               <w:rPr>
-                <w:rFonts w:hint="eastAsia"/>
+                <w:rFonts w:hint="eastAsia" w:ascii="Times New Roman" w:hAnsi="Times New Roman" w:eastAsia="游明朝"/>
+                <w:sz w:val="20"/>
               </w:rPr>
               <w:t xml:space="preserve">項目</w:t>
             </w:r>
@@ -253,7 +254,8 @@
             </w:pPr>
             <w:r>
               <w:rPr>
-                <w:rFonts w:hint="eastAsia"/>
+                <w:rFonts w:hint="eastAsia" w:ascii="Times New Roman" w:hAnsi="Times New Roman" w:eastAsia="游明朝"/>
+                <w:sz w:val="20"/>
               </w:rPr>
               <w:t xml:space="preserve">内容</w:t>
             </w:r>
@@ -268,6 +270,10 @@
               <w:pStyle w:val="Compact"/>
             </w:pPr>
             <w:r>
+              <w:rPr>
+                <w:rFonts w:ascii="Times New Roman" w:hAnsi="Times New Roman" w:eastAsia="游明朝"/>
+                <w:sz w:val="20"/>
+              </w:rPr>
               <w:t xml:space="preserve">ティッカー</w:t>
             </w:r>
           </w:p>
@@ -279,6 +285,10 @@
               <w:pStyle w:val="Compact"/>
             </w:pPr>
             <w:r>
+              <w:rPr>
+                <w:rFonts w:ascii="Times New Roman" w:hAnsi="Times New Roman" w:eastAsia="游明朝"/>
+                <w:sz w:val="20"/>
+              </w:rPr>
               <w:t xml:space="preserve">LLY</w:t>
             </w:r>
           </w:p>
@@ -293,7 +303,8 @@
             </w:pPr>
             <w:r>
               <w:rPr>
-                <w:rFonts w:hint="eastAsia"/>
+                <w:rFonts w:hint="eastAsia" w:ascii="Times New Roman" w:hAnsi="Times New Roman" w:eastAsia="游明朝"/>
+                <w:sz w:val="20"/>
               </w:rPr>
               <w:t xml:space="preserve">企業名</w:t>
             </w:r>
@@ -306,6 +317,10 @@
               <w:pStyle w:val="Compact"/>
             </w:pPr>
             <w:r>
+              <w:rPr>
+                <w:rFonts w:ascii="Times New Roman" w:hAnsi="Times New Roman" w:eastAsia="游明朝"/>
+                <w:sz w:val="20"/>
+              </w:rPr>
               <w:t xml:space="preserve">Eli Lilly and Company</w:t>
             </w:r>
           </w:p>
@@ -319,6 +334,10 @@
               <w:pStyle w:val="Compact"/>
             </w:pPr>
             <w:r>
+              <w:rPr>
+                <w:rFonts w:ascii="Times New Roman" w:hAnsi="Times New Roman" w:eastAsia="游明朝"/>
+                <w:sz w:val="20"/>
+              </w:rPr>
               <w:t xml:space="preserve">セクター</w:t>
             </w:r>
           </w:p>
@@ -331,7 +350,8 @@
             </w:pPr>
             <w:r>
               <w:rPr>
-                <w:rFonts w:hint="eastAsia"/>
+                <w:rFonts w:hint="eastAsia" w:ascii="Times New Roman" w:hAnsi="Times New Roman" w:eastAsia="游明朝"/>
+                <w:sz w:val="20"/>
               </w:rPr>
               <w:t xml:space="preserve">医薬品（メガファーマ）</w:t>
             </w:r>
@@ -347,7 +367,8 @@
             </w:pPr>
             <w:r>
               <w:rPr>
-                <w:rFonts w:hint="eastAsia"/>
+                <w:rFonts w:hint="eastAsia" w:ascii="Times New Roman" w:hAnsi="Times New Roman" w:eastAsia="游明朝"/>
+                <w:sz w:val="20"/>
               </w:rPr>
               <w:t xml:space="preserve">FY2025売上高</w:t>
             </w:r>
@@ -361,16 +382,22 @@
             </w:pPr>
             <w:r>
               <w:rPr>
-                <w:rFonts w:hint="eastAsia"/>
+                <w:rFonts w:hint="eastAsia" w:ascii="Times New Roman" w:hAnsi="Times New Roman" w:eastAsia="游明朝"/>
+                <w:sz w:val="20"/>
               </w:rPr>
               <w:t xml:space="preserve">$65.2B（SEC</w:t>
             </w:r>
             <w:r>
+              <w:rPr>
+                <w:rFonts w:ascii="Times New Roman" w:hAnsi="Times New Roman" w:eastAsia="游明朝"/>
+                <w:sz w:val="20"/>
+              </w:rPr>
               <w:t xml:space="preserve"> EDGAR </w:t>
             </w:r>
             <w:r>
               <w:rPr>
-                <w:rFonts w:hint="eastAsia"/>
+                <w:rFonts w:hint="eastAsia" w:ascii="Times New Roman" w:hAnsi="Times New Roman" w:eastAsia="游明朝"/>
+                <w:sz w:val="20"/>
               </w:rPr>
               <w:t xml:space="preserve">10-K確認済み）</w:t>
             </w:r>
@@ -386,7 +413,8 @@
             </w:pPr>
             <w:r>
               <w:rPr>
-                <w:rFonts w:hint="eastAsia"/>
+                <w:rFonts w:hint="eastAsia" w:ascii="Times New Roman" w:hAnsi="Times New Roman" w:eastAsia="游明朝"/>
+                <w:sz w:val="20"/>
               </w:rPr>
               <w:t xml:space="preserve">FY2025純利益</w:t>
             </w:r>
@@ -400,7 +428,8 @@
             </w:pPr>
             <w:r>
               <w:rPr>
-                <w:rFonts w:hint="eastAsia"/>
+                <w:rFonts w:hint="eastAsia" w:ascii="Times New Roman" w:hAnsi="Times New Roman" w:eastAsia="游明朝"/>
+                <w:sz w:val="20"/>
               </w:rPr>
               <w:t xml:space="preserve">$20.6B（純利益率31.7%）</w:t>
             </w:r>
@@ -415,6 +444,10 @@
               <w:pStyle w:val="Compact"/>
             </w:pPr>
             <w:r>
+              <w:rPr>
+                <w:rFonts w:ascii="Times New Roman" w:hAnsi="Times New Roman" w:eastAsia="游明朝"/>
+                <w:sz w:val="20"/>
+              </w:rPr>
               <w:t xml:space="preserve">PP&amp;E</w:t>
             </w:r>
           </w:p>
@@ -427,7 +460,8 @@
             </w:pPr>
             <w:r>
               <w:rPr>
-                <w:rFonts w:hint="eastAsia"/>
+                <w:rFonts w:hint="eastAsia" w:ascii="Times New Roman" w:hAnsi="Times New Roman" w:eastAsia="游明朝"/>
+                <w:sz w:val="20"/>
               </w:rPr>
               <w:t xml:space="preserve">$24.7B（製造能力拡大投資を反映）</w:t>
             </w:r>
@@ -443,7 +477,8 @@
             </w:pPr>
             <w:r>
               <w:rPr>
-                <w:rFonts w:hint="eastAsia"/>
+                <w:rFonts w:hint="eastAsia" w:ascii="Times New Roman" w:hAnsi="Times New Roman" w:eastAsia="游明朝"/>
+                <w:sz w:val="20"/>
               </w:rPr>
               <w:t xml:space="preserve">CAGR推定</w:t>
             </w:r>
@@ -456,11 +491,16 @@
               <w:pStyle w:val="Compact"/>
             </w:pPr>
             <w:r>
+              <w:rPr>
+                <w:rFonts w:ascii="Times New Roman" w:hAnsi="Times New Roman" w:eastAsia="游明朝"/>
+                <w:sz w:val="20"/>
+              </w:rPr>
               <w:t xml:space="preserve">High </w:t>
             </w:r>
             <w:r>
               <w:rPr>
-                <w:rFonts w:hint="eastAsia"/>
+                <w:rFonts w:hint="eastAsia" w:ascii="Times New Roman" w:hAnsi="Times New Roman" w:eastAsia="游明朝"/>
+                <w:sz w:val="20"/>
               </w:rPr>
               <w:t xml:space="preserve">teens（10%台後半）</w:t>
             </w:r>
@@ -476,7 +516,8 @@
             </w:pPr>
             <w:r>
               <w:rPr>
-                <w:rFonts w:hint="eastAsia"/>
+                <w:rFonts w:hint="eastAsia" w:ascii="Times New Roman" w:hAnsi="Times New Roman" w:eastAsia="游明朝"/>
+                <w:sz w:val="20"/>
               </w:rPr>
               <w:t xml:space="preserve">主要成長ドライバー</w:t>
             </w:r>
@@ -490,7 +531,8 @@
             </w:pPr>
             <w:r>
               <w:rPr>
-                <w:rFonts w:hint="eastAsia"/>
+                <w:rFonts w:hint="eastAsia" w:ascii="Times New Roman" w:hAnsi="Times New Roman" w:eastAsia="游明朝"/>
+                <w:sz w:val="20"/>
               </w:rPr>
               <w:t xml:space="preserve">GLP-1作動薬（Mounjaro/orforglipron）、donanemab（アルツハイマー）、Verzenio（乳がん）</w:t>
             </w:r>
@@ -547,6 +589,10 @@
               <w:pStyle w:val="Compact"/>
             </w:pPr>
             <w:r>
+              <w:rPr>
+                <w:rFonts w:ascii="Times New Roman" w:hAnsi="Times New Roman" w:eastAsia="游明朝"/>
+                <w:sz w:val="20"/>
+              </w:rPr>
               <w:t xml:space="preserve">#</w:t>
             </w:r>
           </w:p>
@@ -559,7 +605,8 @@
             </w:pPr>
             <w:r>
               <w:rPr>
-                <w:rFonts w:hint="eastAsia"/>
+                <w:rFonts w:hint="eastAsia" w:ascii="Times New Roman" w:hAnsi="Times New Roman" w:eastAsia="游明朝"/>
+                <w:sz w:val="20"/>
               </w:rPr>
               <w:t xml:space="preserve">主張</w:t>
             </w:r>
@@ -573,7 +620,8 @@
             </w:pPr>
             <w:r>
               <w:rPr>
-                <w:rFonts w:hint="eastAsia"/>
+                <w:rFonts w:hint="eastAsia" w:ascii="Times New Roman" w:hAnsi="Times New Roman" w:eastAsia="游明朝"/>
+                <w:sz w:val="20"/>
               </w:rPr>
               <w:t xml:space="preserve">CA評価</w:t>
             </w:r>
@@ -587,7 +635,8 @@
             </w:pPr>
             <w:r>
               <w:rPr>
-                <w:rFonts w:hint="eastAsia"/>
+                <w:rFonts w:hint="eastAsia" w:ascii="Times New Roman" w:hAnsi="Times New Roman" w:eastAsia="游明朝"/>
+                <w:sz w:val="20"/>
               </w:rPr>
               <w:t xml:space="preserve">CAGR接続</w:t>
             </w:r>
@@ -601,7 +650,8 @@
             </w:pPr>
             <w:r>
               <w:rPr>
-                <w:rFonts w:hint="eastAsia"/>
+                <w:rFonts w:hint="eastAsia" w:ascii="Times New Roman" w:hAnsi="Times New Roman" w:eastAsia="游明朝"/>
+                <w:sz w:val="20"/>
               </w:rPr>
               <w:t xml:space="preserve">主な根拠</w:t>
             </w:r>
@@ -615,7 +665,8 @@
             </w:pPr>
             <w:r>
               <w:rPr>
-                <w:rFonts w:hint="eastAsia"/>
+                <w:rFonts w:hint="eastAsia" w:ascii="Times New Roman" w:hAnsi="Times New Roman" w:eastAsia="游明朝"/>
+                <w:sz w:val="20"/>
               </w:rPr>
               <w:t xml:space="preserve">主な課題</w:t>
             </w:r>
@@ -630,6 +681,10 @@
               <w:pStyle w:val="Compact"/>
             </w:pPr>
             <w:r>
+              <w:rPr>
+                <w:rFonts w:ascii="Times New Roman" w:hAnsi="Times New Roman" w:eastAsia="游明朝"/>
+                <w:sz w:val="20"/>
+              </w:rPr>
               <w:t xml:space="preserve">1</w:t>
             </w:r>
           </w:p>
@@ -642,7 +697,8 @@
             </w:pPr>
             <w:r>
               <w:rPr>
-                <w:rFonts w:hint="eastAsia"/>
+                <w:rFonts w:hint="eastAsia" w:ascii="Times New Roman" w:hAnsi="Times New Roman" w:eastAsia="游明朝"/>
+                <w:sz w:val="20"/>
               </w:rPr>
               <w:t xml:space="preserve">複数超大型市場ポートフォリオ</w:t>
             </w:r>
@@ -656,9 +712,10 @@
             </w:pPr>
             <w:r>
               <w:rPr>
-                <w:rFonts w:hint="eastAsia"/>
+                <w:rFonts w:hint="eastAsia" w:ascii="Times New Roman" w:hAnsi="Times New Roman" w:eastAsia="游明朝"/>
                 <w:b/>
                 <w:bCs/>
+                <w:sz w:val="20"/>
               </w:rPr>
               <w:t xml:space="preserve">50%（まあ納得）</w:t>
             </w:r>
@@ -671,20 +728,30 @@
               <w:pStyle w:val="Compact"/>
             </w:pPr>
             <w:r>
+              <w:rPr>
+                <w:rFonts w:ascii="Times New Roman" w:hAnsi="Times New Roman" w:eastAsia="游明朝"/>
+                <w:sz w:val="20"/>
+              </w:rPr>
               <w:t xml:space="preserve">70% </w:t>
             </w:r>
             <w:r>
               <w:rPr>
-                <w:rFonts w:hint="eastAsia"/>
+                <w:rFonts w:hint="eastAsia" w:ascii="Times New Roman" w:hAnsi="Times New Roman" w:eastAsia="游明朝"/>
+                <w:sz w:val="20"/>
               </w:rPr>
               <w:t xml:space="preserve">[T8修正:</w:t>
             </w:r>
             <w:r>
+              <w:rPr>
+                <w:rFonts w:ascii="Times New Roman" w:hAnsi="Times New Roman" w:eastAsia="游明朝"/>
+                <w:sz w:val="20"/>
+              </w:rPr>
               <w:t xml:space="preserve"> </w:t>
             </w:r>
             <w:r>
               <w:rPr>
-                <w:rFonts w:hint="eastAsia"/>
+                <w:rFonts w:hint="eastAsia" w:ascii="Times New Roman" w:hAnsi="Times New Roman" w:eastAsia="游明朝"/>
+                <w:sz w:val="20"/>
               </w:rPr>
               <w:t xml:space="preserve">CAGR内訳の分離明示]</w:t>
             </w:r>
@@ -698,7 +765,8 @@
             </w:pPr>
             <w:r>
               <w:rPr>
-                <w:rFonts w:hint="eastAsia"/>
+                <w:rFonts w:hint="eastAsia" w:ascii="Times New Roman" w:hAnsi="Times New Roman" w:eastAsia="游明朝"/>
+                <w:sz w:val="20"/>
               </w:rPr>
               <w:t xml:space="preserve">3領域成長ドライバー、特許切れリスク小</w:t>
             </w:r>
@@ -712,16 +780,22 @@
             </w:pPr>
             <w:r>
               <w:rPr>
-                <w:rFonts w:hint="eastAsia"/>
+                <w:rFonts w:hint="eastAsia" w:ascii="Times New Roman" w:hAnsi="Times New Roman" w:eastAsia="游明朝"/>
+                <w:sz w:val="20"/>
               </w:rPr>
               <w:t xml:space="preserve">メガファーマ共通能力（ルール7</w:t>
             </w:r>
             <w:r>
+              <w:rPr>
+                <w:rFonts w:ascii="Times New Roman" w:hAnsi="Times New Roman" w:eastAsia="游明朝"/>
+                <w:sz w:val="20"/>
+              </w:rPr>
               <w:t xml:space="preserve"> </w:t>
             </w:r>
             <w:r>
               <w:rPr>
-                <w:rFonts w:hint="eastAsia"/>
+                <w:rFonts w:hint="eastAsia" w:ascii="Times New Roman" w:hAnsi="Times New Roman" w:eastAsia="游明朝"/>
+                <w:sz w:val="20"/>
               </w:rPr>
               <w:t xml:space="preserve">FAIL）</w:t>
             </w:r>
@@ -736,6 +810,10 @@
               <w:pStyle w:val="Compact"/>
             </w:pPr>
             <w:r>
+              <w:rPr>
+                <w:rFonts w:ascii="Times New Roman" w:hAnsi="Times New Roman" w:eastAsia="游明朝"/>
+                <w:sz w:val="20"/>
+              </w:rPr>
               <w:t xml:space="preserve">2</w:t>
             </w:r>
           </w:p>
@@ -748,7 +826,8 @@
             </w:pPr>
             <w:r>
               <w:rPr>
-                <w:rFonts w:hint="eastAsia"/>
+                <w:rFonts w:hint="eastAsia" w:ascii="Times New Roman" w:hAnsi="Times New Roman" w:eastAsia="游明朝"/>
+                <w:sz w:val="20"/>
               </w:rPr>
               <w:t xml:space="preserve">低分子型経口GLP-1の技術的差別化</w:t>
             </w:r>
@@ -762,9 +841,10 @@
             </w:pPr>
             <w:r>
               <w:rPr>
-                <w:rFonts w:hint="eastAsia"/>
+                <w:rFonts w:hint="eastAsia" w:ascii="Times New Roman" w:hAnsi="Times New Roman" w:eastAsia="游明朝"/>
                 <w:b/>
                 <w:bCs/>
+                <w:sz w:val="20"/>
               </w:rPr>
               <w:t xml:space="preserve">70%（おおむね納得）</w:t>
             </w:r>
@@ -777,20 +857,30 @@
               <w:pStyle w:val="Compact"/>
             </w:pPr>
             <w:r>
+              <w:rPr>
+                <w:rFonts w:ascii="Times New Roman" w:hAnsi="Times New Roman" w:eastAsia="游明朝"/>
+                <w:sz w:val="20"/>
+              </w:rPr>
               <w:t xml:space="preserve">70% </w:t>
             </w:r>
             <w:r>
               <w:rPr>
-                <w:rFonts w:hint="eastAsia"/>
+                <w:rFonts w:hint="eastAsia" w:ascii="Times New Roman" w:hAnsi="Times New Roman" w:eastAsia="游明朝"/>
+                <w:sz w:val="20"/>
               </w:rPr>
               <w:t xml:space="preserve">[T8修正:</w:t>
             </w:r>
             <w:r>
+              <w:rPr>
+                <w:rFonts w:ascii="Times New Roman" w:hAnsi="Times New Roman" w:eastAsia="游明朝"/>
+                <w:sz w:val="20"/>
+              </w:rPr>
               <w:t xml:space="preserve"> </w:t>
             </w:r>
             <w:r>
               <w:rPr>
-                <w:rFonts w:hint="eastAsia"/>
+                <w:rFonts w:hint="eastAsia" w:ascii="Times New Roman" w:hAnsi="Times New Roman" w:eastAsia="游明朝"/>
+                <w:sz w:val="20"/>
               </w:rPr>
               <w:t xml:space="preserve">根源要因不足が上限条件であることを明示]</w:t>
             </w:r>
@@ -804,7 +894,8 @@
             </w:pPr>
             <w:r>
               <w:rPr>
-                <w:rFonts w:hint="eastAsia"/>
+                <w:rFonts w:hint="eastAsia" w:ascii="Times New Roman" w:hAnsi="Times New Roman" w:eastAsia="游明朝"/>
+                <w:sz w:val="20"/>
               </w:rPr>
               <w:t xml:space="preserve">P3成功3本、NOVO対比優位、$5.5B在庫</w:t>
             </w:r>
@@ -818,7 +909,8 @@
             </w:pPr>
             <w:r>
               <w:rPr>
-                <w:rFonts w:hint="eastAsia"/>
+                <w:rFonts w:hint="eastAsia" w:ascii="Times New Roman" w:hAnsi="Times New Roman" w:eastAsia="游明朝"/>
+                <w:sz w:val="20"/>
               </w:rPr>
               <w:t xml:space="preserve">根源要因言及不足が70%の上限条件</w:t>
             </w:r>
@@ -833,6 +925,10 @@
               <w:pStyle w:val="Compact"/>
             </w:pPr>
             <w:r>
+              <w:rPr>
+                <w:rFonts w:ascii="Times New Roman" w:hAnsi="Times New Roman" w:eastAsia="游明朝"/>
+                <w:sz w:val="20"/>
+              </w:rPr>
               <w:t xml:space="preserve">3</w:t>
             </w:r>
           </w:p>
@@ -845,7 +941,8 @@
             </w:pPr>
             <w:r>
               <w:rPr>
-                <w:rFonts w:hint="eastAsia"/>
+                <w:rFonts w:hint="eastAsia" w:ascii="Times New Roman" w:hAnsi="Times New Roman" w:eastAsia="游明朝"/>
+                <w:sz w:val="20"/>
               </w:rPr>
               <w:t xml:space="preserve">アルツハイマー臨床開発ノウハウ</w:t>
             </w:r>
@@ -859,9 +956,10 @@
             </w:pPr>
             <w:r>
               <w:rPr>
-                <w:rFonts w:hint="eastAsia"/>
+                <w:rFonts w:hint="eastAsia" w:ascii="Times New Roman" w:hAnsi="Times New Roman" w:eastAsia="游明朝"/>
                 <w:b/>
                 <w:bCs/>
+                <w:sz w:val="20"/>
               </w:rPr>
               <w:t xml:space="preserve">50%（まあ納得）</w:t>
             </w:r>
@@ -874,20 +972,30 @@
               <w:pStyle w:val="Compact"/>
             </w:pPr>
             <w:r>
+              <w:rPr>
+                <w:rFonts w:ascii="Times New Roman" w:hAnsi="Times New Roman" w:eastAsia="游明朝"/>
+                <w:sz w:val="20"/>
+              </w:rPr>
               <w:t xml:space="preserve">30% </w:t>
             </w:r>
             <w:r>
               <w:rPr>
-                <w:rFonts w:hint="eastAsia"/>
+                <w:rFonts w:hint="eastAsia" w:ascii="Times New Roman" w:hAnsi="Times New Roman" w:eastAsia="游明朝"/>
+                <w:sz w:val="20"/>
               </w:rPr>
               <w:t xml:space="preserve">[T8修正:</w:t>
             </w:r>
             <w:r>
+              <w:rPr>
+                <w:rFonts w:ascii="Times New Roman" w:hAnsi="Times New Roman" w:eastAsia="游明朝"/>
+                <w:sz w:val="20"/>
+              </w:rPr>
               <w:t xml:space="preserve"> KB3 </w:t>
             </w:r>
             <w:r>
               <w:rPr>
-                <w:rFonts w:hint="eastAsia"/>
+                <w:rFonts w:hint="eastAsia" w:ascii="Times New Roman" w:hAnsi="Times New Roman" w:eastAsia="游明朝"/>
+                <w:sz w:val="20"/>
               </w:rPr>
               <w:t xml:space="preserve">LLY#3の30%批判を明示追記]</w:t>
             </w:r>
@@ -901,7 +1009,8 @@
             </w:pPr>
             <w:r>
               <w:rPr>
-                <w:rFonts w:hint="eastAsia"/>
+                <w:rFonts w:hint="eastAsia" w:ascii="Times New Roman" w:hAnsi="Times New Roman" w:eastAsia="游明朝"/>
+                <w:sz w:val="20"/>
               </w:rPr>
               <w:t xml:space="preserve">donanemab承認、長期知見蓄積</w:t>
             </w:r>
@@ -915,7 +1024,8 @@
             </w:pPr>
             <w:r>
               <w:rPr>
-                <w:rFonts w:hint="eastAsia"/>
+                <w:rFonts w:hint="eastAsia" w:ascii="Times New Roman" w:hAnsi="Times New Roman" w:eastAsia="游明朝"/>
+                <w:sz w:val="20"/>
               </w:rPr>
               <w:t xml:space="preserve">高リスク、CAGR接続間接的、複数メカニズムの限界</w:t>
             </w:r>
@@ -930,6 +1040,10 @@
               <w:pStyle w:val="Compact"/>
             </w:pPr>
             <w:r>
+              <w:rPr>
+                <w:rFonts w:ascii="Times New Roman" w:hAnsi="Times New Roman" w:eastAsia="游明朝"/>
+                <w:sz w:val="20"/>
+              </w:rPr>
               <w:t xml:space="preserve">4</w:t>
             </w:r>
           </w:p>
@@ -942,7 +1056,8 @@
             </w:pPr>
             <w:r>
               <w:rPr>
-                <w:rFonts w:hint="eastAsia"/>
+                <w:rFonts w:hint="eastAsia" w:ascii="Times New Roman" w:hAnsi="Times New Roman" w:eastAsia="游明朝"/>
+                <w:sz w:val="20"/>
               </w:rPr>
               <w:t xml:space="preserve">GLP-1供給能力の参入障壁</w:t>
             </w:r>
@@ -956,9 +1071,10 @@
             </w:pPr>
             <w:r>
               <w:rPr>
-                <w:rFonts w:hint="eastAsia"/>
+                <w:rFonts w:hint="eastAsia" w:ascii="Times New Roman" w:hAnsi="Times New Roman" w:eastAsia="游明朝"/>
                 <w:b/>
                 <w:bCs/>
+                <w:sz w:val="20"/>
               </w:rPr>
               <w:t xml:space="preserve">70%（おおむね納得）</w:t>
             </w:r>
@@ -971,20 +1087,30 @@
               <w:pStyle w:val="Compact"/>
             </w:pPr>
             <w:r>
+              <w:rPr>
+                <w:rFonts w:ascii="Times New Roman" w:hAnsi="Times New Roman" w:eastAsia="游明朝"/>
+                <w:sz w:val="20"/>
+              </w:rPr>
               <w:t xml:space="preserve">70% </w:t>
             </w:r>
             <w:r>
               <w:rPr>
-                <w:rFonts w:hint="eastAsia"/>
+                <w:rFonts w:hint="eastAsia" w:ascii="Times New Roman" w:hAnsi="Times New Roman" w:eastAsia="游明朝"/>
+                <w:sz w:val="20"/>
               </w:rPr>
               <w:t xml:space="preserve">[T8修正:</w:t>
             </w:r>
             <w:r>
+              <w:rPr>
+                <w:rFonts w:ascii="Times New Roman" w:hAnsi="Times New Roman" w:eastAsia="游明朝"/>
+                <w:sz w:val="20"/>
+              </w:rPr>
               <w:t xml:space="preserve"> </w:t>
             </w:r>
             <w:r>
               <w:rPr>
-                <w:rFonts w:hint="eastAsia"/>
+                <w:rFonts w:hint="eastAsia" w:ascii="Times New Roman" w:hAnsi="Times New Roman" w:eastAsia="游明朝"/>
+                <w:sz w:val="20"/>
               </w:rPr>
               <w:t xml:space="preserve">デュオポリー持続性リスクのアノテーション追加]</w:t>
             </w:r>
@@ -997,11 +1123,16 @@
               <w:pStyle w:val="Compact"/>
             </w:pPr>
             <w:r>
+              <w:rPr>
+                <w:rFonts w:ascii="Times New Roman" w:hAnsi="Times New Roman" w:eastAsia="游明朝"/>
+                <w:sz w:val="20"/>
+              </w:rPr>
               <w:t xml:space="preserve">PP&amp;E $24.7B、TAM </w:t>
             </w:r>
             <w:r>
               <w:rPr>
-                <w:rFonts w:hint="eastAsia"/>
+                <w:rFonts w:hint="eastAsia" w:ascii="Times New Roman" w:hAnsi="Times New Roman" w:eastAsia="游明朝"/>
+                <w:sz w:val="20"/>
               </w:rPr>
               <w:t xml:space="preserve">$1000億、デュオポリー</w:t>
             </w:r>
@@ -1015,7 +1146,8 @@
             </w:pPr>
             <w:r>
               <w:rPr>
-                <w:rFonts w:hint="eastAsia"/>
+                <w:rFonts w:hint="eastAsia" w:ascii="Times New Roman" w:hAnsi="Times New Roman" w:eastAsia="游明朝"/>
+                <w:sz w:val="20"/>
               </w:rPr>
               <w:t xml:space="preserve">NOVO対比比較不足、持続性分析不足</w:t>
             </w:r>
@@ -1030,6 +1162,10 @@
               <w:pStyle w:val="Compact"/>
             </w:pPr>
             <w:r>
+              <w:rPr>
+                <w:rFonts w:ascii="Times New Roman" w:hAnsi="Times New Roman" w:eastAsia="游明朝"/>
+                <w:sz w:val="20"/>
+              </w:rPr>
               <w:t xml:space="preserve">5</w:t>
             </w:r>
           </w:p>
@@ -1042,7 +1178,8 @@
             </w:pPr>
             <w:r>
               <w:rPr>
-                <w:rFonts w:hint="eastAsia"/>
+                <w:rFonts w:hint="eastAsia" w:ascii="Times New Roman" w:hAnsi="Times New Roman" w:eastAsia="游明朝"/>
+                <w:sz w:val="20"/>
               </w:rPr>
               <w:t xml:space="preserve">Mounjaro市場ポジションと粘着性</w:t>
             </w:r>
@@ -1056,9 +1193,10 @@
             </w:pPr>
             <w:r>
               <w:rPr>
-                <w:rFonts w:hint="eastAsia"/>
+                <w:rFonts w:hint="eastAsia" w:ascii="Times New Roman" w:hAnsi="Times New Roman" w:eastAsia="游明朝"/>
                 <w:b/>
                 <w:bCs/>
+                <w:sz w:val="20"/>
               </w:rPr>
               <w:t xml:space="preserve">50%（まあ納得）</w:t>
             </w:r>
@@ -1071,20 +1209,30 @@
               <w:pStyle w:val="Compact"/>
             </w:pPr>
             <w:r>
+              <w:rPr>
+                <w:rFonts w:ascii="Times New Roman" w:hAnsi="Times New Roman" w:eastAsia="游明朝"/>
+                <w:sz w:val="20"/>
+              </w:rPr>
               <w:t xml:space="preserve">70% </w:t>
             </w:r>
             <w:r>
               <w:rPr>
-                <w:rFonts w:hint="eastAsia"/>
+                <w:rFonts w:hint="eastAsia" w:ascii="Times New Roman" w:hAnsi="Times New Roman" w:eastAsia="游明朝"/>
+                <w:sz w:val="20"/>
               </w:rPr>
               <w:t xml:space="preserve">[T8修正:</w:t>
             </w:r>
             <w:r>
+              <w:rPr>
+                <w:rFonts w:ascii="Times New Roman" w:hAnsi="Times New Roman" w:eastAsia="游明朝"/>
+                <w:sz w:val="20"/>
+              </w:rPr>
               <w:t xml:space="preserve"> </w:t>
             </w:r>
             <w:r>
               <w:rPr>
-                <w:rFonts w:hint="eastAsia"/>
+                <w:rFonts w:hint="eastAsia" w:ascii="Times New Roman" w:hAnsi="Times New Roman" w:eastAsia="游明朝"/>
+                <w:sz w:val="20"/>
               </w:rPr>
               <w:t xml:space="preserve">CVS事例によるリスクの条件付きアノテーション]</w:t>
             </w:r>
@@ -1098,7 +1246,8 @@
             </w:pPr>
             <w:r>
               <w:rPr>
-                <w:rFonts w:hint="eastAsia"/>
+                <w:rFonts w:hint="eastAsia" w:ascii="Times New Roman" w:hAnsi="Times New Roman" w:eastAsia="游明朝"/>
+                <w:sz w:val="20"/>
               </w:rPr>
               <w:t xml:space="preserve">慢性疾患での粘着性、ブランド力</w:t>
             </w:r>
@@ -1112,7 +1261,8 @@
             </w:pPr>
             <w:r>
               <w:rPr>
-                <w:rFonts w:hint="eastAsia"/>
+                <w:rFonts w:hint="eastAsia" w:ascii="Times New Roman" w:hAnsi="Times New Roman" w:eastAsia="游明朝"/>
+                <w:sz w:val="20"/>
               </w:rPr>
               <w:t xml:space="preserve">PBMスイッチリスク（CVS事例）</w:t>
             </w:r>
@@ -1127,6 +1277,10 @@
               <w:pStyle w:val="Compact"/>
             </w:pPr>
             <w:r>
+              <w:rPr>
+                <w:rFonts w:ascii="Times New Roman" w:hAnsi="Times New Roman" w:eastAsia="游明朝"/>
+                <w:sz w:val="20"/>
+              </w:rPr>
               <w:t xml:space="preserve">6</w:t>
             </w:r>
           </w:p>
@@ -1139,7 +1293,8 @@
             </w:pPr>
             <w:r>
               <w:rPr>
-                <w:rFonts w:hint="eastAsia"/>
+                <w:rFonts w:hint="eastAsia" w:ascii="Times New Roman" w:hAnsi="Times New Roman" w:eastAsia="游明朝"/>
+                <w:sz w:val="20"/>
               </w:rPr>
               <w:t xml:space="preserve">グローバル医療機関ネットワーク</w:t>
             </w:r>
@@ -1153,9 +1308,10 @@
             </w:pPr>
             <w:r>
               <w:rPr>
-                <w:rFonts w:hint="eastAsia"/>
+                <w:rFonts w:hint="eastAsia" w:ascii="Times New Roman" w:hAnsi="Times New Roman" w:eastAsia="游明朝"/>
                 <w:b/>
                 <w:bCs/>
+                <w:sz w:val="20"/>
               </w:rPr>
               <w:t xml:space="preserve">30%（あまり納得しない）</w:t>
             </w:r>
@@ -1168,20 +1324,30 @@
               <w:pStyle w:val="Compact"/>
             </w:pPr>
             <w:r>
+              <w:rPr>
+                <w:rFonts w:ascii="Times New Roman" w:hAnsi="Times New Roman" w:eastAsia="游明朝"/>
+                <w:sz w:val="20"/>
+              </w:rPr>
               <w:t xml:space="preserve">50% </w:t>
             </w:r>
             <w:r>
               <w:rPr>
-                <w:rFonts w:hint="eastAsia"/>
+                <w:rFonts w:hint="eastAsia" w:ascii="Times New Roman" w:hAnsi="Times New Roman" w:eastAsia="游明朝"/>
+                <w:sz w:val="20"/>
               </w:rPr>
               <w:t xml:space="preserve">[T8修正:</w:t>
             </w:r>
             <w:r>
+              <w:rPr>
+                <w:rFonts w:ascii="Times New Roman" w:hAnsi="Times New Roman" w:eastAsia="游明朝"/>
+                <w:sz w:val="20"/>
+              </w:rPr>
               <w:t xml:space="preserve"> </w:t>
             </w:r>
             <w:r>
               <w:rPr>
-                <w:rFonts w:hint="eastAsia"/>
+                <w:rFonts w:hint="eastAsia" w:ascii="Times New Roman" w:hAnsi="Times New Roman" w:eastAsia="游明朝"/>
+                <w:sz w:val="20"/>
               </w:rPr>
               <w:t xml:space="preserve">掛け算方針との整合性注記]</w:t>
             </w:r>
@@ -1195,7 +1361,8 @@
             </w:pPr>
             <w:r>
               <w:rPr>
-                <w:rFonts w:hint="eastAsia"/>
+                <w:rFonts w:hint="eastAsia" w:ascii="Times New Roman" w:hAnsi="Times New Roman" w:eastAsia="游明朝"/>
+                <w:sz w:val="20"/>
               </w:rPr>
               <w:t xml:space="preserve">メガファーマの一角、複数領域展開</w:t>
             </w:r>
@@ -1209,16 +1376,22 @@
             </w:pPr>
             <w:r>
               <w:rPr>
-                <w:rFonts w:hint="eastAsia"/>
+                <w:rFonts w:hint="eastAsia" w:ascii="Times New Roman" w:hAnsi="Times New Roman" w:eastAsia="游明朝"/>
+                <w:sz w:val="20"/>
               </w:rPr>
               <w:t xml:space="preserve">大手間共通能力（ルール3/7</w:t>
             </w:r>
             <w:r>
+              <w:rPr>
+                <w:rFonts w:ascii="Times New Roman" w:hAnsi="Times New Roman" w:eastAsia="游明朝"/>
+                <w:sz w:val="20"/>
+              </w:rPr>
               <w:t xml:space="preserve"> </w:t>
             </w:r>
             <w:r>
               <w:rPr>
-                <w:rFonts w:hint="eastAsia"/>
+                <w:rFonts w:hint="eastAsia" w:ascii="Times New Roman" w:hAnsi="Times New Roman" w:eastAsia="游明朝"/>
+                <w:sz w:val="20"/>
               </w:rPr>
               <w:t xml:space="preserve">FAIL）</w:t>
             </w:r>
@@ -1596,6 +1769,10 @@
               <w:pStyle w:val="Compact"/>
             </w:pPr>
             <w:r>
+              <w:rPr>
+                <w:rFonts w:ascii="Times New Roman" w:hAnsi="Times New Roman" w:eastAsia="游明朝"/>
+                <w:sz w:val="20"/>
+              </w:rPr>
               <w:t xml:space="preserve">ルール</w:t>
             </w:r>
           </w:p>
@@ -1608,7 +1785,8 @@
             </w:pPr>
             <w:r>
               <w:rPr>
-                <w:rFonts w:hint="eastAsia"/>
+                <w:rFonts w:hint="eastAsia" w:ascii="Times New Roman" w:hAnsi="Times New Roman" w:eastAsia="游明朝"/>
+                <w:sz w:val="20"/>
               </w:rPr>
               <w:t xml:space="preserve">判定</w:t>
             </w:r>
@@ -1622,7 +1800,8 @@
             </w:pPr>
             <w:r>
               <w:rPr>
-                <w:rFonts w:hint="eastAsia"/>
+                <w:rFonts w:hint="eastAsia" w:ascii="Times New Roman" w:hAnsi="Times New Roman" w:eastAsia="游明朝"/>
+                <w:sz w:val="20"/>
               </w:rPr>
               <w:t xml:space="preserve">根拠</w:t>
             </w:r>
@@ -1637,20 +1816,30 @@
               <w:pStyle w:val="Compact"/>
             </w:pPr>
             <w:r>
+              <w:rPr>
+                <w:rFonts w:ascii="Times New Roman" w:hAnsi="Times New Roman" w:eastAsia="游明朝"/>
+                <w:sz w:val="20"/>
+              </w:rPr>
               <w:t xml:space="preserve">1: </w:t>
             </w:r>
             <w:r>
               <w:rPr>
-                <w:rFonts w:hint="eastAsia"/>
+                <w:rFonts w:hint="eastAsia" w:ascii="Times New Roman" w:hAnsi="Times New Roman" w:eastAsia="游明朝"/>
+                <w:sz w:val="20"/>
               </w:rPr>
               <w:t xml:space="preserve">能力</w:t>
             </w:r>
             <w:r>
+              <w:rPr>
+                <w:rFonts w:ascii="Times New Roman" w:hAnsi="Times New Roman" w:eastAsia="游明朝"/>
+                <w:sz w:val="20"/>
+              </w:rPr>
               <w:t xml:space="preserve"> vs </w:t>
             </w:r>
             <w:r>
               <w:rPr>
-                <w:rFonts w:hint="eastAsia"/>
+                <w:rFonts w:hint="eastAsia" w:ascii="Times New Roman" w:hAnsi="Times New Roman" w:eastAsia="游明朝"/>
+                <w:sz w:val="20"/>
               </w:rPr>
               <w:t xml:space="preserve">結果</w:t>
             </w:r>
@@ -1663,6 +1852,10 @@
               <w:pStyle w:val="Compact"/>
             </w:pPr>
             <w:r>
+              <w:rPr>
+                <w:rFonts w:ascii="Times New Roman" w:hAnsi="Times New Roman" w:eastAsia="游明朝"/>
+                <w:sz w:val="20"/>
+              </w:rPr>
               <w:t xml:space="preserve">PARTIAL</w:t>
             </w:r>
           </w:p>
@@ -1675,7 +1868,8 @@
             </w:pPr>
             <w:r>
               <w:rPr>
-                <w:rFonts w:hint="eastAsia"/>
+                <w:rFonts w:hint="eastAsia" w:ascii="Times New Roman" w:hAnsi="Times New Roman" w:eastAsia="游明朝"/>
+                <w:sz w:val="20"/>
               </w:rPr>
               <w:t xml:space="preserve">ポートフォリオ展開はポジション=結果に近い。経営執行の能力面もある</w:t>
             </w:r>
@@ -1690,11 +1884,16 @@
               <w:pStyle w:val="Compact"/>
             </w:pPr>
             <w:r>
+              <w:rPr>
+                <w:rFonts w:ascii="Times New Roman" w:hAnsi="Times New Roman" w:eastAsia="游明朝"/>
+                <w:sz w:val="20"/>
+              </w:rPr>
               <w:t xml:space="preserve">2: </w:t>
             </w:r>
             <w:r>
               <w:rPr>
-                <w:rFonts w:hint="eastAsia"/>
+                <w:rFonts w:hint="eastAsia" w:ascii="Times New Roman" w:hAnsi="Times New Roman" w:eastAsia="游明朝"/>
+                <w:sz w:val="20"/>
               </w:rPr>
               <w:t xml:space="preserve">名詞属性</w:t>
             </w:r>
@@ -1707,6 +1906,10 @@
               <w:pStyle w:val="Compact"/>
             </w:pPr>
             <w:r>
+              <w:rPr>
+                <w:rFonts w:ascii="Times New Roman" w:hAnsi="Times New Roman" w:eastAsia="游明朝"/>
+                <w:sz w:val="20"/>
+              </w:rPr>
               <w:t xml:space="preserve">PARTIAL</w:t>
             </w:r>
           </w:p>
@@ -1719,7 +1922,8 @@
             </w:pPr>
             <w:r>
               <w:rPr>
-                <w:rFonts w:hint="eastAsia"/>
+                <w:rFonts w:hint="eastAsia" w:ascii="Times New Roman" w:hAnsi="Times New Roman" w:eastAsia="游明朝"/>
+                <w:sz w:val="20"/>
               </w:rPr>
               <w:t xml:space="preserve">「ポートフォリオ戦略」は戦略寄り。「管理力」が適切</w:t>
             </w:r>
@@ -1734,11 +1938,16 @@
               <w:pStyle w:val="Compact"/>
             </w:pPr>
             <w:r>
+              <w:rPr>
+                <w:rFonts w:ascii="Times New Roman" w:hAnsi="Times New Roman" w:eastAsia="游明朝"/>
+                <w:sz w:val="20"/>
+              </w:rPr>
               <w:t xml:space="preserve">3: </w:t>
             </w:r>
             <w:r>
               <w:rPr>
-                <w:rFonts w:hint="eastAsia"/>
+                <w:rFonts w:hint="eastAsia" w:ascii="Times New Roman" w:hAnsi="Times New Roman" w:eastAsia="游明朝"/>
+                <w:sz w:val="20"/>
               </w:rPr>
               <w:t xml:space="preserve">相対的優位性</w:t>
             </w:r>
@@ -1751,6 +1960,10 @@
               <w:pStyle w:val="Compact"/>
             </w:pPr>
             <w:r>
+              <w:rPr>
+                <w:rFonts w:ascii="Times New Roman" w:hAnsi="Times New Roman" w:eastAsia="游明朝"/>
+                <w:sz w:val="20"/>
+              </w:rPr>
               <w:t xml:space="preserve">FAIL</w:t>
             </w:r>
           </w:p>
@@ -1763,7 +1976,8 @@
             </w:pPr>
             <w:r>
               <w:rPr>
-                <w:rFonts w:hint="eastAsia"/>
+                <w:rFonts w:hint="eastAsia" w:ascii="Times New Roman" w:hAnsi="Times New Roman" w:eastAsia="游明朝"/>
+                <w:sz w:val="20"/>
               </w:rPr>
               <w:t xml:space="preserve">メガファーマ共通能力</w:t>
             </w:r>
@@ -1778,11 +1992,16 @@
               <w:pStyle w:val="Compact"/>
             </w:pPr>
             <w:r>
+              <w:rPr>
+                <w:rFonts w:ascii="Times New Roman" w:hAnsi="Times New Roman" w:eastAsia="游明朝"/>
+                <w:sz w:val="20"/>
+              </w:rPr>
               <w:t xml:space="preserve">4: </w:t>
             </w:r>
             <w:r>
               <w:rPr>
-                <w:rFonts w:hint="eastAsia"/>
+                <w:rFonts w:hint="eastAsia" w:ascii="Times New Roman" w:hAnsi="Times New Roman" w:eastAsia="游明朝"/>
+                <w:sz w:val="20"/>
               </w:rPr>
               <w:t xml:space="preserve">説明力</w:t>
             </w:r>
@@ -1795,6 +2014,10 @@
               <w:pStyle w:val="Compact"/>
             </w:pPr>
             <w:r>
+              <w:rPr>
+                <w:rFonts w:ascii="Times New Roman" w:hAnsi="Times New Roman" w:eastAsia="游明朝"/>
+                <w:sz w:val="20"/>
+              </w:rPr>
               <w:t xml:space="preserve">PARTIAL</w:t>
             </w:r>
           </w:p>
@@ -1807,7 +2030,8 @@
             </w:pPr>
             <w:r>
               <w:rPr>
-                <w:rFonts w:hint="eastAsia"/>
+                <w:rFonts w:hint="eastAsia" w:ascii="Times New Roman" w:hAnsi="Times New Roman" w:eastAsia="游明朝"/>
+                <w:sz w:val="20"/>
               </w:rPr>
               <w:t xml:space="preserve">3領域展開は事実。相対的ポジション定量比較は限定的</w:t>
             </w:r>
@@ -1822,20 +2046,30 @@
               <w:pStyle w:val="Compact"/>
             </w:pPr>
             <w:r>
+              <w:rPr>
+                <w:rFonts w:ascii="Times New Roman" w:hAnsi="Times New Roman" w:eastAsia="游明朝"/>
+                <w:sz w:val="20"/>
+              </w:rPr>
               <w:t xml:space="preserve">6: </w:t>
             </w:r>
             <w:r>
               <w:rPr>
-                <w:rFonts w:hint="eastAsia"/>
+                <w:rFonts w:hint="eastAsia" w:ascii="Times New Roman" w:hAnsi="Times New Roman" w:eastAsia="游明朝"/>
+                <w:sz w:val="20"/>
               </w:rPr>
               <w:t xml:space="preserve">構造的</w:t>
             </w:r>
             <w:r>
+              <w:rPr>
+                <w:rFonts w:ascii="Times New Roman" w:hAnsi="Times New Roman" w:eastAsia="游明朝"/>
+                <w:sz w:val="20"/>
+              </w:rPr>
               <w:t xml:space="preserve"> vs </w:t>
             </w:r>
             <w:r>
               <w:rPr>
-                <w:rFonts w:hint="eastAsia"/>
+                <w:rFonts w:hint="eastAsia" w:ascii="Times New Roman" w:hAnsi="Times New Roman" w:eastAsia="游明朝"/>
+                <w:sz w:val="20"/>
               </w:rPr>
               <w:t xml:space="preserve">補完</w:t>
             </w:r>
@@ -1848,6 +2082,10 @@
               <w:pStyle w:val="Compact"/>
             </w:pPr>
             <w:r>
+              <w:rPr>
+                <w:rFonts w:ascii="Times New Roman" w:hAnsi="Times New Roman" w:eastAsia="游明朝"/>
+                <w:sz w:val="20"/>
+              </w:rPr>
               <w:t xml:space="preserve">PARTIAL</w:t>
             </w:r>
           </w:p>
@@ -1860,7 +2098,8 @@
             </w:pPr>
             <w:r>
               <w:rPr>
-                <w:rFonts w:hint="eastAsia"/>
+                <w:rFonts w:hint="eastAsia" w:ascii="Times New Roman" w:hAnsi="Times New Roman" w:eastAsia="游明朝"/>
+                <w:sz w:val="20"/>
               </w:rPr>
               <w:t xml:space="preserve">補完的。個々の薬剤の競争力が本質</w:t>
             </w:r>
@@ -1875,11 +2114,16 @@
               <w:pStyle w:val="Compact"/>
             </w:pPr>
             <w:r>
+              <w:rPr>
+                <w:rFonts w:ascii="Times New Roman" w:hAnsi="Times New Roman" w:eastAsia="游明朝"/>
+                <w:sz w:val="20"/>
+              </w:rPr>
               <w:t xml:space="preserve">7: </w:t>
             </w:r>
             <w:r>
               <w:rPr>
-                <w:rFonts w:hint="eastAsia"/>
+                <w:rFonts w:hint="eastAsia" w:ascii="Times New Roman" w:hAnsi="Times New Roman" w:eastAsia="游明朝"/>
+                <w:sz w:val="20"/>
               </w:rPr>
               <w:t xml:space="preserve">純粋競合差別化</w:t>
             </w:r>
@@ -1892,6 +2136,10 @@
               <w:pStyle w:val="Compact"/>
             </w:pPr>
             <w:r>
+              <w:rPr>
+                <w:rFonts w:ascii="Times New Roman" w:hAnsi="Times New Roman" w:eastAsia="游明朝"/>
+                <w:sz w:val="20"/>
+              </w:rPr>
               <w:t xml:space="preserve">FAIL</w:t>
             </w:r>
           </w:p>
@@ -1904,7 +2152,8 @@
             </w:pPr>
             <w:r>
               <w:rPr>
-                <w:rFonts w:hint="eastAsia"/>
+                <w:rFonts w:hint="eastAsia" w:ascii="Times New Roman" w:hAnsi="Times New Roman" w:eastAsia="游明朝"/>
+                <w:sz w:val="20"/>
               </w:rPr>
               <w:t xml:space="preserve">大手間差別化不十分</w:t>
             </w:r>
@@ -1919,20 +2168,30 @@
               <w:pStyle w:val="Compact"/>
             </w:pPr>
             <w:r>
+              <w:rPr>
+                <w:rFonts w:ascii="Times New Roman" w:hAnsi="Times New Roman" w:eastAsia="游明朝"/>
+                <w:sz w:val="20"/>
+              </w:rPr>
               <w:t xml:space="preserve">8: </w:t>
             </w:r>
             <w:r>
               <w:rPr>
-                <w:rFonts w:hint="eastAsia"/>
+                <w:rFonts w:hint="eastAsia" w:ascii="Times New Roman" w:hAnsi="Times New Roman" w:eastAsia="游明朝"/>
+                <w:sz w:val="20"/>
               </w:rPr>
               <w:t xml:space="preserve">戦略</w:t>
             </w:r>
             <w:r>
+              <w:rPr>
+                <w:rFonts w:ascii="Times New Roman" w:hAnsi="Times New Roman" w:eastAsia="游明朝"/>
+                <w:sz w:val="20"/>
+              </w:rPr>
               <w:t xml:space="preserve"> ≠ </w:t>
             </w:r>
             <w:r>
               <w:rPr>
-                <w:rFonts w:hint="eastAsia"/>
+                <w:rFonts w:hint="eastAsia" w:ascii="Times New Roman" w:hAnsi="Times New Roman" w:eastAsia="游明朝"/>
+                <w:sz w:val="20"/>
               </w:rPr>
               <w:t xml:space="preserve">優位性</w:t>
             </w:r>
@@ -1945,6 +2204,10 @@
               <w:pStyle w:val="Compact"/>
             </w:pPr>
             <w:r>
+              <w:rPr>
+                <w:rFonts w:ascii="Times New Roman" w:hAnsi="Times New Roman" w:eastAsia="游明朝"/>
+                <w:sz w:val="20"/>
+              </w:rPr>
               <w:t xml:space="preserve">WARN</w:t>
             </w:r>
           </w:p>
@@ -1957,7 +2220,8 @@
             </w:pPr>
             <w:r>
               <w:rPr>
-                <w:rFonts w:hint="eastAsia"/>
+                <w:rFonts w:hint="eastAsia" w:ascii="Times New Roman" w:hAnsi="Times New Roman" w:eastAsia="游明朝"/>
+                <w:sz w:val="20"/>
               </w:rPr>
               <w:t xml:space="preserve">「戦略」は意思決定、優位性はそれを可能にする力</w:t>
             </w:r>
@@ -1972,11 +2236,16 @@
               <w:pStyle w:val="Compact"/>
             </w:pPr>
             <w:r>
+              <w:rPr>
+                <w:rFonts w:ascii="Times New Roman" w:hAnsi="Times New Roman" w:eastAsia="游明朝"/>
+                <w:sz w:val="20"/>
+              </w:rPr>
               <w:t xml:space="preserve">9: </w:t>
             </w:r>
             <w:r>
               <w:rPr>
-                <w:rFonts w:hint="eastAsia"/>
+                <w:rFonts w:hint="eastAsia" w:ascii="Times New Roman" w:hAnsi="Times New Roman" w:eastAsia="游明朝"/>
+                <w:sz w:val="20"/>
               </w:rPr>
               <w:t xml:space="preserve">事実誤認</w:t>
             </w:r>
@@ -1989,6 +2258,10 @@
               <w:pStyle w:val="Compact"/>
             </w:pPr>
             <w:r>
+              <w:rPr>
+                <w:rFonts w:ascii="Times New Roman" w:hAnsi="Times New Roman" w:eastAsia="游明朝"/>
+                <w:sz w:val="20"/>
+              </w:rPr>
               <w:t xml:space="preserve">N/A</w:t>
             </w:r>
           </w:p>
@@ -2000,6 +2273,10 @@
               <w:pStyle w:val="Compact"/>
             </w:pPr>
             <w:r>
+              <w:rPr>
+                <w:rFonts w:ascii="Times New Roman" w:hAnsi="Times New Roman" w:eastAsia="游明朝"/>
+                <w:sz w:val="20"/>
+              </w:rPr>
               <w:t xml:space="preserve">-</w:t>
             </w:r>
           </w:p>
@@ -2013,6 +2290,10 @@
               <w:pStyle w:val="Compact"/>
             </w:pPr>
             <w:r>
+              <w:rPr>
+                <w:rFonts w:ascii="Times New Roman" w:hAnsi="Times New Roman" w:eastAsia="游明朝"/>
+                <w:sz w:val="20"/>
+              </w:rPr>
               <w:t xml:space="preserve">10: ネガティブケース</w:t>
             </w:r>
           </w:p>
@@ -2024,6 +2305,10 @@
               <w:pStyle w:val="Compact"/>
             </w:pPr>
             <w:r>
+              <w:rPr>
+                <w:rFonts w:ascii="Times New Roman" w:hAnsi="Times New Roman" w:eastAsia="游明朝"/>
+                <w:sz w:val="20"/>
+              </w:rPr>
               <w:t xml:space="preserve">N/A</w:t>
             </w:r>
           </w:p>
@@ -2035,6 +2320,10 @@
               <w:pStyle w:val="Compact"/>
             </w:pPr>
             <w:r>
+              <w:rPr>
+                <w:rFonts w:ascii="Times New Roman" w:hAnsi="Times New Roman" w:eastAsia="游明朝"/>
+                <w:sz w:val="20"/>
+              </w:rPr>
               <w:t xml:space="preserve">-</w:t>
             </w:r>
           </w:p>
@@ -2048,11 +2337,16 @@
               <w:pStyle w:val="Compact"/>
             </w:pPr>
             <w:r>
+              <w:rPr>
+                <w:rFonts w:ascii="Times New Roman" w:hAnsi="Times New Roman" w:eastAsia="游明朝"/>
+                <w:sz w:val="20"/>
+              </w:rPr>
               <w:t xml:space="preserve">11: </w:t>
             </w:r>
             <w:r>
               <w:rPr>
-                <w:rFonts w:hint="eastAsia"/>
+                <w:rFonts w:hint="eastAsia" w:ascii="Times New Roman" w:hAnsi="Times New Roman" w:eastAsia="游明朝"/>
+                <w:sz w:val="20"/>
               </w:rPr>
               <w:t xml:space="preserve">業界構造合致</w:t>
             </w:r>
@@ -2065,6 +2359,10 @@
               <w:pStyle w:val="Compact"/>
             </w:pPr>
             <w:r>
+              <w:rPr>
+                <w:rFonts w:ascii="Times New Roman" w:hAnsi="Times New Roman" w:eastAsia="游明朝"/>
+                <w:sz w:val="20"/>
+              </w:rPr>
               <w:t xml:space="preserve">PARTIAL</w:t>
             </w:r>
           </w:p>
@@ -2077,7 +2375,8 @@
             </w:pPr>
             <w:r>
               <w:rPr>
-                <w:rFonts w:hint="eastAsia"/>
+                <w:rFonts w:hint="eastAsia" w:ascii="Times New Roman" w:hAnsi="Times New Roman" w:eastAsia="游明朝"/>
+                <w:sz w:val="20"/>
               </w:rPr>
               <w:t xml:space="preserve">メガファーマの基本条件</w:t>
             </w:r>
@@ -2509,6 +2808,10 @@
               <w:pStyle w:val="Compact"/>
             </w:pPr>
             <w:r>
+              <w:rPr>
+                <w:rFonts w:ascii="Times New Roman" w:hAnsi="Times New Roman" w:eastAsia="游明朝"/>
+                <w:sz w:val="20"/>
+              </w:rPr>
               <w:t xml:space="preserve">ルール</w:t>
             </w:r>
           </w:p>
@@ -2521,7 +2824,8 @@
             </w:pPr>
             <w:r>
               <w:rPr>
-                <w:rFonts w:hint="eastAsia"/>
+                <w:rFonts w:hint="eastAsia" w:ascii="Times New Roman" w:hAnsi="Times New Roman" w:eastAsia="游明朝"/>
+                <w:sz w:val="20"/>
               </w:rPr>
               <w:t xml:space="preserve">判定</w:t>
             </w:r>
@@ -2535,7 +2839,8 @@
             </w:pPr>
             <w:r>
               <w:rPr>
-                <w:rFonts w:hint="eastAsia"/>
+                <w:rFonts w:hint="eastAsia" w:ascii="Times New Roman" w:hAnsi="Times New Roman" w:eastAsia="游明朝"/>
+                <w:sz w:val="20"/>
               </w:rPr>
               <w:t xml:space="preserve">根拠</w:t>
             </w:r>
@@ -2550,20 +2855,30 @@
               <w:pStyle w:val="Compact"/>
             </w:pPr>
             <w:r>
+              <w:rPr>
+                <w:rFonts w:ascii="Times New Roman" w:hAnsi="Times New Roman" w:eastAsia="游明朝"/>
+                <w:sz w:val="20"/>
+              </w:rPr>
               <w:t xml:space="preserve">1: </w:t>
             </w:r>
             <w:r>
               <w:rPr>
-                <w:rFonts w:hint="eastAsia"/>
+                <w:rFonts w:hint="eastAsia" w:ascii="Times New Roman" w:hAnsi="Times New Roman" w:eastAsia="游明朝"/>
+                <w:sz w:val="20"/>
               </w:rPr>
               <w:t xml:space="preserve">能力</w:t>
             </w:r>
             <w:r>
+              <w:rPr>
+                <w:rFonts w:ascii="Times New Roman" w:hAnsi="Times New Roman" w:eastAsia="游明朝"/>
+                <w:sz w:val="20"/>
+              </w:rPr>
               <w:t xml:space="preserve"> vs </w:t>
             </w:r>
             <w:r>
               <w:rPr>
-                <w:rFonts w:hint="eastAsia"/>
+                <w:rFonts w:hint="eastAsia" w:ascii="Times New Roman" w:hAnsi="Times New Roman" w:eastAsia="游明朝"/>
+                <w:sz w:val="20"/>
               </w:rPr>
               <w:t xml:space="preserve">結果</w:t>
             </w:r>
@@ -2576,6 +2891,10 @@
               <w:pStyle w:val="Compact"/>
             </w:pPr>
             <w:r>
+              <w:rPr>
+                <w:rFonts w:ascii="Times New Roman" w:hAnsi="Times New Roman" w:eastAsia="游明朝"/>
+                <w:sz w:val="20"/>
+              </w:rPr>
               <w:t xml:space="preserve">PASS</w:t>
             </w:r>
           </w:p>
@@ -2588,7 +2907,8 @@
             </w:pPr>
             <w:r>
               <w:rPr>
-                <w:rFonts w:hint="eastAsia"/>
+                <w:rFonts w:hint="eastAsia" w:ascii="Times New Roman" w:hAnsi="Times New Roman" w:eastAsia="游明朝"/>
+                <w:sz w:val="20"/>
               </w:rPr>
               <w:t xml:space="preserve">低分子技術力は能力</w:t>
             </w:r>
@@ -2603,11 +2923,16 @@
               <w:pStyle w:val="Compact"/>
             </w:pPr>
             <w:r>
+              <w:rPr>
+                <w:rFonts w:ascii="Times New Roman" w:hAnsi="Times New Roman" w:eastAsia="游明朝"/>
+                <w:sz w:val="20"/>
+              </w:rPr>
               <w:t xml:space="preserve">2: </w:t>
             </w:r>
             <w:r>
               <w:rPr>
-                <w:rFonts w:hint="eastAsia"/>
+                <w:rFonts w:hint="eastAsia" w:ascii="Times New Roman" w:hAnsi="Times New Roman" w:eastAsia="游明朝"/>
+                <w:sz w:val="20"/>
               </w:rPr>
               <w:t xml:space="preserve">名詞属性</w:t>
             </w:r>
@@ -2620,6 +2945,10 @@
               <w:pStyle w:val="Compact"/>
             </w:pPr>
             <w:r>
+              <w:rPr>
+                <w:rFonts w:ascii="Times New Roman" w:hAnsi="Times New Roman" w:eastAsia="游明朝"/>
+                <w:sz w:val="20"/>
+              </w:rPr>
               <w:t xml:space="preserve">PASS</w:t>
             </w:r>
           </w:p>
@@ -2632,7 +2961,8 @@
             </w:pPr>
             <w:r>
               <w:rPr>
-                <w:rFonts w:hint="eastAsia"/>
+                <w:rFonts w:hint="eastAsia" w:ascii="Times New Roman" w:hAnsi="Times New Roman" w:eastAsia="游明朝"/>
+                <w:sz w:val="20"/>
               </w:rPr>
               <w:t xml:space="preserve">技術的差別化、製造効率は名詞属性</w:t>
             </w:r>
@@ -2647,11 +2977,16 @@
               <w:pStyle w:val="Compact"/>
             </w:pPr>
             <w:r>
+              <w:rPr>
+                <w:rFonts w:ascii="Times New Roman" w:hAnsi="Times New Roman" w:eastAsia="游明朝"/>
+                <w:sz w:val="20"/>
+              </w:rPr>
               <w:t xml:space="preserve">3: </w:t>
             </w:r>
             <w:r>
               <w:rPr>
-                <w:rFonts w:hint="eastAsia"/>
+                <w:rFonts w:hint="eastAsia" w:ascii="Times New Roman" w:hAnsi="Times New Roman" w:eastAsia="游明朝"/>
+                <w:sz w:val="20"/>
               </w:rPr>
               <w:t xml:space="preserve">相対的優位性</w:t>
             </w:r>
@@ -2664,6 +2999,10 @@
               <w:pStyle w:val="Compact"/>
             </w:pPr>
             <w:r>
+              <w:rPr>
+                <w:rFonts w:ascii="Times New Roman" w:hAnsi="Times New Roman" w:eastAsia="游明朝"/>
+                <w:sz w:val="20"/>
+              </w:rPr>
               <w:t xml:space="preserve">PASS</w:t>
             </w:r>
           </w:p>
@@ -2676,7 +3015,8 @@
             </w:pPr>
             <w:r>
               <w:rPr>
-                <w:rFonts w:hint="eastAsia"/>
+                <w:rFonts w:hint="eastAsia" w:ascii="Times New Roman" w:hAnsi="Times New Roman" w:eastAsia="游明朝"/>
+                <w:sz w:val="20"/>
               </w:rPr>
               <w:t xml:space="preserve">NOVO対比で明確な差別化</w:t>
             </w:r>
@@ -2691,11 +3031,16 @@
               <w:pStyle w:val="Compact"/>
             </w:pPr>
             <w:r>
+              <w:rPr>
+                <w:rFonts w:ascii="Times New Roman" w:hAnsi="Times New Roman" w:eastAsia="游明朝"/>
+                <w:sz w:val="20"/>
+              </w:rPr>
               <w:t xml:space="preserve">4: </w:t>
             </w:r>
             <w:r>
               <w:rPr>
-                <w:rFonts w:hint="eastAsia"/>
+                <w:rFonts w:hint="eastAsia" w:ascii="Times New Roman" w:hAnsi="Times New Roman" w:eastAsia="游明朝"/>
+                <w:sz w:val="20"/>
               </w:rPr>
               <w:t xml:space="preserve">説明力</w:t>
             </w:r>
@@ -2708,6 +3053,10 @@
               <w:pStyle w:val="Compact"/>
             </w:pPr>
             <w:r>
+              <w:rPr>
+                <w:rFonts w:ascii="Times New Roman" w:hAnsi="Times New Roman" w:eastAsia="游明朝"/>
+                <w:sz w:val="20"/>
+              </w:rPr>
               <w:t xml:space="preserve">PASS</w:t>
             </w:r>
           </w:p>
@@ -2720,7 +3069,8 @@
             </w:pPr>
             <w:r>
               <w:rPr>
-                <w:rFonts w:hint="eastAsia"/>
+                <w:rFonts w:hint="eastAsia" w:ascii="Times New Roman" w:hAnsi="Times New Roman" w:eastAsia="游明朝"/>
+                <w:sz w:val="20"/>
               </w:rPr>
               <w:t xml:space="preserve">P3データ、在庫、リードタイム等の定量裏付け豊富</w:t>
             </w:r>
@@ -2735,20 +3085,30 @@
               <w:pStyle w:val="Compact"/>
             </w:pPr>
             <w:r>
+              <w:rPr>
+                <w:rFonts w:ascii="Times New Roman" w:hAnsi="Times New Roman" w:eastAsia="游明朝"/>
+                <w:sz w:val="20"/>
+              </w:rPr>
               <w:t xml:space="preserve">6: </w:t>
             </w:r>
             <w:r>
               <w:rPr>
-                <w:rFonts w:hint="eastAsia"/>
+                <w:rFonts w:hint="eastAsia" w:ascii="Times New Roman" w:hAnsi="Times New Roman" w:eastAsia="游明朝"/>
+                <w:sz w:val="20"/>
               </w:rPr>
               <w:t xml:space="preserve">構造的</w:t>
             </w:r>
             <w:r>
+              <w:rPr>
+                <w:rFonts w:ascii="Times New Roman" w:hAnsi="Times New Roman" w:eastAsia="游明朝"/>
+                <w:sz w:val="20"/>
+              </w:rPr>
               <w:t xml:space="preserve"> vs </w:t>
             </w:r>
             <w:r>
               <w:rPr>
-                <w:rFonts w:hint="eastAsia"/>
+                <w:rFonts w:hint="eastAsia" w:ascii="Times New Roman" w:hAnsi="Times New Roman" w:eastAsia="游明朝"/>
+                <w:sz w:val="20"/>
               </w:rPr>
               <w:t xml:space="preserve">補完</w:t>
             </w:r>
@@ -2761,6 +3121,10 @@
               <w:pStyle w:val="Compact"/>
             </w:pPr>
             <w:r>
+              <w:rPr>
+                <w:rFonts w:ascii="Times New Roman" w:hAnsi="Times New Roman" w:eastAsia="游明朝"/>
+                <w:sz w:val="20"/>
+              </w:rPr>
               <w:t xml:space="preserve">PASS</w:t>
             </w:r>
           </w:p>
@@ -2773,7 +3137,8 @@
             </w:pPr>
             <w:r>
               <w:rPr>
-                <w:rFonts w:hint="eastAsia"/>
+                <w:rFonts w:hint="eastAsia" w:ascii="Times New Roman" w:hAnsi="Times New Roman" w:eastAsia="游明朝"/>
+                <w:sz w:val="20"/>
               </w:rPr>
               <w:t xml:space="preserve">GLP-1経口剤セグメントの核心</w:t>
             </w:r>
@@ -2788,11 +3153,16 @@
               <w:pStyle w:val="Compact"/>
             </w:pPr>
             <w:r>
+              <w:rPr>
+                <w:rFonts w:ascii="Times New Roman" w:hAnsi="Times New Roman" w:eastAsia="游明朝"/>
+                <w:sz w:val="20"/>
+              </w:rPr>
               <w:t xml:space="preserve">7: </w:t>
             </w:r>
             <w:r>
               <w:rPr>
-                <w:rFonts w:hint="eastAsia"/>
+                <w:rFonts w:hint="eastAsia" w:ascii="Times New Roman" w:hAnsi="Times New Roman" w:eastAsia="游明朝"/>
+                <w:sz w:val="20"/>
               </w:rPr>
               <w:t xml:space="preserve">純粋競合差別化</w:t>
             </w:r>
@@ -2805,6 +3175,10 @@
               <w:pStyle w:val="Compact"/>
             </w:pPr>
             <w:r>
+              <w:rPr>
+                <w:rFonts w:ascii="Times New Roman" w:hAnsi="Times New Roman" w:eastAsia="游明朝"/>
+                <w:sz w:val="20"/>
+              </w:rPr>
               <w:t xml:space="preserve">PASS</w:t>
             </w:r>
           </w:p>
@@ -2817,7 +3191,8 @@
             </w:pPr>
             <w:r>
               <w:rPr>
-                <w:rFonts w:hint="eastAsia"/>
+                <w:rFonts w:hint="eastAsia" w:ascii="Times New Roman" w:hAnsi="Times New Roman" w:eastAsia="游明朝"/>
+                <w:sz w:val="20"/>
               </w:rPr>
               <w:t xml:space="preserve">NOVO対比3軸比較（食事制限・製造・安全性）</w:t>
             </w:r>
@@ -2832,20 +3207,30 @@
               <w:pStyle w:val="Compact"/>
             </w:pPr>
             <w:r>
+              <w:rPr>
+                <w:rFonts w:ascii="Times New Roman" w:hAnsi="Times New Roman" w:eastAsia="游明朝"/>
+                <w:sz w:val="20"/>
+              </w:rPr>
               <w:t xml:space="preserve">8: </w:t>
             </w:r>
             <w:r>
               <w:rPr>
-                <w:rFonts w:hint="eastAsia"/>
+                <w:rFonts w:hint="eastAsia" w:ascii="Times New Roman" w:hAnsi="Times New Roman" w:eastAsia="游明朝"/>
+                <w:sz w:val="20"/>
               </w:rPr>
               <w:t xml:space="preserve">戦略</w:t>
             </w:r>
             <w:r>
+              <w:rPr>
+                <w:rFonts w:ascii="Times New Roman" w:hAnsi="Times New Roman" w:eastAsia="游明朝"/>
+                <w:sz w:val="20"/>
+              </w:rPr>
               <w:t xml:space="preserve"> ≠ </w:t>
             </w:r>
             <w:r>
               <w:rPr>
-                <w:rFonts w:hint="eastAsia"/>
+                <w:rFonts w:hint="eastAsia" w:ascii="Times New Roman" w:hAnsi="Times New Roman" w:eastAsia="游明朝"/>
+                <w:sz w:val="20"/>
               </w:rPr>
               <w:t xml:space="preserve">優位性</w:t>
             </w:r>
@@ -2858,6 +3243,10 @@
               <w:pStyle w:val="Compact"/>
             </w:pPr>
             <w:r>
+              <w:rPr>
+                <w:rFonts w:ascii="Times New Roman" w:hAnsi="Times New Roman" w:eastAsia="游明朝"/>
+                <w:sz w:val="20"/>
+              </w:rPr>
               <w:t xml:space="preserve">PASS</w:t>
             </w:r>
           </w:p>
@@ -2870,7 +3259,8 @@
             </w:pPr>
             <w:r>
               <w:rPr>
-                <w:rFonts w:hint="eastAsia"/>
+                <w:rFonts w:hint="eastAsia" w:ascii="Times New Roman" w:hAnsi="Times New Roman" w:eastAsia="游明朝"/>
+                <w:sz w:val="20"/>
               </w:rPr>
               <w:t xml:space="preserve">技術力は能力。根源要因言及不足あり</w:t>
             </w:r>
@@ -2885,11 +3275,16 @@
               <w:pStyle w:val="Compact"/>
             </w:pPr>
             <w:r>
+              <w:rPr>
+                <w:rFonts w:ascii="Times New Roman" w:hAnsi="Times New Roman" w:eastAsia="游明朝"/>
+                <w:sz w:val="20"/>
+              </w:rPr>
               <w:t xml:space="preserve">9: </w:t>
             </w:r>
             <w:r>
               <w:rPr>
-                <w:rFonts w:hint="eastAsia"/>
+                <w:rFonts w:hint="eastAsia" w:ascii="Times New Roman" w:hAnsi="Times New Roman" w:eastAsia="游明朝"/>
+                <w:sz w:val="20"/>
               </w:rPr>
               <w:t xml:space="preserve">事実誤認</w:t>
             </w:r>
@@ -2902,6 +3297,10 @@
               <w:pStyle w:val="Compact"/>
             </w:pPr>
             <w:r>
+              <w:rPr>
+                <w:rFonts w:ascii="Times New Roman" w:hAnsi="Times New Roman" w:eastAsia="游明朝"/>
+                <w:sz w:val="20"/>
+              </w:rPr>
               <w:t xml:space="preserve">N/A</w:t>
             </w:r>
           </w:p>
@@ -2913,6 +3312,10 @@
               <w:pStyle w:val="Compact"/>
             </w:pPr>
             <w:r>
+              <w:rPr>
+                <w:rFonts w:ascii="Times New Roman" w:hAnsi="Times New Roman" w:eastAsia="游明朝"/>
+                <w:sz w:val="20"/>
+              </w:rPr>
               <w:t xml:space="preserve">-</w:t>
             </w:r>
           </w:p>
@@ -2926,6 +3329,10 @@
               <w:pStyle w:val="Compact"/>
             </w:pPr>
             <w:r>
+              <w:rPr>
+                <w:rFonts w:ascii="Times New Roman" w:hAnsi="Times New Roman" w:eastAsia="游明朝"/>
+                <w:sz w:val="20"/>
+              </w:rPr>
               <w:t xml:space="preserve">10: ネガティブケース</w:t>
             </w:r>
           </w:p>
@@ -2937,6 +3344,10 @@
               <w:pStyle w:val="Compact"/>
             </w:pPr>
             <w:r>
+              <w:rPr>
+                <w:rFonts w:ascii="Times New Roman" w:hAnsi="Times New Roman" w:eastAsia="游明朝"/>
+                <w:sz w:val="20"/>
+              </w:rPr>
               <w:t xml:space="preserve">PASS</w:t>
             </w:r>
           </w:p>
@@ -2949,7 +3360,8 @@
             </w:pPr>
             <w:r>
               <w:rPr>
-                <w:rFonts w:hint="eastAsia"/>
+                <w:rFonts w:hint="eastAsia" w:ascii="Times New Roman" w:hAnsi="Times New Roman" w:eastAsia="游明朝"/>
+                <w:sz w:val="20"/>
               </w:rPr>
               <w:t xml:space="preserve">競合の肝毒性断念がLLY技術力の相対的証明</w:t>
             </w:r>
@@ -2964,11 +3376,16 @@
               <w:pStyle w:val="Compact"/>
             </w:pPr>
             <w:r>
+              <w:rPr>
+                <w:rFonts w:ascii="Times New Roman" w:hAnsi="Times New Roman" w:eastAsia="游明朝"/>
+                <w:sz w:val="20"/>
+              </w:rPr>
               <w:t xml:space="preserve">11: </w:t>
             </w:r>
             <w:r>
               <w:rPr>
-                <w:rFonts w:hint="eastAsia"/>
+                <w:rFonts w:hint="eastAsia" w:ascii="Times New Roman" w:hAnsi="Times New Roman" w:eastAsia="游明朝"/>
+                <w:sz w:val="20"/>
               </w:rPr>
               <w:t xml:space="preserve">業界構造合致</w:t>
             </w:r>
@@ -2981,6 +3398,10 @@
               <w:pStyle w:val="Compact"/>
             </w:pPr>
             <w:r>
+              <w:rPr>
+                <w:rFonts w:ascii="Times New Roman" w:hAnsi="Times New Roman" w:eastAsia="游明朝"/>
+                <w:sz w:val="20"/>
+              </w:rPr>
               <w:t xml:space="preserve">PASS</w:t>
             </w:r>
           </w:p>
@@ -2993,7 +3414,8 @@
             </w:pPr>
             <w:r>
               <w:rPr>
-                <w:rFonts w:hint="eastAsia"/>
+                <w:rFonts w:hint="eastAsia" w:ascii="Times New Roman" w:hAnsi="Times New Roman" w:eastAsia="游明朝"/>
+                <w:sz w:val="20"/>
               </w:rPr>
               <w:t xml:space="preserve">注射→経口移行期に低分子製造優位が合致</w:t>
             </w:r>
@@ -3410,6 +3832,10 @@
               <w:pStyle w:val="Compact"/>
             </w:pPr>
             <w:r>
+              <w:rPr>
+                <w:rFonts w:ascii="Times New Roman" w:hAnsi="Times New Roman" w:eastAsia="游明朝"/>
+                <w:sz w:val="20"/>
+              </w:rPr>
               <w:t xml:space="preserve">ルール</w:t>
             </w:r>
           </w:p>
@@ -3422,7 +3848,8 @@
             </w:pPr>
             <w:r>
               <w:rPr>
-                <w:rFonts w:hint="eastAsia"/>
+                <w:rFonts w:hint="eastAsia" w:ascii="Times New Roman" w:hAnsi="Times New Roman" w:eastAsia="游明朝"/>
+                <w:sz w:val="20"/>
               </w:rPr>
               <w:t xml:space="preserve">判定</w:t>
             </w:r>
@@ -3436,7 +3863,8 @@
             </w:pPr>
             <w:r>
               <w:rPr>
-                <w:rFonts w:hint="eastAsia"/>
+                <w:rFonts w:hint="eastAsia" w:ascii="Times New Roman" w:hAnsi="Times New Roman" w:eastAsia="游明朝"/>
+                <w:sz w:val="20"/>
               </w:rPr>
               <w:t xml:space="preserve">根拠</w:t>
             </w:r>
@@ -3451,20 +3879,30 @@
               <w:pStyle w:val="Compact"/>
             </w:pPr>
             <w:r>
+              <w:rPr>
+                <w:rFonts w:ascii="Times New Roman" w:hAnsi="Times New Roman" w:eastAsia="游明朝"/>
+                <w:sz w:val="20"/>
+              </w:rPr>
               <w:t xml:space="preserve">1: </w:t>
             </w:r>
             <w:r>
               <w:rPr>
-                <w:rFonts w:hint="eastAsia"/>
+                <w:rFonts w:hint="eastAsia" w:ascii="Times New Roman" w:hAnsi="Times New Roman" w:eastAsia="游明朝"/>
+                <w:sz w:val="20"/>
               </w:rPr>
               <w:t xml:space="preserve">能力</w:t>
             </w:r>
             <w:r>
+              <w:rPr>
+                <w:rFonts w:ascii="Times New Roman" w:hAnsi="Times New Roman" w:eastAsia="游明朝"/>
+                <w:sz w:val="20"/>
+              </w:rPr>
               <w:t xml:space="preserve"> vs </w:t>
             </w:r>
             <w:r>
               <w:rPr>
-                <w:rFonts w:hint="eastAsia"/>
+                <w:rFonts w:hint="eastAsia" w:ascii="Times New Roman" w:hAnsi="Times New Roman" w:eastAsia="游明朝"/>
+                <w:sz w:val="20"/>
               </w:rPr>
               <w:t xml:space="preserve">結果</w:t>
             </w:r>
@@ -3477,6 +3915,10 @@
               <w:pStyle w:val="Compact"/>
             </w:pPr>
             <w:r>
+              <w:rPr>
+                <w:rFonts w:ascii="Times New Roman" w:hAnsi="Times New Roman" w:eastAsia="游明朝"/>
+                <w:sz w:val="20"/>
+              </w:rPr>
               <w:t xml:space="preserve">PASS</w:t>
             </w:r>
           </w:p>
@@ -3489,7 +3931,8 @@
             </w:pPr>
             <w:r>
               <w:rPr>
-                <w:rFonts w:hint="eastAsia"/>
+                <w:rFonts w:hint="eastAsia" w:ascii="Times New Roman" w:hAnsi="Times New Roman" w:eastAsia="游明朝"/>
+                <w:sz w:val="20"/>
               </w:rPr>
               <w:t xml:space="preserve">臨床開発ノウハウは能力</w:t>
             </w:r>
@@ -3504,11 +3947,16 @@
               <w:pStyle w:val="Compact"/>
             </w:pPr>
             <w:r>
+              <w:rPr>
+                <w:rFonts w:ascii="Times New Roman" w:hAnsi="Times New Roman" w:eastAsia="游明朝"/>
+                <w:sz w:val="20"/>
+              </w:rPr>
               <w:t xml:space="preserve">2: </w:t>
             </w:r>
             <w:r>
               <w:rPr>
-                <w:rFonts w:hint="eastAsia"/>
+                <w:rFonts w:hint="eastAsia" w:ascii="Times New Roman" w:hAnsi="Times New Roman" w:eastAsia="游明朝"/>
+                <w:sz w:val="20"/>
               </w:rPr>
               <w:t xml:space="preserve">名詞属性</w:t>
             </w:r>
@@ -3521,6 +3969,10 @@
               <w:pStyle w:val="Compact"/>
             </w:pPr>
             <w:r>
+              <w:rPr>
+                <w:rFonts w:ascii="Times New Roman" w:hAnsi="Times New Roman" w:eastAsia="游明朝"/>
+                <w:sz w:val="20"/>
+              </w:rPr>
               <w:t xml:space="preserve">PASS</w:t>
             </w:r>
           </w:p>
@@ -3533,7 +3985,8 @@
             </w:pPr>
             <w:r>
               <w:rPr>
-                <w:rFonts w:hint="eastAsia"/>
+                <w:rFonts w:hint="eastAsia" w:ascii="Times New Roman" w:hAnsi="Times New Roman" w:eastAsia="游明朝"/>
+                <w:sz w:val="20"/>
               </w:rPr>
               <w:t xml:space="preserve">ノウハウ、経験値は名詞属性</w:t>
             </w:r>
@@ -3548,11 +4001,16 @@
               <w:pStyle w:val="Compact"/>
             </w:pPr>
             <w:r>
+              <w:rPr>
+                <w:rFonts w:ascii="Times New Roman" w:hAnsi="Times New Roman" w:eastAsia="游明朝"/>
+                <w:sz w:val="20"/>
+              </w:rPr>
               <w:t xml:space="preserve">3: </w:t>
             </w:r>
             <w:r>
               <w:rPr>
-                <w:rFonts w:hint="eastAsia"/>
+                <w:rFonts w:hint="eastAsia" w:ascii="Times New Roman" w:hAnsi="Times New Roman" w:eastAsia="游明朝"/>
+                <w:sz w:val="20"/>
               </w:rPr>
               <w:t xml:space="preserve">相対的優位性</w:t>
             </w:r>
@@ -3565,6 +4023,10 @@
               <w:pStyle w:val="Compact"/>
             </w:pPr>
             <w:r>
+              <w:rPr>
+                <w:rFonts w:ascii="Times New Roman" w:hAnsi="Times New Roman" w:eastAsia="游明朝"/>
+                <w:sz w:val="20"/>
+              </w:rPr>
               <w:t xml:space="preserve">PARTIAL</w:t>
             </w:r>
           </w:p>
@@ -3577,7 +4039,8 @@
             </w:pPr>
             <w:r>
               <w:rPr>
-                <w:rFonts w:hint="eastAsia"/>
+                <w:rFonts w:hint="eastAsia" w:ascii="Times New Roman" w:hAnsi="Times New Roman" w:eastAsia="游明朝"/>
+                <w:sz w:val="20"/>
               </w:rPr>
               <w:t xml:space="preserve">エーザイ/BIIB対比あるが次世代との差別化不明確</w:t>
             </w:r>
@@ -3592,11 +4055,16 @@
               <w:pStyle w:val="Compact"/>
             </w:pPr>
             <w:r>
+              <w:rPr>
+                <w:rFonts w:ascii="Times New Roman" w:hAnsi="Times New Roman" w:eastAsia="游明朝"/>
+                <w:sz w:val="20"/>
+              </w:rPr>
               <w:t xml:space="preserve">4: </w:t>
             </w:r>
             <w:r>
               <w:rPr>
-                <w:rFonts w:hint="eastAsia"/>
+                <w:rFonts w:hint="eastAsia" w:ascii="Times New Roman" w:hAnsi="Times New Roman" w:eastAsia="游明朝"/>
+                <w:sz w:val="20"/>
               </w:rPr>
               <w:t xml:space="preserve">説明力</w:t>
             </w:r>
@@ -3609,6 +4077,10 @@
               <w:pStyle w:val="Compact"/>
             </w:pPr>
             <w:r>
+              <w:rPr>
+                <w:rFonts w:ascii="Times New Roman" w:hAnsi="Times New Roman" w:eastAsia="游明朝"/>
+                <w:sz w:val="20"/>
+              </w:rPr>
               <w:t xml:space="preserve">PARTIAL</w:t>
             </w:r>
           </w:p>
@@ -3620,11 +4092,16 @@
               <w:pStyle w:val="Compact"/>
             </w:pPr>
             <w:r>
+              <w:rPr>
+                <w:rFonts w:ascii="Times New Roman" w:hAnsi="Times New Roman" w:eastAsia="游明朝"/>
+                <w:sz w:val="20"/>
+              </w:rPr>
               <w:t xml:space="preserve">donanemab </w:t>
             </w:r>
             <w:r>
               <w:rPr>
-                <w:rFonts w:hint="eastAsia"/>
+                <w:rFonts w:hint="eastAsia" w:ascii="Times New Roman" w:hAnsi="Times New Roman" w:eastAsia="游明朝"/>
+                <w:sz w:val="20"/>
               </w:rPr>
               <w:t xml:space="preserve">P2データは定量的。研究期間認定に違和感</w:t>
             </w:r>
@@ -3639,20 +4116,30 @@
               <w:pStyle w:val="Compact"/>
             </w:pPr>
             <w:r>
+              <w:rPr>
+                <w:rFonts w:ascii="Times New Roman" w:hAnsi="Times New Roman" w:eastAsia="游明朝"/>
+                <w:sz w:val="20"/>
+              </w:rPr>
               <w:t xml:space="preserve">6: </w:t>
             </w:r>
             <w:r>
               <w:rPr>
-                <w:rFonts w:hint="eastAsia"/>
+                <w:rFonts w:hint="eastAsia" w:ascii="Times New Roman" w:hAnsi="Times New Roman" w:eastAsia="游明朝"/>
+                <w:sz w:val="20"/>
               </w:rPr>
               <w:t xml:space="preserve">構造的</w:t>
             </w:r>
             <w:r>
+              <w:rPr>
+                <w:rFonts w:ascii="Times New Roman" w:hAnsi="Times New Roman" w:eastAsia="游明朝"/>
+                <w:sz w:val="20"/>
+              </w:rPr>
               <w:t xml:space="preserve"> vs </w:t>
             </w:r>
             <w:r>
               <w:rPr>
-                <w:rFonts w:hint="eastAsia"/>
+                <w:rFonts w:hint="eastAsia" w:ascii="Times New Roman" w:hAnsi="Times New Roman" w:eastAsia="游明朝"/>
+                <w:sz w:val="20"/>
               </w:rPr>
               <w:t xml:space="preserve">補完</w:t>
             </w:r>
@@ -3665,6 +4152,10 @@
               <w:pStyle w:val="Compact"/>
             </w:pPr>
             <w:r>
+              <w:rPr>
+                <w:rFonts w:ascii="Times New Roman" w:hAnsi="Times New Roman" w:eastAsia="游明朝"/>
+                <w:sz w:val="20"/>
+              </w:rPr>
               <w:t xml:space="preserve">PARTIAL</w:t>
             </w:r>
           </w:p>
@@ -3677,7 +4168,8 @@
             </w:pPr>
             <w:r>
               <w:rPr>
-                <w:rFonts w:hint="eastAsia"/>
+                <w:rFonts w:hint="eastAsia" w:ascii="Times New Roman" w:hAnsi="Times New Roman" w:eastAsia="游明朝"/>
+                <w:sz w:val="20"/>
               </w:rPr>
               <w:t xml:space="preserve">GLP-1主力に対して補完的</w:t>
             </w:r>
@@ -3692,11 +4184,16 @@
               <w:pStyle w:val="Compact"/>
             </w:pPr>
             <w:r>
+              <w:rPr>
+                <w:rFonts w:ascii="Times New Roman" w:hAnsi="Times New Roman" w:eastAsia="游明朝"/>
+                <w:sz w:val="20"/>
+              </w:rPr>
               <w:t xml:space="preserve">7: </w:t>
             </w:r>
             <w:r>
               <w:rPr>
-                <w:rFonts w:hint="eastAsia"/>
+                <w:rFonts w:hint="eastAsia" w:ascii="Times New Roman" w:hAnsi="Times New Roman" w:eastAsia="游明朝"/>
+                <w:sz w:val="20"/>
               </w:rPr>
               <w:t xml:space="preserve">純粋競合差別化</w:t>
             </w:r>
@@ -3709,6 +4206,10 @@
               <w:pStyle w:val="Compact"/>
             </w:pPr>
             <w:r>
+              <w:rPr>
+                <w:rFonts w:ascii="Times New Roman" w:hAnsi="Times New Roman" w:eastAsia="游明朝"/>
+                <w:sz w:val="20"/>
+              </w:rPr>
               <w:t xml:space="preserve">PARTIAL</w:t>
             </w:r>
           </w:p>
@@ -3721,7 +4222,8 @@
             </w:pPr>
             <w:r>
               <w:rPr>
-                <w:rFonts w:hint="eastAsia"/>
+                <w:rFonts w:hint="eastAsia" w:ascii="Times New Roman" w:hAnsi="Times New Roman" w:eastAsia="游明朝"/>
+                <w:sz w:val="20"/>
               </w:rPr>
               <w:t xml:space="preserve">Leqembi対比あるが不十分</w:t>
             </w:r>
@@ -3736,20 +4238,30 @@
               <w:pStyle w:val="Compact"/>
             </w:pPr>
             <w:r>
+              <w:rPr>
+                <w:rFonts w:ascii="Times New Roman" w:hAnsi="Times New Roman" w:eastAsia="游明朝"/>
+                <w:sz w:val="20"/>
+              </w:rPr>
               <w:t xml:space="preserve">8: </w:t>
             </w:r>
             <w:r>
               <w:rPr>
-                <w:rFonts w:hint="eastAsia"/>
+                <w:rFonts w:hint="eastAsia" w:ascii="Times New Roman" w:hAnsi="Times New Roman" w:eastAsia="游明朝"/>
+                <w:sz w:val="20"/>
               </w:rPr>
               <w:t xml:space="preserve">戦略</w:t>
             </w:r>
             <w:r>
+              <w:rPr>
+                <w:rFonts w:ascii="Times New Roman" w:hAnsi="Times New Roman" w:eastAsia="游明朝"/>
+                <w:sz w:val="20"/>
+              </w:rPr>
               <w:t xml:space="preserve"> ≠ </w:t>
             </w:r>
             <w:r>
               <w:rPr>
-                <w:rFonts w:hint="eastAsia"/>
+                <w:rFonts w:hint="eastAsia" w:ascii="Times New Roman" w:hAnsi="Times New Roman" w:eastAsia="游明朝"/>
+                <w:sz w:val="20"/>
               </w:rPr>
               <w:t xml:space="preserve">優位性</w:t>
             </w:r>
@@ -3762,6 +4274,10 @@
               <w:pStyle w:val="Compact"/>
             </w:pPr>
             <w:r>
+              <w:rPr>
+                <w:rFonts w:ascii="Times New Roman" w:hAnsi="Times New Roman" w:eastAsia="游明朝"/>
+                <w:sz w:val="20"/>
+              </w:rPr>
               <w:t xml:space="preserve">PASS</w:t>
             </w:r>
           </w:p>
@@ -3774,7 +4290,8 @@
             </w:pPr>
             <w:r>
               <w:rPr>
-                <w:rFonts w:hint="eastAsia"/>
+                <w:rFonts w:hint="eastAsia" w:ascii="Times New Roman" w:hAnsi="Times New Roman" w:eastAsia="游明朝"/>
+                <w:sz w:val="20"/>
               </w:rPr>
               <w:t xml:space="preserve">ノウハウは能力</w:t>
             </w:r>
@@ -3789,11 +4306,16 @@
               <w:pStyle w:val="Compact"/>
             </w:pPr>
             <w:r>
+              <w:rPr>
+                <w:rFonts w:ascii="Times New Roman" w:hAnsi="Times New Roman" w:eastAsia="游明朝"/>
+                <w:sz w:val="20"/>
+              </w:rPr>
               <w:t xml:space="preserve">9: </w:t>
             </w:r>
             <w:r>
               <w:rPr>
-                <w:rFonts w:hint="eastAsia"/>
+                <w:rFonts w:hint="eastAsia" w:ascii="Times New Roman" w:hAnsi="Times New Roman" w:eastAsia="游明朝"/>
+                <w:sz w:val="20"/>
               </w:rPr>
               <w:t xml:space="preserve">事実誤認</w:t>
             </w:r>
@@ -3806,6 +4328,10 @@
               <w:pStyle w:val="Compact"/>
             </w:pPr>
             <w:r>
+              <w:rPr>
+                <w:rFonts w:ascii="Times New Roman" w:hAnsi="Times New Roman" w:eastAsia="游明朝"/>
+                <w:sz w:val="20"/>
+              </w:rPr>
               <w:t xml:space="preserve">N/A</w:t>
             </w:r>
           </w:p>
@@ -3817,6 +4343,10 @@
               <w:pStyle w:val="Compact"/>
             </w:pPr>
             <w:r>
+              <w:rPr>
+                <w:rFonts w:ascii="Times New Roman" w:hAnsi="Times New Roman" w:eastAsia="游明朝"/>
+                <w:sz w:val="20"/>
+              </w:rPr>
               <w:t xml:space="preserve">-</w:t>
             </w:r>
           </w:p>
@@ -3830,6 +4360,10 @@
               <w:pStyle w:val="Compact"/>
             </w:pPr>
             <w:r>
+              <w:rPr>
+                <w:rFonts w:ascii="Times New Roman" w:hAnsi="Times New Roman" w:eastAsia="游明朝"/>
+                <w:sz w:val="20"/>
+              </w:rPr>
               <w:t xml:space="preserve">10: ネガティブケース</w:t>
             </w:r>
           </w:p>
@@ -3841,6 +4375,10 @@
               <w:pStyle w:val="Compact"/>
             </w:pPr>
             <w:r>
+              <w:rPr>
+                <w:rFonts w:ascii="Times New Roman" w:hAnsi="Times New Roman" w:eastAsia="游明朝"/>
+                <w:sz w:val="20"/>
+              </w:rPr>
               <w:t xml:space="preserve">PARTIAL</w:t>
             </w:r>
           </w:p>
@@ -3853,7 +4391,8 @@
             </w:pPr>
             <w:r>
               <w:rPr>
-                <w:rFonts w:hint="eastAsia"/>
+                <w:rFonts w:hint="eastAsia" w:ascii="Times New Roman" w:hAnsi="Times New Roman" w:eastAsia="游明朝"/>
+                <w:sz w:val="20"/>
               </w:rPr>
               <w:t xml:space="preserve">他社失敗が間接的裏付け</w:t>
             </w:r>
@@ -3868,11 +4407,16 @@
               <w:pStyle w:val="Compact"/>
             </w:pPr>
             <w:r>
+              <w:rPr>
+                <w:rFonts w:ascii="Times New Roman" w:hAnsi="Times New Roman" w:eastAsia="游明朝"/>
+                <w:sz w:val="20"/>
+              </w:rPr>
               <w:t xml:space="preserve">11: </w:t>
             </w:r>
             <w:r>
               <w:rPr>
-                <w:rFonts w:hint="eastAsia"/>
+                <w:rFonts w:hint="eastAsia" w:ascii="Times New Roman" w:hAnsi="Times New Roman" w:eastAsia="游明朝"/>
+                <w:sz w:val="20"/>
               </w:rPr>
               <w:t xml:space="preserve">業界構造合致</w:t>
             </w:r>
@@ -3885,6 +4429,10 @@
               <w:pStyle w:val="Compact"/>
             </w:pPr>
             <w:r>
+              <w:rPr>
+                <w:rFonts w:ascii="Times New Roman" w:hAnsi="Times New Roman" w:eastAsia="游明朝"/>
+                <w:sz w:val="20"/>
+              </w:rPr>
               <w:t xml:space="preserve">PARTIAL</w:t>
             </w:r>
           </w:p>
@@ -3897,7 +4445,8 @@
             </w:pPr>
             <w:r>
               <w:rPr>
-                <w:rFonts w:hint="eastAsia"/>
+                <w:rFonts w:hint="eastAsia" w:ascii="Times New Roman" w:hAnsi="Times New Roman" w:eastAsia="游明朝"/>
+                <w:sz w:val="20"/>
               </w:rPr>
               <w:t xml:space="preserve">高リスク・高リターン構造に合致</w:t>
             </w:r>
@@ -4381,6 +4930,10 @@
               <w:pStyle w:val="Compact"/>
             </w:pPr>
             <w:r>
+              <w:rPr>
+                <w:rFonts w:ascii="Times New Roman" w:hAnsi="Times New Roman" w:eastAsia="游明朝"/>
+                <w:sz w:val="20"/>
+              </w:rPr>
               <w:t xml:space="preserve">ルール</w:t>
             </w:r>
           </w:p>
@@ -4393,7 +4946,8 @@
             </w:pPr>
             <w:r>
               <w:rPr>
-                <w:rFonts w:hint="eastAsia"/>
+                <w:rFonts w:hint="eastAsia" w:ascii="Times New Roman" w:hAnsi="Times New Roman" w:eastAsia="游明朝"/>
+                <w:sz w:val="20"/>
               </w:rPr>
               <w:t xml:space="preserve">判定</w:t>
             </w:r>
@@ -4407,7 +4961,8 @@
             </w:pPr>
             <w:r>
               <w:rPr>
-                <w:rFonts w:hint="eastAsia"/>
+                <w:rFonts w:hint="eastAsia" w:ascii="Times New Roman" w:hAnsi="Times New Roman" w:eastAsia="游明朝"/>
+                <w:sz w:val="20"/>
               </w:rPr>
               <w:t xml:space="preserve">根拠</w:t>
             </w:r>
@@ -4422,20 +4977,30 @@
               <w:pStyle w:val="Compact"/>
             </w:pPr>
             <w:r>
+              <w:rPr>
+                <w:rFonts w:ascii="Times New Roman" w:hAnsi="Times New Roman" w:eastAsia="游明朝"/>
+                <w:sz w:val="20"/>
+              </w:rPr>
               <w:t xml:space="preserve">1: </w:t>
             </w:r>
             <w:r>
               <w:rPr>
-                <w:rFonts w:hint="eastAsia"/>
+                <w:rFonts w:hint="eastAsia" w:ascii="Times New Roman" w:hAnsi="Times New Roman" w:eastAsia="游明朝"/>
+                <w:sz w:val="20"/>
               </w:rPr>
               <w:t xml:space="preserve">能力</w:t>
             </w:r>
             <w:r>
+              <w:rPr>
+                <w:rFonts w:ascii="Times New Roman" w:hAnsi="Times New Roman" w:eastAsia="游明朝"/>
+                <w:sz w:val="20"/>
+              </w:rPr>
               <w:t xml:space="preserve"> vs </w:t>
             </w:r>
             <w:r>
               <w:rPr>
-                <w:rFonts w:hint="eastAsia"/>
+                <w:rFonts w:hint="eastAsia" w:ascii="Times New Roman" w:hAnsi="Times New Roman" w:eastAsia="游明朝"/>
+                <w:sz w:val="20"/>
               </w:rPr>
               <w:t xml:space="preserve">結果</w:t>
             </w:r>
@@ -4448,6 +5013,10 @@
               <w:pStyle w:val="Compact"/>
             </w:pPr>
             <w:r>
+              <w:rPr>
+                <w:rFonts w:ascii="Times New Roman" w:hAnsi="Times New Roman" w:eastAsia="游明朝"/>
+                <w:sz w:val="20"/>
+              </w:rPr>
               <w:t xml:space="preserve">PASS</w:t>
             </w:r>
           </w:p>
@@ -4460,7 +5029,8 @@
             </w:pPr>
             <w:r>
               <w:rPr>
-                <w:rFonts w:hint="eastAsia"/>
+                <w:rFonts w:hint="eastAsia" w:ascii="Times New Roman" w:hAnsi="Times New Roman" w:eastAsia="游明朝"/>
+                <w:sz w:val="20"/>
               </w:rPr>
               <w:t xml:space="preserve">製造能力は仕組み</w:t>
             </w:r>
@@ -4475,11 +5045,16 @@
               <w:pStyle w:val="Compact"/>
             </w:pPr>
             <w:r>
+              <w:rPr>
+                <w:rFonts w:ascii="Times New Roman" w:hAnsi="Times New Roman" w:eastAsia="游明朝"/>
+                <w:sz w:val="20"/>
+              </w:rPr>
               <w:t xml:space="preserve">2: </w:t>
             </w:r>
             <w:r>
               <w:rPr>
-                <w:rFonts w:hint="eastAsia"/>
+                <w:rFonts w:hint="eastAsia" w:ascii="Times New Roman" w:hAnsi="Times New Roman" w:eastAsia="游明朝"/>
+                <w:sz w:val="20"/>
               </w:rPr>
               <w:t xml:space="preserve">名詞属性</w:t>
             </w:r>
@@ -4492,6 +5067,10 @@
               <w:pStyle w:val="Compact"/>
             </w:pPr>
             <w:r>
+              <w:rPr>
+                <w:rFonts w:ascii="Times New Roman" w:hAnsi="Times New Roman" w:eastAsia="游明朝"/>
+                <w:sz w:val="20"/>
+              </w:rPr>
               <w:t xml:space="preserve">PASS</w:t>
             </w:r>
           </w:p>
@@ -4504,7 +5083,8 @@
             </w:pPr>
             <w:r>
               <w:rPr>
-                <w:rFonts w:hint="eastAsia"/>
+                <w:rFonts w:hint="eastAsia" w:ascii="Times New Roman" w:hAnsi="Times New Roman" w:eastAsia="游明朝"/>
+                <w:sz w:val="20"/>
               </w:rPr>
               <w:t xml:space="preserve">供給能力、参入障壁は名詞属性</w:t>
             </w:r>
@@ -4519,11 +5099,16 @@
               <w:pStyle w:val="Compact"/>
             </w:pPr>
             <w:r>
+              <w:rPr>
+                <w:rFonts w:ascii="Times New Roman" w:hAnsi="Times New Roman" w:eastAsia="游明朝"/>
+                <w:sz w:val="20"/>
+              </w:rPr>
               <w:t xml:space="preserve">3: </w:t>
             </w:r>
             <w:r>
               <w:rPr>
-                <w:rFonts w:hint="eastAsia"/>
+                <w:rFonts w:hint="eastAsia" w:ascii="Times New Roman" w:hAnsi="Times New Roman" w:eastAsia="游明朝"/>
+                <w:sz w:val="20"/>
               </w:rPr>
               <w:t xml:space="preserve">相対的優位性</w:t>
             </w:r>
@@ -4536,6 +5121,10 @@
               <w:pStyle w:val="Compact"/>
             </w:pPr>
             <w:r>
+              <w:rPr>
+                <w:rFonts w:ascii="Times New Roman" w:hAnsi="Times New Roman" w:eastAsia="游明朝"/>
+                <w:sz w:val="20"/>
+              </w:rPr>
               <w:t xml:space="preserve">PARTIAL</w:t>
             </w:r>
           </w:p>
@@ -4548,7 +5137,8 @@
             </w:pPr>
             <w:r>
               <w:rPr>
-                <w:rFonts w:hint="eastAsia"/>
+                <w:rFonts w:hint="eastAsia" w:ascii="Times New Roman" w:hAnsi="Times New Roman" w:eastAsia="游明朝"/>
+                <w:sz w:val="20"/>
               </w:rPr>
               <w:t xml:space="preserve">新規参入者に対しては明確。NOVOとの比較は不足</w:t>
             </w:r>
@@ -4563,11 +5153,16 @@
               <w:pStyle w:val="Compact"/>
             </w:pPr>
             <w:r>
+              <w:rPr>
+                <w:rFonts w:ascii="Times New Roman" w:hAnsi="Times New Roman" w:eastAsia="游明朝"/>
+                <w:sz w:val="20"/>
+              </w:rPr>
               <w:t xml:space="preserve">4: </w:t>
             </w:r>
             <w:r>
               <w:rPr>
-                <w:rFonts w:hint="eastAsia"/>
+                <w:rFonts w:hint="eastAsia" w:ascii="Times New Roman" w:hAnsi="Times New Roman" w:eastAsia="游明朝"/>
+                <w:sz w:val="20"/>
               </w:rPr>
               <w:t xml:space="preserve">説明力</w:t>
             </w:r>
@@ -4580,6 +5175,10 @@
               <w:pStyle w:val="Compact"/>
             </w:pPr>
             <w:r>
+              <w:rPr>
+                <w:rFonts w:ascii="Times New Roman" w:hAnsi="Times New Roman" w:eastAsia="游明朝"/>
+                <w:sz w:val="20"/>
+              </w:rPr>
               <w:t xml:space="preserve">PASS</w:t>
             </w:r>
           </w:p>
@@ -4591,20 +5190,30 @@
               <w:pStyle w:val="Compact"/>
             </w:pPr>
             <w:r>
+              <w:rPr>
+                <w:rFonts w:ascii="Times New Roman" w:hAnsi="Times New Roman" w:eastAsia="游明朝"/>
+                <w:sz w:val="20"/>
+              </w:rPr>
               <w:t xml:space="preserve">PP&amp;E </w:t>
             </w:r>
             <w:r>
               <w:rPr>
-                <w:rFonts w:hint="eastAsia"/>
+                <w:rFonts w:hint="eastAsia" w:ascii="Times New Roman" w:hAnsi="Times New Roman" w:eastAsia="游明朝"/>
+                <w:sz w:val="20"/>
               </w:rPr>
               <w:t xml:space="preserve">$24.7B、$5.5B在庫、compounders</w:t>
             </w:r>
             <w:r>
+              <w:rPr>
+                <w:rFonts w:ascii="Times New Roman" w:hAnsi="Times New Roman" w:eastAsia="游明朝"/>
+                <w:sz w:val="20"/>
+              </w:rPr>
               <w:t xml:space="preserve"> </w:t>
             </w:r>
             <w:r>
               <w:rPr>
-                <w:rFonts w:hint="eastAsia"/>
+                <w:rFonts w:hint="eastAsia" w:ascii="Times New Roman" w:hAnsi="Times New Roman" w:eastAsia="游明朝"/>
+                <w:sz w:val="20"/>
               </w:rPr>
               <w:t xml:space="preserve">10%等</w:t>
             </w:r>
@@ -4619,20 +5228,30 @@
               <w:pStyle w:val="Compact"/>
             </w:pPr>
             <w:r>
+              <w:rPr>
+                <w:rFonts w:ascii="Times New Roman" w:hAnsi="Times New Roman" w:eastAsia="游明朝"/>
+                <w:sz w:val="20"/>
+              </w:rPr>
               <w:t xml:space="preserve">6: </w:t>
             </w:r>
             <w:r>
               <w:rPr>
-                <w:rFonts w:hint="eastAsia"/>
+                <w:rFonts w:hint="eastAsia" w:ascii="Times New Roman" w:hAnsi="Times New Roman" w:eastAsia="游明朝"/>
+                <w:sz w:val="20"/>
               </w:rPr>
               <w:t xml:space="preserve">構造的</w:t>
             </w:r>
             <w:r>
+              <w:rPr>
+                <w:rFonts w:ascii="Times New Roman" w:hAnsi="Times New Roman" w:eastAsia="游明朝"/>
+                <w:sz w:val="20"/>
+              </w:rPr>
               <w:t xml:space="preserve"> vs </w:t>
             </w:r>
             <w:r>
               <w:rPr>
-                <w:rFonts w:hint="eastAsia"/>
+                <w:rFonts w:hint="eastAsia" w:ascii="Times New Roman" w:hAnsi="Times New Roman" w:eastAsia="游明朝"/>
+                <w:sz w:val="20"/>
               </w:rPr>
               <w:t xml:space="preserve">補完</w:t>
             </w:r>
@@ -4645,6 +5264,10 @@
               <w:pStyle w:val="Compact"/>
             </w:pPr>
             <w:r>
+              <w:rPr>
+                <w:rFonts w:ascii="Times New Roman" w:hAnsi="Times New Roman" w:eastAsia="游明朝"/>
+                <w:sz w:val="20"/>
+              </w:rPr>
               <w:t xml:space="preserve">PASS</w:t>
             </w:r>
           </w:p>
@@ -4657,7 +5280,8 @@
             </w:pPr>
             <w:r>
               <w:rPr>
-                <w:rFonts w:hint="eastAsia"/>
+                <w:rFonts w:hint="eastAsia" w:ascii="Times New Roman" w:hAnsi="Times New Roman" w:eastAsia="游明朝"/>
+                <w:sz w:val="20"/>
               </w:rPr>
               <w:t xml:space="preserve">事業核心の構造的優位性</w:t>
             </w:r>
@@ -4672,11 +5296,16 @@
               <w:pStyle w:val="Compact"/>
             </w:pPr>
             <w:r>
+              <w:rPr>
+                <w:rFonts w:ascii="Times New Roman" w:hAnsi="Times New Roman" w:eastAsia="游明朝"/>
+                <w:sz w:val="20"/>
+              </w:rPr>
               <w:t xml:space="preserve">7: </w:t>
             </w:r>
             <w:r>
               <w:rPr>
-                <w:rFonts w:hint="eastAsia"/>
+                <w:rFonts w:hint="eastAsia" w:ascii="Times New Roman" w:hAnsi="Times New Roman" w:eastAsia="游明朝"/>
+                <w:sz w:val="20"/>
               </w:rPr>
               <w:t xml:space="preserve">純粋競合差別化</w:t>
             </w:r>
@@ -4689,6 +5318,10 @@
               <w:pStyle w:val="Compact"/>
             </w:pPr>
             <w:r>
+              <w:rPr>
+                <w:rFonts w:ascii="Times New Roman" w:hAnsi="Times New Roman" w:eastAsia="游明朝"/>
+                <w:sz w:val="20"/>
+              </w:rPr>
               <w:t xml:space="preserve">PARTIAL</w:t>
             </w:r>
           </w:p>
@@ -4701,7 +5334,8 @@
             </w:pPr>
             <w:r>
               <w:rPr>
-                <w:rFonts w:hint="eastAsia"/>
+                <w:rFonts w:hint="eastAsia" w:ascii="Times New Roman" w:hAnsi="Times New Roman" w:eastAsia="游明朝"/>
+                <w:sz w:val="20"/>
               </w:rPr>
               <w:t xml:space="preserve">NOVO対比の具体的供給能力比較不足</w:t>
             </w:r>
@@ -4716,20 +5350,30 @@
               <w:pStyle w:val="Compact"/>
             </w:pPr>
             <w:r>
+              <w:rPr>
+                <w:rFonts w:ascii="Times New Roman" w:hAnsi="Times New Roman" w:eastAsia="游明朝"/>
+                <w:sz w:val="20"/>
+              </w:rPr>
               <w:t xml:space="preserve">8: </w:t>
             </w:r>
             <w:r>
               <w:rPr>
-                <w:rFonts w:hint="eastAsia"/>
+                <w:rFonts w:hint="eastAsia" w:ascii="Times New Roman" w:hAnsi="Times New Roman" w:eastAsia="游明朝"/>
+                <w:sz w:val="20"/>
               </w:rPr>
               <w:t xml:space="preserve">戦略</w:t>
             </w:r>
             <w:r>
+              <w:rPr>
+                <w:rFonts w:ascii="Times New Roman" w:hAnsi="Times New Roman" w:eastAsia="游明朝"/>
+                <w:sz w:val="20"/>
+              </w:rPr>
               <w:t xml:space="preserve"> ≠ </w:t>
             </w:r>
             <w:r>
               <w:rPr>
-                <w:rFonts w:hint="eastAsia"/>
+                <w:rFonts w:hint="eastAsia" w:ascii="Times New Roman" w:hAnsi="Times New Roman" w:eastAsia="游明朝"/>
+                <w:sz w:val="20"/>
               </w:rPr>
               <w:t xml:space="preserve">優位性</w:t>
             </w:r>
@@ -4742,6 +5386,10 @@
               <w:pStyle w:val="Compact"/>
             </w:pPr>
             <w:r>
+              <w:rPr>
+                <w:rFonts w:ascii="Times New Roman" w:hAnsi="Times New Roman" w:eastAsia="游明朝"/>
+                <w:sz w:val="20"/>
+              </w:rPr>
               <w:t xml:space="preserve">PASS</w:t>
             </w:r>
           </w:p>
@@ -4754,7 +5402,8 @@
             </w:pPr>
             <w:r>
               <w:rPr>
-                <w:rFonts w:hint="eastAsia"/>
+                <w:rFonts w:hint="eastAsia" w:ascii="Times New Roman" w:hAnsi="Times New Roman" w:eastAsia="游明朝"/>
+                <w:sz w:val="20"/>
               </w:rPr>
               <w:t xml:space="preserve">設備投資蓄積は構造的力</w:t>
             </w:r>
@@ -4769,11 +5418,16 @@
               <w:pStyle w:val="Compact"/>
             </w:pPr>
             <w:r>
+              <w:rPr>
+                <w:rFonts w:ascii="Times New Roman" w:hAnsi="Times New Roman" w:eastAsia="游明朝"/>
+                <w:sz w:val="20"/>
+              </w:rPr>
               <w:t xml:space="preserve">9: </w:t>
             </w:r>
             <w:r>
               <w:rPr>
-                <w:rFonts w:hint="eastAsia"/>
+                <w:rFonts w:hint="eastAsia" w:ascii="Times New Roman" w:hAnsi="Times New Roman" w:eastAsia="游明朝"/>
+                <w:sz w:val="20"/>
               </w:rPr>
               <w:t xml:space="preserve">事実誤認</w:t>
             </w:r>
@@ -4786,6 +5440,10 @@
               <w:pStyle w:val="Compact"/>
             </w:pPr>
             <w:r>
+              <w:rPr>
+                <w:rFonts w:ascii="Times New Roman" w:hAnsi="Times New Roman" w:eastAsia="游明朝"/>
+                <w:sz w:val="20"/>
+              </w:rPr>
               <w:t xml:space="preserve">N/A</w:t>
             </w:r>
           </w:p>
@@ -4797,6 +5455,10 @@
               <w:pStyle w:val="Compact"/>
             </w:pPr>
             <w:r>
+              <w:rPr>
+                <w:rFonts w:ascii="Times New Roman" w:hAnsi="Times New Roman" w:eastAsia="游明朝"/>
+                <w:sz w:val="20"/>
+              </w:rPr>
               <w:t xml:space="preserve">-</w:t>
             </w:r>
           </w:p>
@@ -4810,6 +5472,10 @@
               <w:pStyle w:val="Compact"/>
             </w:pPr>
             <w:r>
+              <w:rPr>
+                <w:rFonts w:ascii="Times New Roman" w:hAnsi="Times New Roman" w:eastAsia="游明朝"/>
+                <w:sz w:val="20"/>
+              </w:rPr>
               <w:t xml:space="preserve">10: ネガティブケース</w:t>
             </w:r>
           </w:p>
@@ -4821,6 +5487,10 @@
               <w:pStyle w:val="Compact"/>
             </w:pPr>
             <w:r>
+              <w:rPr>
+                <w:rFonts w:ascii="Times New Roman" w:hAnsi="Times New Roman" w:eastAsia="游明朝"/>
+                <w:sz w:val="20"/>
+              </w:rPr>
               <w:t xml:space="preserve">PASS</w:t>
             </w:r>
           </w:p>
@@ -4833,7 +5503,8 @@
             </w:pPr>
             <w:r>
               <w:rPr>
-                <w:rFonts w:hint="eastAsia"/>
+                <w:rFonts w:hint="eastAsia" w:ascii="Times New Roman" w:hAnsi="Times New Roman" w:eastAsia="游明朝"/>
+                <w:sz w:val="20"/>
               </w:rPr>
               <w:t xml:space="preserve">compounders排除が参入障壁の裏付け</w:t>
             </w:r>
@@ -4848,11 +5519,16 @@
               <w:pStyle w:val="Compact"/>
             </w:pPr>
             <w:r>
+              <w:rPr>
+                <w:rFonts w:ascii="Times New Roman" w:hAnsi="Times New Roman" w:eastAsia="游明朝"/>
+                <w:sz w:val="20"/>
+              </w:rPr>
               <w:t xml:space="preserve">11: </w:t>
             </w:r>
             <w:r>
               <w:rPr>
-                <w:rFonts w:hint="eastAsia"/>
+                <w:rFonts w:hint="eastAsia" w:ascii="Times New Roman" w:hAnsi="Times New Roman" w:eastAsia="游明朝"/>
+                <w:sz w:val="20"/>
               </w:rPr>
               <w:t xml:space="preserve">業界構造合致</w:t>
             </w:r>
@@ -4865,6 +5541,10 @@
               <w:pStyle w:val="Compact"/>
             </w:pPr>
             <w:r>
+              <w:rPr>
+                <w:rFonts w:ascii="Times New Roman" w:hAnsi="Times New Roman" w:eastAsia="游明朝"/>
+                <w:sz w:val="20"/>
+              </w:rPr>
               <w:t xml:space="preserve">PASS</w:t>
             </w:r>
           </w:p>
@@ -4877,7 +5557,8 @@
             </w:pPr>
             <w:r>
               <w:rPr>
-                <w:rFonts w:hint="eastAsia"/>
+                <w:rFonts w:hint="eastAsia" w:ascii="Times New Roman" w:hAnsi="Times New Roman" w:eastAsia="游明朝"/>
+                <w:sz w:val="20"/>
               </w:rPr>
               <w:t xml:space="preserve">急拡大TAM×供給不足の市場構造に合致</w:t>
             </w:r>
@@ -5335,6 +6016,10 @@
               <w:pStyle w:val="Compact"/>
             </w:pPr>
             <w:r>
+              <w:rPr>
+                <w:rFonts w:ascii="Times New Roman" w:hAnsi="Times New Roman" w:eastAsia="游明朝"/>
+                <w:sz w:val="20"/>
+              </w:rPr>
               <w:t xml:space="preserve">ルール</w:t>
             </w:r>
           </w:p>
@@ -5347,7 +6032,8 @@
             </w:pPr>
             <w:r>
               <w:rPr>
-                <w:rFonts w:hint="eastAsia"/>
+                <w:rFonts w:hint="eastAsia" w:ascii="Times New Roman" w:hAnsi="Times New Roman" w:eastAsia="游明朝"/>
+                <w:sz w:val="20"/>
               </w:rPr>
               <w:t xml:space="preserve">判定</w:t>
             </w:r>
@@ -5361,7 +6047,8 @@
             </w:pPr>
             <w:r>
               <w:rPr>
-                <w:rFonts w:hint="eastAsia"/>
+                <w:rFonts w:hint="eastAsia" w:ascii="Times New Roman" w:hAnsi="Times New Roman" w:eastAsia="游明朝"/>
+                <w:sz w:val="20"/>
               </w:rPr>
               <w:t xml:space="preserve">根拠</w:t>
             </w:r>
@@ -5376,20 +6063,30 @@
               <w:pStyle w:val="Compact"/>
             </w:pPr>
             <w:r>
+              <w:rPr>
+                <w:rFonts w:ascii="Times New Roman" w:hAnsi="Times New Roman" w:eastAsia="游明朝"/>
+                <w:sz w:val="20"/>
+              </w:rPr>
               <w:t xml:space="preserve">1: </w:t>
             </w:r>
             <w:r>
               <w:rPr>
-                <w:rFonts w:hint="eastAsia"/>
+                <w:rFonts w:hint="eastAsia" w:ascii="Times New Roman" w:hAnsi="Times New Roman" w:eastAsia="游明朝"/>
+                <w:sz w:val="20"/>
               </w:rPr>
               <w:t xml:space="preserve">能力</w:t>
             </w:r>
             <w:r>
+              <w:rPr>
+                <w:rFonts w:ascii="Times New Roman" w:hAnsi="Times New Roman" w:eastAsia="游明朝"/>
+                <w:sz w:val="20"/>
+              </w:rPr>
               <w:t xml:space="preserve"> vs </w:t>
             </w:r>
             <w:r>
               <w:rPr>
-                <w:rFonts w:hint="eastAsia"/>
+                <w:rFonts w:hint="eastAsia" w:ascii="Times New Roman" w:hAnsi="Times New Roman" w:eastAsia="游明朝"/>
+                <w:sz w:val="20"/>
               </w:rPr>
               <w:t xml:space="preserve">結果</w:t>
             </w:r>
@@ -5402,6 +6099,10 @@
               <w:pStyle w:val="Compact"/>
             </w:pPr>
             <w:r>
+              <w:rPr>
+                <w:rFonts w:ascii="Times New Roman" w:hAnsi="Times New Roman" w:eastAsia="游明朝"/>
+                <w:sz w:val="20"/>
+              </w:rPr>
               <w:t xml:space="preserve">PARTIAL</w:t>
             </w:r>
           </w:p>
@@ -5414,7 +6115,8 @@
             </w:pPr>
             <w:r>
               <w:rPr>
-                <w:rFonts w:hint="eastAsia"/>
+                <w:rFonts w:hint="eastAsia" w:ascii="Times New Roman" w:hAnsi="Times New Roman" w:eastAsia="游明朝"/>
+                <w:sz w:val="20"/>
               </w:rPr>
               <w:t xml:space="preserve">市場ポジション確立は結果の側面</w:t>
             </w:r>
@@ -5429,11 +6131,16 @@
               <w:pStyle w:val="Compact"/>
             </w:pPr>
             <w:r>
+              <w:rPr>
+                <w:rFonts w:ascii="Times New Roman" w:hAnsi="Times New Roman" w:eastAsia="游明朝"/>
+                <w:sz w:val="20"/>
+              </w:rPr>
               <w:t xml:space="preserve">2: </w:t>
             </w:r>
             <w:r>
               <w:rPr>
-                <w:rFonts w:hint="eastAsia"/>
+                <w:rFonts w:hint="eastAsia" w:ascii="Times New Roman" w:hAnsi="Times New Roman" w:eastAsia="游明朝"/>
+                <w:sz w:val="20"/>
               </w:rPr>
               <w:t xml:space="preserve">名詞属性</w:t>
             </w:r>
@@ -5446,6 +6153,10 @@
               <w:pStyle w:val="Compact"/>
             </w:pPr>
             <w:r>
+              <w:rPr>
+                <w:rFonts w:ascii="Times New Roman" w:hAnsi="Times New Roman" w:eastAsia="游明朝"/>
+                <w:sz w:val="20"/>
+              </w:rPr>
               <w:t xml:space="preserve">PASS</w:t>
             </w:r>
           </w:p>
@@ -5458,7 +6169,8 @@
             </w:pPr>
             <w:r>
               <w:rPr>
-                <w:rFonts w:hint="eastAsia"/>
+                <w:rFonts w:hint="eastAsia" w:ascii="Times New Roman" w:hAnsi="Times New Roman" w:eastAsia="游明朝"/>
+                <w:sz w:val="20"/>
               </w:rPr>
               <w:t xml:space="preserve">粘着性、ブランド力は名詞属性</w:t>
             </w:r>
@@ -5473,11 +6185,16 @@
               <w:pStyle w:val="Compact"/>
             </w:pPr>
             <w:r>
+              <w:rPr>
+                <w:rFonts w:ascii="Times New Roman" w:hAnsi="Times New Roman" w:eastAsia="游明朝"/>
+                <w:sz w:val="20"/>
+              </w:rPr>
               <w:t xml:space="preserve">3: </w:t>
             </w:r>
             <w:r>
               <w:rPr>
-                <w:rFonts w:hint="eastAsia"/>
+                <w:rFonts w:hint="eastAsia" w:ascii="Times New Roman" w:hAnsi="Times New Roman" w:eastAsia="游明朝"/>
+                <w:sz w:val="20"/>
               </w:rPr>
               <w:t xml:space="preserve">相対的優位性</w:t>
             </w:r>
@@ -5490,6 +6207,10 @@
               <w:pStyle w:val="Compact"/>
             </w:pPr>
             <w:r>
+              <w:rPr>
+                <w:rFonts w:ascii="Times New Roman" w:hAnsi="Times New Roman" w:eastAsia="游明朝"/>
+                <w:sz w:val="20"/>
+              </w:rPr>
               <w:t xml:space="preserve">PARTIAL</w:t>
             </w:r>
           </w:p>
@@ -5502,7 +6223,8 @@
             </w:pPr>
             <w:r>
               <w:rPr>
-                <w:rFonts w:hint="eastAsia"/>
+                <w:rFonts w:hint="eastAsia" w:ascii="Times New Roman" w:hAnsi="Times New Roman" w:eastAsia="游明朝"/>
+                <w:sz w:val="20"/>
               </w:rPr>
               <w:t xml:space="preserve">NOVOも同等の粘着性。PBMでスイッチ可能</w:t>
             </w:r>
@@ -5517,11 +6239,16 @@
               <w:pStyle w:val="Compact"/>
             </w:pPr>
             <w:r>
+              <w:rPr>
+                <w:rFonts w:ascii="Times New Roman" w:hAnsi="Times New Roman" w:eastAsia="游明朝"/>
+                <w:sz w:val="20"/>
+              </w:rPr>
               <w:t xml:space="preserve">4: </w:t>
             </w:r>
             <w:r>
               <w:rPr>
-                <w:rFonts w:hint="eastAsia"/>
+                <w:rFonts w:hint="eastAsia" w:ascii="Times New Roman" w:hAnsi="Times New Roman" w:eastAsia="游明朝"/>
+                <w:sz w:val="20"/>
               </w:rPr>
               <w:t xml:space="preserve">説明力</w:t>
             </w:r>
@@ -5534,6 +6261,10 @@
               <w:pStyle w:val="Compact"/>
             </w:pPr>
             <w:r>
+              <w:rPr>
+                <w:rFonts w:ascii="Times New Roman" w:hAnsi="Times New Roman" w:eastAsia="游明朝"/>
+                <w:sz w:val="20"/>
+              </w:rPr>
               <w:t xml:space="preserve">PARTIAL</w:t>
             </w:r>
           </w:p>
@@ -5546,7 +6277,8 @@
             </w:pPr>
             <w:r>
               <w:rPr>
-                <w:rFonts w:hint="eastAsia"/>
+                <w:rFonts w:hint="eastAsia" w:ascii="Times New Roman" w:hAnsi="Times New Roman" w:eastAsia="游明朝"/>
+                <w:sz w:val="20"/>
               </w:rPr>
               <w:t xml:space="preserve">粘着性の定量指標（処方更新率等）不明</w:t>
             </w:r>
@@ -5561,20 +6293,30 @@
               <w:pStyle w:val="Compact"/>
             </w:pPr>
             <w:r>
+              <w:rPr>
+                <w:rFonts w:ascii="Times New Roman" w:hAnsi="Times New Roman" w:eastAsia="游明朝"/>
+                <w:sz w:val="20"/>
+              </w:rPr>
               <w:t xml:space="preserve">6: </w:t>
             </w:r>
             <w:r>
               <w:rPr>
-                <w:rFonts w:hint="eastAsia"/>
+                <w:rFonts w:hint="eastAsia" w:ascii="Times New Roman" w:hAnsi="Times New Roman" w:eastAsia="游明朝"/>
+                <w:sz w:val="20"/>
               </w:rPr>
               <w:t xml:space="preserve">構造的</w:t>
             </w:r>
             <w:r>
+              <w:rPr>
+                <w:rFonts w:ascii="Times New Roman" w:hAnsi="Times New Roman" w:eastAsia="游明朝"/>
+                <w:sz w:val="20"/>
+              </w:rPr>
               <w:t xml:space="preserve"> vs </w:t>
             </w:r>
             <w:r>
               <w:rPr>
-                <w:rFonts w:hint="eastAsia"/>
+                <w:rFonts w:hint="eastAsia" w:ascii="Times New Roman" w:hAnsi="Times New Roman" w:eastAsia="游明朝"/>
+                <w:sz w:val="20"/>
               </w:rPr>
               <w:t xml:space="preserve">補完</w:t>
             </w:r>
@@ -5587,6 +6329,10 @@
               <w:pStyle w:val="Compact"/>
             </w:pPr>
             <w:r>
+              <w:rPr>
+                <w:rFonts w:ascii="Times New Roman" w:hAnsi="Times New Roman" w:eastAsia="游明朝"/>
+                <w:sz w:val="20"/>
+              </w:rPr>
               <w:t xml:space="preserve">PARTIAL</w:t>
             </w:r>
           </w:p>
@@ -5599,7 +6345,8 @@
             </w:pPr>
             <w:r>
               <w:rPr>
-                <w:rFonts w:hint="eastAsia"/>
+                <w:rFonts w:hint="eastAsia" w:ascii="Times New Roman" w:hAnsi="Times New Roman" w:eastAsia="游明朝"/>
+                <w:sz w:val="20"/>
               </w:rPr>
               <w:t xml:space="preserve">薬剤スイッチが容易な市場特性も考慮</w:t>
             </w:r>
@@ -5614,11 +6361,16 @@
               <w:pStyle w:val="Compact"/>
             </w:pPr>
             <w:r>
+              <w:rPr>
+                <w:rFonts w:ascii="Times New Roman" w:hAnsi="Times New Roman" w:eastAsia="游明朝"/>
+                <w:sz w:val="20"/>
+              </w:rPr>
               <w:t xml:space="preserve">7: </w:t>
             </w:r>
             <w:r>
               <w:rPr>
-                <w:rFonts w:hint="eastAsia"/>
+                <w:rFonts w:hint="eastAsia" w:ascii="Times New Roman" w:hAnsi="Times New Roman" w:eastAsia="游明朝"/>
+                <w:sz w:val="20"/>
               </w:rPr>
               <w:t xml:space="preserve">純粋競合差別化</w:t>
             </w:r>
@@ -5631,6 +6383,10 @@
               <w:pStyle w:val="Compact"/>
             </w:pPr>
             <w:r>
+              <w:rPr>
+                <w:rFonts w:ascii="Times New Roman" w:hAnsi="Times New Roman" w:eastAsia="游明朝"/>
+                <w:sz w:val="20"/>
+              </w:rPr>
               <w:t xml:space="preserve">PARTIAL</w:t>
             </w:r>
           </w:p>
@@ -5642,11 +6398,16 @@
               <w:pStyle w:val="Compact"/>
             </w:pPr>
             <w:r>
+              <w:rPr>
+                <w:rFonts w:ascii="Times New Roman" w:hAnsi="Times New Roman" w:eastAsia="游明朝"/>
+                <w:sz w:val="20"/>
+              </w:rPr>
               <w:t xml:space="preserve">CVS </w:t>
             </w:r>
             <w:r>
               <w:rPr>
-                <w:rFonts w:hint="eastAsia"/>
+                <w:rFonts w:hint="eastAsia" w:ascii="Times New Roman" w:hAnsi="Times New Roman" w:eastAsia="游明朝"/>
+                <w:sz w:val="20"/>
               </w:rPr>
               <w:t xml:space="preserve">Wegovy優先推奨が反証事例</w:t>
             </w:r>
@@ -5661,20 +6422,30 @@
               <w:pStyle w:val="Compact"/>
             </w:pPr>
             <w:r>
+              <w:rPr>
+                <w:rFonts w:ascii="Times New Roman" w:hAnsi="Times New Roman" w:eastAsia="游明朝"/>
+                <w:sz w:val="20"/>
+              </w:rPr>
               <w:t xml:space="preserve">8: </w:t>
             </w:r>
             <w:r>
               <w:rPr>
-                <w:rFonts w:hint="eastAsia"/>
+                <w:rFonts w:hint="eastAsia" w:ascii="Times New Roman" w:hAnsi="Times New Roman" w:eastAsia="游明朝"/>
+                <w:sz w:val="20"/>
               </w:rPr>
               <w:t xml:space="preserve">戦略</w:t>
             </w:r>
             <w:r>
+              <w:rPr>
+                <w:rFonts w:ascii="Times New Roman" w:hAnsi="Times New Roman" w:eastAsia="游明朝"/>
+                <w:sz w:val="20"/>
+              </w:rPr>
               <w:t xml:space="preserve"> ≠ </w:t>
             </w:r>
             <w:r>
               <w:rPr>
-                <w:rFonts w:hint="eastAsia"/>
+                <w:rFonts w:hint="eastAsia" w:ascii="Times New Roman" w:hAnsi="Times New Roman" w:eastAsia="游明朝"/>
+                <w:sz w:val="20"/>
               </w:rPr>
               <w:t xml:space="preserve">優位性</w:t>
             </w:r>
@@ -5687,6 +6458,10 @@
               <w:pStyle w:val="Compact"/>
             </w:pPr>
             <w:r>
+              <w:rPr>
+                <w:rFonts w:ascii="Times New Roman" w:hAnsi="Times New Roman" w:eastAsia="游明朝"/>
+                <w:sz w:val="20"/>
+              </w:rPr>
               <w:t xml:space="preserve">PASS</w:t>
             </w:r>
           </w:p>
@@ -5699,7 +6474,8 @@
             </w:pPr>
             <w:r>
               <w:rPr>
-                <w:rFonts w:hint="eastAsia"/>
+                <w:rFonts w:hint="eastAsia" w:ascii="Times New Roman" w:hAnsi="Times New Roman" w:eastAsia="游明朝"/>
+                <w:sz w:val="20"/>
               </w:rPr>
               <w:t xml:space="preserve">粘着性は市場構造の属性</w:t>
             </w:r>
@@ -5714,11 +6490,16 @@
               <w:pStyle w:val="Compact"/>
             </w:pPr>
             <w:r>
+              <w:rPr>
+                <w:rFonts w:ascii="Times New Roman" w:hAnsi="Times New Roman" w:eastAsia="游明朝"/>
+                <w:sz w:val="20"/>
+              </w:rPr>
               <w:t xml:space="preserve">9: </w:t>
             </w:r>
             <w:r>
               <w:rPr>
-                <w:rFonts w:hint="eastAsia"/>
+                <w:rFonts w:hint="eastAsia" w:ascii="Times New Roman" w:hAnsi="Times New Roman" w:eastAsia="游明朝"/>
+                <w:sz w:val="20"/>
               </w:rPr>
               <w:t xml:space="preserve">事実誤認</w:t>
             </w:r>
@@ -5731,6 +6512,10 @@
               <w:pStyle w:val="Compact"/>
             </w:pPr>
             <w:r>
+              <w:rPr>
+                <w:rFonts w:ascii="Times New Roman" w:hAnsi="Times New Roman" w:eastAsia="游明朝"/>
+                <w:sz w:val="20"/>
+              </w:rPr>
               <w:t xml:space="preserve">N/A</w:t>
             </w:r>
           </w:p>
@@ -5742,6 +6527,10 @@
               <w:pStyle w:val="Compact"/>
             </w:pPr>
             <w:r>
+              <w:rPr>
+                <w:rFonts w:ascii="Times New Roman" w:hAnsi="Times New Roman" w:eastAsia="游明朝"/>
+                <w:sz w:val="20"/>
+              </w:rPr>
               <w:t xml:space="preserve">-</w:t>
             </w:r>
           </w:p>
@@ -5755,6 +6544,10 @@
               <w:pStyle w:val="Compact"/>
             </w:pPr>
             <w:r>
+              <w:rPr>
+                <w:rFonts w:ascii="Times New Roman" w:hAnsi="Times New Roman" w:eastAsia="游明朝"/>
+                <w:sz w:val="20"/>
+              </w:rPr>
               <w:t xml:space="preserve">10: ネガティブケース</w:t>
             </w:r>
           </w:p>
@@ -5766,6 +6559,10 @@
               <w:pStyle w:val="Compact"/>
             </w:pPr>
             <w:r>
+              <w:rPr>
+                <w:rFonts w:ascii="Times New Roman" w:hAnsi="Times New Roman" w:eastAsia="游明朝"/>
+                <w:sz w:val="20"/>
+              </w:rPr>
               <w:t xml:space="preserve">PARTIAL</w:t>
             </w:r>
           </w:p>
@@ -5778,7 +6575,8 @@
             </w:pPr>
             <w:r>
               <w:rPr>
-                <w:rFonts w:hint="eastAsia"/>
+                <w:rFonts w:hint="eastAsia" w:ascii="Times New Roman" w:hAnsi="Times New Roman" w:eastAsia="游明朝"/>
+                <w:sz w:val="20"/>
               </w:rPr>
               <w:t xml:space="preserve">CVS事例がネガティブケース</w:t>
             </w:r>
@@ -5793,11 +6591,16 @@
               <w:pStyle w:val="Compact"/>
             </w:pPr>
             <w:r>
+              <w:rPr>
+                <w:rFonts w:ascii="Times New Roman" w:hAnsi="Times New Roman" w:eastAsia="游明朝"/>
+                <w:sz w:val="20"/>
+              </w:rPr>
               <w:t xml:space="preserve">11: </w:t>
             </w:r>
             <w:r>
               <w:rPr>
-                <w:rFonts w:hint="eastAsia"/>
+                <w:rFonts w:hint="eastAsia" w:ascii="Times New Roman" w:hAnsi="Times New Roman" w:eastAsia="游明朝"/>
+                <w:sz w:val="20"/>
               </w:rPr>
               <w:t xml:space="preserve">業界構造合致</w:t>
             </w:r>
@@ -5810,6 +6613,10 @@
               <w:pStyle w:val="Compact"/>
             </w:pPr>
             <w:r>
+              <w:rPr>
+                <w:rFonts w:ascii="Times New Roman" w:hAnsi="Times New Roman" w:eastAsia="游明朝"/>
+                <w:sz w:val="20"/>
+              </w:rPr>
               <w:t xml:space="preserve">PASS</w:t>
             </w:r>
           </w:p>
@@ -5822,7 +6629,8 @@
             </w:pPr>
             <w:r>
               <w:rPr>
-                <w:rFonts w:hint="eastAsia"/>
+                <w:rFonts w:hint="eastAsia" w:ascii="Times New Roman" w:hAnsi="Times New Roman" w:eastAsia="游明朝"/>
+                <w:sz w:val="20"/>
               </w:rPr>
               <w:t xml:space="preserve">慢性疾患治療薬市場での粘着性は構造的</w:t>
             </w:r>
@@ -6246,6 +7054,10 @@
               <w:pStyle w:val="Compact"/>
             </w:pPr>
             <w:r>
+              <w:rPr>
+                <w:rFonts w:ascii="Times New Roman" w:hAnsi="Times New Roman" w:eastAsia="游明朝"/>
+                <w:sz w:val="20"/>
+              </w:rPr>
               <w:t xml:space="preserve">ルール</w:t>
             </w:r>
           </w:p>
@@ -6258,7 +7070,8 @@
             </w:pPr>
             <w:r>
               <w:rPr>
-                <w:rFonts w:hint="eastAsia"/>
+                <w:rFonts w:hint="eastAsia" w:ascii="Times New Roman" w:hAnsi="Times New Roman" w:eastAsia="游明朝"/>
+                <w:sz w:val="20"/>
               </w:rPr>
               <w:t xml:space="preserve">判定</w:t>
             </w:r>
@@ -6272,7 +7085,8 @@
             </w:pPr>
             <w:r>
               <w:rPr>
-                <w:rFonts w:hint="eastAsia"/>
+                <w:rFonts w:hint="eastAsia" w:ascii="Times New Roman" w:hAnsi="Times New Roman" w:eastAsia="游明朝"/>
+                <w:sz w:val="20"/>
               </w:rPr>
               <w:t xml:space="preserve">根拠</w:t>
             </w:r>
@@ -6287,20 +7101,30 @@
               <w:pStyle w:val="Compact"/>
             </w:pPr>
             <w:r>
+              <w:rPr>
+                <w:rFonts w:ascii="Times New Roman" w:hAnsi="Times New Roman" w:eastAsia="游明朝"/>
+                <w:sz w:val="20"/>
+              </w:rPr>
               <w:t xml:space="preserve">1: </w:t>
             </w:r>
             <w:r>
               <w:rPr>
-                <w:rFonts w:hint="eastAsia"/>
+                <w:rFonts w:hint="eastAsia" w:ascii="Times New Roman" w:hAnsi="Times New Roman" w:eastAsia="游明朝"/>
+                <w:sz w:val="20"/>
               </w:rPr>
               <w:t xml:space="preserve">能力</w:t>
             </w:r>
             <w:r>
+              <w:rPr>
+                <w:rFonts w:ascii="Times New Roman" w:hAnsi="Times New Roman" w:eastAsia="游明朝"/>
+                <w:sz w:val="20"/>
+              </w:rPr>
               <w:t xml:space="preserve"> vs </w:t>
             </w:r>
             <w:r>
               <w:rPr>
-                <w:rFonts w:hint="eastAsia"/>
+                <w:rFonts w:hint="eastAsia" w:ascii="Times New Roman" w:hAnsi="Times New Roman" w:eastAsia="游明朝"/>
+                <w:sz w:val="20"/>
               </w:rPr>
               <w:t xml:space="preserve">結果</w:t>
             </w:r>
@@ -6313,6 +7137,10 @@
               <w:pStyle w:val="Compact"/>
             </w:pPr>
             <w:r>
+              <w:rPr>
+                <w:rFonts w:ascii="Times New Roman" w:hAnsi="Times New Roman" w:eastAsia="游明朝"/>
+                <w:sz w:val="20"/>
+              </w:rPr>
               <w:t xml:space="preserve">PASS</w:t>
             </w:r>
           </w:p>
@@ -6325,7 +7153,8 @@
             </w:pPr>
             <w:r>
               <w:rPr>
-                <w:rFonts w:hint="eastAsia"/>
+                <w:rFonts w:hint="eastAsia" w:ascii="Times New Roman" w:hAnsi="Times New Roman" w:eastAsia="游明朝"/>
+                <w:sz w:val="20"/>
               </w:rPr>
               <w:t xml:space="preserve">ネットワークは能力・仕組み</w:t>
             </w:r>
@@ -6340,11 +7169,16 @@
               <w:pStyle w:val="Compact"/>
             </w:pPr>
             <w:r>
+              <w:rPr>
+                <w:rFonts w:ascii="Times New Roman" w:hAnsi="Times New Roman" w:eastAsia="游明朝"/>
+                <w:sz w:val="20"/>
+              </w:rPr>
               <w:t xml:space="preserve">2: </w:t>
             </w:r>
             <w:r>
               <w:rPr>
-                <w:rFonts w:hint="eastAsia"/>
+                <w:rFonts w:hint="eastAsia" w:ascii="Times New Roman" w:hAnsi="Times New Roman" w:eastAsia="游明朝"/>
+                <w:sz w:val="20"/>
               </w:rPr>
               <w:t xml:space="preserve">名詞属性</w:t>
             </w:r>
@@ -6357,6 +7191,10 @@
               <w:pStyle w:val="Compact"/>
             </w:pPr>
             <w:r>
+              <w:rPr>
+                <w:rFonts w:ascii="Times New Roman" w:hAnsi="Times New Roman" w:eastAsia="游明朝"/>
+                <w:sz w:val="20"/>
+              </w:rPr>
               <w:t xml:space="preserve">PASS</w:t>
             </w:r>
           </w:p>
@@ -6369,7 +7207,8 @@
             </w:pPr>
             <w:r>
               <w:rPr>
-                <w:rFonts w:hint="eastAsia"/>
+                <w:rFonts w:hint="eastAsia" w:ascii="Times New Roman" w:hAnsi="Times New Roman" w:eastAsia="游明朝"/>
+                <w:sz w:val="20"/>
               </w:rPr>
               <w:t xml:space="preserve">ネットワーク・インフラは名詞属性</w:t>
             </w:r>
@@ -6384,11 +7223,16 @@
               <w:pStyle w:val="Compact"/>
             </w:pPr>
             <w:r>
+              <w:rPr>
+                <w:rFonts w:ascii="Times New Roman" w:hAnsi="Times New Roman" w:eastAsia="游明朝"/>
+                <w:sz w:val="20"/>
+              </w:rPr>
               <w:t xml:space="preserve">3: </w:t>
             </w:r>
             <w:r>
               <w:rPr>
-                <w:rFonts w:hint="eastAsia"/>
+                <w:rFonts w:hint="eastAsia" w:ascii="Times New Roman" w:hAnsi="Times New Roman" w:eastAsia="游明朝"/>
+                <w:sz w:val="20"/>
               </w:rPr>
               <w:t xml:space="preserve">相対的優位性</w:t>
             </w:r>
@@ -6401,6 +7245,10 @@
               <w:pStyle w:val="Compact"/>
             </w:pPr>
             <w:r>
+              <w:rPr>
+                <w:rFonts w:ascii="Times New Roman" w:hAnsi="Times New Roman" w:eastAsia="游明朝"/>
+                <w:sz w:val="20"/>
+              </w:rPr>
               <w:t xml:space="preserve">FAIL</w:t>
             </w:r>
           </w:p>
@@ -6413,7 +7261,8 @@
             </w:pPr>
             <w:r>
               <w:rPr>
-                <w:rFonts w:hint="eastAsia"/>
+                <w:rFonts w:hint="eastAsia" w:ascii="Times New Roman" w:hAnsi="Times New Roman" w:eastAsia="游明朝"/>
+                <w:sz w:val="20"/>
               </w:rPr>
               <w:t xml:space="preserve">メガファーマ共通。却下基準#2該当</w:t>
             </w:r>
@@ -6428,11 +7277,16 @@
               <w:pStyle w:val="Compact"/>
             </w:pPr>
             <w:r>
+              <w:rPr>
+                <w:rFonts w:ascii="Times New Roman" w:hAnsi="Times New Roman" w:eastAsia="游明朝"/>
+                <w:sz w:val="20"/>
+              </w:rPr>
               <w:t xml:space="preserve">4: </w:t>
             </w:r>
             <w:r>
               <w:rPr>
-                <w:rFonts w:hint="eastAsia"/>
+                <w:rFonts w:hint="eastAsia" w:ascii="Times New Roman" w:hAnsi="Times New Roman" w:eastAsia="游明朝"/>
+                <w:sz w:val="20"/>
               </w:rPr>
               <w:t xml:space="preserve">説明力</w:t>
             </w:r>
@@ -6445,6 +7299,10 @@
               <w:pStyle w:val="Compact"/>
             </w:pPr>
             <w:r>
+              <w:rPr>
+                <w:rFonts w:ascii="Times New Roman" w:hAnsi="Times New Roman" w:eastAsia="游明朝"/>
+                <w:sz w:val="20"/>
+              </w:rPr>
               <w:t xml:space="preserve">FAIL</w:t>
             </w:r>
           </w:p>
@@ -6457,7 +7315,8 @@
             </w:pPr>
             <w:r>
               <w:rPr>
-                <w:rFonts w:hint="eastAsia"/>
+                <w:rFonts w:hint="eastAsia" w:ascii="Times New Roman" w:hAnsi="Times New Roman" w:eastAsia="游明朝"/>
+                <w:sz w:val="20"/>
               </w:rPr>
               <w:t xml:space="preserve">定量データなし。「投資効率が高い」は定性的のみ</w:t>
             </w:r>
@@ -6472,20 +7331,30 @@
               <w:pStyle w:val="Compact"/>
             </w:pPr>
             <w:r>
+              <w:rPr>
+                <w:rFonts w:ascii="Times New Roman" w:hAnsi="Times New Roman" w:eastAsia="游明朝"/>
+                <w:sz w:val="20"/>
+              </w:rPr>
               <w:t xml:space="preserve">6: </w:t>
             </w:r>
             <w:r>
               <w:rPr>
-                <w:rFonts w:hint="eastAsia"/>
+                <w:rFonts w:hint="eastAsia" w:ascii="Times New Roman" w:hAnsi="Times New Roman" w:eastAsia="游明朝"/>
+                <w:sz w:val="20"/>
               </w:rPr>
               <w:t xml:space="preserve">構造的</w:t>
             </w:r>
             <w:r>
+              <w:rPr>
+                <w:rFonts w:ascii="Times New Roman" w:hAnsi="Times New Roman" w:eastAsia="游明朝"/>
+                <w:sz w:val="20"/>
+              </w:rPr>
               <w:t xml:space="preserve"> vs </w:t>
             </w:r>
             <w:r>
               <w:rPr>
-                <w:rFonts w:hint="eastAsia"/>
+                <w:rFonts w:hint="eastAsia" w:ascii="Times New Roman" w:hAnsi="Times New Roman" w:eastAsia="游明朝"/>
+                <w:sz w:val="20"/>
               </w:rPr>
               <w:t xml:space="preserve">補完</w:t>
             </w:r>
@@ -6498,6 +7367,10 @@
               <w:pStyle w:val="Compact"/>
             </w:pPr>
             <w:r>
+              <w:rPr>
+                <w:rFonts w:ascii="Times New Roman" w:hAnsi="Times New Roman" w:eastAsia="游明朝"/>
+                <w:sz w:val="20"/>
+              </w:rPr>
               <w:t xml:space="preserve">PARTIAL</w:t>
             </w:r>
           </w:p>
@@ -6510,7 +7383,8 @@
             </w:pPr>
             <w:r>
               <w:rPr>
-                <w:rFonts w:hint="eastAsia"/>
+                <w:rFonts w:hint="eastAsia" w:ascii="Times New Roman" w:hAnsi="Times New Roman" w:eastAsia="游明朝"/>
+                <w:sz w:val="20"/>
               </w:rPr>
               <w:t xml:space="preserve">補完的要素</w:t>
             </w:r>
@@ -6525,11 +7399,16 @@
               <w:pStyle w:val="Compact"/>
             </w:pPr>
             <w:r>
+              <w:rPr>
+                <w:rFonts w:ascii="Times New Roman" w:hAnsi="Times New Roman" w:eastAsia="游明朝"/>
+                <w:sz w:val="20"/>
+              </w:rPr>
               <w:t xml:space="preserve">7: </w:t>
             </w:r>
             <w:r>
               <w:rPr>
-                <w:rFonts w:hint="eastAsia"/>
+                <w:rFonts w:hint="eastAsia" w:ascii="Times New Roman" w:hAnsi="Times New Roman" w:eastAsia="游明朝"/>
+                <w:sz w:val="20"/>
               </w:rPr>
               <w:t xml:space="preserve">純粋競合差別化</w:t>
             </w:r>
@@ -6542,6 +7421,10 @@
               <w:pStyle w:val="Compact"/>
             </w:pPr>
             <w:r>
+              <w:rPr>
+                <w:rFonts w:ascii="Times New Roman" w:hAnsi="Times New Roman" w:eastAsia="游明朝"/>
+                <w:sz w:val="20"/>
+              </w:rPr>
               <w:t xml:space="preserve">FAIL</w:t>
             </w:r>
           </w:p>
@@ -6554,7 +7437,8 @@
             </w:pPr>
             <w:r>
               <w:rPr>
-                <w:rFonts w:hint="eastAsia"/>
+                <w:rFonts w:hint="eastAsia" w:ascii="Times New Roman" w:hAnsi="Times New Roman" w:eastAsia="游明朝"/>
+                <w:sz w:val="20"/>
               </w:rPr>
               <w:t xml:space="preserve">大手間の比較なし</w:t>
             </w:r>
@@ -6569,20 +7453,30 @@
               <w:pStyle w:val="Compact"/>
             </w:pPr>
             <w:r>
+              <w:rPr>
+                <w:rFonts w:ascii="Times New Roman" w:hAnsi="Times New Roman" w:eastAsia="游明朝"/>
+                <w:sz w:val="20"/>
+              </w:rPr>
               <w:t xml:space="preserve">8: </w:t>
             </w:r>
             <w:r>
               <w:rPr>
-                <w:rFonts w:hint="eastAsia"/>
+                <w:rFonts w:hint="eastAsia" w:ascii="Times New Roman" w:hAnsi="Times New Roman" w:eastAsia="游明朝"/>
+                <w:sz w:val="20"/>
               </w:rPr>
               <w:t xml:space="preserve">戦略</w:t>
             </w:r>
             <w:r>
+              <w:rPr>
+                <w:rFonts w:ascii="Times New Roman" w:hAnsi="Times New Roman" w:eastAsia="游明朝"/>
+                <w:sz w:val="20"/>
+              </w:rPr>
               <w:t xml:space="preserve"> ≠ </w:t>
             </w:r>
             <w:r>
               <w:rPr>
-                <w:rFonts w:hint="eastAsia"/>
+                <w:rFonts w:hint="eastAsia" w:ascii="Times New Roman" w:hAnsi="Times New Roman" w:eastAsia="游明朝"/>
+                <w:sz w:val="20"/>
               </w:rPr>
               <w:t xml:space="preserve">優位性</w:t>
             </w:r>
@@ -6595,6 +7489,10 @@
               <w:pStyle w:val="Compact"/>
             </w:pPr>
             <w:r>
+              <w:rPr>
+                <w:rFonts w:ascii="Times New Roman" w:hAnsi="Times New Roman" w:eastAsia="游明朝"/>
+                <w:sz w:val="20"/>
+              </w:rPr>
               <w:t xml:space="preserve">PASS</w:t>
             </w:r>
           </w:p>
@@ -6607,7 +7505,8 @@
             </w:pPr>
             <w:r>
               <w:rPr>
-                <w:rFonts w:hint="eastAsia"/>
+                <w:rFonts w:hint="eastAsia" w:ascii="Times New Roman" w:hAnsi="Times New Roman" w:eastAsia="游明朝"/>
+                <w:sz w:val="20"/>
               </w:rPr>
               <w:t xml:space="preserve">ネットワークは資産</w:t>
             </w:r>
@@ -6622,11 +7521,16 @@
               <w:pStyle w:val="Compact"/>
             </w:pPr>
             <w:r>
+              <w:rPr>
+                <w:rFonts w:ascii="Times New Roman" w:hAnsi="Times New Roman" w:eastAsia="游明朝"/>
+                <w:sz w:val="20"/>
+              </w:rPr>
               <w:t xml:space="preserve">9: </w:t>
             </w:r>
             <w:r>
               <w:rPr>
-                <w:rFonts w:hint="eastAsia"/>
+                <w:rFonts w:hint="eastAsia" w:ascii="Times New Roman" w:hAnsi="Times New Roman" w:eastAsia="游明朝"/>
+                <w:sz w:val="20"/>
               </w:rPr>
               <w:t xml:space="preserve">事実誤認</w:t>
             </w:r>
@@ -6639,6 +7543,10 @@
               <w:pStyle w:val="Compact"/>
             </w:pPr>
             <w:r>
+              <w:rPr>
+                <w:rFonts w:ascii="Times New Roman" w:hAnsi="Times New Roman" w:eastAsia="游明朝"/>
+                <w:sz w:val="20"/>
+              </w:rPr>
               <w:t xml:space="preserve">N/A</w:t>
             </w:r>
           </w:p>
@@ -6650,6 +7558,10 @@
               <w:pStyle w:val="Compact"/>
             </w:pPr>
             <w:r>
+              <w:rPr>
+                <w:rFonts w:ascii="Times New Roman" w:hAnsi="Times New Roman" w:eastAsia="游明朝"/>
+                <w:sz w:val="20"/>
+              </w:rPr>
               <w:t xml:space="preserve">-</w:t>
             </w:r>
           </w:p>
@@ -6663,6 +7575,10 @@
               <w:pStyle w:val="Compact"/>
             </w:pPr>
             <w:r>
+              <w:rPr>
+                <w:rFonts w:ascii="Times New Roman" w:hAnsi="Times New Roman" w:eastAsia="游明朝"/>
+                <w:sz w:val="20"/>
+              </w:rPr>
               <w:t xml:space="preserve">10: ネガティブケース</w:t>
             </w:r>
           </w:p>
@@ -6674,6 +7590,10 @@
               <w:pStyle w:val="Compact"/>
             </w:pPr>
             <w:r>
+              <w:rPr>
+                <w:rFonts w:ascii="Times New Roman" w:hAnsi="Times New Roman" w:eastAsia="游明朝"/>
+                <w:sz w:val="20"/>
+              </w:rPr>
               <w:t xml:space="preserve">N/A</w:t>
             </w:r>
           </w:p>
@@ -6685,6 +7605,10 @@
               <w:pStyle w:val="Compact"/>
             </w:pPr>
             <w:r>
+              <w:rPr>
+                <w:rFonts w:ascii="Times New Roman" w:hAnsi="Times New Roman" w:eastAsia="游明朝"/>
+                <w:sz w:val="20"/>
+              </w:rPr>
               <w:t xml:space="preserve">-</w:t>
             </w:r>
           </w:p>
@@ -6698,11 +7622,16 @@
               <w:pStyle w:val="Compact"/>
             </w:pPr>
             <w:r>
+              <w:rPr>
+                <w:rFonts w:ascii="Times New Roman" w:hAnsi="Times New Roman" w:eastAsia="游明朝"/>
+                <w:sz w:val="20"/>
+              </w:rPr>
               <w:t xml:space="preserve">11: </w:t>
             </w:r>
             <w:r>
               <w:rPr>
-                <w:rFonts w:hint="eastAsia"/>
+                <w:rFonts w:hint="eastAsia" w:ascii="Times New Roman" w:hAnsi="Times New Roman" w:eastAsia="游明朝"/>
+                <w:sz w:val="20"/>
               </w:rPr>
               <w:t xml:space="preserve">業界構造合致</w:t>
             </w:r>
@@ -6715,6 +7644,10 @@
               <w:pStyle w:val="Compact"/>
             </w:pPr>
             <w:r>
+              <w:rPr>
+                <w:rFonts w:ascii="Times New Roman" w:hAnsi="Times New Roman" w:eastAsia="游明朝"/>
+                <w:sz w:val="20"/>
+              </w:rPr>
               <w:t xml:space="preserve">FAIL</w:t>
             </w:r>
           </w:p>
@@ -6727,7 +7660,8 @@
             </w:pPr>
             <w:r>
               <w:rPr>
-                <w:rFonts w:hint="eastAsia"/>
+                <w:rFonts w:hint="eastAsia" w:ascii="Times New Roman" w:hAnsi="Times New Roman" w:eastAsia="游明朝"/>
+                <w:sz w:val="20"/>
               </w:rPr>
               <w:t xml:space="preserve">メガファーマ共通のインフラ</w:t>
             </w:r>
@@ -7804,7 +8738,8 @@
             </w:pPr>
             <w:r>
               <w:rPr>
-                <w:rFonts w:hint="eastAsia"/>
+                <w:rFonts w:hint="eastAsia" w:ascii="Times New Roman" w:hAnsi="Times New Roman" w:eastAsia="游明朝"/>
+                <w:sz w:val="20"/>
               </w:rPr>
               <w:t xml:space="preserve">主張</w:t>
             </w:r>
@@ -7818,7 +8753,8 @@
             </w:pPr>
             <w:r>
               <w:rPr>
-                <w:rFonts w:hint="eastAsia"/>
+                <w:rFonts w:hint="eastAsia" w:ascii="Times New Roman" w:hAnsi="Times New Roman" w:eastAsia="游明朝"/>
+                <w:sz w:val="20"/>
               </w:rPr>
               <w:t xml:space="preserve">AI評価（CA）</w:t>
             </w:r>
@@ -7831,11 +8767,16 @@
               <w:pStyle w:val="Compact"/>
             </w:pPr>
             <w:r>
+              <w:rPr>
+                <w:rFonts w:ascii="Times New Roman" w:hAnsi="Times New Roman" w:eastAsia="游明朝"/>
+                <w:sz w:val="20"/>
+              </w:rPr>
               <w:t xml:space="preserve">KB3 </w:t>
             </w:r>
             <w:r>
               <w:rPr>
-                <w:rFonts w:hint="eastAsia"/>
+                <w:rFonts w:hint="eastAsia" w:ascii="Times New Roman" w:hAnsi="Times New Roman" w:eastAsia="游明朝"/>
+                <w:sz w:val="20"/>
               </w:rPr>
               <w:t xml:space="preserve">LLY（Y評価）</w:t>
             </w:r>
@@ -7849,7 +8790,8 @@
             </w:pPr>
             <w:r>
               <w:rPr>
-                <w:rFonts w:hint="eastAsia"/>
+                <w:rFonts w:hint="eastAsia" w:ascii="Times New Roman" w:hAnsi="Times New Roman" w:eastAsia="游明朝"/>
+                <w:sz w:val="20"/>
               </w:rPr>
               <w:t xml:space="preserve">差分</w:t>
             </w:r>
@@ -7863,7 +8805,8 @@
             </w:pPr>
             <w:r>
               <w:rPr>
-                <w:rFonts w:hint="eastAsia"/>
+                <w:rFonts w:hint="eastAsia" w:ascii="Times New Roman" w:hAnsi="Times New Roman" w:eastAsia="游明朝"/>
+                <w:sz w:val="20"/>
               </w:rPr>
               <w:t xml:space="preserve">備考</w:t>
             </w:r>
@@ -7878,6 +8821,10 @@
               <w:pStyle w:val="Compact"/>
             </w:pPr>
             <w:r>
+              <w:rPr>
+                <w:rFonts w:ascii="Times New Roman" w:hAnsi="Times New Roman" w:eastAsia="游明朝"/>
+                <w:sz w:val="20"/>
+              </w:rPr>
               <w:t xml:space="preserve">#1 ポートフォリオ</w:t>
             </w:r>
           </w:p>
@@ -7889,6 +8836,10 @@
               <w:pStyle w:val="Compact"/>
             </w:pPr>
             <w:r>
+              <w:rPr>
+                <w:rFonts w:ascii="Times New Roman" w:hAnsi="Times New Roman" w:eastAsia="游明朝"/>
+                <w:sz w:val="20"/>
+              </w:rPr>
               <w:t xml:space="preserve">50%</w:t>
             </w:r>
           </w:p>
@@ -7900,6 +8851,10 @@
               <w:pStyle w:val="Compact"/>
             </w:pPr>
             <w:r>
+              <w:rPr>
+                <w:rFonts w:ascii="Times New Roman" w:hAnsi="Times New Roman" w:eastAsia="游明朝"/>
+                <w:sz w:val="20"/>
+              </w:rPr>
               <w:t xml:space="preserve">50% (#1)</w:t>
             </w:r>
           </w:p>
@@ -7911,6 +8866,10 @@
               <w:pStyle w:val="Compact"/>
             </w:pPr>
             <w:r>
+              <w:rPr>
+                <w:rFonts w:ascii="Times New Roman" w:hAnsi="Times New Roman" w:eastAsia="游明朝"/>
+                <w:sz w:val="20"/>
+              </w:rPr>
               <w:t xml:space="preserve">0</w:t>
             </w:r>
           </w:p>
@@ -7923,7 +8882,8 @@
             </w:pPr>
             <w:r>
               <w:rPr>
-                <w:rFonts w:hint="eastAsia"/>
+                <w:rFonts w:hint="eastAsia" w:ascii="Times New Roman" w:hAnsi="Times New Roman" w:eastAsia="游明朝"/>
+                <w:sz w:val="20"/>
               </w:rPr>
               <w:t xml:space="preserve">完全一致</w:t>
             </w:r>
@@ -7938,11 +8898,16 @@
               <w:pStyle w:val="Compact"/>
             </w:pPr>
             <w:r>
+              <w:rPr>
+                <w:rFonts w:ascii="Times New Roman" w:hAnsi="Times New Roman" w:eastAsia="游明朝"/>
+                <w:sz w:val="20"/>
+              </w:rPr>
               <w:t xml:space="preserve">#2 </w:t>
             </w:r>
             <w:r>
               <w:rPr>
-                <w:rFonts w:hint="eastAsia"/>
+                <w:rFonts w:hint="eastAsia" w:ascii="Times New Roman" w:hAnsi="Times New Roman" w:eastAsia="游明朝"/>
+                <w:sz w:val="20"/>
               </w:rPr>
               <w:t xml:space="preserve">低分子GLP-1</w:t>
             </w:r>
@@ -7955,6 +8920,10 @@
               <w:pStyle w:val="Compact"/>
             </w:pPr>
             <w:r>
+              <w:rPr>
+                <w:rFonts w:ascii="Times New Roman" w:hAnsi="Times New Roman" w:eastAsia="游明朝"/>
+                <w:sz w:val="20"/>
+              </w:rPr>
               <w:t xml:space="preserve">70%</w:t>
             </w:r>
           </w:p>
@@ -7966,6 +8935,10 @@
               <w:pStyle w:val="Compact"/>
             </w:pPr>
             <w:r>
+              <w:rPr>
+                <w:rFonts w:ascii="Times New Roman" w:hAnsi="Times New Roman" w:eastAsia="游明朝"/>
+                <w:sz w:val="20"/>
+              </w:rPr>
               <w:t xml:space="preserve">70% (#2)</w:t>
             </w:r>
           </w:p>
@@ -7977,6 +8950,10 @@
               <w:pStyle w:val="Compact"/>
             </w:pPr>
             <w:r>
+              <w:rPr>
+                <w:rFonts w:ascii="Times New Roman" w:hAnsi="Times New Roman" w:eastAsia="游明朝"/>
+                <w:sz w:val="20"/>
+              </w:rPr>
               <w:t xml:space="preserve">0</w:t>
             </w:r>
           </w:p>
@@ -7989,7 +8966,8 @@
             </w:pPr>
             <w:r>
               <w:rPr>
-                <w:rFonts w:hint="eastAsia"/>
+                <w:rFonts w:hint="eastAsia" w:ascii="Times New Roman" w:hAnsi="Times New Roman" w:eastAsia="游明朝"/>
+                <w:sz w:val="20"/>
               </w:rPr>
               <w:t xml:space="preserve">完全一致</w:t>
             </w:r>
@@ -8004,6 +8982,10 @@
               <w:pStyle w:val="Compact"/>
             </w:pPr>
             <w:r>
+              <w:rPr>
+                <w:rFonts w:ascii="Times New Roman" w:hAnsi="Times New Roman" w:eastAsia="游明朝"/>
+                <w:sz w:val="20"/>
+              </w:rPr>
               <w:t xml:space="preserve">#3 アルツハイマーR&amp;D</w:t>
             </w:r>
           </w:p>
@@ -8015,6 +8997,10 @@
               <w:pStyle w:val="Compact"/>
             </w:pPr>
             <w:r>
+              <w:rPr>
+                <w:rFonts w:ascii="Times New Roman" w:hAnsi="Times New Roman" w:eastAsia="游明朝"/>
+                <w:sz w:val="20"/>
+              </w:rPr>
               <w:t xml:space="preserve">50%</w:t>
             </w:r>
           </w:p>
@@ -8026,6 +9012,10 @@
               <w:pStyle w:val="Compact"/>
             </w:pPr>
             <w:r>
+              <w:rPr>
+                <w:rFonts w:ascii="Times New Roman" w:hAnsi="Times New Roman" w:eastAsia="游明朝"/>
+                <w:sz w:val="20"/>
+              </w:rPr>
               <w:t xml:space="preserve">50% (#4) / 30% (#3)</w:t>
             </w:r>
           </w:p>
@@ -8037,6 +9027,10 @@
               <w:pStyle w:val="Compact"/>
             </w:pPr>
             <w:r>
+              <w:rPr>
+                <w:rFonts w:ascii="Times New Roman" w:hAnsi="Times New Roman" w:eastAsia="游明朝"/>
+                <w:sz w:val="20"/>
+              </w:rPr>
               <w:t xml:space="preserve">0 / +20</w:t>
             </w:r>
           </w:p>
@@ -8048,11 +9042,16 @@
               <w:pStyle w:val="Compact"/>
             </w:pPr>
             <w:r>
+              <w:rPr>
+                <w:rFonts w:ascii="Times New Roman" w:hAnsi="Times New Roman" w:eastAsia="游明朝"/>
+                <w:sz w:val="20"/>
+              </w:rPr>
               <w:t xml:space="preserve">KB3 </w:t>
             </w:r>
             <w:r>
               <w:rPr>
-                <w:rFonts w:hint="eastAsia"/>
+                <w:rFonts w:hint="eastAsia" w:ascii="Times New Roman" w:hAnsi="Times New Roman" w:eastAsia="游明朝"/>
+                <w:sz w:val="20"/>
               </w:rPr>
               <w:t xml:space="preserve">#3と#4の統合版</w:t>
             </w:r>
@@ -8067,11 +9066,16 @@
               <w:pStyle w:val="Compact"/>
             </w:pPr>
             <w:r>
+              <w:rPr>
+                <w:rFonts w:ascii="Times New Roman" w:hAnsi="Times New Roman" w:eastAsia="游明朝"/>
+                <w:sz w:val="20"/>
+              </w:rPr>
               <w:t xml:space="preserve">#4 </w:t>
             </w:r>
             <w:r>
               <w:rPr>
-                <w:rFonts w:hint="eastAsia"/>
+                <w:rFonts w:hint="eastAsia" w:ascii="Times New Roman" w:hAnsi="Times New Roman" w:eastAsia="游明朝"/>
+                <w:sz w:val="20"/>
               </w:rPr>
               <w:t xml:space="preserve">供給能力</w:t>
             </w:r>
@@ -8084,6 +9088,10 @@
               <w:pStyle w:val="Compact"/>
             </w:pPr>
             <w:r>
+              <w:rPr>
+                <w:rFonts w:ascii="Times New Roman" w:hAnsi="Times New Roman" w:eastAsia="游明朝"/>
+                <w:sz w:val="20"/>
+              </w:rPr>
               <w:t xml:space="preserve">70%</w:t>
             </w:r>
           </w:p>
@@ -8095,11 +9103,16 @@
               <w:pStyle w:val="Compact"/>
             </w:pPr>
             <w:r>
+              <w:rPr>
+                <w:rFonts w:ascii="Times New Roman" w:hAnsi="Times New Roman" w:eastAsia="游明朝"/>
+                <w:sz w:val="20"/>
+              </w:rPr>
               <w:t xml:space="preserve">- </w:t>
             </w:r>
             <w:r>
               <w:rPr>
-                <w:rFonts w:hint="eastAsia"/>
+                <w:rFonts w:hint="eastAsia" w:ascii="Times New Roman" w:hAnsi="Times New Roman" w:eastAsia="游明朝"/>
+                <w:sz w:val="20"/>
               </w:rPr>
               <w:t xml:space="preserve">(新規)</w:t>
             </w:r>
@@ -8112,6 +9125,10 @@
               <w:pStyle w:val="Compact"/>
             </w:pPr>
             <w:r>
+              <w:rPr>
+                <w:rFonts w:ascii="Times New Roman" w:hAnsi="Times New Roman" w:eastAsia="游明朝"/>
+                <w:sz w:val="20"/>
+              </w:rPr>
               <w:t xml:space="preserve">-</w:t>
             </w:r>
           </w:p>
@@ -8124,7 +9141,8 @@
             </w:pPr>
             <w:r>
               <w:rPr>
-                <w:rFonts w:hint="eastAsia"/>
+                <w:rFonts w:hint="eastAsia" w:ascii="Times New Roman" w:hAnsi="Times New Roman" w:eastAsia="游明朝"/>
+                <w:sz w:val="20"/>
               </w:rPr>
               <w:t xml:space="preserve">KB3にない新規主張</w:t>
             </w:r>
@@ -8139,11 +9157,16 @@
               <w:pStyle w:val="Compact"/>
             </w:pPr>
             <w:r>
+              <w:rPr>
+                <w:rFonts w:ascii="Times New Roman" w:hAnsi="Times New Roman" w:eastAsia="游明朝"/>
+                <w:sz w:val="20"/>
+              </w:rPr>
               <w:t xml:space="preserve">#5 </w:t>
             </w:r>
             <w:r>
               <w:rPr>
-                <w:rFonts w:hint="eastAsia"/>
+                <w:rFonts w:hint="eastAsia" w:ascii="Times New Roman" w:hAnsi="Times New Roman" w:eastAsia="游明朝"/>
+                <w:sz w:val="20"/>
               </w:rPr>
               <w:t xml:space="preserve">Mounjaro粘着性</w:t>
             </w:r>
@@ -8156,6 +9179,10 @@
               <w:pStyle w:val="Compact"/>
             </w:pPr>
             <w:r>
+              <w:rPr>
+                <w:rFonts w:ascii="Times New Roman" w:hAnsi="Times New Roman" w:eastAsia="游明朝"/>
+                <w:sz w:val="20"/>
+              </w:rPr>
               <w:t xml:space="preserve">50%</w:t>
             </w:r>
           </w:p>
@@ -8167,6 +9194,10 @@
               <w:pStyle w:val="Compact"/>
             </w:pPr>
             <w:r>
+              <w:rPr>
+                <w:rFonts w:ascii="Times New Roman" w:hAnsi="Times New Roman" w:eastAsia="游明朝"/>
+                <w:sz w:val="20"/>
+              </w:rPr>
               <w:t xml:space="preserve">50% (#5)</w:t>
             </w:r>
           </w:p>
@@ -8178,6 +9209,10 @@
               <w:pStyle w:val="Compact"/>
             </w:pPr>
             <w:r>
+              <w:rPr>
+                <w:rFonts w:ascii="Times New Roman" w:hAnsi="Times New Roman" w:eastAsia="游明朝"/>
+                <w:sz w:val="20"/>
+              </w:rPr>
               <w:t xml:space="preserve">0</w:t>
             </w:r>
           </w:p>
@@ -8190,7 +9225,8 @@
             </w:pPr>
             <w:r>
               <w:rPr>
-                <w:rFonts w:hint="eastAsia"/>
+                <w:rFonts w:hint="eastAsia" w:ascii="Times New Roman" w:hAnsi="Times New Roman" w:eastAsia="游明朝"/>
+                <w:sz w:val="20"/>
               </w:rPr>
               <w:t xml:space="preserve">完全一致</w:t>
             </w:r>
@@ -8205,6 +9241,10 @@
               <w:pStyle w:val="Compact"/>
             </w:pPr>
             <w:r>
+              <w:rPr>
+                <w:rFonts w:ascii="Times New Roman" w:hAnsi="Times New Roman" w:eastAsia="游明朝"/>
+                <w:sz w:val="20"/>
+              </w:rPr>
               <w:t xml:space="preserve">#6 ネットワーク</w:t>
             </w:r>
           </w:p>
@@ -8216,6 +9256,10 @@
               <w:pStyle w:val="Compact"/>
             </w:pPr>
             <w:r>
+              <w:rPr>
+                <w:rFonts w:ascii="Times New Roman" w:hAnsi="Times New Roman" w:eastAsia="游明朝"/>
+                <w:sz w:val="20"/>
+              </w:rPr>
               <w:t xml:space="preserve">30%</w:t>
             </w:r>
           </w:p>
@@ -8227,6 +9271,10 @@
               <w:pStyle w:val="Compact"/>
             </w:pPr>
             <w:r>
+              <w:rPr>
+                <w:rFonts w:ascii="Times New Roman" w:hAnsi="Times New Roman" w:eastAsia="游明朝"/>
+                <w:sz w:val="20"/>
+              </w:rPr>
               <w:t xml:space="preserve">30% (#6)</w:t>
             </w:r>
           </w:p>
@@ -8238,6 +9286,10 @@
               <w:pStyle w:val="Compact"/>
             </w:pPr>
             <w:r>
+              <w:rPr>
+                <w:rFonts w:ascii="Times New Roman" w:hAnsi="Times New Roman" w:eastAsia="游明朝"/>
+                <w:sz w:val="20"/>
+              </w:rPr>
               <w:t xml:space="preserve">0</w:t>
             </w:r>
           </w:p>
@@ -8250,7 +9302,8 @@
             </w:pPr>
             <w:r>
               <w:rPr>
-                <w:rFonts w:hint="eastAsia"/>
+                <w:rFonts w:hint="eastAsia" w:ascii="Times New Roman" w:hAnsi="Times New Roman" w:eastAsia="游明朝"/>
+                <w:sz w:val="20"/>
               </w:rPr>
               <w:t xml:space="preserve">完全一致</w:t>
             </w:r>
@@ -8519,7 +9572,8 @@
             </w:pPr>
             <w:r>
               <w:rPr>
-                <w:rFonts w:hint="eastAsia"/>
+                <w:rFonts w:hint="eastAsia" w:ascii="Times New Roman" w:hAnsi="Times New Roman" w:eastAsia="游明朝"/>
+                <w:sz w:val="20"/>
               </w:rPr>
               <w:t xml:space="preserve">主張</w:t>
             </w:r>
@@ -8533,7 +9587,8 @@
             </w:pPr>
             <w:r>
               <w:rPr>
-                <w:rFonts w:hint="eastAsia"/>
+                <w:rFonts w:hint="eastAsia" w:ascii="Times New Roman" w:hAnsi="Times New Roman" w:eastAsia="游明朝"/>
+                <w:sz w:val="20"/>
               </w:rPr>
               <w:t xml:space="preserve">AI評価（T8修正後）</w:t>
             </w:r>
@@ -8547,7 +9602,8 @@
             </w:pPr>
             <w:r>
               <w:rPr>
-                <w:rFonts w:hint="eastAsia"/>
+                <w:rFonts w:hint="eastAsia" w:ascii="Times New Roman" w:hAnsi="Times New Roman" w:eastAsia="游明朝"/>
+                <w:sz w:val="20"/>
               </w:rPr>
               <w:t xml:space="preserve">アナリスト評価（CA）</w:t>
             </w:r>
@@ -8561,7 +9617,8 @@
             </w:pPr>
             <w:r>
               <w:rPr>
-                <w:rFonts w:hint="eastAsia"/>
+                <w:rFonts w:hint="eastAsia" w:ascii="Times New Roman" w:hAnsi="Times New Roman" w:eastAsia="游明朝"/>
+                <w:sz w:val="20"/>
               </w:rPr>
               <w:t xml:space="preserve">アナリスト評価（CAGR）</w:t>
             </w:r>
@@ -8574,6 +9631,10 @@
               <w:pStyle w:val="Compact"/>
             </w:pPr>
             <w:r>
+              <w:rPr>
+                <w:rFonts w:ascii="Times New Roman" w:hAnsi="Times New Roman" w:eastAsia="游明朝"/>
+                <w:sz w:val="20"/>
+              </w:rPr>
               <w:t xml:space="preserve">コメント</w:t>
             </w:r>
           </w:p>
@@ -8587,11 +9648,16 @@
               <w:pStyle w:val="Compact"/>
             </w:pPr>
             <w:r>
+              <w:rPr>
+                <w:rFonts w:ascii="Times New Roman" w:hAnsi="Times New Roman" w:eastAsia="游明朝"/>
+                <w:sz w:val="20"/>
+              </w:rPr>
               <w:t xml:space="preserve">#1 </w:t>
             </w:r>
             <w:r>
               <w:rPr>
-                <w:rFonts w:hint="eastAsia"/>
+                <w:rFonts w:hint="eastAsia" w:ascii="Times New Roman" w:hAnsi="Times New Roman" w:eastAsia="游明朝"/>
+                <w:sz w:val="20"/>
               </w:rPr>
               <w:t xml:space="preserve">複数超大型市場ポートフォリオ</w:t>
             </w:r>
@@ -8605,16 +9671,22 @@
             </w:pPr>
             <w:r>
               <w:rPr>
-                <w:rFonts w:hint="eastAsia"/>
+                <w:rFonts w:hint="eastAsia" w:ascii="Times New Roman" w:hAnsi="Times New Roman" w:eastAsia="游明朝"/>
+                <w:sz w:val="20"/>
               </w:rPr>
               <w:t xml:space="preserve">50%（CAGR内訳分離:</w:t>
             </w:r>
             <w:r>
+              <w:rPr>
+                <w:rFonts w:ascii="Times New Roman" w:hAnsi="Times New Roman" w:eastAsia="游明朝"/>
+                <w:sz w:val="20"/>
+              </w:rPr>
               <w:t xml:space="preserve"> </w:t>
             </w:r>
             <w:r>
               <w:rPr>
-                <w:rFonts w:hint="eastAsia"/>
+                <w:rFonts w:hint="eastAsia" w:ascii="Times New Roman" w:hAnsi="Times New Roman" w:eastAsia="游明朝"/>
+                <w:sz w:val="20"/>
               </w:rPr>
               <w:t xml:space="preserve">売上+10-12%/マージン±0%）</w:t>
             </w:r>
@@ -8627,6 +9699,10 @@
               <w:pStyle w:val="Compact"/>
             </w:pPr>
             <w:r>
+              <w:rPr>
+                <w:rFonts w:ascii="Times New Roman" w:hAnsi="Times New Roman" w:eastAsia="游明朝"/>
+                <w:sz w:val="20"/>
+              </w:rPr>
               <w:t xml:space="preserve">( )</w:t>
             </w:r>
           </w:p>
@@ -8638,6 +9714,10 @@
               <w:pStyle w:val="Compact"/>
             </w:pPr>
             <w:r>
+              <w:rPr>
+                <w:rFonts w:ascii="Times New Roman" w:hAnsi="Times New Roman" w:eastAsia="游明朝"/>
+                <w:sz w:val="20"/>
+              </w:rPr>
               <w:t xml:space="preserve">( )</w:t>
             </w:r>
           </w:p>
@@ -8659,11 +9739,16 @@
               <w:pStyle w:val="Compact"/>
             </w:pPr>
             <w:r>
+              <w:rPr>
+                <w:rFonts w:ascii="Times New Roman" w:hAnsi="Times New Roman" w:eastAsia="游明朝"/>
+                <w:sz w:val="20"/>
+              </w:rPr>
               <w:t xml:space="preserve">#2 </w:t>
             </w:r>
             <w:r>
               <w:rPr>
-                <w:rFonts w:hint="eastAsia"/>
+                <w:rFonts w:hint="eastAsia" w:ascii="Times New Roman" w:hAnsi="Times New Roman" w:eastAsia="游明朝"/>
+                <w:sz w:val="20"/>
               </w:rPr>
               <w:t xml:space="preserve">低分子型経口GLP-1技術的差別化</w:t>
             </w:r>
@@ -8677,7 +9762,8 @@
             </w:pPr>
             <w:r>
               <w:rPr>
-                <w:rFonts w:hint="eastAsia"/>
+                <w:rFonts w:hint="eastAsia" w:ascii="Times New Roman" w:hAnsi="Times New Roman" w:eastAsia="游明朝"/>
+                <w:sz w:val="20"/>
               </w:rPr>
               <w:t xml:space="preserve">70%（根源要因不足が上限条件）</w:t>
             </w:r>
@@ -8690,6 +9776,10 @@
               <w:pStyle w:val="Compact"/>
             </w:pPr>
             <w:r>
+              <w:rPr>
+                <w:rFonts w:ascii="Times New Roman" w:hAnsi="Times New Roman" w:eastAsia="游明朝"/>
+                <w:sz w:val="20"/>
+              </w:rPr>
               <w:t xml:space="preserve">( )</w:t>
             </w:r>
           </w:p>
@@ -8701,6 +9791,10 @@
               <w:pStyle w:val="Compact"/>
             </w:pPr>
             <w:r>
+              <w:rPr>
+                <w:rFonts w:ascii="Times New Roman" w:hAnsi="Times New Roman" w:eastAsia="游明朝"/>
+                <w:sz w:val="20"/>
+              </w:rPr>
               <w:t xml:space="preserve">( )</w:t>
             </w:r>
           </w:p>
@@ -8722,6 +9816,10 @@
               <w:pStyle w:val="Compact"/>
             </w:pPr>
             <w:r>
+              <w:rPr>
+                <w:rFonts w:ascii="Times New Roman" w:hAnsi="Times New Roman" w:eastAsia="游明朝"/>
+                <w:sz w:val="20"/>
+              </w:rPr>
               <w:t xml:space="preserve">#3 アルツハイマーR&amp;Dノウハウ</w:t>
             </w:r>
           </w:p>
@@ -8734,7 +9832,8 @@
             </w:pPr>
             <w:r>
               <w:rPr>
-                <w:rFonts w:hint="eastAsia"/>
+                <w:rFonts w:hint="eastAsia" w:ascii="Times New Roman" w:hAnsi="Times New Roman" w:eastAsia="游明朝"/>
+                <w:sz w:val="20"/>
               </w:rPr>
               <w:t xml:space="preserve">50%（KB3#3の30%批判を認識した上での評価）</w:t>
             </w:r>
@@ -8747,6 +9846,10 @@
               <w:pStyle w:val="Compact"/>
             </w:pPr>
             <w:r>
+              <w:rPr>
+                <w:rFonts w:ascii="Times New Roman" w:hAnsi="Times New Roman" w:eastAsia="游明朝"/>
+                <w:sz w:val="20"/>
+              </w:rPr>
               <w:t xml:space="preserve">( )</w:t>
             </w:r>
           </w:p>
@@ -8758,6 +9861,10 @@
               <w:pStyle w:val="Compact"/>
             </w:pPr>
             <w:r>
+              <w:rPr>
+                <w:rFonts w:ascii="Times New Roman" w:hAnsi="Times New Roman" w:eastAsia="游明朝"/>
+                <w:sz w:val="20"/>
+              </w:rPr>
               <w:t xml:space="preserve">( )</w:t>
             </w:r>
           </w:p>
@@ -8779,11 +9886,16 @@
               <w:pStyle w:val="Compact"/>
             </w:pPr>
             <w:r>
+              <w:rPr>
+                <w:rFonts w:ascii="Times New Roman" w:hAnsi="Times New Roman" w:eastAsia="游明朝"/>
+                <w:sz w:val="20"/>
+              </w:rPr>
               <w:t xml:space="preserve">#4 </w:t>
             </w:r>
             <w:r>
               <w:rPr>
-                <w:rFonts w:hint="eastAsia"/>
+                <w:rFonts w:hint="eastAsia" w:ascii="Times New Roman" w:hAnsi="Times New Roman" w:eastAsia="游明朝"/>
+                <w:sz w:val="20"/>
               </w:rPr>
               <w:t xml:space="preserve">GLP-1供給能力参入障壁</w:t>
             </w:r>
@@ -8797,7 +9909,8 @@
             </w:pPr>
             <w:r>
               <w:rPr>
-                <w:rFonts w:hint="eastAsia"/>
+                <w:rFonts w:hint="eastAsia" w:ascii="Times New Roman" w:hAnsi="Times New Roman" w:eastAsia="游明朝"/>
+                <w:sz w:val="20"/>
               </w:rPr>
               <w:t xml:space="preserve">70%（デュオポリー持続性リスク付き）</w:t>
             </w:r>
@@ -8810,6 +9923,10 @@
               <w:pStyle w:val="Compact"/>
             </w:pPr>
             <w:r>
+              <w:rPr>
+                <w:rFonts w:ascii="Times New Roman" w:hAnsi="Times New Roman" w:eastAsia="游明朝"/>
+                <w:sz w:val="20"/>
+              </w:rPr>
               <w:t xml:space="preserve">( )</w:t>
             </w:r>
           </w:p>
@@ -8821,6 +9938,10 @@
               <w:pStyle w:val="Compact"/>
             </w:pPr>
             <w:r>
+              <w:rPr>
+                <w:rFonts w:ascii="Times New Roman" w:hAnsi="Times New Roman" w:eastAsia="游明朝"/>
+                <w:sz w:val="20"/>
+              </w:rPr>
               <w:t xml:space="preserve">( )</w:t>
             </w:r>
           </w:p>
@@ -8842,11 +9963,16 @@
               <w:pStyle w:val="Compact"/>
             </w:pPr>
             <w:r>
+              <w:rPr>
+                <w:rFonts w:ascii="Times New Roman" w:hAnsi="Times New Roman" w:eastAsia="游明朝"/>
+                <w:sz w:val="20"/>
+              </w:rPr>
               <w:t xml:space="preserve">#5 </w:t>
             </w:r>
             <w:r>
               <w:rPr>
-                <w:rFonts w:hint="eastAsia"/>
+                <w:rFonts w:hint="eastAsia" w:ascii="Times New Roman" w:hAnsi="Times New Roman" w:eastAsia="游明朝"/>
+                <w:sz w:val="20"/>
               </w:rPr>
               <w:t xml:space="preserve">Mounjaro市場ポジション粘着性</w:t>
             </w:r>
@@ -8860,7 +9986,8 @@
             </w:pPr>
             <w:r>
               <w:rPr>
-                <w:rFonts w:hint="eastAsia"/>
+                <w:rFonts w:hint="eastAsia" w:ascii="Times New Roman" w:hAnsi="Times New Roman" w:eastAsia="游明朝"/>
+                <w:sz w:val="20"/>
               </w:rPr>
               <w:t xml:space="preserve">50%（CVS事例によるPBMリスク付き）</w:t>
             </w:r>
@@ -8873,6 +10000,10 @@
               <w:pStyle w:val="Compact"/>
             </w:pPr>
             <w:r>
+              <w:rPr>
+                <w:rFonts w:ascii="Times New Roman" w:hAnsi="Times New Roman" w:eastAsia="游明朝"/>
+                <w:sz w:val="20"/>
+              </w:rPr>
               <w:t xml:space="preserve">( )</w:t>
             </w:r>
           </w:p>
@@ -8884,6 +10015,10 @@
               <w:pStyle w:val="Compact"/>
             </w:pPr>
             <w:r>
+              <w:rPr>
+                <w:rFonts w:ascii="Times New Roman" w:hAnsi="Times New Roman" w:eastAsia="游明朝"/>
+                <w:sz w:val="20"/>
+              </w:rPr>
               <w:t xml:space="preserve">( )</w:t>
             </w:r>
           </w:p>
@@ -8905,6 +10040,10 @@
               <w:pStyle w:val="Compact"/>
             </w:pPr>
             <w:r>
+              <w:rPr>
+                <w:rFonts w:ascii="Times New Roman" w:hAnsi="Times New Roman" w:eastAsia="游明朝"/>
+                <w:sz w:val="20"/>
+              </w:rPr>
               <w:t xml:space="preserve">#6 グローバルネットワーク</w:t>
             </w:r>
           </w:p>
@@ -8917,7 +10056,8 @@
             </w:pPr>
             <w:r>
               <w:rPr>
-                <w:rFonts w:hint="eastAsia"/>
+                <w:rFonts w:hint="eastAsia" w:ascii="Times New Roman" w:hAnsi="Times New Roman" w:eastAsia="游明朝"/>
+                <w:sz w:val="20"/>
               </w:rPr>
               <w:t xml:space="preserve">30%（掛け算方針で実質寄与限定的）</w:t>
             </w:r>
@@ -8930,6 +10070,10 @@
               <w:pStyle w:val="Compact"/>
             </w:pPr>
             <w:r>
+              <w:rPr>
+                <w:rFonts w:ascii="Times New Roman" w:hAnsi="Times New Roman" w:eastAsia="游明朝"/>
+                <w:sz w:val="20"/>
+              </w:rPr>
               <w:t xml:space="preserve">( )</w:t>
             </w:r>
           </w:p>
@@ -8941,6 +10085,10 @@
               <w:pStyle w:val="Compact"/>
             </w:pPr>
             <w:r>
+              <w:rPr>
+                <w:rFonts w:ascii="Times New Roman" w:hAnsi="Times New Roman" w:eastAsia="游明朝"/>
+                <w:sz w:val="20"/>
+              </w:rPr>
               <w:t xml:space="preserve">( )</w:t>
             </w:r>
           </w:p>
@@ -9149,7 +10297,8 @@
             </w:pPr>
             <w:r>
               <w:rPr>
-                <w:rFonts w:hint="eastAsia"/>
+                <w:rFonts w:hint="eastAsia" w:ascii="Times New Roman" w:hAnsi="Times New Roman" w:eastAsia="游明朝"/>
+                <w:sz w:val="20"/>
               </w:rPr>
               <w:t xml:space="preserve">対象</w:t>
             </w:r>
@@ -9163,7 +10312,8 @@
             </w:pPr>
             <w:r>
               <w:rPr>
-                <w:rFonts w:hint="eastAsia"/>
+                <w:rFonts w:hint="eastAsia" w:ascii="Times New Roman" w:hAnsi="Times New Roman" w:eastAsia="游明朝"/>
+                <w:sz w:val="20"/>
               </w:rPr>
               <w:t xml:space="preserve">修正種別</w:t>
             </w:r>
@@ -9177,7 +10327,8 @@
             </w:pPr>
             <w:r>
               <w:rPr>
-                <w:rFonts w:hint="eastAsia"/>
+                <w:rFonts w:hint="eastAsia" w:ascii="Times New Roman" w:hAnsi="Times New Roman" w:eastAsia="游明朝"/>
+                <w:sz w:val="20"/>
               </w:rPr>
               <w:t xml:space="preserve">内容</w:t>
             </w:r>
@@ -9193,16 +10344,22 @@
             </w:pPr>
             <w:r>
               <w:rPr>
-                <w:rFonts w:hint="eastAsia"/>
+                <w:rFonts w:hint="eastAsia" w:ascii="Times New Roman" w:hAnsi="Times New Roman" w:eastAsia="游明朝"/>
+                <w:sz w:val="20"/>
               </w:rPr>
               <w:t xml:space="preserve">主張#1</w:t>
             </w:r>
             <w:r>
+              <w:rPr>
+                <w:rFonts w:ascii="Times New Roman" w:hAnsi="Times New Roman" w:eastAsia="游明朝"/>
+                <w:sz w:val="20"/>
+              </w:rPr>
               <w:t xml:space="preserve"> </w:t>
             </w:r>
             <w:r>
               <w:rPr>
-                <w:rFonts w:hint="eastAsia"/>
+                <w:rFonts w:hint="eastAsia" w:ascii="Times New Roman" w:hAnsi="Times New Roman" w:eastAsia="游明朝"/>
+                <w:sz w:val="20"/>
               </w:rPr>
               <w:t xml:space="preserve">CAGR接続</w:t>
             </w:r>
@@ -9215,6 +10372,10 @@
               <w:pStyle w:val="Compact"/>
             </w:pPr>
             <w:r>
+              <w:rPr>
+                <w:rFonts w:ascii="Times New Roman" w:hAnsi="Times New Roman" w:eastAsia="游明朝"/>
+                <w:sz w:val="20"/>
+              </w:rPr>
               <w:t xml:space="preserve">annotation_only</w:t>
             </w:r>
           </w:p>
@@ -9227,16 +10388,22 @@
             </w:pPr>
             <w:r>
               <w:rPr>
-                <w:rFonts w:hint="eastAsia"/>
+                <w:rFonts w:hint="eastAsia" w:ascii="Times New Roman" w:hAnsi="Times New Roman" w:eastAsia="游明朝"/>
+                <w:sz w:val="20"/>
               </w:rPr>
               <w:t xml:space="preserve">CAGR内訳を分離明示（売上成長+10-12%/マージン±0%）。KB3</w:t>
             </w:r>
             <w:r>
+              <w:rPr>
+                <w:rFonts w:ascii="Times New Roman" w:hAnsi="Times New Roman" w:eastAsia="游明朝"/>
+                <w:sz w:val="20"/>
+              </w:rPr>
               <w:t xml:space="preserve"> Phase </w:t>
             </w:r>
             <w:r>
               <w:rPr>
-                <w:rFonts w:hint="eastAsia"/>
+                <w:rFonts w:hint="eastAsia" w:ascii="Times New Roman" w:hAnsi="Times New Roman" w:eastAsia="游明朝"/>
+                <w:sz w:val="20"/>
               </w:rPr>
               <w:t xml:space="preserve">2詳細評価と整合</w:t>
             </w:r>
@@ -9252,16 +10419,22 @@
             </w:pPr>
             <w:r>
               <w:rPr>
-                <w:rFonts w:hint="eastAsia"/>
+                <w:rFonts w:hint="eastAsia" w:ascii="Times New Roman" w:hAnsi="Times New Roman" w:eastAsia="游明朝"/>
+                <w:sz w:val="20"/>
               </w:rPr>
               <w:t xml:space="preserve">主張#2</w:t>
             </w:r>
             <w:r>
+              <w:rPr>
+                <w:rFonts w:ascii="Times New Roman" w:hAnsi="Times New Roman" w:eastAsia="游明朝"/>
+                <w:sz w:val="20"/>
+              </w:rPr>
               <w:t xml:space="preserve"> </w:t>
             </w:r>
             <w:r>
               <w:rPr>
-                <w:rFonts w:hint="eastAsia"/>
+                <w:rFonts w:hint="eastAsia" w:ascii="Times New Roman" w:hAnsi="Times New Roman" w:eastAsia="游明朝"/>
+                <w:sz w:val="20"/>
               </w:rPr>
               <w:t xml:space="preserve">CA評価コメント</w:t>
             </w:r>
@@ -9274,6 +10447,10 @@
               <w:pStyle w:val="Compact"/>
             </w:pPr>
             <w:r>
+              <w:rPr>
+                <w:rFonts w:ascii="Times New Roman" w:hAnsi="Times New Roman" w:eastAsia="游明朝"/>
+                <w:sz w:val="20"/>
+              </w:rPr>
               <w:t xml:space="preserve">annotation_only</w:t>
             </w:r>
           </w:p>
@@ -9286,7 +10463,8 @@
             </w:pPr>
             <w:r>
               <w:rPr>
-                <w:rFonts w:hint="eastAsia"/>
+                <w:rFonts w:hint="eastAsia" w:ascii="Times New Roman" w:hAnsi="Times New Roman" w:eastAsia="游明朝"/>
+                <w:sz w:val="20"/>
               </w:rPr>
               <w:t xml:space="preserve">根源要因不足を「70%の上限条件」として明示。upside_conditionsに留めない</w:t>
             </w:r>
@@ -9302,16 +10480,22 @@
             </w:pPr>
             <w:r>
               <w:rPr>
-                <w:rFonts w:hint="eastAsia"/>
+                <w:rFonts w:hint="eastAsia" w:ascii="Times New Roman" w:hAnsi="Times New Roman" w:eastAsia="游明朝"/>
+                <w:sz w:val="20"/>
               </w:rPr>
               <w:t xml:space="preserve">主張#3</w:t>
             </w:r>
             <w:r>
+              <w:rPr>
+                <w:rFonts w:ascii="Times New Roman" w:hAnsi="Times New Roman" w:eastAsia="游明朝"/>
+                <w:sz w:val="20"/>
+              </w:rPr>
               <w:t xml:space="preserve"> </w:t>
             </w:r>
             <w:r>
               <w:rPr>
-                <w:rFonts w:hint="eastAsia"/>
+                <w:rFonts w:hint="eastAsia" w:ascii="Times New Roman" w:hAnsi="Times New Roman" w:eastAsia="游明朝"/>
+                <w:sz w:val="20"/>
               </w:rPr>
               <w:t xml:space="preserve">CA懸念点</w:t>
             </w:r>
@@ -9324,6 +10508,10 @@
               <w:pStyle w:val="Compact"/>
             </w:pPr>
             <w:r>
+              <w:rPr>
+                <w:rFonts w:ascii="Times New Roman" w:hAnsi="Times New Roman" w:eastAsia="游明朝"/>
+                <w:sz w:val="20"/>
+              </w:rPr>
               <w:t xml:space="preserve">annotation_only</w:t>
             </w:r>
           </w:p>
@@ -9335,11 +10523,16 @@
               <w:pStyle w:val="Compact"/>
             </w:pPr>
             <w:r>
+              <w:rPr>
+                <w:rFonts w:ascii="Times New Roman" w:hAnsi="Times New Roman" w:eastAsia="游明朝"/>
+                <w:sz w:val="20"/>
+              </w:rPr>
               <w:t xml:space="preserve">KB3 </w:t>
             </w:r>
             <w:r>
               <w:rPr>
-                <w:rFonts w:hint="eastAsia"/>
+                <w:rFonts w:hint="eastAsia" w:ascii="Times New Roman" w:hAnsi="Times New Roman" w:eastAsia="游明朝"/>
+                <w:sz w:val="20"/>
               </w:rPr>
               <w:t xml:space="preserve">LLY#3の30%批判（複数メカニズムの限界）を懸念点に追記</w:t>
             </w:r>
@@ -9355,16 +10548,22 @@
             </w:pPr>
             <w:r>
               <w:rPr>
-                <w:rFonts w:hint="eastAsia"/>
+                <w:rFonts w:hint="eastAsia" w:ascii="Times New Roman" w:hAnsi="Times New Roman" w:eastAsia="游明朝"/>
+                <w:sz w:val="20"/>
               </w:rPr>
               <w:t xml:space="preserve">主張#4</w:t>
             </w:r>
             <w:r>
+              <w:rPr>
+                <w:rFonts w:ascii="Times New Roman" w:hAnsi="Times New Roman" w:eastAsia="游明朝"/>
+                <w:sz w:val="20"/>
+              </w:rPr>
               <w:t xml:space="preserve"> </w:t>
             </w:r>
             <w:r>
               <w:rPr>
-                <w:rFonts w:hint="eastAsia"/>
+                <w:rFonts w:hint="eastAsia" w:ascii="Times New Roman" w:hAnsi="Times New Roman" w:eastAsia="游明朝"/>
+                <w:sz w:val="20"/>
               </w:rPr>
               <w:t xml:space="preserve">CA/CAGR評価</w:t>
             </w:r>
@@ -9377,6 +10576,10 @@
               <w:pStyle w:val="Compact"/>
             </w:pPr>
             <w:r>
+              <w:rPr>
+                <w:rFonts w:ascii="Times New Roman" w:hAnsi="Times New Roman" w:eastAsia="游明朝"/>
+                <w:sz w:val="20"/>
+              </w:rPr>
               <w:t xml:space="preserve">annotation_only</w:t>
             </w:r>
           </w:p>
@@ -9389,7 +10592,8 @@
             </w:pPr>
             <w:r>
               <w:rPr>
-                <w:rFonts w:hint="eastAsia"/>
+                <w:rFonts w:hint="eastAsia" w:ascii="Times New Roman" w:hAnsi="Times New Roman" w:eastAsia="游明朝"/>
+                <w:sz w:val="20"/>
               </w:rPr>
               <w:t xml:space="preserve">デュオポリー持続性リスクの条件付きアノテーション追加（リスク顕在化時50%に低下）</w:t>
             </w:r>
@@ -9405,16 +10609,22 @@
             </w:pPr>
             <w:r>
               <w:rPr>
-                <w:rFonts w:hint="eastAsia"/>
+                <w:rFonts w:hint="eastAsia" w:ascii="Times New Roman" w:hAnsi="Times New Roman" w:eastAsia="游明朝"/>
+                <w:sz w:val="20"/>
               </w:rPr>
               <w:t xml:space="preserve">主張#5</w:t>
             </w:r>
             <w:r>
+              <w:rPr>
+                <w:rFonts w:ascii="Times New Roman" w:hAnsi="Times New Roman" w:eastAsia="游明朝"/>
+                <w:sz w:val="20"/>
+              </w:rPr>
               <w:t xml:space="preserve"> </w:t>
             </w:r>
             <w:r>
               <w:rPr>
-                <w:rFonts w:hint="eastAsia"/>
+                <w:rFonts w:hint="eastAsia" w:ascii="Times New Roman" w:hAnsi="Times New Roman" w:eastAsia="游明朝"/>
+                <w:sz w:val="20"/>
               </w:rPr>
               <w:t xml:space="preserve">CAGR接続</w:t>
             </w:r>
@@ -9427,6 +10637,10 @@
               <w:pStyle w:val="Compact"/>
             </w:pPr>
             <w:r>
+              <w:rPr>
+                <w:rFonts w:ascii="Times New Roman" w:hAnsi="Times New Roman" w:eastAsia="游明朝"/>
+                <w:sz w:val="20"/>
+              </w:rPr>
               <w:t xml:space="preserve">annotation_only</w:t>
             </w:r>
           </w:p>
@@ -9439,7 +10653,8 @@
             </w:pPr>
             <w:r>
               <w:rPr>
-                <w:rFonts w:hint="eastAsia"/>
+                <w:rFonts w:hint="eastAsia" w:ascii="Times New Roman" w:hAnsi="Times New Roman" w:eastAsia="游明朝"/>
+                <w:sz w:val="20"/>
               </w:rPr>
               <w:t xml:space="preserve">CVS事例によるPBM粘着性無効化リスクの条件付きアノテーション追加</w:t>
             </w:r>
@@ -9455,16 +10670,22 @@
             </w:pPr>
             <w:r>
               <w:rPr>
-                <w:rFonts w:hint="eastAsia"/>
+                <w:rFonts w:hint="eastAsia" w:ascii="Times New Roman" w:hAnsi="Times New Roman" w:eastAsia="游明朝"/>
+                <w:sz w:val="20"/>
               </w:rPr>
               <w:t xml:space="preserve">主張#6</w:t>
             </w:r>
             <w:r>
+              <w:rPr>
+                <w:rFonts w:ascii="Times New Roman" w:hAnsi="Times New Roman" w:eastAsia="游明朝"/>
+                <w:sz w:val="20"/>
+              </w:rPr>
               <w:t xml:space="preserve"> </w:t>
             </w:r>
             <w:r>
               <w:rPr>
-                <w:rFonts w:hint="eastAsia"/>
+                <w:rFonts w:hint="eastAsia" w:ascii="Times New Roman" w:hAnsi="Times New Roman" w:eastAsia="游明朝"/>
+                <w:sz w:val="20"/>
               </w:rPr>
               <w:t xml:space="preserve">CAGR接続</w:t>
             </w:r>
@@ -9477,6 +10698,10 @@
               <w:pStyle w:val="Compact"/>
             </w:pPr>
             <w:r>
+              <w:rPr>
+                <w:rFonts w:ascii="Times New Roman" w:hAnsi="Times New Roman" w:eastAsia="游明朝"/>
+                <w:sz w:val="20"/>
+              </w:rPr>
               <w:t xml:space="preserve">annotation_only</w:t>
             </w:r>
           </w:p>
@@ -9489,16 +10714,22 @@
             </w:pPr>
             <w:r>
               <w:rPr>
-                <w:rFonts w:hint="eastAsia"/>
+                <w:rFonts w:hint="eastAsia" w:ascii="Times New Roman" w:hAnsi="Times New Roman" w:eastAsia="游明朝"/>
+                <w:sz w:val="20"/>
               </w:rPr>
               <w:t xml:space="preserve">dogma掛け算方針（CA</w:t>
             </w:r>
             <w:r>
+              <w:rPr>
+                <w:rFonts w:ascii="Times New Roman" w:hAnsi="Times New Roman" w:eastAsia="游明朝"/>
+                <w:sz w:val="20"/>
+              </w:rPr>
               <w:t xml:space="preserve"> x CAGR = </w:t>
             </w:r>
             <w:r>
               <w:rPr>
-                <w:rFonts w:hint="eastAsia"/>
+                <w:rFonts w:hint="eastAsia" w:ascii="Times New Roman" w:hAnsi="Times New Roman" w:eastAsia="游明朝"/>
+                <w:sz w:val="20"/>
               </w:rPr>
               <w:t xml:space="preserve">15%相当）の注記追加</w:t>
             </w:r>
@@ -9540,7 +10771,8 @@
             </w:pPr>
             <w:r>
               <w:rPr>
-                <w:rFonts w:hint="eastAsia"/>
+                <w:rFonts w:hint="eastAsia" w:ascii="Times New Roman" w:hAnsi="Times New Roman" w:eastAsia="游明朝"/>
+                <w:sz w:val="20"/>
               </w:rPr>
               <w:t xml:space="preserve">修正種別</w:t>
             </w:r>
@@ -9554,7 +10786,8 @@
             </w:pPr>
             <w:r>
               <w:rPr>
-                <w:rFonts w:hint="eastAsia"/>
+                <w:rFonts w:hint="eastAsia" w:ascii="Times New Roman" w:hAnsi="Times New Roman" w:eastAsia="游明朝"/>
+                <w:sz w:val="20"/>
               </w:rPr>
               <w:t xml:space="preserve">説明</w:t>
             </w:r>
@@ -9571,6 +10804,8 @@
             <w:r>
               <w:rPr>
                 <w:rStyle w:val="VerbatimChar"/>
+                <w:rFonts w:ascii="Times New Roman" w:hAnsi="Times New Roman" w:eastAsia="游明朝"/>
+                <w:sz w:val="20"/>
               </w:rPr>
               <w:t xml:space="preserve">confidence_adjustment</w:t>
             </w:r>
@@ -9583,20 +10818,30 @@
               <w:pStyle w:val="Compact"/>
             </w:pPr>
             <w:r>
+              <w:rPr>
+                <w:rFonts w:ascii="Times New Roman" w:hAnsi="Times New Roman" w:eastAsia="游明朝"/>
+                <w:sz w:val="20"/>
+              </w:rPr>
               <w:t xml:space="preserve">confidence </w:t>
             </w:r>
             <w:r>
               <w:rPr>
-                <w:rFonts w:hint="eastAsia"/>
+                <w:rFonts w:hint="eastAsia" w:ascii="Times New Roman" w:hAnsi="Times New Roman" w:eastAsia="游明朝"/>
+                <w:sz w:val="20"/>
               </w:rPr>
               <w:t xml:space="preserve">値の変更（即座</w:t>
             </w:r>
             <w:r>
+              <w:rPr>
+                <w:rFonts w:ascii="Times New Roman" w:hAnsi="Times New Roman" w:eastAsia="游明朝"/>
+                <w:sz w:val="20"/>
+              </w:rPr>
               <w:t xml:space="preserve"> or </w:t>
             </w:r>
             <w:r>
               <w:rPr>
-                <w:rFonts w:hint="eastAsia"/>
+                <w:rFonts w:hint="eastAsia" w:ascii="Times New Roman" w:hAnsi="Times New Roman" w:eastAsia="游明朝"/>
+                <w:sz w:val="20"/>
               </w:rPr>
               <w:t xml:space="preserve">条件付き）</w:t>
             </w:r>
@@ -9613,6 +10858,8 @@
             <w:r>
               <w:rPr>
                 <w:rStyle w:val="VerbatimChar"/>
+                <w:rFonts w:ascii="Times New Roman" w:hAnsi="Times New Roman" w:eastAsia="游明朝"/>
+                <w:sz w:val="20"/>
               </w:rPr>
               <w:t xml:space="preserve">annotation_only</w:t>
             </w:r>
@@ -9625,11 +10872,16 @@
               <w:pStyle w:val="Compact"/>
             </w:pPr>
             <w:r>
+              <w:rPr>
+                <w:rFonts w:ascii="Times New Roman" w:hAnsi="Times New Roman" w:eastAsia="游明朝"/>
+                <w:sz w:val="20"/>
+              </w:rPr>
               <w:t xml:space="preserve">confidence </w:t>
             </w:r>
             <w:r>
               <w:rPr>
-                <w:rFonts w:hint="eastAsia"/>
+                <w:rFonts w:hint="eastAsia" w:ascii="Times New Roman" w:hAnsi="Times New Roman" w:eastAsia="游明朝"/>
+                <w:sz w:val="20"/>
               </w:rPr>
               <w:t xml:space="preserve">値は維持し、注記・留意点を追加</w:t>
             </w:r>
@@ -9646,6 +10898,8 @@
             <w:r>
               <w:rPr>
                 <w:rStyle w:val="VerbatimChar"/>
+                <w:rFonts w:ascii="Times New Roman" w:hAnsi="Times New Roman" w:eastAsia="游明朝"/>
+                <w:sz w:val="20"/>
               </w:rPr>
               <w:t xml:space="preserve">consistency_fix</w:t>
             </w:r>
@@ -9659,16 +10913,22 @@
             </w:pPr>
             <w:r>
               <w:rPr>
-                <w:rFonts w:hint="eastAsia"/>
+                <w:rFonts w:hint="eastAsia" w:ascii="Times New Roman" w:hAnsi="Times New Roman" w:eastAsia="游明朝"/>
+                <w:sz w:val="20"/>
               </w:rPr>
               <w:t xml:space="preserve">コメント文と</w:t>
             </w:r>
             <w:r>
+              <w:rPr>
+                <w:rFonts w:ascii="Times New Roman" w:hAnsi="Times New Roman" w:eastAsia="游明朝"/>
+                <w:sz w:val="20"/>
+              </w:rPr>
               <w:t xml:space="preserve"> confidence </w:t>
             </w:r>
             <w:r>
               <w:rPr>
-                <w:rFonts w:hint="eastAsia"/>
+                <w:rFonts w:hint="eastAsia" w:ascii="Times New Roman" w:hAnsi="Times New Roman" w:eastAsia="游明朝"/>
+                <w:sz w:val="20"/>
               </w:rPr>
               <w:t xml:space="preserve">値の矛盾を修正</w:t>
             </w:r>
@@ -9710,6 +10970,7 @@
       <w:footnotePr>
         <w:numRestart w:val="eachSect"/>
       </w:footnotePr>
+      <w:pgMar w:bottom="850" w:left="850" w:right="850" w:top="850"/>
     </w:sectPr>
   </w:body>
 </w:document>
@@ -10108,9 +11369,9 @@
   <w:docDefaults>
     <w:rPrDefault>
       <w:rPr>
-        <w:rFonts w:asciiTheme="minorHAnsi" w:cstheme="minorBidi" w:eastAsiaTheme="minorEastAsia" w:hAnsiTheme="minorHAnsi"/>
-        <w:sz w:val="24"/>
-        <w:szCs w:val="24"/>
+        <w:rFonts w:ascii="Times New Roman" w:asciiTheme="minorHAnsi" w:cstheme="minorBidi" w:eastAsia="游明朝" w:eastAsiaTheme="minorEastAsia" w:hAnsi="Times New Roman" w:hAnsiTheme="minorHAnsi"/>
+        <w:sz w:val="21"/>
+        <w:szCs w:val="21"/>
         <w:lang w:bidi="ar-SA" w:eastAsia="zh-CN" w:val="en-US"/>
       </w:rPr>
     </w:rPrDefault>
@@ -10124,6 +11385,10 @@
   <w:style w:default="1" w:styleId="Normal" w:type="paragraph">
     <w:name w:val="Normal"/>
     <w:qFormat/>
+    <w:rPr>
+      <w:rFonts w:ascii="Times New Roman" w:eastAsia="游明朝" w:hAnsi="Times New Roman"/>
+      <w:sz w:val="21"/>
+    </w:rPr>
   </w:style>
   <w:style w:styleId="BodyText" w:type="paragraph">
     <w:name w:val="Body Text"/>
@@ -10133,12 +11398,20 @@
     <w:pPr>
       <w:spacing w:after="180" w:before="180"/>
     </w:pPr>
+    <w:rPr>
+      <w:rFonts w:ascii="Times New Roman" w:eastAsia="游明朝" w:hAnsi="Times New Roman"/>
+      <w:sz w:val="21"/>
+    </w:rPr>
   </w:style>
   <w:style w:customStyle="1" w:styleId="FirstParagraph" w:type="paragraph">
     <w:name w:val="First Paragraph"/>
     <w:basedOn w:val="BodyText"/>
     <w:next w:val="BodyText"/>
     <w:qFormat/>
+    <w:rPr>
+      <w:rFonts w:ascii="Times New Roman" w:eastAsia="游明朝" w:hAnsi="Times New Roman"/>
+      <w:sz w:val="21"/>
+    </w:rPr>
   </w:style>
   <w:style w:customStyle="1" w:styleId="Compact" w:type="paragraph">
     <w:name w:val="Compact"/>
@@ -10147,6 +11420,10 @@
     <w:pPr>
       <w:spacing w:after="36" w:before="36"/>
     </w:pPr>
+    <w:rPr>
+      <w:rFonts w:ascii="Times New Roman" w:eastAsia="游明朝" w:hAnsi="Times New Roman"/>
+      <w:sz w:val="21"/>
+    </w:rPr>
   </w:style>
   <w:style w:styleId="Title" w:type="paragraph">
     <w:name w:val="Title"/>
@@ -10296,9 +11573,10 @@
       <w:outlineLvl w:val="0"/>
     </w:pPr>
     <w:rPr>
-      <w:rFonts w:asciiTheme="majorHAnsi" w:cstheme="majorBidi" w:eastAsiaTheme="majorEastAsia" w:hAnsiTheme="majorHAnsi"/>
+      <w:rFonts w:ascii="Times New Roman" w:asciiTheme="majorHAnsi" w:cstheme="majorBidi" w:eastAsia="游明朝" w:eastAsiaTheme="majorEastAsia" w:hAnsi="Times New Roman" w:hAnsiTheme="majorHAnsi"/>
+      <w:b/>
       <w:color w:themeColor="accent1" w:themeShade="BF" w:val="0F4761"/>
-      <w:sz w:val="40"/>
+      <w:sz w:val="32"/>
       <w:szCs w:val="40"/>
     </w:rPr>
   </w:style>
@@ -10319,9 +11597,10 @@
       <w:outlineLvl w:val="1"/>
     </w:pPr>
     <w:rPr>
-      <w:rFonts w:asciiTheme="majorHAnsi" w:cstheme="majorBidi" w:eastAsiaTheme="majorEastAsia" w:hAnsiTheme="majorHAnsi"/>
+      <w:rFonts w:ascii="Times New Roman" w:asciiTheme="majorHAnsi" w:cstheme="majorBidi" w:eastAsia="游明朝" w:eastAsiaTheme="majorEastAsia" w:hAnsi="Times New Roman" w:hAnsiTheme="majorHAnsi"/>
+      <w:b/>
       <w:color w:themeColor="accent1" w:themeShade="BF" w:val="0F4761"/>
-      <w:sz w:val="32"/>
+      <w:sz w:val="28"/>
       <w:szCs w:val="32"/>
     </w:rPr>
   </w:style>
@@ -10342,9 +11621,10 @@
       <w:outlineLvl w:val="2"/>
     </w:pPr>
     <w:rPr>
-      <w:rFonts w:cstheme="majorBidi" w:eastAsiaTheme="majorEastAsia"/>
+      <w:rFonts w:ascii="Times New Roman" w:cstheme="majorBidi" w:eastAsia="游明朝" w:eastAsiaTheme="majorEastAsia" w:hAnsi="Times New Roman"/>
+      <w:b/>
       <w:color w:themeColor="accent1" w:themeShade="BF" w:val="0F4761"/>
-      <w:sz w:val="28"/>
+      <w:sz w:val="24"/>
       <w:szCs w:val="28"/>
     </w:rPr>
   </w:style>
@@ -10365,10 +11645,12 @@
       <w:outlineLvl w:val="3"/>
     </w:pPr>
     <w:rPr>
-      <w:rFonts w:cstheme="majorBidi" w:eastAsiaTheme="majorEastAsia"/>
+      <w:rFonts w:ascii="Times New Roman" w:cstheme="majorBidi" w:eastAsia="游明朝" w:eastAsiaTheme="majorEastAsia" w:hAnsi="Times New Roman"/>
+      <w:b/>
       <w:i/>
       <w:iCs/>
       <w:color w:themeColor="accent1" w:themeShade="BF" w:val="0F4761"/>
+      <w:sz w:val="22"/>
     </w:rPr>
   </w:style>
   <w:style w:styleId="Heading5" w:type="paragraph">
@@ -10388,8 +11670,10 @@
       <w:outlineLvl w:val="4"/>
     </w:pPr>
     <w:rPr>
-      <w:rFonts w:cstheme="majorBidi" w:eastAsiaTheme="majorEastAsia"/>
+      <w:rFonts w:ascii="Times New Roman" w:cstheme="majorBidi" w:eastAsia="游明朝" w:eastAsiaTheme="majorEastAsia" w:hAnsi="Times New Roman"/>
+      <w:b/>
       <w:color w:themeColor="accent1" w:themeShade="BF" w:val="0F4761"/>
+      <w:sz w:val="21"/>
     </w:rPr>
   </w:style>
   <w:style w:styleId="Heading6" w:type="paragraph">
@@ -10610,6 +11894,10 @@
       <w:spacing w:after="100" w:before="100"/>
       <w:ind w:firstLine="0" w:left="480" w:right="480"/>
     </w:pPr>
+    <w:rPr>
+      <w:rFonts w:ascii="Times New Roman" w:eastAsia="游明朝" w:hAnsi="Times New Roman"/>
+      <w:sz w:val="21"/>
+    </w:rPr>
   </w:style>
   <w:style w:styleId="FootnoteText" w:type="paragraph">
     <w:name w:val="Footnote Text"/>
@@ -10719,8 +12007,8 @@
     <w:name w:val="Verbatim Char"/>
     <w:basedOn w:val="BodyTextChar"/>
     <w:rPr>
-      <w:rFonts w:ascii="Consolas" w:hAnsi="Consolas"/>
-      <w:sz w:val="22"/>
+      <w:rFonts w:ascii="Consolas" w:eastAsia="游明朝" w:hAnsi="Consolas"/>
+      <w:sz w:val="18"/>
     </w:rPr>
   </w:style>
   <w:style w:customStyle="1" w:styleId="SectionNumber" w:type="character">

--- a/analyst/research/CA_eval_20260226-2021_LLY/04_output/revised-report.docx
+++ b/analyst/research/CA_eval_20260226-2021_LLY/04_output/revised-report.docx
@@ -2,7 +2,7 @@
 <file path=word/document.xml><?xml version="1.0" encoding="utf-8"?>
 <w:document xmlns:w="http://schemas.openxmlformats.org/wordprocessingml/2006/main" xmlns:m="http://schemas.openxmlformats.org/officeDocument/2006/math" xmlns:r="http://schemas.openxmlformats.org/officeDocument/2006/relationships" xmlns:o="urn:schemas-microsoft-com:office:office" xmlns:v="urn:schemas-microsoft-com:vml" xmlns:w10="urn:schemas-microsoft-com:office:word" xmlns:a="http://schemas.openxmlformats.org/drawingml/2006/main" xmlns:pic="http://schemas.openxmlformats.org/drawingml/2006/picture" xmlns:wp="http://schemas.openxmlformats.org/drawingml/2006/wordprocessingDrawing">
   <w:body>
-    <w:bookmarkStart w:id="35" w:name="llyeli-lilly-and-company競争優位性評価レポート最終版"/>
+    <w:bookmarkStart w:id="47" w:name="llyeli-lilly-and-company競争優位性評価レポート最終版"/>
     <w:p>
       <w:pPr>
         <w:pStyle w:val="Heading1"/>
@@ -222,6 +222,14 @@
         <w:tblW w:type="pct" w:w="5000"/>
         <w:tblLayout w:type="fixed"/>
         <w:tblLook w:firstRow="1" w:lastRow="0" w:firstColumn="0" w:lastColumn="0" w:noHBand="0" w:noVBand="0" w:val="0020"/>
+        <w:tblBorders>
+          <w:top w:val="single" w:sz="4" w:space="0" w:color="000000"/>
+          <w:left w:val="single" w:sz="4" w:space="0" w:color="000000"/>
+          <w:bottom w:val="single" w:sz="4" w:space="0" w:color="000000"/>
+          <w:right w:val="single" w:sz="4" w:space="0" w:color="000000"/>
+          <w:insideH w:val="single" w:sz="4" w:space="0" w:color="000000"/>
+          <w:insideV w:val="single" w:sz="4" w:space="0" w:color="000000"/>
+        </w:tblBorders>
       </w:tblPr>
       <w:tblGrid>
         <w:gridCol w:w="3960"/>
@@ -232,30 +240,44 @@
           <w:tblHeader w:val="on"/>
         </w:trPr>
         <w:tc>
-          <w:tcPr/>
-          <w:p>
-            <w:pPr>
-              <w:pStyle w:val="Compact"/>
-            </w:pPr>
-            <w:r>
-              <w:rPr>
-                <w:rFonts w:hint="eastAsia" w:ascii="Times New Roman" w:hAnsi="Times New Roman" w:eastAsia="游明朝"/>
-                <w:sz w:val="20"/>
+          <w:tcPr>
+            <w:tcBorders>
+              <w:top w:val="single" w:sz="4" w:space="0" w:color="000000"/>
+              <w:left w:val="single" w:sz="4" w:space="0" w:color="000000"/>
+              <w:right w:val="single" w:sz="4" w:space="0" w:color="000000"/>
+              <w:bottom w:val="double" w:sz="4" w:space="0" w:color="000000"/>
+            </w:tcBorders>
+          </w:tcPr>
+          <w:p>
+            <w:pPr>
+              <w:pStyle w:val="Compact"/>
+            </w:pPr>
+            <w:r>
+              <w:rPr>
+                <w:rFonts w:hint="eastAsia" w:ascii="Times New Roman" w:hAnsi="Times New Roman" w:eastAsia="游明朝"/>
+                <w:sz w:val="18"/>
               </w:rPr>
               <w:t xml:space="preserve">項目</w:t>
             </w:r>
           </w:p>
         </w:tc>
         <w:tc>
-          <w:tcPr/>
-          <w:p>
-            <w:pPr>
-              <w:pStyle w:val="Compact"/>
-            </w:pPr>
-            <w:r>
-              <w:rPr>
-                <w:rFonts w:hint="eastAsia" w:ascii="Times New Roman" w:hAnsi="Times New Roman" w:eastAsia="游明朝"/>
-                <w:sz w:val="20"/>
+          <w:tcPr>
+            <w:tcBorders>
+              <w:top w:val="single" w:sz="4" w:space="0" w:color="000000"/>
+              <w:left w:val="single" w:sz="4" w:space="0" w:color="000000"/>
+              <w:right w:val="single" w:sz="4" w:space="0" w:color="000000"/>
+              <w:bottom w:val="double" w:sz="4" w:space="0" w:color="000000"/>
+            </w:tcBorders>
+          </w:tcPr>
+          <w:p>
+            <w:pPr>
+              <w:pStyle w:val="Compact"/>
+            </w:pPr>
+            <w:r>
+              <w:rPr>
+                <w:rFonts w:hint="eastAsia" w:ascii="Times New Roman" w:hAnsi="Times New Roman" w:eastAsia="游明朝"/>
+                <w:sz w:val="18"/>
               </w:rPr>
               <w:t xml:space="preserve">内容</w:t>
             </w:r>
@@ -272,7 +294,7 @@
             <w:r>
               <w:rPr>
                 <w:rFonts w:ascii="Times New Roman" w:hAnsi="Times New Roman" w:eastAsia="游明朝"/>
-                <w:sz w:val="20"/>
+                <w:sz w:val="18"/>
               </w:rPr>
               <w:t xml:space="preserve">ティッカー</w:t>
             </w:r>
@@ -287,7 +309,7 @@
             <w:r>
               <w:rPr>
                 <w:rFonts w:ascii="Times New Roman" w:hAnsi="Times New Roman" w:eastAsia="游明朝"/>
-                <w:sz w:val="20"/>
+                <w:sz w:val="18"/>
               </w:rPr>
               <w:t xml:space="preserve">LLY</w:t>
             </w:r>
@@ -304,7 +326,7 @@
             <w:r>
               <w:rPr>
                 <w:rFonts w:hint="eastAsia" w:ascii="Times New Roman" w:hAnsi="Times New Roman" w:eastAsia="游明朝"/>
-                <w:sz w:val="20"/>
+                <w:sz w:val="18"/>
               </w:rPr>
               <w:t xml:space="preserve">企業名</w:t>
             </w:r>
@@ -319,7 +341,7 @@
             <w:r>
               <w:rPr>
                 <w:rFonts w:ascii="Times New Roman" w:hAnsi="Times New Roman" w:eastAsia="游明朝"/>
-                <w:sz w:val="20"/>
+                <w:sz w:val="18"/>
               </w:rPr>
               <w:t xml:space="preserve">Eli Lilly and Company</w:t>
             </w:r>
@@ -336,7 +358,7 @@
             <w:r>
               <w:rPr>
                 <w:rFonts w:ascii="Times New Roman" w:hAnsi="Times New Roman" w:eastAsia="游明朝"/>
-                <w:sz w:val="20"/>
+                <w:sz w:val="18"/>
               </w:rPr>
               <w:t xml:space="preserve">セクター</w:t>
             </w:r>
@@ -351,7 +373,7 @@
             <w:r>
               <w:rPr>
                 <w:rFonts w:hint="eastAsia" w:ascii="Times New Roman" w:hAnsi="Times New Roman" w:eastAsia="游明朝"/>
-                <w:sz w:val="20"/>
+                <w:sz w:val="18"/>
               </w:rPr>
               <w:t xml:space="preserve">医薬品（メガファーマ）</w:t>
             </w:r>
@@ -368,7 +390,7 @@
             <w:r>
               <w:rPr>
                 <w:rFonts w:hint="eastAsia" w:ascii="Times New Roman" w:hAnsi="Times New Roman" w:eastAsia="游明朝"/>
-                <w:sz w:val="20"/>
+                <w:sz w:val="18"/>
               </w:rPr>
               <w:t xml:space="preserve">FY2025売上高</w:t>
             </w:r>
@@ -383,21 +405,21 @@
             <w:r>
               <w:rPr>
                 <w:rFonts w:hint="eastAsia" w:ascii="Times New Roman" w:hAnsi="Times New Roman" w:eastAsia="游明朝"/>
-                <w:sz w:val="20"/>
+                <w:sz w:val="18"/>
               </w:rPr>
               <w:t xml:space="preserve">$65.2B（SEC</w:t>
             </w:r>
             <w:r>
               <w:rPr>
                 <w:rFonts w:ascii="Times New Roman" w:hAnsi="Times New Roman" w:eastAsia="游明朝"/>
-                <w:sz w:val="20"/>
+                <w:sz w:val="18"/>
               </w:rPr>
               <w:t xml:space="preserve"> EDGAR </w:t>
             </w:r>
             <w:r>
               <w:rPr>
                 <w:rFonts w:hint="eastAsia" w:ascii="Times New Roman" w:hAnsi="Times New Roman" w:eastAsia="游明朝"/>
-                <w:sz w:val="20"/>
+                <w:sz w:val="18"/>
               </w:rPr>
               <w:t xml:space="preserve">10-K確認済み）</w:t>
             </w:r>
@@ -414,7 +436,7 @@
             <w:r>
               <w:rPr>
                 <w:rFonts w:hint="eastAsia" w:ascii="Times New Roman" w:hAnsi="Times New Roman" w:eastAsia="游明朝"/>
-                <w:sz w:val="20"/>
+                <w:sz w:val="18"/>
               </w:rPr>
               <w:t xml:space="preserve">FY2025純利益</w:t>
             </w:r>
@@ -429,7 +451,7 @@
             <w:r>
               <w:rPr>
                 <w:rFonts w:hint="eastAsia" w:ascii="Times New Roman" w:hAnsi="Times New Roman" w:eastAsia="游明朝"/>
-                <w:sz w:val="20"/>
+                <w:sz w:val="18"/>
               </w:rPr>
               <w:t xml:space="preserve">$20.6B（純利益率31.7%）</w:t>
             </w:r>
@@ -446,7 +468,7 @@
             <w:r>
               <w:rPr>
                 <w:rFonts w:ascii="Times New Roman" w:hAnsi="Times New Roman" w:eastAsia="游明朝"/>
-                <w:sz w:val="20"/>
+                <w:sz w:val="18"/>
               </w:rPr>
               <w:t xml:space="preserve">PP&amp;E</w:t>
             </w:r>
@@ -461,7 +483,7 @@
             <w:r>
               <w:rPr>
                 <w:rFonts w:hint="eastAsia" w:ascii="Times New Roman" w:hAnsi="Times New Roman" w:eastAsia="游明朝"/>
-                <w:sz w:val="20"/>
+                <w:sz w:val="18"/>
               </w:rPr>
               <w:t xml:space="preserve">$24.7B（製造能力拡大投資を反映）</w:t>
             </w:r>
@@ -478,7 +500,7 @@
             <w:r>
               <w:rPr>
                 <w:rFonts w:hint="eastAsia" w:ascii="Times New Roman" w:hAnsi="Times New Roman" w:eastAsia="游明朝"/>
-                <w:sz w:val="20"/>
+                <w:sz w:val="18"/>
               </w:rPr>
               <w:t xml:space="preserve">CAGR推定</w:t>
             </w:r>
@@ -493,14 +515,14 @@
             <w:r>
               <w:rPr>
                 <w:rFonts w:ascii="Times New Roman" w:hAnsi="Times New Roman" w:eastAsia="游明朝"/>
-                <w:sz w:val="20"/>
+                <w:sz w:val="18"/>
               </w:rPr>
               <w:t xml:space="preserve">High </w:t>
             </w:r>
             <w:r>
               <w:rPr>
                 <w:rFonts w:hint="eastAsia" w:ascii="Times New Roman" w:hAnsi="Times New Roman" w:eastAsia="游明朝"/>
-                <w:sz w:val="20"/>
+                <w:sz w:val="18"/>
               </w:rPr>
               <w:t xml:space="preserve">teens（10%台後半）</w:t>
             </w:r>
@@ -517,7 +539,7 @@
             <w:r>
               <w:rPr>
                 <w:rFonts w:hint="eastAsia" w:ascii="Times New Roman" w:hAnsi="Times New Roman" w:eastAsia="游明朝"/>
-                <w:sz w:val="20"/>
+                <w:sz w:val="18"/>
               </w:rPr>
               <w:t xml:space="preserve">主要成長ドライバー</w:t>
             </w:r>
@@ -532,7 +554,7 @@
             <w:r>
               <w:rPr>
                 <w:rFonts w:hint="eastAsia" w:ascii="Times New Roman" w:hAnsi="Times New Roman" w:eastAsia="游明朝"/>
-                <w:sz w:val="20"/>
+                <w:sz w:val="18"/>
               </w:rPr>
               <w:t xml:space="preserve">GLP-1作動薬（Mounjaro/orforglipron）、donanemab（アルツハイマー）、Verzenio（乳がん）</w:t>
             </w:r>
@@ -548,7 +570,7 @@
       </w:r>
     </w:p>
     <w:bookmarkEnd w:id="9"/>
-    <w:bookmarkStart w:id="10" w:name="競争優位性評価サマリー"/>
+    <w:bookmarkStart w:id="16" w:name="競争優位性評価サマリー"/>
     <w:p>
       <w:pPr>
         <w:pStyle w:val="Heading2"/>
@@ -561,6 +583,1007 @@
           <w:rFonts w:hint="eastAsia"/>
         </w:rPr>
         <w:t xml:space="preserve">競争優位性評価サマリー</w:t>
+      </w:r>
+    </w:p>
+    <w:p>
+      <w:r>
+        <w:pict>
+          <v:rect style="width:0;height:1.5pt" o:hralign="center" o:hrstd="t" o:hr="t"/>
+        </w:pict>
+      </w:r>
+    </w:p>
+    <w:bookmarkStart w:id="10" w:name="複数超大型市場ポートフォリオ"/>
+    <w:p>
+      <w:pPr>
+        <w:pStyle w:val="Heading4"/>
+      </w:pPr>
+      <w:r>
+        <w:t xml:space="preserve">#1 </w:t>
+      </w:r>
+      <w:r>
+        <w:rPr>
+          <w:rFonts w:hint="eastAsia"/>
+        </w:rPr>
+        <w:t xml:space="preserve">複数超大型市場ポートフォリオ</w:t>
+      </w:r>
+    </w:p>
+    <w:p>
+      <w:pPr>
+        <w:pStyle w:val="FirstParagraph"/>
+      </w:pPr>
+      <w:r>
+        <w:rPr>
+          <w:rFonts w:hint="eastAsia"/>
+          <w:b/>
+          <w:bCs/>
+        </w:rPr>
+        <w:t xml:space="preserve">AI評価</w:t>
+      </w:r>
+      <w:r>
+        <w:t xml:space="preserve">:</w:t>
+      </w:r>
+      <w:r>
+        <w:t xml:space="preserve"> </w:t>
+      </w:r>
+      <w:r>
+        <w:rPr>
+          <w:rFonts w:hint="eastAsia"/>
+          <w:b/>
+          <w:bCs/>
+        </w:rPr>
+        <w:t xml:space="preserve">50%（まあ納得）</w:t>
+      </w:r>
+    </w:p>
+    <w:p>
+      <w:pPr>
+        <w:pStyle w:val="BodyText"/>
+      </w:pPr>
+      <w:r>
+        <w:rPr>
+          <w:rFonts w:hint="eastAsia"/>
+          <w:b/>
+          <w:bCs/>
+        </w:rPr>
+        <w:t xml:space="preserve">アナリスト評価（CA）</w:t>
+      </w:r>
+      <w:r>
+        <w:t xml:space="preserve">: ___</w:t>
+      </w:r>
+    </w:p>
+    <w:p>
+      <w:pPr>
+        <w:pStyle w:val="BodyText"/>
+      </w:pPr>
+      <w:r>
+        <w:rPr>
+          <w:rFonts w:hint="eastAsia"/>
+          <w:b/>
+          <w:bCs/>
+        </w:rPr>
+        <w:t xml:space="preserve">アナリスト評価（CAGR）</w:t>
+      </w:r>
+      <w:r>
+        <w:t xml:space="preserve">: ___</w:t>
+      </w:r>
+    </w:p>
+    <w:p>
+      <w:pPr>
+        <w:pStyle w:val="BodyText"/>
+      </w:pPr>
+      <w:r>
+        <w:rPr>
+          <w:b/>
+          <w:bCs/>
+        </w:rPr>
+        <w:t xml:space="preserve">コメント</w:t>
+      </w:r>
+      <w:r>
+        <w:t xml:space="preserve">:</w:t>
+      </w:r>
+      <w:r>
+        <w:t xml:space="preserve"> </w:t>
+      </w:r>
+      <w:r>
+        <w:rPr>
+          <w:rFonts w:hint="eastAsia"/>
+        </w:rPr>
+        <w:t xml:space="preserve">メガファーマ共通能力（ルール7</w:t>
+      </w:r>
+      <w:r>
+        <w:t xml:space="preserve"> </w:t>
+      </w:r>
+      <w:r>
+        <w:rPr>
+          <w:rFonts w:hint="eastAsia"/>
+        </w:rPr>
+        <w:t xml:space="preserve">FAIL）</w:t>
+      </w:r>
+    </w:p>
+    <w:p>
+      <w:r>
+        <w:pict>
+          <v:rect style="width:0;height:1.5pt" o:hralign="center" o:hrstd="t" o:hr="t"/>
+        </w:pict>
+      </w:r>
+    </w:p>
+    <w:bookmarkEnd w:id="10"/>
+    <w:bookmarkStart w:id="11" w:name="低分子型経口glp-1の技術的差別化"/>
+    <w:p>
+      <w:pPr>
+        <w:pStyle w:val="Heading4"/>
+      </w:pPr>
+      <w:r>
+        <w:t xml:space="preserve">#2 </w:t>
+      </w:r>
+      <w:r>
+        <w:rPr>
+          <w:rFonts w:hint="eastAsia"/>
+        </w:rPr>
+        <w:t xml:space="preserve">低分子型経口GLP-1の技術的差別化</w:t>
+      </w:r>
+    </w:p>
+    <w:p>
+      <w:pPr>
+        <w:pStyle w:val="FirstParagraph"/>
+      </w:pPr>
+      <w:r>
+        <w:rPr>
+          <w:rFonts w:hint="eastAsia"/>
+          <w:b/>
+          <w:bCs/>
+        </w:rPr>
+        <w:t xml:space="preserve">AI評価</w:t>
+      </w:r>
+      <w:r>
+        <w:t xml:space="preserve">:</w:t>
+      </w:r>
+      <w:r>
+        <w:t xml:space="preserve"> </w:t>
+      </w:r>
+      <w:r>
+        <w:rPr>
+          <w:rFonts w:hint="eastAsia"/>
+          <w:b/>
+          <w:bCs/>
+        </w:rPr>
+        <w:t xml:space="preserve">70%（おおむね納得）</w:t>
+      </w:r>
+    </w:p>
+    <w:p>
+      <w:pPr>
+        <w:pStyle w:val="BodyText"/>
+      </w:pPr>
+      <w:r>
+        <w:rPr>
+          <w:rFonts w:hint="eastAsia"/>
+          <w:b/>
+          <w:bCs/>
+        </w:rPr>
+        <w:t xml:space="preserve">アナリスト評価（CA）</w:t>
+      </w:r>
+      <w:r>
+        <w:t xml:space="preserve">: ___</w:t>
+      </w:r>
+    </w:p>
+    <w:p>
+      <w:pPr>
+        <w:pStyle w:val="BodyText"/>
+      </w:pPr>
+      <w:r>
+        <w:rPr>
+          <w:rFonts w:hint="eastAsia"/>
+          <w:b/>
+          <w:bCs/>
+        </w:rPr>
+        <w:t xml:space="preserve">アナリスト評価（CAGR）</w:t>
+      </w:r>
+      <w:r>
+        <w:t xml:space="preserve">: ___</w:t>
+      </w:r>
+    </w:p>
+    <w:p>
+      <w:pPr>
+        <w:pStyle w:val="BodyText"/>
+      </w:pPr>
+      <w:r>
+        <w:rPr>
+          <w:b/>
+          <w:bCs/>
+        </w:rPr>
+        <w:t xml:space="preserve">コメント</w:t>
+      </w:r>
+      <w:r>
+        <w:t xml:space="preserve">:</w:t>
+      </w:r>
+      <w:r>
+        <w:t xml:space="preserve"> </w:t>
+      </w:r>
+      <w:r>
+        <w:rPr>
+          <w:rFonts w:hint="eastAsia"/>
+        </w:rPr>
+        <w:t xml:space="preserve">根源要因言及不足が70%の上限条件</w:t>
+      </w:r>
+    </w:p>
+    <w:p>
+      <w:r>
+        <w:pict>
+          <v:rect style="width:0;height:1.5pt" o:hralign="center" o:hrstd="t" o:hr="t"/>
+        </w:pict>
+      </w:r>
+    </w:p>
+    <w:bookmarkEnd w:id="11"/>
+    <w:bookmarkStart w:id="12" w:name="アルツハイマー臨床開発ノウハウ"/>
+    <w:p>
+      <w:pPr>
+        <w:pStyle w:val="Heading4"/>
+      </w:pPr>
+      <w:r>
+        <w:t xml:space="preserve">#3 </w:t>
+      </w:r>
+      <w:r>
+        <w:rPr>
+          <w:rFonts w:hint="eastAsia"/>
+        </w:rPr>
+        <w:t xml:space="preserve">アルツハイマー臨床開発ノウハウ</w:t>
+      </w:r>
+    </w:p>
+    <w:p>
+      <w:pPr>
+        <w:pStyle w:val="FirstParagraph"/>
+      </w:pPr>
+      <w:r>
+        <w:rPr>
+          <w:rFonts w:hint="eastAsia"/>
+          <w:b/>
+          <w:bCs/>
+        </w:rPr>
+        <w:t xml:space="preserve">AI評価</w:t>
+      </w:r>
+      <w:r>
+        <w:t xml:space="preserve">:</w:t>
+      </w:r>
+      <w:r>
+        <w:t xml:space="preserve"> </w:t>
+      </w:r>
+      <w:r>
+        <w:rPr>
+          <w:rFonts w:hint="eastAsia"/>
+          <w:b/>
+          <w:bCs/>
+        </w:rPr>
+        <w:t xml:space="preserve">50%（まあ納得）</w:t>
+      </w:r>
+    </w:p>
+    <w:p>
+      <w:pPr>
+        <w:pStyle w:val="BodyText"/>
+      </w:pPr>
+      <w:r>
+        <w:rPr>
+          <w:rFonts w:hint="eastAsia"/>
+          <w:b/>
+          <w:bCs/>
+        </w:rPr>
+        <w:t xml:space="preserve">アナリスト評価（CA）</w:t>
+      </w:r>
+      <w:r>
+        <w:t xml:space="preserve">: ___</w:t>
+      </w:r>
+    </w:p>
+    <w:p>
+      <w:pPr>
+        <w:pStyle w:val="BodyText"/>
+      </w:pPr>
+      <w:r>
+        <w:rPr>
+          <w:rFonts w:hint="eastAsia"/>
+          <w:b/>
+          <w:bCs/>
+        </w:rPr>
+        <w:t xml:space="preserve">アナリスト評価（CAGR）</w:t>
+      </w:r>
+      <w:r>
+        <w:t xml:space="preserve">: ___</w:t>
+      </w:r>
+    </w:p>
+    <w:p>
+      <w:pPr>
+        <w:pStyle w:val="BodyText"/>
+      </w:pPr>
+      <w:r>
+        <w:rPr>
+          <w:b/>
+          <w:bCs/>
+        </w:rPr>
+        <w:t xml:space="preserve">コメント</w:t>
+      </w:r>
+      <w:r>
+        <w:t xml:space="preserve">:</w:t>
+      </w:r>
+      <w:r>
+        <w:t xml:space="preserve"> </w:t>
+      </w:r>
+      <w:r>
+        <w:rPr>
+          <w:rFonts w:hint="eastAsia"/>
+        </w:rPr>
+        <w:t xml:space="preserve">高リスク、CAGR接続間接的、複数メカニズムの限界</w:t>
+      </w:r>
+    </w:p>
+    <w:p>
+      <w:r>
+        <w:pict>
+          <v:rect style="width:0;height:1.5pt" o:hralign="center" o:hrstd="t" o:hr="t"/>
+        </w:pict>
+      </w:r>
+    </w:p>
+    <w:bookmarkEnd w:id="12"/>
+    <w:bookmarkStart w:id="13" w:name="glp-1供給能力の参入障壁"/>
+    <w:p>
+      <w:pPr>
+        <w:pStyle w:val="Heading4"/>
+      </w:pPr>
+      <w:r>
+        <w:t xml:space="preserve">#4 </w:t>
+      </w:r>
+      <w:r>
+        <w:rPr>
+          <w:rFonts w:hint="eastAsia"/>
+        </w:rPr>
+        <w:t xml:space="preserve">GLP-1供給能力の参入障壁</w:t>
+      </w:r>
+    </w:p>
+    <w:p>
+      <w:pPr>
+        <w:pStyle w:val="FirstParagraph"/>
+      </w:pPr>
+      <w:r>
+        <w:rPr>
+          <w:rFonts w:hint="eastAsia"/>
+          <w:b/>
+          <w:bCs/>
+        </w:rPr>
+        <w:t xml:space="preserve">AI評価</w:t>
+      </w:r>
+      <w:r>
+        <w:t xml:space="preserve">:</w:t>
+      </w:r>
+      <w:r>
+        <w:t xml:space="preserve"> </w:t>
+      </w:r>
+      <w:r>
+        <w:rPr>
+          <w:rFonts w:hint="eastAsia"/>
+          <w:b/>
+          <w:bCs/>
+        </w:rPr>
+        <w:t xml:space="preserve">70%（おおむね納得）</w:t>
+      </w:r>
+    </w:p>
+    <w:p>
+      <w:pPr>
+        <w:pStyle w:val="BodyText"/>
+      </w:pPr>
+      <w:r>
+        <w:rPr>
+          <w:rFonts w:hint="eastAsia"/>
+          <w:b/>
+          <w:bCs/>
+        </w:rPr>
+        <w:t xml:space="preserve">アナリスト評価（CA）</w:t>
+      </w:r>
+      <w:r>
+        <w:t xml:space="preserve">: ___</w:t>
+      </w:r>
+    </w:p>
+    <w:p>
+      <w:pPr>
+        <w:pStyle w:val="BodyText"/>
+      </w:pPr>
+      <w:r>
+        <w:rPr>
+          <w:rFonts w:hint="eastAsia"/>
+          <w:b/>
+          <w:bCs/>
+        </w:rPr>
+        <w:t xml:space="preserve">アナリスト評価（CAGR）</w:t>
+      </w:r>
+      <w:r>
+        <w:t xml:space="preserve">: ___</w:t>
+      </w:r>
+    </w:p>
+    <w:p>
+      <w:pPr>
+        <w:pStyle w:val="BodyText"/>
+      </w:pPr>
+      <w:r>
+        <w:rPr>
+          <w:b/>
+          <w:bCs/>
+        </w:rPr>
+        <w:t xml:space="preserve">コメント</w:t>
+      </w:r>
+      <w:r>
+        <w:t xml:space="preserve">:</w:t>
+      </w:r>
+      <w:r>
+        <w:t xml:space="preserve"> </w:t>
+      </w:r>
+      <w:r>
+        <w:rPr>
+          <w:rFonts w:hint="eastAsia"/>
+        </w:rPr>
+        <w:t xml:space="preserve">NOVO対比比較不足、持続性分析不足</w:t>
+      </w:r>
+    </w:p>
+    <w:p>
+      <w:r>
+        <w:pict>
+          <v:rect style="width:0;height:1.5pt" o:hralign="center" o:hrstd="t" o:hr="t"/>
+        </w:pict>
+      </w:r>
+    </w:p>
+    <w:bookmarkEnd w:id="13"/>
+    <w:bookmarkStart w:id="14" w:name="mounjaro市場ポジションと粘着性"/>
+    <w:p>
+      <w:pPr>
+        <w:pStyle w:val="Heading4"/>
+      </w:pPr>
+      <w:r>
+        <w:t xml:space="preserve">#5 </w:t>
+      </w:r>
+      <w:r>
+        <w:rPr>
+          <w:rFonts w:hint="eastAsia"/>
+        </w:rPr>
+        <w:t xml:space="preserve">Mounjaro市場ポジションと粘着性</w:t>
+      </w:r>
+    </w:p>
+    <w:p>
+      <w:pPr>
+        <w:pStyle w:val="FirstParagraph"/>
+      </w:pPr>
+      <w:r>
+        <w:rPr>
+          <w:rFonts w:hint="eastAsia"/>
+          <w:b/>
+          <w:bCs/>
+        </w:rPr>
+        <w:t xml:space="preserve">AI評価</w:t>
+      </w:r>
+      <w:r>
+        <w:t xml:space="preserve">:</w:t>
+      </w:r>
+      <w:r>
+        <w:t xml:space="preserve"> </w:t>
+      </w:r>
+      <w:r>
+        <w:rPr>
+          <w:rFonts w:hint="eastAsia"/>
+          <w:b/>
+          <w:bCs/>
+        </w:rPr>
+        <w:t xml:space="preserve">50%（まあ納得）</w:t>
+      </w:r>
+    </w:p>
+    <w:p>
+      <w:pPr>
+        <w:pStyle w:val="BodyText"/>
+      </w:pPr>
+      <w:r>
+        <w:rPr>
+          <w:rFonts w:hint="eastAsia"/>
+          <w:b/>
+          <w:bCs/>
+        </w:rPr>
+        <w:t xml:space="preserve">アナリスト評価（CA）</w:t>
+      </w:r>
+      <w:r>
+        <w:t xml:space="preserve">: ___</w:t>
+      </w:r>
+    </w:p>
+    <w:p>
+      <w:pPr>
+        <w:pStyle w:val="BodyText"/>
+      </w:pPr>
+      <w:r>
+        <w:rPr>
+          <w:rFonts w:hint="eastAsia"/>
+          <w:b/>
+          <w:bCs/>
+        </w:rPr>
+        <w:t xml:space="preserve">アナリスト評価（CAGR）</w:t>
+      </w:r>
+      <w:r>
+        <w:t xml:space="preserve">: ___</w:t>
+      </w:r>
+    </w:p>
+    <w:p>
+      <w:pPr>
+        <w:pStyle w:val="BodyText"/>
+      </w:pPr>
+      <w:r>
+        <w:rPr>
+          <w:b/>
+          <w:bCs/>
+        </w:rPr>
+        <w:t xml:space="preserve">コメント</w:t>
+      </w:r>
+      <w:r>
+        <w:t xml:space="preserve">:</w:t>
+      </w:r>
+      <w:r>
+        <w:t xml:space="preserve"> </w:t>
+      </w:r>
+      <w:r>
+        <w:rPr>
+          <w:rFonts w:hint="eastAsia"/>
+        </w:rPr>
+        <w:t xml:space="preserve">PBMスイッチリスク（CVS事例）</w:t>
+      </w:r>
+    </w:p>
+    <w:p>
+      <w:r>
+        <w:pict>
+          <v:rect style="width:0;height:1.5pt" o:hralign="center" o:hrstd="t" o:hr="t"/>
+        </w:pict>
+      </w:r>
+    </w:p>
+    <w:bookmarkEnd w:id="14"/>
+    <w:bookmarkStart w:id="15" w:name="グローバル医療機関ネットワーク"/>
+    <w:p>
+      <w:pPr>
+        <w:pStyle w:val="Heading4"/>
+      </w:pPr>
+      <w:r>
+        <w:t xml:space="preserve">#6 </w:t>
+      </w:r>
+      <w:r>
+        <w:rPr>
+          <w:rFonts w:hint="eastAsia"/>
+        </w:rPr>
+        <w:t xml:space="preserve">グローバル医療機関ネットワーク</w:t>
+      </w:r>
+    </w:p>
+    <w:p>
+      <w:pPr>
+        <w:pStyle w:val="FirstParagraph"/>
+      </w:pPr>
+      <w:r>
+        <w:rPr>
+          <w:rFonts w:hint="eastAsia"/>
+          <w:b/>
+          <w:bCs/>
+        </w:rPr>
+        <w:t xml:space="preserve">AI評価</w:t>
+      </w:r>
+      <w:r>
+        <w:t xml:space="preserve">:</w:t>
+      </w:r>
+      <w:r>
+        <w:t xml:space="preserve"> </w:t>
+      </w:r>
+      <w:r>
+        <w:rPr>
+          <w:rFonts w:hint="eastAsia"/>
+          <w:b/>
+          <w:bCs/>
+        </w:rPr>
+        <w:t xml:space="preserve">30%（あまり納得しない）</w:t>
+      </w:r>
+    </w:p>
+    <w:p>
+      <w:pPr>
+        <w:pStyle w:val="BodyText"/>
+      </w:pPr>
+      <w:r>
+        <w:rPr>
+          <w:rFonts w:hint="eastAsia"/>
+          <w:b/>
+          <w:bCs/>
+        </w:rPr>
+        <w:t xml:space="preserve">アナリスト評価（CA）</w:t>
+      </w:r>
+      <w:r>
+        <w:t xml:space="preserve">: ___</w:t>
+      </w:r>
+    </w:p>
+    <w:p>
+      <w:pPr>
+        <w:pStyle w:val="BodyText"/>
+      </w:pPr>
+      <w:r>
+        <w:rPr>
+          <w:rFonts w:hint="eastAsia"/>
+          <w:b/>
+          <w:bCs/>
+        </w:rPr>
+        <w:t xml:space="preserve">アナリスト評価（CAGR）</w:t>
+      </w:r>
+      <w:r>
+        <w:t xml:space="preserve">: ___</w:t>
+      </w:r>
+    </w:p>
+    <w:p>
+      <w:pPr>
+        <w:pStyle w:val="BodyText"/>
+      </w:pPr>
+      <w:r>
+        <w:rPr>
+          <w:b/>
+          <w:bCs/>
+        </w:rPr>
+        <w:t xml:space="preserve">コメント</w:t>
+      </w:r>
+      <w:r>
+        <w:t xml:space="preserve">:</w:t>
+      </w:r>
+      <w:r>
+        <w:t xml:space="preserve"> </w:t>
+      </w:r>
+      <w:r>
+        <w:rPr>
+          <w:rFonts w:hint="eastAsia"/>
+        </w:rPr>
+        <w:t xml:space="preserve">大手間共通能力（ルール3/7</w:t>
+      </w:r>
+      <w:r>
+        <w:t xml:space="preserve"> </w:t>
+      </w:r>
+      <w:r>
+        <w:rPr>
+          <w:rFonts w:hint="eastAsia"/>
+        </w:rPr>
+        <w:t xml:space="preserve">FAIL）</w:t>
+      </w:r>
+    </w:p>
+    <w:p>
+      <w:pPr>
+        <w:pStyle w:val="BodyText"/>
+      </w:pPr>
+      <w:r>
+        <w:rPr>
+          <w:rFonts w:hint="eastAsia"/>
+          <w:b/>
+          <w:bCs/>
+        </w:rPr>
+        <w:t xml:space="preserve">平均CA確信度:</w:t>
+      </w:r>
+      <w:r>
+        <w:rPr>
+          <w:b/>
+          <w:bCs/>
+        </w:rPr>
+        <w:t xml:space="preserve"> 53% | </w:t>
+      </w:r>
+      <w:r>
+        <w:rPr>
+          <w:rFonts w:hint="eastAsia"/>
+          <w:b/>
+          <w:bCs/>
+        </w:rPr>
+        <w:t xml:space="preserve">平均CAGR確信度:</w:t>
+      </w:r>
+      <w:r>
+        <w:rPr>
+          <w:b/>
+          <w:bCs/>
+        </w:rPr>
+        <w:t xml:space="preserve"> 60%</w:t>
+      </w:r>
+    </w:p>
+    <w:p>
+      <w:r>
+        <w:pict>
+          <v:rect style="width:0;height:1.5pt" o:hralign="center" o:hrstd="t" o:hr="t"/>
+        </w:pict>
+      </w:r>
+    </w:p>
+    <w:bookmarkEnd w:id="15"/>
+    <w:bookmarkEnd w:id="16"/>
+    <w:bookmarkStart w:id="29" w:name="主張別詳細評価"/>
+    <w:p>
+      <w:pPr>
+        <w:pStyle w:val="Heading2"/>
+      </w:pPr>
+      <w:r>
+        <w:t xml:space="preserve">3. </w:t>
+      </w:r>
+      <w:r>
+        <w:rPr>
+          <w:rFonts w:hint="eastAsia"/>
+        </w:rPr>
+        <w:t xml:space="preserve">主張別詳細評価</w:t>
+      </w:r>
+    </w:p>
+    <w:p>
+      <w:r>
+        <w:pict>
+          <v:rect style="width:0;height:1.5pt" o:hralign="center" o:hrstd="t" o:hr="t"/>
+        </w:pict>
+      </w:r>
+    </w:p>
+    <w:bookmarkStart w:id="18" w:name="主張-1-複数の超大型市場への同時ポートフォリオ戦略"/>
+    <w:p>
+      <w:pPr>
+        <w:pStyle w:val="Heading3"/>
+      </w:pPr>
+      <w:r>
+        <w:rPr>
+          <w:rFonts w:hint="eastAsia"/>
+        </w:rPr>
+        <w:t xml:space="preserve">主張</w:t>
+      </w:r>
+      <w:r>
+        <w:t xml:space="preserve"> #1: </w:t>
+      </w:r>
+      <w:r>
+        <w:rPr>
+          <w:rFonts w:hint="eastAsia"/>
+        </w:rPr>
+        <w:t xml:space="preserve">複数の超大型市場への同時ポートフォリオ戦略</w:t>
+      </w:r>
+    </w:p>
+    <w:bookmarkStart w:id="17" w:name="ai評価-まあ納得50-t8修正-cagr内訳の分離明示"/>
+    <w:p>
+      <w:pPr>
+        <w:pStyle w:val="Heading4"/>
+      </w:pPr>
+      <w:r>
+        <w:rPr>
+          <w:rFonts w:hint="eastAsia"/>
+        </w:rPr>
+        <w:t xml:space="preserve">AI評価:</w:t>
+      </w:r>
+      <w:r>
+        <w:t xml:space="preserve"> </w:t>
+      </w:r>
+      <w:r>
+        <w:rPr>
+          <w:rFonts w:hint="eastAsia"/>
+        </w:rPr>
+        <w:t xml:space="preserve">まあ納得（50%）</w:t>
+      </w:r>
+      <w:r>
+        <w:t xml:space="preserve"> </w:t>
+      </w:r>
+      <w:r>
+        <w:rPr>
+          <w:rFonts w:hint="eastAsia"/>
+        </w:rPr>
+        <w:t xml:space="preserve">[T8修正:</w:t>
+      </w:r>
+      <w:r>
+        <w:t xml:space="preserve"> </w:t>
+      </w:r>
+      <w:r>
+        <w:rPr>
+          <w:rFonts w:hint="eastAsia"/>
+        </w:rPr>
+        <w:t xml:space="preserve">CAGR内訳の分離明示]</w:t>
+      </w:r>
+    </w:p>
+    <w:p>
+      <w:pPr>
+        <w:pStyle w:val="FirstParagraph"/>
+      </w:pPr>
+      <w:r>
+        <w:rPr>
+          <w:rFonts w:hint="eastAsia"/>
+        </w:rPr>
+        <w:t xml:space="preserve">GLP-1（糖尿病・抗肥満症）、アルツハイマー型認知症、乳がんの複数超大型市場に同時展開し、単一薬品依存ではなく複数成長ドライバーが分散。業界他社比で20年代の大型特許切れリスクが小さい。FY2025売上$65.2B（SEC</w:t>
+      </w:r>
+      <w:r>
+        <w:t xml:space="preserve"> </w:t>
+      </w:r>
+      <w:r>
+        <w:rPr>
+          <w:rFonts w:hint="eastAsia"/>
+        </w:rPr>
+        <w:t xml:space="preserve">EDGAR確認）が成長軌道を裏付ける。</w:t>
+      </w:r>
+    </w:p>
+    <w:p>
+      <w:pPr>
+        <w:pStyle w:val="BodyText"/>
+      </w:pPr>
+      <w:r>
+        <w:rPr>
+          <w:rFonts w:hint="eastAsia"/>
+          <w:b/>
+          <w:bCs/>
+        </w:rPr>
+        <w:t xml:space="preserve">納得できる点</w:t>
+      </w:r>
+      <w:r>
+        <w:t xml:space="preserve">: </w:t>
+      </w:r>
+      <w:r>
+        <w:rPr>
+          <w:rFonts w:hint="eastAsia"/>
+        </w:rPr>
+        <w:t xml:space="preserve">単一薬品依存企業との比較では業績安定性への寄与が見込める。大型市場（GLP-1、アルツハイマー、乳がん）でのポートフォリオ構築力は経営執行の能力として一定の評価に値する。</w:t>
+      </w:r>
+    </w:p>
+    <w:p>
+      <w:pPr>
+        <w:pStyle w:val="BodyText"/>
+      </w:pPr>
+      <w:r>
+        <w:rPr>
+          <w:rFonts w:hint="eastAsia"/>
+          <w:b/>
+          <w:bCs/>
+        </w:rPr>
+        <w:t xml:space="preserve">懸念点</w:t>
+      </w:r>
+      <w:r>
+        <w:t xml:space="preserve">:</w:t>
+      </w:r>
+      <w:r>
+        <w:t xml:space="preserve"> </w:t>
+      </w:r>
+      <w:r>
+        <w:rPr>
+          <w:rFonts w:hint="eastAsia"/>
+        </w:rPr>
+        <w:t xml:space="preserve">グローバル大手医薬品であれば売上は複数製品の薬剤ポートから構成されるものであり、大手間の優位性とはなりにくい</w:t>
+      </w:r>
+      <w:r>
+        <w:rPr>
+          <w:rFonts w:hint="eastAsia"/>
+        </w:rPr>
+        <w:t xml:space="preserve">（KB3</w:t>
+      </w:r>
+      <w:r>
+        <w:t xml:space="preserve"> </w:t>
+      </w:r>
+      <w:r>
+        <w:rPr>
+          <w:rFonts w:hint="eastAsia"/>
+        </w:rPr>
+        <w:t xml:space="preserve">LLY#1）。NOVO、PFE、MRK、ABBV等との具体的な差別化が示されていない（ルール7</w:t>
+      </w:r>
+      <w:r>
+        <w:t xml:space="preserve"> </w:t>
+      </w:r>
+      <w:r>
+        <w:rPr>
+          <w:rFonts w:hint="eastAsia"/>
+        </w:rPr>
+        <w:t xml:space="preserve">FAIL）。</w:t>
+      </w:r>
+    </w:p>
+    <w:p>
+      <w:pPr>
+        <w:pStyle w:val="BlockText"/>
+      </w:pPr>
+      <w:r>
+        <w:rPr>
+          <w:rFonts w:hint="eastAsia"/>
+          <w:b/>
+          <w:bCs/>
+        </w:rPr>
+        <w:t xml:space="preserve">[注1]</w:t>
+      </w:r>
+      <w:r>
+        <w:rPr>
+          <w:b/>
+          <w:bCs/>
+        </w:rPr>
+        <w:t xml:space="preserve"> </w:t>
+      </w:r>
+      <w:r>
+        <w:rPr>
+          <w:rFonts w:hint="eastAsia"/>
+          <w:b/>
+          <w:bCs/>
+        </w:rPr>
+        <w:t xml:space="preserve">T8批判</w:t>
+      </w:r>
+      <w:r>
+        <w:rPr>
+          <w:b/>
+          <w:bCs/>
+        </w:rPr>
+        <w:t xml:space="preserve"> (minor): </w:t>
+      </w:r>
+      <w:r>
+        <w:rPr>
+          <w:rFonts w:hint="eastAsia"/>
+          <w:b/>
+          <w:bCs/>
+        </w:rPr>
+        <w:t xml:space="preserve">CAGR寄与の内訳分離が不十分</w:t>
+      </w:r>
+    </w:p>
+    <w:p>
+      <w:pPr>
+        <w:pStyle w:val="BlockText"/>
+      </w:pPr>
+      <w:r>
+        <w:t xml:space="preserve">KB3 LLY#1のPhase </w:t>
+      </w:r>
+      <w:r>
+        <w:rPr>
+          <w:rFonts w:hint="eastAsia"/>
+        </w:rPr>
+        <w:t xml:space="preserve">2詳細評価では「売上成長寄与:</w:t>
+      </w:r>
+      <w:r>
+        <w:t xml:space="preserve"> </w:t>
+      </w:r>
+      <w:r>
+        <w:rPr>
+          <w:rFonts w:hint="eastAsia"/>
+        </w:rPr>
+        <w:t xml:space="preserve">+10-12%（強く寄与）」と「グロスマージン改善寄与:</w:t>
+      </w:r>
+      <w:r>
+        <w:t xml:space="preserve"> </w:t>
+      </w:r>
+      <w:r>
+        <w:rPr>
+          <w:rFonts w:hint="eastAsia"/>
+        </w:rPr>
+        <w:t xml:space="preserve">±0%（限定的）」が明確に分離されている。「製品ミックス変化がマージン改善を相殺する可能性」という指摘の核心は、ポートフォリオ優位性に起因するCAGR改善が売上成長に限定され、マージン寄与は実質ゼロであるという点。</w:t>
+      </w:r>
+    </w:p>
+    <w:p>
+      <w:pPr>
+        <w:pStyle w:val="BlockText"/>
+      </w:pPr>
+      <w:r>
+        <w:rPr>
+          <w:rFonts w:hint="eastAsia"/>
+          <w:b/>
+          <w:bCs/>
+        </w:rPr>
+        <w:t xml:space="preserve">T8の判断</w:t>
+      </w:r>
+      <w:r>
+        <w:t xml:space="preserve">: CAGR </w:t>
+      </w:r>
+      <w:r>
+        <w:rPr>
+          <w:rFonts w:hint="eastAsia"/>
+        </w:rPr>
+        <w:t xml:space="preserve">70%は適切と判断するが、「売上成長寄与:</w:t>
+      </w:r>
+      <w:r>
+        <w:t xml:space="preserve"> </w:t>
+      </w:r>
+      <w:r>
+        <w:rPr>
+          <w:rFonts w:hint="eastAsia"/>
+        </w:rPr>
+        <w:t xml:space="preserve">+10-12%（強く寄与）」「グロスマージン改善寄与:</w:t>
+      </w:r>
+      <w:r>
+        <w:t xml:space="preserve"> </w:t>
+      </w:r>
+      <w:r>
+        <w:rPr>
+          <w:rFonts w:hint="eastAsia"/>
+        </w:rPr>
+        <w:t xml:space="preserve">±0%（限定的）」の内訳を明示する。</w:t>
+      </w:r>
+    </w:p>
+    <w:p>
+      <w:pPr>
+        <w:pStyle w:val="FirstParagraph"/>
+      </w:pPr>
+      <w:r>
+        <w:rPr>
+          <w:rFonts w:hint="eastAsia"/>
+          <w:b/>
+          <w:bCs/>
+        </w:rPr>
+        <w:t xml:space="preserve">ルール適用マトリクス</w:t>
+      </w:r>
+      <w:r>
+        <w:t xml:space="preserve">:</w:t>
       </w:r>
     </w:p>
     <w:tbl>
@@ -569,1189 +1592,14 @@
         <w:tblW w:type="pct" w:w="5000"/>
         <w:tblLayout w:type="fixed"/>
         <w:tblLook w:firstRow="1" w:lastRow="0" w:firstColumn="0" w:lastColumn="0" w:noHBand="0" w:noVBand="0" w:val="0020"/>
-      </w:tblPr>
-      <w:tblGrid>
-        <w:gridCol w:w="540"/>
-        <w:gridCol w:w="1080"/>
-        <w:gridCol w:w="1440"/>
-        <w:gridCol w:w="1620"/>
-        <w:gridCol w:w="1620"/>
-        <w:gridCol w:w="1620"/>
-      </w:tblGrid>
-      <w:tr>
-        <w:trPr>
-          <w:tblHeader w:val="on"/>
-        </w:trPr>
-        <w:tc>
-          <w:tcPr/>
-          <w:p>
-            <w:pPr>
-              <w:pStyle w:val="Compact"/>
-            </w:pPr>
-            <w:r>
-              <w:rPr>
-                <w:rFonts w:ascii="Times New Roman" w:hAnsi="Times New Roman" w:eastAsia="游明朝"/>
-                <w:sz w:val="20"/>
-              </w:rPr>
-              <w:t xml:space="preserve">#</w:t>
-            </w:r>
-          </w:p>
-        </w:tc>
-        <w:tc>
-          <w:tcPr/>
-          <w:p>
-            <w:pPr>
-              <w:pStyle w:val="Compact"/>
-            </w:pPr>
-            <w:r>
-              <w:rPr>
-                <w:rFonts w:hint="eastAsia" w:ascii="Times New Roman" w:hAnsi="Times New Roman" w:eastAsia="游明朝"/>
-                <w:sz w:val="20"/>
-              </w:rPr>
-              <w:t xml:space="preserve">主張</w:t>
-            </w:r>
-          </w:p>
-        </w:tc>
-        <w:tc>
-          <w:tcPr/>
-          <w:p>
-            <w:pPr>
-              <w:pStyle w:val="Compact"/>
-            </w:pPr>
-            <w:r>
-              <w:rPr>
-                <w:rFonts w:hint="eastAsia" w:ascii="Times New Roman" w:hAnsi="Times New Roman" w:eastAsia="游明朝"/>
-                <w:sz w:val="20"/>
-              </w:rPr>
-              <w:t xml:space="preserve">CA評価</w:t>
-            </w:r>
-          </w:p>
-        </w:tc>
-        <w:tc>
-          <w:tcPr/>
-          <w:p>
-            <w:pPr>
-              <w:pStyle w:val="Compact"/>
-            </w:pPr>
-            <w:r>
-              <w:rPr>
-                <w:rFonts w:hint="eastAsia" w:ascii="Times New Roman" w:hAnsi="Times New Roman" w:eastAsia="游明朝"/>
-                <w:sz w:val="20"/>
-              </w:rPr>
-              <w:t xml:space="preserve">CAGR接続</w:t>
-            </w:r>
-          </w:p>
-        </w:tc>
-        <w:tc>
-          <w:tcPr/>
-          <w:p>
-            <w:pPr>
-              <w:pStyle w:val="Compact"/>
-            </w:pPr>
-            <w:r>
-              <w:rPr>
-                <w:rFonts w:hint="eastAsia" w:ascii="Times New Roman" w:hAnsi="Times New Roman" w:eastAsia="游明朝"/>
-                <w:sz w:val="20"/>
-              </w:rPr>
-              <w:t xml:space="preserve">主な根拠</w:t>
-            </w:r>
-          </w:p>
-        </w:tc>
-        <w:tc>
-          <w:tcPr/>
-          <w:p>
-            <w:pPr>
-              <w:pStyle w:val="Compact"/>
-            </w:pPr>
-            <w:r>
-              <w:rPr>
-                <w:rFonts w:hint="eastAsia" w:ascii="Times New Roman" w:hAnsi="Times New Roman" w:eastAsia="游明朝"/>
-                <w:sz w:val="20"/>
-              </w:rPr>
-              <w:t xml:space="preserve">主な課題</w:t>
-            </w:r>
-          </w:p>
-        </w:tc>
-      </w:tr>
-      <w:tr>
-        <w:tc>
-          <w:tcPr/>
-          <w:p>
-            <w:pPr>
-              <w:pStyle w:val="Compact"/>
-            </w:pPr>
-            <w:r>
-              <w:rPr>
-                <w:rFonts w:ascii="Times New Roman" w:hAnsi="Times New Roman" w:eastAsia="游明朝"/>
-                <w:sz w:val="20"/>
-              </w:rPr>
-              <w:t xml:space="preserve">1</w:t>
-            </w:r>
-          </w:p>
-        </w:tc>
-        <w:tc>
-          <w:tcPr/>
-          <w:p>
-            <w:pPr>
-              <w:pStyle w:val="Compact"/>
-            </w:pPr>
-            <w:r>
-              <w:rPr>
-                <w:rFonts w:hint="eastAsia" w:ascii="Times New Roman" w:hAnsi="Times New Roman" w:eastAsia="游明朝"/>
-                <w:sz w:val="20"/>
-              </w:rPr>
-              <w:t xml:space="preserve">複数超大型市場ポートフォリオ</w:t>
-            </w:r>
-          </w:p>
-        </w:tc>
-        <w:tc>
-          <w:tcPr/>
-          <w:p>
-            <w:pPr>
-              <w:pStyle w:val="Compact"/>
-            </w:pPr>
-            <w:r>
-              <w:rPr>
-                <w:rFonts w:hint="eastAsia" w:ascii="Times New Roman" w:hAnsi="Times New Roman" w:eastAsia="游明朝"/>
-                <w:b/>
-                <w:bCs/>
-                <w:sz w:val="20"/>
-              </w:rPr>
-              <w:t xml:space="preserve">50%（まあ納得）</w:t>
-            </w:r>
-          </w:p>
-        </w:tc>
-        <w:tc>
-          <w:tcPr/>
-          <w:p>
-            <w:pPr>
-              <w:pStyle w:val="Compact"/>
-            </w:pPr>
-            <w:r>
-              <w:rPr>
-                <w:rFonts w:ascii="Times New Roman" w:hAnsi="Times New Roman" w:eastAsia="游明朝"/>
-                <w:sz w:val="20"/>
-              </w:rPr>
-              <w:t xml:space="preserve">70% </w:t>
-            </w:r>
-            <w:r>
-              <w:rPr>
-                <w:rFonts w:hint="eastAsia" w:ascii="Times New Roman" w:hAnsi="Times New Roman" w:eastAsia="游明朝"/>
-                <w:sz w:val="20"/>
-              </w:rPr>
-              <w:t xml:space="preserve">[T8修正:</w:t>
-            </w:r>
-            <w:r>
-              <w:rPr>
-                <w:rFonts w:ascii="Times New Roman" w:hAnsi="Times New Roman" w:eastAsia="游明朝"/>
-                <w:sz w:val="20"/>
-              </w:rPr>
-              <w:t xml:space="preserve"> </w:t>
-            </w:r>
-            <w:r>
-              <w:rPr>
-                <w:rFonts w:hint="eastAsia" w:ascii="Times New Roman" w:hAnsi="Times New Roman" w:eastAsia="游明朝"/>
-                <w:sz w:val="20"/>
-              </w:rPr>
-              <w:t xml:space="preserve">CAGR内訳の分離明示]</w:t>
-            </w:r>
-          </w:p>
-        </w:tc>
-        <w:tc>
-          <w:tcPr/>
-          <w:p>
-            <w:pPr>
-              <w:pStyle w:val="Compact"/>
-            </w:pPr>
-            <w:r>
-              <w:rPr>
-                <w:rFonts w:hint="eastAsia" w:ascii="Times New Roman" w:hAnsi="Times New Roman" w:eastAsia="游明朝"/>
-                <w:sz w:val="20"/>
-              </w:rPr>
-              <w:t xml:space="preserve">3領域成長ドライバー、特許切れリスク小</w:t>
-            </w:r>
-          </w:p>
-        </w:tc>
-        <w:tc>
-          <w:tcPr/>
-          <w:p>
-            <w:pPr>
-              <w:pStyle w:val="Compact"/>
-            </w:pPr>
-            <w:r>
-              <w:rPr>
-                <w:rFonts w:hint="eastAsia" w:ascii="Times New Roman" w:hAnsi="Times New Roman" w:eastAsia="游明朝"/>
-                <w:sz w:val="20"/>
-              </w:rPr>
-              <w:t xml:space="preserve">メガファーマ共通能力（ルール7</w:t>
-            </w:r>
-            <w:r>
-              <w:rPr>
-                <w:rFonts w:ascii="Times New Roman" w:hAnsi="Times New Roman" w:eastAsia="游明朝"/>
-                <w:sz w:val="20"/>
-              </w:rPr>
-              <w:t xml:space="preserve"> </w:t>
-            </w:r>
-            <w:r>
-              <w:rPr>
-                <w:rFonts w:hint="eastAsia" w:ascii="Times New Roman" w:hAnsi="Times New Roman" w:eastAsia="游明朝"/>
-                <w:sz w:val="20"/>
-              </w:rPr>
-              <w:t xml:space="preserve">FAIL）</w:t>
-            </w:r>
-          </w:p>
-        </w:tc>
-      </w:tr>
-      <w:tr>
-        <w:tc>
-          <w:tcPr/>
-          <w:p>
-            <w:pPr>
-              <w:pStyle w:val="Compact"/>
-            </w:pPr>
-            <w:r>
-              <w:rPr>
-                <w:rFonts w:ascii="Times New Roman" w:hAnsi="Times New Roman" w:eastAsia="游明朝"/>
-                <w:sz w:val="20"/>
-              </w:rPr>
-              <w:t xml:space="preserve">2</w:t>
-            </w:r>
-          </w:p>
-        </w:tc>
-        <w:tc>
-          <w:tcPr/>
-          <w:p>
-            <w:pPr>
-              <w:pStyle w:val="Compact"/>
-            </w:pPr>
-            <w:r>
-              <w:rPr>
-                <w:rFonts w:hint="eastAsia" w:ascii="Times New Roman" w:hAnsi="Times New Roman" w:eastAsia="游明朝"/>
-                <w:sz w:val="20"/>
-              </w:rPr>
-              <w:t xml:space="preserve">低分子型経口GLP-1の技術的差別化</w:t>
-            </w:r>
-          </w:p>
-        </w:tc>
-        <w:tc>
-          <w:tcPr/>
-          <w:p>
-            <w:pPr>
-              <w:pStyle w:val="Compact"/>
-            </w:pPr>
-            <w:r>
-              <w:rPr>
-                <w:rFonts w:hint="eastAsia" w:ascii="Times New Roman" w:hAnsi="Times New Roman" w:eastAsia="游明朝"/>
-                <w:b/>
-                <w:bCs/>
-                <w:sz w:val="20"/>
-              </w:rPr>
-              <w:t xml:space="preserve">70%（おおむね納得）</w:t>
-            </w:r>
-          </w:p>
-        </w:tc>
-        <w:tc>
-          <w:tcPr/>
-          <w:p>
-            <w:pPr>
-              <w:pStyle w:val="Compact"/>
-            </w:pPr>
-            <w:r>
-              <w:rPr>
-                <w:rFonts w:ascii="Times New Roman" w:hAnsi="Times New Roman" w:eastAsia="游明朝"/>
-                <w:sz w:val="20"/>
-              </w:rPr>
-              <w:t xml:space="preserve">70% </w:t>
-            </w:r>
-            <w:r>
-              <w:rPr>
-                <w:rFonts w:hint="eastAsia" w:ascii="Times New Roman" w:hAnsi="Times New Roman" w:eastAsia="游明朝"/>
-                <w:sz w:val="20"/>
-              </w:rPr>
-              <w:t xml:space="preserve">[T8修正:</w:t>
-            </w:r>
-            <w:r>
-              <w:rPr>
-                <w:rFonts w:ascii="Times New Roman" w:hAnsi="Times New Roman" w:eastAsia="游明朝"/>
-                <w:sz w:val="20"/>
-              </w:rPr>
-              <w:t xml:space="preserve"> </w:t>
-            </w:r>
-            <w:r>
-              <w:rPr>
-                <w:rFonts w:hint="eastAsia" w:ascii="Times New Roman" w:hAnsi="Times New Roman" w:eastAsia="游明朝"/>
-                <w:sz w:val="20"/>
-              </w:rPr>
-              <w:t xml:space="preserve">根源要因不足が上限条件であることを明示]</w:t>
-            </w:r>
-          </w:p>
-        </w:tc>
-        <w:tc>
-          <w:tcPr/>
-          <w:p>
-            <w:pPr>
-              <w:pStyle w:val="Compact"/>
-            </w:pPr>
-            <w:r>
-              <w:rPr>
-                <w:rFonts w:hint="eastAsia" w:ascii="Times New Roman" w:hAnsi="Times New Roman" w:eastAsia="游明朝"/>
-                <w:sz w:val="20"/>
-              </w:rPr>
-              <w:t xml:space="preserve">P3成功3本、NOVO対比優位、$5.5B在庫</w:t>
-            </w:r>
-          </w:p>
-        </w:tc>
-        <w:tc>
-          <w:tcPr/>
-          <w:p>
-            <w:pPr>
-              <w:pStyle w:val="Compact"/>
-            </w:pPr>
-            <w:r>
-              <w:rPr>
-                <w:rFonts w:hint="eastAsia" w:ascii="Times New Roman" w:hAnsi="Times New Roman" w:eastAsia="游明朝"/>
-                <w:sz w:val="20"/>
-              </w:rPr>
-              <w:t xml:space="preserve">根源要因言及不足が70%の上限条件</w:t>
-            </w:r>
-          </w:p>
-        </w:tc>
-      </w:tr>
-      <w:tr>
-        <w:tc>
-          <w:tcPr/>
-          <w:p>
-            <w:pPr>
-              <w:pStyle w:val="Compact"/>
-            </w:pPr>
-            <w:r>
-              <w:rPr>
-                <w:rFonts w:ascii="Times New Roman" w:hAnsi="Times New Roman" w:eastAsia="游明朝"/>
-                <w:sz w:val="20"/>
-              </w:rPr>
-              <w:t xml:space="preserve">3</w:t>
-            </w:r>
-          </w:p>
-        </w:tc>
-        <w:tc>
-          <w:tcPr/>
-          <w:p>
-            <w:pPr>
-              <w:pStyle w:val="Compact"/>
-            </w:pPr>
-            <w:r>
-              <w:rPr>
-                <w:rFonts w:hint="eastAsia" w:ascii="Times New Roman" w:hAnsi="Times New Roman" w:eastAsia="游明朝"/>
-                <w:sz w:val="20"/>
-              </w:rPr>
-              <w:t xml:space="preserve">アルツハイマー臨床開発ノウハウ</w:t>
-            </w:r>
-          </w:p>
-        </w:tc>
-        <w:tc>
-          <w:tcPr/>
-          <w:p>
-            <w:pPr>
-              <w:pStyle w:val="Compact"/>
-            </w:pPr>
-            <w:r>
-              <w:rPr>
-                <w:rFonts w:hint="eastAsia" w:ascii="Times New Roman" w:hAnsi="Times New Roman" w:eastAsia="游明朝"/>
-                <w:b/>
-                <w:bCs/>
-                <w:sz w:val="20"/>
-              </w:rPr>
-              <w:t xml:space="preserve">50%（まあ納得）</w:t>
-            </w:r>
-          </w:p>
-        </w:tc>
-        <w:tc>
-          <w:tcPr/>
-          <w:p>
-            <w:pPr>
-              <w:pStyle w:val="Compact"/>
-            </w:pPr>
-            <w:r>
-              <w:rPr>
-                <w:rFonts w:ascii="Times New Roman" w:hAnsi="Times New Roman" w:eastAsia="游明朝"/>
-                <w:sz w:val="20"/>
-              </w:rPr>
-              <w:t xml:space="preserve">30% </w:t>
-            </w:r>
-            <w:r>
-              <w:rPr>
-                <w:rFonts w:hint="eastAsia" w:ascii="Times New Roman" w:hAnsi="Times New Roman" w:eastAsia="游明朝"/>
-                <w:sz w:val="20"/>
-              </w:rPr>
-              <w:t xml:space="preserve">[T8修正:</w:t>
-            </w:r>
-            <w:r>
-              <w:rPr>
-                <w:rFonts w:ascii="Times New Roman" w:hAnsi="Times New Roman" w:eastAsia="游明朝"/>
-                <w:sz w:val="20"/>
-              </w:rPr>
-              <w:t xml:space="preserve"> KB3 </w:t>
-            </w:r>
-            <w:r>
-              <w:rPr>
-                <w:rFonts w:hint="eastAsia" w:ascii="Times New Roman" w:hAnsi="Times New Roman" w:eastAsia="游明朝"/>
-                <w:sz w:val="20"/>
-              </w:rPr>
-              <w:t xml:space="preserve">LLY#3の30%批判を明示追記]</w:t>
-            </w:r>
-          </w:p>
-        </w:tc>
-        <w:tc>
-          <w:tcPr/>
-          <w:p>
-            <w:pPr>
-              <w:pStyle w:val="Compact"/>
-            </w:pPr>
-            <w:r>
-              <w:rPr>
-                <w:rFonts w:hint="eastAsia" w:ascii="Times New Roman" w:hAnsi="Times New Roman" w:eastAsia="游明朝"/>
-                <w:sz w:val="20"/>
-              </w:rPr>
-              <w:t xml:space="preserve">donanemab承認、長期知見蓄積</w:t>
-            </w:r>
-          </w:p>
-        </w:tc>
-        <w:tc>
-          <w:tcPr/>
-          <w:p>
-            <w:pPr>
-              <w:pStyle w:val="Compact"/>
-            </w:pPr>
-            <w:r>
-              <w:rPr>
-                <w:rFonts w:hint="eastAsia" w:ascii="Times New Roman" w:hAnsi="Times New Roman" w:eastAsia="游明朝"/>
-                <w:sz w:val="20"/>
-              </w:rPr>
-              <w:t xml:space="preserve">高リスク、CAGR接続間接的、複数メカニズムの限界</w:t>
-            </w:r>
-          </w:p>
-        </w:tc>
-      </w:tr>
-      <w:tr>
-        <w:tc>
-          <w:tcPr/>
-          <w:p>
-            <w:pPr>
-              <w:pStyle w:val="Compact"/>
-            </w:pPr>
-            <w:r>
-              <w:rPr>
-                <w:rFonts w:ascii="Times New Roman" w:hAnsi="Times New Roman" w:eastAsia="游明朝"/>
-                <w:sz w:val="20"/>
-              </w:rPr>
-              <w:t xml:space="preserve">4</w:t>
-            </w:r>
-          </w:p>
-        </w:tc>
-        <w:tc>
-          <w:tcPr/>
-          <w:p>
-            <w:pPr>
-              <w:pStyle w:val="Compact"/>
-            </w:pPr>
-            <w:r>
-              <w:rPr>
-                <w:rFonts w:hint="eastAsia" w:ascii="Times New Roman" w:hAnsi="Times New Roman" w:eastAsia="游明朝"/>
-                <w:sz w:val="20"/>
-              </w:rPr>
-              <w:t xml:space="preserve">GLP-1供給能力の参入障壁</w:t>
-            </w:r>
-          </w:p>
-        </w:tc>
-        <w:tc>
-          <w:tcPr/>
-          <w:p>
-            <w:pPr>
-              <w:pStyle w:val="Compact"/>
-            </w:pPr>
-            <w:r>
-              <w:rPr>
-                <w:rFonts w:hint="eastAsia" w:ascii="Times New Roman" w:hAnsi="Times New Roman" w:eastAsia="游明朝"/>
-                <w:b/>
-                <w:bCs/>
-                <w:sz w:val="20"/>
-              </w:rPr>
-              <w:t xml:space="preserve">70%（おおむね納得）</w:t>
-            </w:r>
-          </w:p>
-        </w:tc>
-        <w:tc>
-          <w:tcPr/>
-          <w:p>
-            <w:pPr>
-              <w:pStyle w:val="Compact"/>
-            </w:pPr>
-            <w:r>
-              <w:rPr>
-                <w:rFonts w:ascii="Times New Roman" w:hAnsi="Times New Roman" w:eastAsia="游明朝"/>
-                <w:sz w:val="20"/>
-              </w:rPr>
-              <w:t xml:space="preserve">70% </w:t>
-            </w:r>
-            <w:r>
-              <w:rPr>
-                <w:rFonts w:hint="eastAsia" w:ascii="Times New Roman" w:hAnsi="Times New Roman" w:eastAsia="游明朝"/>
-                <w:sz w:val="20"/>
-              </w:rPr>
-              <w:t xml:space="preserve">[T8修正:</w:t>
-            </w:r>
-            <w:r>
-              <w:rPr>
-                <w:rFonts w:ascii="Times New Roman" w:hAnsi="Times New Roman" w:eastAsia="游明朝"/>
-                <w:sz w:val="20"/>
-              </w:rPr>
-              <w:t xml:space="preserve"> </w:t>
-            </w:r>
-            <w:r>
-              <w:rPr>
-                <w:rFonts w:hint="eastAsia" w:ascii="Times New Roman" w:hAnsi="Times New Roman" w:eastAsia="游明朝"/>
-                <w:sz w:val="20"/>
-              </w:rPr>
-              <w:t xml:space="preserve">デュオポリー持続性リスクのアノテーション追加]</w:t>
-            </w:r>
-          </w:p>
-        </w:tc>
-        <w:tc>
-          <w:tcPr/>
-          <w:p>
-            <w:pPr>
-              <w:pStyle w:val="Compact"/>
-            </w:pPr>
-            <w:r>
-              <w:rPr>
-                <w:rFonts w:ascii="Times New Roman" w:hAnsi="Times New Roman" w:eastAsia="游明朝"/>
-                <w:sz w:val="20"/>
-              </w:rPr>
-              <w:t xml:space="preserve">PP&amp;E $24.7B、TAM </w:t>
-            </w:r>
-            <w:r>
-              <w:rPr>
-                <w:rFonts w:hint="eastAsia" w:ascii="Times New Roman" w:hAnsi="Times New Roman" w:eastAsia="游明朝"/>
-                <w:sz w:val="20"/>
-              </w:rPr>
-              <w:t xml:space="preserve">$1000億、デュオポリー</w:t>
-            </w:r>
-          </w:p>
-        </w:tc>
-        <w:tc>
-          <w:tcPr/>
-          <w:p>
-            <w:pPr>
-              <w:pStyle w:val="Compact"/>
-            </w:pPr>
-            <w:r>
-              <w:rPr>
-                <w:rFonts w:hint="eastAsia" w:ascii="Times New Roman" w:hAnsi="Times New Roman" w:eastAsia="游明朝"/>
-                <w:sz w:val="20"/>
-              </w:rPr>
-              <w:t xml:space="preserve">NOVO対比比較不足、持続性分析不足</w:t>
-            </w:r>
-          </w:p>
-        </w:tc>
-      </w:tr>
-      <w:tr>
-        <w:tc>
-          <w:tcPr/>
-          <w:p>
-            <w:pPr>
-              <w:pStyle w:val="Compact"/>
-            </w:pPr>
-            <w:r>
-              <w:rPr>
-                <w:rFonts w:ascii="Times New Roman" w:hAnsi="Times New Roman" w:eastAsia="游明朝"/>
-                <w:sz w:val="20"/>
-              </w:rPr>
-              <w:t xml:space="preserve">5</w:t>
-            </w:r>
-          </w:p>
-        </w:tc>
-        <w:tc>
-          <w:tcPr/>
-          <w:p>
-            <w:pPr>
-              <w:pStyle w:val="Compact"/>
-            </w:pPr>
-            <w:r>
-              <w:rPr>
-                <w:rFonts w:hint="eastAsia" w:ascii="Times New Roman" w:hAnsi="Times New Roman" w:eastAsia="游明朝"/>
-                <w:sz w:val="20"/>
-              </w:rPr>
-              <w:t xml:space="preserve">Mounjaro市場ポジションと粘着性</w:t>
-            </w:r>
-          </w:p>
-        </w:tc>
-        <w:tc>
-          <w:tcPr/>
-          <w:p>
-            <w:pPr>
-              <w:pStyle w:val="Compact"/>
-            </w:pPr>
-            <w:r>
-              <w:rPr>
-                <w:rFonts w:hint="eastAsia" w:ascii="Times New Roman" w:hAnsi="Times New Roman" w:eastAsia="游明朝"/>
-                <w:b/>
-                <w:bCs/>
-                <w:sz w:val="20"/>
-              </w:rPr>
-              <w:t xml:space="preserve">50%（まあ納得）</w:t>
-            </w:r>
-          </w:p>
-        </w:tc>
-        <w:tc>
-          <w:tcPr/>
-          <w:p>
-            <w:pPr>
-              <w:pStyle w:val="Compact"/>
-            </w:pPr>
-            <w:r>
-              <w:rPr>
-                <w:rFonts w:ascii="Times New Roman" w:hAnsi="Times New Roman" w:eastAsia="游明朝"/>
-                <w:sz w:val="20"/>
-              </w:rPr>
-              <w:t xml:space="preserve">70% </w:t>
-            </w:r>
-            <w:r>
-              <w:rPr>
-                <w:rFonts w:hint="eastAsia" w:ascii="Times New Roman" w:hAnsi="Times New Roman" w:eastAsia="游明朝"/>
-                <w:sz w:val="20"/>
-              </w:rPr>
-              <w:t xml:space="preserve">[T8修正:</w:t>
-            </w:r>
-            <w:r>
-              <w:rPr>
-                <w:rFonts w:ascii="Times New Roman" w:hAnsi="Times New Roman" w:eastAsia="游明朝"/>
-                <w:sz w:val="20"/>
-              </w:rPr>
-              <w:t xml:space="preserve"> </w:t>
-            </w:r>
-            <w:r>
-              <w:rPr>
-                <w:rFonts w:hint="eastAsia" w:ascii="Times New Roman" w:hAnsi="Times New Roman" w:eastAsia="游明朝"/>
-                <w:sz w:val="20"/>
-              </w:rPr>
-              <w:t xml:space="preserve">CVS事例によるリスクの条件付きアノテーション]</w:t>
-            </w:r>
-          </w:p>
-        </w:tc>
-        <w:tc>
-          <w:tcPr/>
-          <w:p>
-            <w:pPr>
-              <w:pStyle w:val="Compact"/>
-            </w:pPr>
-            <w:r>
-              <w:rPr>
-                <w:rFonts w:hint="eastAsia" w:ascii="Times New Roman" w:hAnsi="Times New Roman" w:eastAsia="游明朝"/>
-                <w:sz w:val="20"/>
-              </w:rPr>
-              <w:t xml:space="preserve">慢性疾患での粘着性、ブランド力</w:t>
-            </w:r>
-          </w:p>
-        </w:tc>
-        <w:tc>
-          <w:tcPr/>
-          <w:p>
-            <w:pPr>
-              <w:pStyle w:val="Compact"/>
-            </w:pPr>
-            <w:r>
-              <w:rPr>
-                <w:rFonts w:hint="eastAsia" w:ascii="Times New Roman" w:hAnsi="Times New Roman" w:eastAsia="游明朝"/>
-                <w:sz w:val="20"/>
-              </w:rPr>
-              <w:t xml:space="preserve">PBMスイッチリスク（CVS事例）</w:t>
-            </w:r>
-          </w:p>
-        </w:tc>
-      </w:tr>
-      <w:tr>
-        <w:tc>
-          <w:tcPr/>
-          <w:p>
-            <w:pPr>
-              <w:pStyle w:val="Compact"/>
-            </w:pPr>
-            <w:r>
-              <w:rPr>
-                <w:rFonts w:ascii="Times New Roman" w:hAnsi="Times New Roman" w:eastAsia="游明朝"/>
-                <w:sz w:val="20"/>
-              </w:rPr>
-              <w:t xml:space="preserve">6</w:t>
-            </w:r>
-          </w:p>
-        </w:tc>
-        <w:tc>
-          <w:tcPr/>
-          <w:p>
-            <w:pPr>
-              <w:pStyle w:val="Compact"/>
-            </w:pPr>
-            <w:r>
-              <w:rPr>
-                <w:rFonts w:hint="eastAsia" w:ascii="Times New Roman" w:hAnsi="Times New Roman" w:eastAsia="游明朝"/>
-                <w:sz w:val="20"/>
-              </w:rPr>
-              <w:t xml:space="preserve">グローバル医療機関ネットワーク</w:t>
-            </w:r>
-          </w:p>
-        </w:tc>
-        <w:tc>
-          <w:tcPr/>
-          <w:p>
-            <w:pPr>
-              <w:pStyle w:val="Compact"/>
-            </w:pPr>
-            <w:r>
-              <w:rPr>
-                <w:rFonts w:hint="eastAsia" w:ascii="Times New Roman" w:hAnsi="Times New Roman" w:eastAsia="游明朝"/>
-                <w:b/>
-                <w:bCs/>
-                <w:sz w:val="20"/>
-              </w:rPr>
-              <w:t xml:space="preserve">30%（あまり納得しない）</w:t>
-            </w:r>
-          </w:p>
-        </w:tc>
-        <w:tc>
-          <w:tcPr/>
-          <w:p>
-            <w:pPr>
-              <w:pStyle w:val="Compact"/>
-            </w:pPr>
-            <w:r>
-              <w:rPr>
-                <w:rFonts w:ascii="Times New Roman" w:hAnsi="Times New Roman" w:eastAsia="游明朝"/>
-                <w:sz w:val="20"/>
-              </w:rPr>
-              <w:t xml:space="preserve">50% </w:t>
-            </w:r>
-            <w:r>
-              <w:rPr>
-                <w:rFonts w:hint="eastAsia" w:ascii="Times New Roman" w:hAnsi="Times New Roman" w:eastAsia="游明朝"/>
-                <w:sz w:val="20"/>
-              </w:rPr>
-              <w:t xml:space="preserve">[T8修正:</w:t>
-            </w:r>
-            <w:r>
-              <w:rPr>
-                <w:rFonts w:ascii="Times New Roman" w:hAnsi="Times New Roman" w:eastAsia="游明朝"/>
-                <w:sz w:val="20"/>
-              </w:rPr>
-              <w:t xml:space="preserve"> </w:t>
-            </w:r>
-            <w:r>
-              <w:rPr>
-                <w:rFonts w:hint="eastAsia" w:ascii="Times New Roman" w:hAnsi="Times New Roman" w:eastAsia="游明朝"/>
-                <w:sz w:val="20"/>
-              </w:rPr>
-              <w:t xml:space="preserve">掛け算方針との整合性注記]</w:t>
-            </w:r>
-          </w:p>
-        </w:tc>
-        <w:tc>
-          <w:tcPr/>
-          <w:p>
-            <w:pPr>
-              <w:pStyle w:val="Compact"/>
-            </w:pPr>
-            <w:r>
-              <w:rPr>
-                <w:rFonts w:hint="eastAsia" w:ascii="Times New Roman" w:hAnsi="Times New Roman" w:eastAsia="游明朝"/>
-                <w:sz w:val="20"/>
-              </w:rPr>
-              <w:t xml:space="preserve">メガファーマの一角、複数領域展開</w:t>
-            </w:r>
-          </w:p>
-        </w:tc>
-        <w:tc>
-          <w:tcPr/>
-          <w:p>
-            <w:pPr>
-              <w:pStyle w:val="Compact"/>
-            </w:pPr>
-            <w:r>
-              <w:rPr>
-                <w:rFonts w:hint="eastAsia" w:ascii="Times New Roman" w:hAnsi="Times New Roman" w:eastAsia="游明朝"/>
-                <w:sz w:val="20"/>
-              </w:rPr>
-              <w:t xml:space="preserve">大手間共通能力（ルール3/7</w:t>
-            </w:r>
-            <w:r>
-              <w:rPr>
-                <w:rFonts w:ascii="Times New Roman" w:hAnsi="Times New Roman" w:eastAsia="游明朝"/>
-                <w:sz w:val="20"/>
-              </w:rPr>
-              <w:t xml:space="preserve"> </w:t>
-            </w:r>
-            <w:r>
-              <w:rPr>
-                <w:rFonts w:hint="eastAsia" w:ascii="Times New Roman" w:hAnsi="Times New Roman" w:eastAsia="游明朝"/>
-                <w:sz w:val="20"/>
-              </w:rPr>
-              <w:t xml:space="preserve">FAIL）</w:t>
-            </w:r>
-          </w:p>
-        </w:tc>
-      </w:tr>
-    </w:tbl>
-    <w:p>
-      <w:pPr>
-        <w:pStyle w:val="BodyText"/>
-      </w:pPr>
-      <w:r>
-        <w:rPr>
-          <w:rFonts w:hint="eastAsia"/>
-          <w:b/>
-          <w:bCs/>
-        </w:rPr>
-        <w:t xml:space="preserve">平均CA確信度:</w:t>
-      </w:r>
-      <w:r>
-        <w:rPr>
-          <w:b/>
-          <w:bCs/>
-        </w:rPr>
-        <w:t xml:space="preserve"> 53% | </w:t>
-      </w:r>
-      <w:r>
-        <w:rPr>
-          <w:rFonts w:hint="eastAsia"/>
-          <w:b/>
-          <w:bCs/>
-        </w:rPr>
-        <w:t xml:space="preserve">平均CAGR確信度:</w:t>
-      </w:r>
-      <w:r>
-        <w:rPr>
-          <w:b/>
-          <w:bCs/>
-        </w:rPr>
-        <w:t xml:space="preserve"> 60%</w:t>
-      </w:r>
-    </w:p>
-    <w:p>
-      <w:r>
-        <w:pict>
-          <v:rect style="width:0;height:1.5pt" o:hralign="center" o:hrstd="t" o:hr="t"/>
-        </w:pict>
-      </w:r>
-    </w:p>
-    <w:bookmarkEnd w:id="10"/>
-    <w:bookmarkStart w:id="23" w:name="主張別詳細評価"/>
-    <w:p>
-      <w:pPr>
-        <w:pStyle w:val="Heading2"/>
-      </w:pPr>
-      <w:r>
-        <w:t xml:space="preserve">3. </w:t>
-      </w:r>
-      <w:r>
-        <w:rPr>
-          <w:rFonts w:hint="eastAsia"/>
-        </w:rPr>
-        <w:t xml:space="preserve">主張別詳細評価</w:t>
-      </w:r>
-    </w:p>
-    <w:p>
-      <w:r>
-        <w:pict>
-          <v:rect style="width:0;height:1.5pt" o:hralign="center" o:hrstd="t" o:hr="t"/>
-        </w:pict>
-      </w:r>
-    </w:p>
-    <w:bookmarkStart w:id="12" w:name="主張-1-複数の超大型市場への同時ポートフォリオ戦略"/>
-    <w:p>
-      <w:pPr>
-        <w:pStyle w:val="Heading3"/>
-      </w:pPr>
-      <w:r>
-        <w:rPr>
-          <w:rFonts w:hint="eastAsia"/>
-        </w:rPr>
-        <w:t xml:space="preserve">主張</w:t>
-      </w:r>
-      <w:r>
-        <w:t xml:space="preserve"> #1: </w:t>
-      </w:r>
-      <w:r>
-        <w:rPr>
-          <w:rFonts w:hint="eastAsia"/>
-        </w:rPr>
-        <w:t xml:space="preserve">複数の超大型市場への同時ポートフォリオ戦略</w:t>
-      </w:r>
-    </w:p>
-    <w:bookmarkStart w:id="11" w:name="ai評価-まあ納得50-t8修正-cagr内訳の分離明示"/>
-    <w:p>
-      <w:pPr>
-        <w:pStyle w:val="Heading4"/>
-      </w:pPr>
-      <w:r>
-        <w:rPr>
-          <w:rFonts w:hint="eastAsia"/>
-        </w:rPr>
-        <w:t xml:space="preserve">AI評価:</w:t>
-      </w:r>
-      <w:r>
-        <w:t xml:space="preserve"> </w:t>
-      </w:r>
-      <w:r>
-        <w:rPr>
-          <w:rFonts w:hint="eastAsia"/>
-        </w:rPr>
-        <w:t xml:space="preserve">まあ納得（50%）</w:t>
-      </w:r>
-      <w:r>
-        <w:t xml:space="preserve"> </w:t>
-      </w:r>
-      <w:r>
-        <w:rPr>
-          <w:rFonts w:hint="eastAsia"/>
-        </w:rPr>
-        <w:t xml:space="preserve">[T8修正:</w:t>
-      </w:r>
-      <w:r>
-        <w:t xml:space="preserve"> </w:t>
-      </w:r>
-      <w:r>
-        <w:rPr>
-          <w:rFonts w:hint="eastAsia"/>
-        </w:rPr>
-        <w:t xml:space="preserve">CAGR内訳の分離明示]</w:t>
-      </w:r>
-    </w:p>
-    <w:p>
-      <w:pPr>
-        <w:pStyle w:val="FirstParagraph"/>
-      </w:pPr>
-      <w:r>
-        <w:rPr>
-          <w:rFonts w:hint="eastAsia"/>
-        </w:rPr>
-        <w:t xml:space="preserve">GLP-1（糖尿病・抗肥満症）、アルツハイマー型認知症、乳がんの複数超大型市場に同時展開し、単一薬品依存ではなく複数成長ドライバーが分散。業界他社比で20年代の大型特許切れリスクが小さい。FY2025売上$65.2B（SEC</w:t>
-      </w:r>
-      <w:r>
-        <w:t xml:space="preserve"> </w:t>
-      </w:r>
-      <w:r>
-        <w:rPr>
-          <w:rFonts w:hint="eastAsia"/>
-        </w:rPr>
-        <w:t xml:space="preserve">EDGAR確認）が成長軌道を裏付ける。</w:t>
-      </w:r>
-    </w:p>
-    <w:p>
-      <w:pPr>
-        <w:pStyle w:val="BodyText"/>
-      </w:pPr>
-      <w:r>
-        <w:rPr>
-          <w:rFonts w:hint="eastAsia"/>
-          <w:b/>
-          <w:bCs/>
-        </w:rPr>
-        <w:t xml:space="preserve">納得できる点</w:t>
-      </w:r>
-      <w:r>
-        <w:t xml:space="preserve">: </w:t>
-      </w:r>
-      <w:r>
-        <w:rPr>
-          <w:rFonts w:hint="eastAsia"/>
-        </w:rPr>
-        <w:t xml:space="preserve">単一薬品依存企業との比較では業績安定性への寄与が見込める。大型市場（GLP-1、アルツハイマー、乳がん）でのポートフォリオ構築力は経営執行の能力として一定の評価に値する。</w:t>
-      </w:r>
-    </w:p>
-    <w:p>
-      <w:pPr>
-        <w:pStyle w:val="BodyText"/>
-      </w:pPr>
-      <w:r>
-        <w:rPr>
-          <w:rFonts w:hint="eastAsia"/>
-          <w:b/>
-          <w:bCs/>
-        </w:rPr>
-        <w:t xml:space="preserve">懸念点</w:t>
-      </w:r>
-      <w:r>
-        <w:t xml:space="preserve">:</w:t>
-      </w:r>
-      <w:r>
-        <w:t xml:space="preserve"> </w:t>
-      </w:r>
-      <w:r>
-        <w:rPr>
-          <w:rFonts w:hint="eastAsia"/>
-        </w:rPr>
-        <w:t xml:space="preserve">グローバル大手医薬品であれば売上は複数製品の薬剤ポートから構成されるものであり、大手間の優位性とはなりにくい</w:t>
-      </w:r>
-      <w:r>
-        <w:rPr>
-          <w:rFonts w:hint="eastAsia"/>
-        </w:rPr>
-        <w:t xml:space="preserve">（KB3</w:t>
-      </w:r>
-      <w:r>
-        <w:t xml:space="preserve"> </w:t>
-      </w:r>
-      <w:r>
-        <w:rPr>
-          <w:rFonts w:hint="eastAsia"/>
-        </w:rPr>
-        <w:t xml:space="preserve">LLY#1）。NOVO、PFE、MRK、ABBV等との具体的な差別化が示されていない（ルール7</w:t>
-      </w:r>
-      <w:r>
-        <w:t xml:space="preserve"> </w:t>
-      </w:r>
-      <w:r>
-        <w:rPr>
-          <w:rFonts w:hint="eastAsia"/>
-        </w:rPr>
-        <w:t xml:space="preserve">FAIL）。</w:t>
-      </w:r>
-    </w:p>
-    <w:p>
-      <w:pPr>
-        <w:pStyle w:val="BlockText"/>
-      </w:pPr>
-      <w:r>
-        <w:rPr>
-          <w:rFonts w:hint="eastAsia"/>
-          <w:b/>
-          <w:bCs/>
-        </w:rPr>
-        <w:t xml:space="preserve">[注1]</w:t>
-      </w:r>
-      <w:r>
-        <w:rPr>
-          <w:b/>
-          <w:bCs/>
-        </w:rPr>
-        <w:t xml:space="preserve"> </w:t>
-      </w:r>
-      <w:r>
-        <w:rPr>
-          <w:rFonts w:hint="eastAsia"/>
-          <w:b/>
-          <w:bCs/>
-        </w:rPr>
-        <w:t xml:space="preserve">T8批判</w:t>
-      </w:r>
-      <w:r>
-        <w:rPr>
-          <w:b/>
-          <w:bCs/>
-        </w:rPr>
-        <w:t xml:space="preserve"> (minor): </w:t>
-      </w:r>
-      <w:r>
-        <w:rPr>
-          <w:rFonts w:hint="eastAsia"/>
-          <w:b/>
-          <w:bCs/>
-        </w:rPr>
-        <w:t xml:space="preserve">CAGR寄与の内訳分離が不十分</w:t>
-      </w:r>
-    </w:p>
-    <w:p>
-      <w:pPr>
-        <w:pStyle w:val="BlockText"/>
-      </w:pPr>
-      <w:r>
-        <w:t xml:space="preserve">KB3 LLY#1のPhase </w:t>
-      </w:r>
-      <w:r>
-        <w:rPr>
-          <w:rFonts w:hint="eastAsia"/>
-        </w:rPr>
-        <w:t xml:space="preserve">2詳細評価では「売上成長寄与:</w:t>
-      </w:r>
-      <w:r>
-        <w:t xml:space="preserve"> </w:t>
-      </w:r>
-      <w:r>
-        <w:rPr>
-          <w:rFonts w:hint="eastAsia"/>
-        </w:rPr>
-        <w:t xml:space="preserve">+10-12%（強く寄与）」と「グロスマージン改善寄与:</w:t>
-      </w:r>
-      <w:r>
-        <w:t xml:space="preserve"> </w:t>
-      </w:r>
-      <w:r>
-        <w:rPr>
-          <w:rFonts w:hint="eastAsia"/>
-        </w:rPr>
-        <w:t xml:space="preserve">±0%（限定的）」が明確に分離されている。「製品ミックス変化がマージン改善を相殺する可能性」という指摘の核心は、ポートフォリオ優位性に起因するCAGR改善が売上成長に限定され、マージン寄与は実質ゼロであるという点。</w:t>
-      </w:r>
-    </w:p>
-    <w:p>
-      <w:pPr>
-        <w:pStyle w:val="BlockText"/>
-      </w:pPr>
-      <w:r>
-        <w:rPr>
-          <w:rFonts w:hint="eastAsia"/>
-          <w:b/>
-          <w:bCs/>
-        </w:rPr>
-        <w:t xml:space="preserve">T8の判断</w:t>
-      </w:r>
-      <w:r>
-        <w:t xml:space="preserve">: CAGR </w:t>
-      </w:r>
-      <w:r>
-        <w:rPr>
-          <w:rFonts w:hint="eastAsia"/>
-        </w:rPr>
-        <w:t xml:space="preserve">70%は適切と判断するが、「売上成長寄与:</w:t>
-      </w:r>
-      <w:r>
-        <w:t xml:space="preserve"> </w:t>
-      </w:r>
-      <w:r>
-        <w:rPr>
-          <w:rFonts w:hint="eastAsia"/>
-        </w:rPr>
-        <w:t xml:space="preserve">+10-12%（強く寄与）」「グロスマージン改善寄与:</w:t>
-      </w:r>
-      <w:r>
-        <w:t xml:space="preserve"> </w:t>
-      </w:r>
-      <w:r>
-        <w:rPr>
-          <w:rFonts w:hint="eastAsia"/>
-        </w:rPr>
-        <w:t xml:space="preserve">±0%（限定的）」の内訳を明示する。</w:t>
-      </w:r>
-    </w:p>
-    <w:p>
-      <w:pPr>
-        <w:pStyle w:val="FirstParagraph"/>
-      </w:pPr>
-      <w:r>
-        <w:rPr>
-          <w:rFonts w:hint="eastAsia"/>
-          <w:b/>
-          <w:bCs/>
-        </w:rPr>
-        <w:t xml:space="preserve">ルール適用マトリクス</w:t>
-      </w:r>
-      <w:r>
-        <w:t xml:space="preserve">:</w:t>
-      </w:r>
-    </w:p>
-    <w:tbl>
-      <w:tblPr>
-        <w:tblStyle w:val="Table"/>
-        <w:tblW w:type="pct" w:w="5000"/>
-        <w:tblLayout w:type="fixed"/>
-        <w:tblLook w:firstRow="1" w:lastRow="0" w:firstColumn="0" w:lastColumn="0" w:noHBand="0" w:noVBand="0" w:val="0020"/>
+        <w:tblBorders>
+          <w:top w:val="single" w:sz="4" w:space="0" w:color="000000"/>
+          <w:left w:val="single" w:sz="4" w:space="0" w:color="000000"/>
+          <w:bottom w:val="single" w:sz="4" w:space="0" w:color="000000"/>
+          <w:right w:val="single" w:sz="4" w:space="0" w:color="000000"/>
+          <w:insideH w:val="single" w:sz="4" w:space="0" w:color="000000"/>
+          <w:insideV w:val="single" w:sz="4" w:space="0" w:color="000000"/>
+        </w:tblBorders>
       </w:tblPr>
       <w:tblGrid>
         <w:gridCol w:w="3168"/>
@@ -1763,45 +1611,66 @@
           <w:tblHeader w:val="on"/>
         </w:trPr>
         <w:tc>
-          <w:tcPr/>
-          <w:p>
-            <w:pPr>
-              <w:pStyle w:val="Compact"/>
-            </w:pPr>
-            <w:r>
-              <w:rPr>
-                <w:rFonts w:ascii="Times New Roman" w:hAnsi="Times New Roman" w:eastAsia="游明朝"/>
-                <w:sz w:val="20"/>
+          <w:tcPr>
+            <w:tcBorders>
+              <w:top w:val="single" w:sz="4" w:space="0" w:color="000000"/>
+              <w:left w:val="single" w:sz="4" w:space="0" w:color="000000"/>
+              <w:right w:val="single" w:sz="4" w:space="0" w:color="000000"/>
+              <w:bottom w:val="double" w:sz="4" w:space="0" w:color="000000"/>
+            </w:tcBorders>
+          </w:tcPr>
+          <w:p>
+            <w:pPr>
+              <w:pStyle w:val="Compact"/>
+            </w:pPr>
+            <w:r>
+              <w:rPr>
+                <w:rFonts w:ascii="Times New Roman" w:hAnsi="Times New Roman" w:eastAsia="游明朝"/>
+                <w:sz w:val="18"/>
               </w:rPr>
               <w:t xml:space="preserve">ルール</w:t>
             </w:r>
           </w:p>
         </w:tc>
         <w:tc>
-          <w:tcPr/>
-          <w:p>
-            <w:pPr>
-              <w:pStyle w:val="Compact"/>
-            </w:pPr>
-            <w:r>
-              <w:rPr>
-                <w:rFonts w:hint="eastAsia" w:ascii="Times New Roman" w:hAnsi="Times New Roman" w:eastAsia="游明朝"/>
-                <w:sz w:val="20"/>
+          <w:tcPr>
+            <w:tcBorders>
+              <w:top w:val="single" w:sz="4" w:space="0" w:color="000000"/>
+              <w:left w:val="single" w:sz="4" w:space="0" w:color="000000"/>
+              <w:right w:val="single" w:sz="4" w:space="0" w:color="000000"/>
+              <w:bottom w:val="double" w:sz="4" w:space="0" w:color="000000"/>
+            </w:tcBorders>
+          </w:tcPr>
+          <w:p>
+            <w:pPr>
+              <w:pStyle w:val="Compact"/>
+            </w:pPr>
+            <w:r>
+              <w:rPr>
+                <w:rFonts w:hint="eastAsia" w:ascii="Times New Roman" w:hAnsi="Times New Roman" w:eastAsia="游明朝"/>
+                <w:sz w:val="18"/>
               </w:rPr>
               <w:t xml:space="preserve">判定</w:t>
             </w:r>
           </w:p>
         </w:tc>
         <w:tc>
-          <w:tcPr/>
-          <w:p>
-            <w:pPr>
-              <w:pStyle w:val="Compact"/>
-            </w:pPr>
-            <w:r>
-              <w:rPr>
-                <w:rFonts w:hint="eastAsia" w:ascii="Times New Roman" w:hAnsi="Times New Roman" w:eastAsia="游明朝"/>
-                <w:sz w:val="20"/>
+          <w:tcPr>
+            <w:tcBorders>
+              <w:top w:val="single" w:sz="4" w:space="0" w:color="000000"/>
+              <w:left w:val="single" w:sz="4" w:space="0" w:color="000000"/>
+              <w:right w:val="single" w:sz="4" w:space="0" w:color="000000"/>
+              <w:bottom w:val="double" w:sz="4" w:space="0" w:color="000000"/>
+            </w:tcBorders>
+          </w:tcPr>
+          <w:p>
+            <w:pPr>
+              <w:pStyle w:val="Compact"/>
+            </w:pPr>
+            <w:r>
+              <w:rPr>
+                <w:rFonts w:hint="eastAsia" w:ascii="Times New Roman" w:hAnsi="Times New Roman" w:eastAsia="游明朝"/>
+                <w:sz w:val="18"/>
               </w:rPr>
               <w:t xml:space="preserve">根拠</w:t>
             </w:r>
@@ -1818,28 +1687,28 @@
             <w:r>
               <w:rPr>
                 <w:rFonts w:ascii="Times New Roman" w:hAnsi="Times New Roman" w:eastAsia="游明朝"/>
-                <w:sz w:val="20"/>
+                <w:sz w:val="18"/>
               </w:rPr>
               <w:t xml:space="preserve">1: </w:t>
             </w:r>
             <w:r>
               <w:rPr>
                 <w:rFonts w:hint="eastAsia" w:ascii="Times New Roman" w:hAnsi="Times New Roman" w:eastAsia="游明朝"/>
-                <w:sz w:val="20"/>
+                <w:sz w:val="18"/>
               </w:rPr>
               <w:t xml:space="preserve">能力</w:t>
             </w:r>
             <w:r>
               <w:rPr>
                 <w:rFonts w:ascii="Times New Roman" w:hAnsi="Times New Roman" w:eastAsia="游明朝"/>
-                <w:sz w:val="20"/>
+                <w:sz w:val="18"/>
               </w:rPr>
               <w:t xml:space="preserve"> vs </w:t>
             </w:r>
             <w:r>
               <w:rPr>
                 <w:rFonts w:hint="eastAsia" w:ascii="Times New Roman" w:hAnsi="Times New Roman" w:eastAsia="游明朝"/>
-                <w:sz w:val="20"/>
+                <w:sz w:val="18"/>
               </w:rPr>
               <w:t xml:space="preserve">結果</w:t>
             </w:r>
@@ -1854,7 +1723,7 @@
             <w:r>
               <w:rPr>
                 <w:rFonts w:ascii="Times New Roman" w:hAnsi="Times New Roman" w:eastAsia="游明朝"/>
-                <w:sz w:val="20"/>
+                <w:sz w:val="18"/>
               </w:rPr>
               <w:t xml:space="preserve">PARTIAL</w:t>
             </w:r>
@@ -1869,7 +1738,7 @@
             <w:r>
               <w:rPr>
                 <w:rFonts w:hint="eastAsia" w:ascii="Times New Roman" w:hAnsi="Times New Roman" w:eastAsia="游明朝"/>
-                <w:sz w:val="20"/>
+                <w:sz w:val="18"/>
               </w:rPr>
               <w:t xml:space="preserve">ポートフォリオ展開はポジション=結果に近い。経営執行の能力面もある</w:t>
             </w:r>
@@ -1886,14 +1755,14 @@
             <w:r>
               <w:rPr>
                 <w:rFonts w:ascii="Times New Roman" w:hAnsi="Times New Roman" w:eastAsia="游明朝"/>
-                <w:sz w:val="20"/>
+                <w:sz w:val="18"/>
               </w:rPr>
               <w:t xml:space="preserve">2: </w:t>
             </w:r>
             <w:r>
               <w:rPr>
                 <w:rFonts w:hint="eastAsia" w:ascii="Times New Roman" w:hAnsi="Times New Roman" w:eastAsia="游明朝"/>
-                <w:sz w:val="20"/>
+                <w:sz w:val="18"/>
               </w:rPr>
               <w:t xml:space="preserve">名詞属性</w:t>
             </w:r>
@@ -1908,7 +1777,7 @@
             <w:r>
               <w:rPr>
                 <w:rFonts w:ascii="Times New Roman" w:hAnsi="Times New Roman" w:eastAsia="游明朝"/>
-                <w:sz w:val="20"/>
+                <w:sz w:val="18"/>
               </w:rPr>
               <w:t xml:space="preserve">PARTIAL</w:t>
             </w:r>
@@ -1923,7 +1792,7 @@
             <w:r>
               <w:rPr>
                 <w:rFonts w:hint="eastAsia" w:ascii="Times New Roman" w:hAnsi="Times New Roman" w:eastAsia="游明朝"/>
-                <w:sz w:val="20"/>
+                <w:sz w:val="18"/>
               </w:rPr>
               <w:t xml:space="preserve">「ポートフォリオ戦略」は戦略寄り。「管理力」が適切</w:t>
             </w:r>
@@ -1940,14 +1809,14 @@
             <w:r>
               <w:rPr>
                 <w:rFonts w:ascii="Times New Roman" w:hAnsi="Times New Roman" w:eastAsia="游明朝"/>
-                <w:sz w:val="20"/>
+                <w:sz w:val="18"/>
               </w:rPr>
               <w:t xml:space="preserve">3: </w:t>
             </w:r>
             <w:r>
               <w:rPr>
                 <w:rFonts w:hint="eastAsia" w:ascii="Times New Roman" w:hAnsi="Times New Roman" w:eastAsia="游明朝"/>
-                <w:sz w:val="20"/>
+                <w:sz w:val="18"/>
               </w:rPr>
               <w:t xml:space="preserve">相対的優位性</w:t>
             </w:r>
@@ -1962,7 +1831,7 @@
             <w:r>
               <w:rPr>
                 <w:rFonts w:ascii="Times New Roman" w:hAnsi="Times New Roman" w:eastAsia="游明朝"/>
-                <w:sz w:val="20"/>
+                <w:sz w:val="18"/>
               </w:rPr>
               <w:t xml:space="preserve">FAIL</w:t>
             </w:r>
@@ -1977,7 +1846,7 @@
             <w:r>
               <w:rPr>
                 <w:rFonts w:hint="eastAsia" w:ascii="Times New Roman" w:hAnsi="Times New Roman" w:eastAsia="游明朝"/>
-                <w:sz w:val="20"/>
+                <w:sz w:val="18"/>
               </w:rPr>
               <w:t xml:space="preserve">メガファーマ共通能力</w:t>
             </w:r>
@@ -1994,14 +1863,14 @@
             <w:r>
               <w:rPr>
                 <w:rFonts w:ascii="Times New Roman" w:hAnsi="Times New Roman" w:eastAsia="游明朝"/>
-                <w:sz w:val="20"/>
+                <w:sz w:val="18"/>
               </w:rPr>
               <w:t xml:space="preserve">4: </w:t>
             </w:r>
             <w:r>
               <w:rPr>
                 <w:rFonts w:hint="eastAsia" w:ascii="Times New Roman" w:hAnsi="Times New Roman" w:eastAsia="游明朝"/>
-                <w:sz w:val="20"/>
+                <w:sz w:val="18"/>
               </w:rPr>
               <w:t xml:space="preserve">説明力</w:t>
             </w:r>
@@ -2016,7 +1885,7 @@
             <w:r>
               <w:rPr>
                 <w:rFonts w:ascii="Times New Roman" w:hAnsi="Times New Roman" w:eastAsia="游明朝"/>
-                <w:sz w:val="20"/>
+                <w:sz w:val="18"/>
               </w:rPr>
               <w:t xml:space="preserve">PARTIAL</w:t>
             </w:r>
@@ -2031,7 +1900,7 @@
             <w:r>
               <w:rPr>
                 <w:rFonts w:hint="eastAsia" w:ascii="Times New Roman" w:hAnsi="Times New Roman" w:eastAsia="游明朝"/>
-                <w:sz w:val="20"/>
+                <w:sz w:val="18"/>
               </w:rPr>
               <w:t xml:space="preserve">3領域展開は事実。相対的ポジション定量比較は限定的</w:t>
             </w:r>
@@ -2048,28 +1917,28 @@
             <w:r>
               <w:rPr>
                 <w:rFonts w:ascii="Times New Roman" w:hAnsi="Times New Roman" w:eastAsia="游明朝"/>
-                <w:sz w:val="20"/>
+                <w:sz w:val="18"/>
               </w:rPr>
               <w:t xml:space="preserve">6: </w:t>
             </w:r>
             <w:r>
               <w:rPr>
                 <w:rFonts w:hint="eastAsia" w:ascii="Times New Roman" w:hAnsi="Times New Roman" w:eastAsia="游明朝"/>
-                <w:sz w:val="20"/>
+                <w:sz w:val="18"/>
               </w:rPr>
               <w:t xml:space="preserve">構造的</w:t>
             </w:r>
             <w:r>
               <w:rPr>
                 <w:rFonts w:ascii="Times New Roman" w:hAnsi="Times New Roman" w:eastAsia="游明朝"/>
-                <w:sz w:val="20"/>
+                <w:sz w:val="18"/>
               </w:rPr>
               <w:t xml:space="preserve"> vs </w:t>
             </w:r>
             <w:r>
               <w:rPr>
                 <w:rFonts w:hint="eastAsia" w:ascii="Times New Roman" w:hAnsi="Times New Roman" w:eastAsia="游明朝"/>
-                <w:sz w:val="20"/>
+                <w:sz w:val="18"/>
               </w:rPr>
               <w:t xml:space="preserve">補完</w:t>
             </w:r>
@@ -2084,7 +1953,7 @@
             <w:r>
               <w:rPr>
                 <w:rFonts w:ascii="Times New Roman" w:hAnsi="Times New Roman" w:eastAsia="游明朝"/>
-                <w:sz w:val="20"/>
+                <w:sz w:val="18"/>
               </w:rPr>
               <w:t xml:space="preserve">PARTIAL</w:t>
             </w:r>
@@ -2099,7 +1968,7 @@
             <w:r>
               <w:rPr>
                 <w:rFonts w:hint="eastAsia" w:ascii="Times New Roman" w:hAnsi="Times New Roman" w:eastAsia="游明朝"/>
-                <w:sz w:val="20"/>
+                <w:sz w:val="18"/>
               </w:rPr>
               <w:t xml:space="preserve">補完的。個々の薬剤の競争力が本質</w:t>
             </w:r>
@@ -2116,14 +1985,14 @@
             <w:r>
               <w:rPr>
                 <w:rFonts w:ascii="Times New Roman" w:hAnsi="Times New Roman" w:eastAsia="游明朝"/>
-                <w:sz w:val="20"/>
+                <w:sz w:val="18"/>
               </w:rPr>
               <w:t xml:space="preserve">7: </w:t>
             </w:r>
             <w:r>
               <w:rPr>
                 <w:rFonts w:hint="eastAsia" w:ascii="Times New Roman" w:hAnsi="Times New Roman" w:eastAsia="游明朝"/>
-                <w:sz w:val="20"/>
+                <w:sz w:val="18"/>
               </w:rPr>
               <w:t xml:space="preserve">純粋競合差別化</w:t>
             </w:r>
@@ -2138,7 +2007,7 @@
             <w:r>
               <w:rPr>
                 <w:rFonts w:ascii="Times New Roman" w:hAnsi="Times New Roman" w:eastAsia="游明朝"/>
-                <w:sz w:val="20"/>
+                <w:sz w:val="18"/>
               </w:rPr>
               <w:t xml:space="preserve">FAIL</w:t>
             </w:r>
@@ -2153,7 +2022,7 @@
             <w:r>
               <w:rPr>
                 <w:rFonts w:hint="eastAsia" w:ascii="Times New Roman" w:hAnsi="Times New Roman" w:eastAsia="游明朝"/>
-                <w:sz w:val="20"/>
+                <w:sz w:val="18"/>
               </w:rPr>
               <w:t xml:space="preserve">大手間差別化不十分</w:t>
             </w:r>
@@ -2170,28 +2039,28 @@
             <w:r>
               <w:rPr>
                 <w:rFonts w:ascii="Times New Roman" w:hAnsi="Times New Roman" w:eastAsia="游明朝"/>
-                <w:sz w:val="20"/>
+                <w:sz w:val="18"/>
               </w:rPr>
               <w:t xml:space="preserve">8: </w:t>
             </w:r>
             <w:r>
               <w:rPr>
                 <w:rFonts w:hint="eastAsia" w:ascii="Times New Roman" w:hAnsi="Times New Roman" w:eastAsia="游明朝"/>
-                <w:sz w:val="20"/>
+                <w:sz w:val="18"/>
               </w:rPr>
               <w:t xml:space="preserve">戦略</w:t>
             </w:r>
             <w:r>
               <w:rPr>
                 <w:rFonts w:ascii="Times New Roman" w:hAnsi="Times New Roman" w:eastAsia="游明朝"/>
-                <w:sz w:val="20"/>
+                <w:sz w:val="18"/>
               </w:rPr>
               <w:t xml:space="preserve"> ≠ </w:t>
             </w:r>
             <w:r>
               <w:rPr>
                 <w:rFonts w:hint="eastAsia" w:ascii="Times New Roman" w:hAnsi="Times New Roman" w:eastAsia="游明朝"/>
-                <w:sz w:val="20"/>
+                <w:sz w:val="18"/>
               </w:rPr>
               <w:t xml:space="preserve">優位性</w:t>
             </w:r>
@@ -2206,7 +2075,7 @@
             <w:r>
               <w:rPr>
                 <w:rFonts w:ascii="Times New Roman" w:hAnsi="Times New Roman" w:eastAsia="游明朝"/>
-                <w:sz w:val="20"/>
+                <w:sz w:val="18"/>
               </w:rPr>
               <w:t xml:space="preserve">WARN</w:t>
             </w:r>
@@ -2221,7 +2090,7 @@
             <w:r>
               <w:rPr>
                 <w:rFonts w:hint="eastAsia" w:ascii="Times New Roman" w:hAnsi="Times New Roman" w:eastAsia="游明朝"/>
-                <w:sz w:val="20"/>
+                <w:sz w:val="18"/>
               </w:rPr>
               <w:t xml:space="preserve">「戦略」は意思決定、優位性はそれを可能にする力</w:t>
             </w:r>
@@ -2238,14 +2107,14 @@
             <w:r>
               <w:rPr>
                 <w:rFonts w:ascii="Times New Roman" w:hAnsi="Times New Roman" w:eastAsia="游明朝"/>
-                <w:sz w:val="20"/>
+                <w:sz w:val="18"/>
               </w:rPr>
               <w:t xml:space="preserve">9: </w:t>
             </w:r>
             <w:r>
               <w:rPr>
                 <w:rFonts w:hint="eastAsia" w:ascii="Times New Roman" w:hAnsi="Times New Roman" w:eastAsia="游明朝"/>
-                <w:sz w:val="20"/>
+                <w:sz w:val="18"/>
               </w:rPr>
               <w:t xml:space="preserve">事実誤認</w:t>
             </w:r>
@@ -2260,7 +2129,7 @@
             <w:r>
               <w:rPr>
                 <w:rFonts w:ascii="Times New Roman" w:hAnsi="Times New Roman" w:eastAsia="游明朝"/>
-                <w:sz w:val="20"/>
+                <w:sz w:val="18"/>
               </w:rPr>
               <w:t xml:space="preserve">N/A</w:t>
             </w:r>
@@ -2275,7 +2144,7 @@
             <w:r>
               <w:rPr>
                 <w:rFonts w:ascii="Times New Roman" w:hAnsi="Times New Roman" w:eastAsia="游明朝"/>
-                <w:sz w:val="20"/>
+                <w:sz w:val="18"/>
               </w:rPr>
               <w:t xml:space="preserve">-</w:t>
             </w:r>
@@ -2292,7 +2161,7 @@
             <w:r>
               <w:rPr>
                 <w:rFonts w:ascii="Times New Roman" w:hAnsi="Times New Roman" w:eastAsia="游明朝"/>
-                <w:sz w:val="20"/>
+                <w:sz w:val="18"/>
               </w:rPr>
               <w:t xml:space="preserve">10: ネガティブケース</w:t>
             </w:r>
@@ -2307,7 +2176,7 @@
             <w:r>
               <w:rPr>
                 <w:rFonts w:ascii="Times New Roman" w:hAnsi="Times New Roman" w:eastAsia="游明朝"/>
-                <w:sz w:val="20"/>
+                <w:sz w:val="18"/>
               </w:rPr>
               <w:t xml:space="preserve">N/A</w:t>
             </w:r>
@@ -2322,7 +2191,7 @@
             <w:r>
               <w:rPr>
                 <w:rFonts w:ascii="Times New Roman" w:hAnsi="Times New Roman" w:eastAsia="游明朝"/>
-                <w:sz w:val="20"/>
+                <w:sz w:val="18"/>
               </w:rPr>
               <w:t xml:space="preserve">-</w:t>
             </w:r>
@@ -2339,14 +2208,14 @@
             <w:r>
               <w:rPr>
                 <w:rFonts w:ascii="Times New Roman" w:hAnsi="Times New Roman" w:eastAsia="游明朝"/>
-                <w:sz w:val="20"/>
+                <w:sz w:val="18"/>
               </w:rPr>
               <w:t xml:space="preserve">11: </w:t>
             </w:r>
             <w:r>
               <w:rPr>
                 <w:rFonts w:hint="eastAsia" w:ascii="Times New Roman" w:hAnsi="Times New Roman" w:eastAsia="游明朝"/>
-                <w:sz w:val="20"/>
+                <w:sz w:val="18"/>
               </w:rPr>
               <w:t xml:space="preserve">業界構造合致</w:t>
             </w:r>
@@ -2361,7 +2230,7 @@
             <w:r>
               <w:rPr>
                 <w:rFonts w:ascii="Times New Roman" w:hAnsi="Times New Roman" w:eastAsia="游明朝"/>
-                <w:sz w:val="20"/>
+                <w:sz w:val="18"/>
               </w:rPr>
               <w:t xml:space="preserve">PARTIAL</w:t>
             </w:r>
@@ -2376,7 +2245,7 @@
             <w:r>
               <w:rPr>
                 <w:rFonts w:hint="eastAsia" w:ascii="Times New Roman" w:hAnsi="Times New Roman" w:eastAsia="游明朝"/>
-                <w:sz w:val="20"/>
+                <w:sz w:val="18"/>
               </w:rPr>
               <w:t xml:space="preserve">メガファーマの基本条件</w:t>
             </w:r>
@@ -2498,9 +2367,9 @@
         </w:pict>
       </w:r>
     </w:p>
-    <w:bookmarkEnd w:id="11"/>
-    <w:bookmarkEnd w:id="12"/>
-    <w:bookmarkStart w:id="14" w:name="主張-2-低分子型経口glp-1作動薬における技術的差別化"/>
+    <w:bookmarkEnd w:id="17"/>
+    <w:bookmarkEnd w:id="18"/>
+    <w:bookmarkStart w:id="20" w:name="主張-2-低分子型経口glp-1作動薬における技術的差別化"/>
     <w:p>
       <w:pPr>
         <w:pStyle w:val="Heading3"/>
@@ -2521,7 +2390,7 @@
         <w:t xml:space="preserve">低分子型経口GLP-1作動薬における技術的差別化</w:t>
       </w:r>
     </w:p>
-    <w:bookmarkStart w:id="13" w:name="X13be9e7ede348e3542218ec903449b2ea84d014"/>
+    <w:bookmarkStart w:id="19" w:name="X13be9e7ede348e3542218ec903449b2ea84d014"/>
     <w:p>
       <w:pPr>
         <w:pStyle w:val="Heading4"/>
@@ -2791,6 +2660,14 @@
         <w:tblW w:type="pct" w:w="5000"/>
         <w:tblLayout w:type="fixed"/>
         <w:tblLook w:firstRow="1" w:lastRow="0" w:firstColumn="0" w:lastColumn="0" w:noHBand="0" w:noVBand="0" w:val="0020"/>
+        <w:tblBorders>
+          <w:top w:val="single" w:sz="4" w:space="0" w:color="000000"/>
+          <w:left w:val="single" w:sz="4" w:space="0" w:color="000000"/>
+          <w:bottom w:val="single" w:sz="4" w:space="0" w:color="000000"/>
+          <w:right w:val="single" w:sz="4" w:space="0" w:color="000000"/>
+          <w:insideH w:val="single" w:sz="4" w:space="0" w:color="000000"/>
+          <w:insideV w:val="single" w:sz="4" w:space="0" w:color="000000"/>
+        </w:tblBorders>
       </w:tblPr>
       <w:tblGrid>
         <w:gridCol w:w="3168"/>
@@ -2802,45 +2679,66 @@
           <w:tblHeader w:val="on"/>
         </w:trPr>
         <w:tc>
-          <w:tcPr/>
-          <w:p>
-            <w:pPr>
-              <w:pStyle w:val="Compact"/>
-            </w:pPr>
-            <w:r>
-              <w:rPr>
-                <w:rFonts w:ascii="Times New Roman" w:hAnsi="Times New Roman" w:eastAsia="游明朝"/>
-                <w:sz w:val="20"/>
+          <w:tcPr>
+            <w:tcBorders>
+              <w:top w:val="single" w:sz="4" w:space="0" w:color="000000"/>
+              <w:left w:val="single" w:sz="4" w:space="0" w:color="000000"/>
+              <w:right w:val="single" w:sz="4" w:space="0" w:color="000000"/>
+              <w:bottom w:val="double" w:sz="4" w:space="0" w:color="000000"/>
+            </w:tcBorders>
+          </w:tcPr>
+          <w:p>
+            <w:pPr>
+              <w:pStyle w:val="Compact"/>
+            </w:pPr>
+            <w:r>
+              <w:rPr>
+                <w:rFonts w:ascii="Times New Roman" w:hAnsi="Times New Roman" w:eastAsia="游明朝"/>
+                <w:sz w:val="18"/>
               </w:rPr>
               <w:t xml:space="preserve">ルール</w:t>
             </w:r>
           </w:p>
         </w:tc>
         <w:tc>
-          <w:tcPr/>
-          <w:p>
-            <w:pPr>
-              <w:pStyle w:val="Compact"/>
-            </w:pPr>
-            <w:r>
-              <w:rPr>
-                <w:rFonts w:hint="eastAsia" w:ascii="Times New Roman" w:hAnsi="Times New Roman" w:eastAsia="游明朝"/>
-                <w:sz w:val="20"/>
+          <w:tcPr>
+            <w:tcBorders>
+              <w:top w:val="single" w:sz="4" w:space="0" w:color="000000"/>
+              <w:left w:val="single" w:sz="4" w:space="0" w:color="000000"/>
+              <w:right w:val="single" w:sz="4" w:space="0" w:color="000000"/>
+              <w:bottom w:val="double" w:sz="4" w:space="0" w:color="000000"/>
+            </w:tcBorders>
+          </w:tcPr>
+          <w:p>
+            <w:pPr>
+              <w:pStyle w:val="Compact"/>
+            </w:pPr>
+            <w:r>
+              <w:rPr>
+                <w:rFonts w:hint="eastAsia" w:ascii="Times New Roman" w:hAnsi="Times New Roman" w:eastAsia="游明朝"/>
+                <w:sz w:val="18"/>
               </w:rPr>
               <w:t xml:space="preserve">判定</w:t>
             </w:r>
           </w:p>
         </w:tc>
         <w:tc>
-          <w:tcPr/>
-          <w:p>
-            <w:pPr>
-              <w:pStyle w:val="Compact"/>
-            </w:pPr>
-            <w:r>
-              <w:rPr>
-                <w:rFonts w:hint="eastAsia" w:ascii="Times New Roman" w:hAnsi="Times New Roman" w:eastAsia="游明朝"/>
-                <w:sz w:val="20"/>
+          <w:tcPr>
+            <w:tcBorders>
+              <w:top w:val="single" w:sz="4" w:space="0" w:color="000000"/>
+              <w:left w:val="single" w:sz="4" w:space="0" w:color="000000"/>
+              <w:right w:val="single" w:sz="4" w:space="0" w:color="000000"/>
+              <w:bottom w:val="double" w:sz="4" w:space="0" w:color="000000"/>
+            </w:tcBorders>
+          </w:tcPr>
+          <w:p>
+            <w:pPr>
+              <w:pStyle w:val="Compact"/>
+            </w:pPr>
+            <w:r>
+              <w:rPr>
+                <w:rFonts w:hint="eastAsia" w:ascii="Times New Roman" w:hAnsi="Times New Roman" w:eastAsia="游明朝"/>
+                <w:sz w:val="18"/>
               </w:rPr>
               <w:t xml:space="preserve">根拠</w:t>
             </w:r>
@@ -2857,28 +2755,28 @@
             <w:r>
               <w:rPr>
                 <w:rFonts w:ascii="Times New Roman" w:hAnsi="Times New Roman" w:eastAsia="游明朝"/>
-                <w:sz w:val="20"/>
+                <w:sz w:val="18"/>
               </w:rPr>
               <w:t xml:space="preserve">1: </w:t>
             </w:r>
             <w:r>
               <w:rPr>
                 <w:rFonts w:hint="eastAsia" w:ascii="Times New Roman" w:hAnsi="Times New Roman" w:eastAsia="游明朝"/>
-                <w:sz w:val="20"/>
+                <w:sz w:val="18"/>
               </w:rPr>
               <w:t xml:space="preserve">能力</w:t>
             </w:r>
             <w:r>
               <w:rPr>
                 <w:rFonts w:ascii="Times New Roman" w:hAnsi="Times New Roman" w:eastAsia="游明朝"/>
-                <w:sz w:val="20"/>
+                <w:sz w:val="18"/>
               </w:rPr>
               <w:t xml:space="preserve"> vs </w:t>
             </w:r>
             <w:r>
               <w:rPr>
                 <w:rFonts w:hint="eastAsia" w:ascii="Times New Roman" w:hAnsi="Times New Roman" w:eastAsia="游明朝"/>
-                <w:sz w:val="20"/>
+                <w:sz w:val="18"/>
               </w:rPr>
               <w:t xml:space="preserve">結果</w:t>
             </w:r>
@@ -2893,7 +2791,7 @@
             <w:r>
               <w:rPr>
                 <w:rFonts w:ascii="Times New Roman" w:hAnsi="Times New Roman" w:eastAsia="游明朝"/>
-                <w:sz w:val="20"/>
+                <w:sz w:val="18"/>
               </w:rPr>
               <w:t xml:space="preserve">PASS</w:t>
             </w:r>
@@ -2908,7 +2806,7 @@
             <w:r>
               <w:rPr>
                 <w:rFonts w:hint="eastAsia" w:ascii="Times New Roman" w:hAnsi="Times New Roman" w:eastAsia="游明朝"/>
-                <w:sz w:val="20"/>
+                <w:sz w:val="18"/>
               </w:rPr>
               <w:t xml:space="preserve">低分子技術力は能力</w:t>
             </w:r>
@@ -2925,14 +2823,14 @@
             <w:r>
               <w:rPr>
                 <w:rFonts w:ascii="Times New Roman" w:hAnsi="Times New Roman" w:eastAsia="游明朝"/>
-                <w:sz w:val="20"/>
+                <w:sz w:val="18"/>
               </w:rPr>
               <w:t xml:space="preserve">2: </w:t>
             </w:r>
             <w:r>
               <w:rPr>
                 <w:rFonts w:hint="eastAsia" w:ascii="Times New Roman" w:hAnsi="Times New Roman" w:eastAsia="游明朝"/>
-                <w:sz w:val="20"/>
+                <w:sz w:val="18"/>
               </w:rPr>
               <w:t xml:space="preserve">名詞属性</w:t>
             </w:r>
@@ -2947,7 +2845,7 @@
             <w:r>
               <w:rPr>
                 <w:rFonts w:ascii="Times New Roman" w:hAnsi="Times New Roman" w:eastAsia="游明朝"/>
-                <w:sz w:val="20"/>
+                <w:sz w:val="18"/>
               </w:rPr>
               <w:t xml:space="preserve">PASS</w:t>
             </w:r>
@@ -2962,7 +2860,7 @@
             <w:r>
               <w:rPr>
                 <w:rFonts w:hint="eastAsia" w:ascii="Times New Roman" w:hAnsi="Times New Roman" w:eastAsia="游明朝"/>
-                <w:sz w:val="20"/>
+                <w:sz w:val="18"/>
               </w:rPr>
               <w:t xml:space="preserve">技術的差別化、製造効率は名詞属性</w:t>
             </w:r>
@@ -2979,14 +2877,14 @@
             <w:r>
               <w:rPr>
                 <w:rFonts w:ascii="Times New Roman" w:hAnsi="Times New Roman" w:eastAsia="游明朝"/>
-                <w:sz w:val="20"/>
+                <w:sz w:val="18"/>
               </w:rPr>
               <w:t xml:space="preserve">3: </w:t>
             </w:r>
             <w:r>
               <w:rPr>
                 <w:rFonts w:hint="eastAsia" w:ascii="Times New Roman" w:hAnsi="Times New Roman" w:eastAsia="游明朝"/>
-                <w:sz w:val="20"/>
+                <w:sz w:val="18"/>
               </w:rPr>
               <w:t xml:space="preserve">相対的優位性</w:t>
             </w:r>
@@ -3001,7 +2899,7 @@
             <w:r>
               <w:rPr>
                 <w:rFonts w:ascii="Times New Roman" w:hAnsi="Times New Roman" w:eastAsia="游明朝"/>
-                <w:sz w:val="20"/>
+                <w:sz w:val="18"/>
               </w:rPr>
               <w:t xml:space="preserve">PASS</w:t>
             </w:r>
@@ -3016,7 +2914,7 @@
             <w:r>
               <w:rPr>
                 <w:rFonts w:hint="eastAsia" w:ascii="Times New Roman" w:hAnsi="Times New Roman" w:eastAsia="游明朝"/>
-                <w:sz w:val="20"/>
+                <w:sz w:val="18"/>
               </w:rPr>
               <w:t xml:space="preserve">NOVO対比で明確な差別化</w:t>
             </w:r>
@@ -3033,14 +2931,14 @@
             <w:r>
               <w:rPr>
                 <w:rFonts w:ascii="Times New Roman" w:hAnsi="Times New Roman" w:eastAsia="游明朝"/>
-                <w:sz w:val="20"/>
+                <w:sz w:val="18"/>
               </w:rPr>
               <w:t xml:space="preserve">4: </w:t>
             </w:r>
             <w:r>
               <w:rPr>
                 <w:rFonts w:hint="eastAsia" w:ascii="Times New Roman" w:hAnsi="Times New Roman" w:eastAsia="游明朝"/>
-                <w:sz w:val="20"/>
+                <w:sz w:val="18"/>
               </w:rPr>
               <w:t xml:space="preserve">説明力</w:t>
             </w:r>
@@ -3055,7 +2953,7 @@
             <w:r>
               <w:rPr>
                 <w:rFonts w:ascii="Times New Roman" w:hAnsi="Times New Roman" w:eastAsia="游明朝"/>
-                <w:sz w:val="20"/>
+                <w:sz w:val="18"/>
               </w:rPr>
               <w:t xml:space="preserve">PASS</w:t>
             </w:r>
@@ -3070,7 +2968,7 @@
             <w:r>
               <w:rPr>
                 <w:rFonts w:hint="eastAsia" w:ascii="Times New Roman" w:hAnsi="Times New Roman" w:eastAsia="游明朝"/>
-                <w:sz w:val="20"/>
+                <w:sz w:val="18"/>
               </w:rPr>
               <w:t xml:space="preserve">P3データ、在庫、リードタイム等の定量裏付け豊富</w:t>
             </w:r>
@@ -3087,28 +2985,28 @@
             <w:r>
               <w:rPr>
                 <w:rFonts w:ascii="Times New Roman" w:hAnsi="Times New Roman" w:eastAsia="游明朝"/>
-                <w:sz w:val="20"/>
+                <w:sz w:val="18"/>
               </w:rPr>
               <w:t xml:space="preserve">6: </w:t>
             </w:r>
             <w:r>
               <w:rPr>
                 <w:rFonts w:hint="eastAsia" w:ascii="Times New Roman" w:hAnsi="Times New Roman" w:eastAsia="游明朝"/>
-                <w:sz w:val="20"/>
+                <w:sz w:val="18"/>
               </w:rPr>
               <w:t xml:space="preserve">構造的</w:t>
             </w:r>
             <w:r>
               <w:rPr>
                 <w:rFonts w:ascii="Times New Roman" w:hAnsi="Times New Roman" w:eastAsia="游明朝"/>
-                <w:sz w:val="20"/>
+                <w:sz w:val="18"/>
               </w:rPr>
               <w:t xml:space="preserve"> vs </w:t>
             </w:r>
             <w:r>
               <w:rPr>
                 <w:rFonts w:hint="eastAsia" w:ascii="Times New Roman" w:hAnsi="Times New Roman" w:eastAsia="游明朝"/>
-                <w:sz w:val="20"/>
+                <w:sz w:val="18"/>
               </w:rPr>
               <w:t xml:space="preserve">補完</w:t>
             </w:r>
@@ -3123,7 +3021,7 @@
             <w:r>
               <w:rPr>
                 <w:rFonts w:ascii="Times New Roman" w:hAnsi="Times New Roman" w:eastAsia="游明朝"/>
-                <w:sz w:val="20"/>
+                <w:sz w:val="18"/>
               </w:rPr>
               <w:t xml:space="preserve">PASS</w:t>
             </w:r>
@@ -3138,7 +3036,7 @@
             <w:r>
               <w:rPr>
                 <w:rFonts w:hint="eastAsia" w:ascii="Times New Roman" w:hAnsi="Times New Roman" w:eastAsia="游明朝"/>
-                <w:sz w:val="20"/>
+                <w:sz w:val="18"/>
               </w:rPr>
               <w:t xml:space="preserve">GLP-1経口剤セグメントの核心</w:t>
             </w:r>
@@ -3155,14 +3053,14 @@
             <w:r>
               <w:rPr>
                 <w:rFonts w:ascii="Times New Roman" w:hAnsi="Times New Roman" w:eastAsia="游明朝"/>
-                <w:sz w:val="20"/>
+                <w:sz w:val="18"/>
               </w:rPr>
               <w:t xml:space="preserve">7: </w:t>
             </w:r>
             <w:r>
               <w:rPr>
                 <w:rFonts w:hint="eastAsia" w:ascii="Times New Roman" w:hAnsi="Times New Roman" w:eastAsia="游明朝"/>
-                <w:sz w:val="20"/>
+                <w:sz w:val="18"/>
               </w:rPr>
               <w:t xml:space="preserve">純粋競合差別化</w:t>
             </w:r>
@@ -3177,7 +3075,7 @@
             <w:r>
               <w:rPr>
                 <w:rFonts w:ascii="Times New Roman" w:hAnsi="Times New Roman" w:eastAsia="游明朝"/>
-                <w:sz w:val="20"/>
+                <w:sz w:val="18"/>
               </w:rPr>
               <w:t xml:space="preserve">PASS</w:t>
             </w:r>
@@ -3192,7 +3090,7 @@
             <w:r>
               <w:rPr>
                 <w:rFonts w:hint="eastAsia" w:ascii="Times New Roman" w:hAnsi="Times New Roman" w:eastAsia="游明朝"/>
-                <w:sz w:val="20"/>
+                <w:sz w:val="18"/>
               </w:rPr>
               <w:t xml:space="preserve">NOVO対比3軸比較（食事制限・製造・安全性）</w:t>
             </w:r>
@@ -3209,28 +3107,28 @@
             <w:r>
               <w:rPr>
                 <w:rFonts w:ascii="Times New Roman" w:hAnsi="Times New Roman" w:eastAsia="游明朝"/>
-                <w:sz w:val="20"/>
+                <w:sz w:val="18"/>
               </w:rPr>
               <w:t xml:space="preserve">8: </w:t>
             </w:r>
             <w:r>
               <w:rPr>
                 <w:rFonts w:hint="eastAsia" w:ascii="Times New Roman" w:hAnsi="Times New Roman" w:eastAsia="游明朝"/>
-                <w:sz w:val="20"/>
+                <w:sz w:val="18"/>
               </w:rPr>
               <w:t xml:space="preserve">戦略</w:t>
             </w:r>
             <w:r>
               <w:rPr>
                 <w:rFonts w:ascii="Times New Roman" w:hAnsi="Times New Roman" w:eastAsia="游明朝"/>
-                <w:sz w:val="20"/>
+                <w:sz w:val="18"/>
               </w:rPr>
               <w:t xml:space="preserve"> ≠ </w:t>
             </w:r>
             <w:r>
               <w:rPr>
                 <w:rFonts w:hint="eastAsia" w:ascii="Times New Roman" w:hAnsi="Times New Roman" w:eastAsia="游明朝"/>
-                <w:sz w:val="20"/>
+                <w:sz w:val="18"/>
               </w:rPr>
               <w:t xml:space="preserve">優位性</w:t>
             </w:r>
@@ -3245,7 +3143,7 @@
             <w:r>
               <w:rPr>
                 <w:rFonts w:ascii="Times New Roman" w:hAnsi="Times New Roman" w:eastAsia="游明朝"/>
-                <w:sz w:val="20"/>
+                <w:sz w:val="18"/>
               </w:rPr>
               <w:t xml:space="preserve">PASS</w:t>
             </w:r>
@@ -3260,7 +3158,7 @@
             <w:r>
               <w:rPr>
                 <w:rFonts w:hint="eastAsia" w:ascii="Times New Roman" w:hAnsi="Times New Roman" w:eastAsia="游明朝"/>
-                <w:sz w:val="20"/>
+                <w:sz w:val="18"/>
               </w:rPr>
               <w:t xml:space="preserve">技術力は能力。根源要因言及不足あり</w:t>
             </w:r>
@@ -3277,14 +3175,14 @@
             <w:r>
               <w:rPr>
                 <w:rFonts w:ascii="Times New Roman" w:hAnsi="Times New Roman" w:eastAsia="游明朝"/>
-                <w:sz w:val="20"/>
+                <w:sz w:val="18"/>
               </w:rPr>
               <w:t xml:space="preserve">9: </w:t>
             </w:r>
             <w:r>
               <w:rPr>
                 <w:rFonts w:hint="eastAsia" w:ascii="Times New Roman" w:hAnsi="Times New Roman" w:eastAsia="游明朝"/>
-                <w:sz w:val="20"/>
+                <w:sz w:val="18"/>
               </w:rPr>
               <w:t xml:space="preserve">事実誤認</w:t>
             </w:r>
@@ -3299,7 +3197,7 @@
             <w:r>
               <w:rPr>
                 <w:rFonts w:ascii="Times New Roman" w:hAnsi="Times New Roman" w:eastAsia="游明朝"/>
-                <w:sz w:val="20"/>
+                <w:sz w:val="18"/>
               </w:rPr>
               <w:t xml:space="preserve">N/A</w:t>
             </w:r>
@@ -3314,7 +3212,7 @@
             <w:r>
               <w:rPr>
                 <w:rFonts w:ascii="Times New Roman" w:hAnsi="Times New Roman" w:eastAsia="游明朝"/>
-                <w:sz w:val="20"/>
+                <w:sz w:val="18"/>
               </w:rPr>
               <w:t xml:space="preserve">-</w:t>
             </w:r>
@@ -3331,7 +3229,7 @@
             <w:r>
               <w:rPr>
                 <w:rFonts w:ascii="Times New Roman" w:hAnsi="Times New Roman" w:eastAsia="游明朝"/>
-                <w:sz w:val="20"/>
+                <w:sz w:val="18"/>
               </w:rPr>
               <w:t xml:space="preserve">10: ネガティブケース</w:t>
             </w:r>
@@ -3346,7 +3244,7 @@
             <w:r>
               <w:rPr>
                 <w:rFonts w:ascii="Times New Roman" w:hAnsi="Times New Roman" w:eastAsia="游明朝"/>
-                <w:sz w:val="20"/>
+                <w:sz w:val="18"/>
               </w:rPr>
               <w:t xml:space="preserve">PASS</w:t>
             </w:r>
@@ -3361,7 +3259,7 @@
             <w:r>
               <w:rPr>
                 <w:rFonts w:hint="eastAsia" w:ascii="Times New Roman" w:hAnsi="Times New Roman" w:eastAsia="游明朝"/>
-                <w:sz w:val="20"/>
+                <w:sz w:val="18"/>
               </w:rPr>
               <w:t xml:space="preserve">競合の肝毒性断念がLLY技術力の相対的証明</w:t>
             </w:r>
@@ -3378,14 +3276,14 @@
             <w:r>
               <w:rPr>
                 <w:rFonts w:ascii="Times New Roman" w:hAnsi="Times New Roman" w:eastAsia="游明朝"/>
-                <w:sz w:val="20"/>
+                <w:sz w:val="18"/>
               </w:rPr>
               <w:t xml:space="preserve">11: </w:t>
             </w:r>
             <w:r>
               <w:rPr>
                 <w:rFonts w:hint="eastAsia" w:ascii="Times New Roman" w:hAnsi="Times New Roman" w:eastAsia="游明朝"/>
-                <w:sz w:val="20"/>
+                <w:sz w:val="18"/>
               </w:rPr>
               <w:t xml:space="preserve">業界構造合致</w:t>
             </w:r>
@@ -3400,7 +3298,7 @@
             <w:r>
               <w:rPr>
                 <w:rFonts w:ascii="Times New Roman" w:hAnsi="Times New Roman" w:eastAsia="游明朝"/>
-                <w:sz w:val="20"/>
+                <w:sz w:val="18"/>
               </w:rPr>
               <w:t xml:space="preserve">PASS</w:t>
             </w:r>
@@ -3415,7 +3313,7 @@
             <w:r>
               <w:rPr>
                 <w:rFonts w:hint="eastAsia" w:ascii="Times New Roman" w:hAnsi="Times New Roman" w:eastAsia="游明朝"/>
-                <w:sz w:val="20"/>
+                <w:sz w:val="18"/>
               </w:rPr>
               <w:t xml:space="preserve">注射→経口移行期に低分子製造優位が合致</w:t>
             </w:r>
@@ -3516,9 +3414,9 @@
         </w:pict>
       </w:r>
     </w:p>
-    <w:bookmarkEnd w:id="13"/>
-    <w:bookmarkEnd w:id="14"/>
-    <w:bookmarkStart w:id="16" w:name="主張-3-アルツハイマー領域における長期的臨床開発ノウハウ"/>
+    <w:bookmarkEnd w:id="19"/>
+    <w:bookmarkEnd w:id="20"/>
+    <w:bookmarkStart w:id="22" w:name="主張-3-アルツハイマー領域における長期的臨床開発ノウハウ"/>
     <w:p>
       <w:pPr>
         <w:pStyle w:val="Heading3"/>
@@ -3539,7 +3437,7 @@
         <w:t xml:space="preserve">アルツハイマー領域における長期的臨床開発ノウハウ</w:t>
       </w:r>
     </w:p>
-    <w:bookmarkStart w:id="15" w:name="ai評価-まあ納得50-t8修正-kb3-lly3の30批判を明示追記"/>
+    <w:bookmarkStart w:id="21" w:name="ai評価-まあ納得50-t8修正-kb3-lly3の30批判を明示追記"/>
     <w:p>
       <w:pPr>
         <w:pStyle w:val="Heading4"/>
@@ -3815,6 +3713,14 @@
         <w:tblW w:type="pct" w:w="5000"/>
         <w:tblLayout w:type="fixed"/>
         <w:tblLook w:firstRow="1" w:lastRow="0" w:firstColumn="0" w:lastColumn="0" w:noHBand="0" w:noVBand="0" w:val="0020"/>
+        <w:tblBorders>
+          <w:top w:val="single" w:sz="4" w:space="0" w:color="000000"/>
+          <w:left w:val="single" w:sz="4" w:space="0" w:color="000000"/>
+          <w:bottom w:val="single" w:sz="4" w:space="0" w:color="000000"/>
+          <w:right w:val="single" w:sz="4" w:space="0" w:color="000000"/>
+          <w:insideH w:val="single" w:sz="4" w:space="0" w:color="000000"/>
+          <w:insideV w:val="single" w:sz="4" w:space="0" w:color="000000"/>
+        </w:tblBorders>
       </w:tblPr>
       <w:tblGrid>
         <w:gridCol w:w="3168"/>
@@ -3826,45 +3732,66 @@
           <w:tblHeader w:val="on"/>
         </w:trPr>
         <w:tc>
-          <w:tcPr/>
-          <w:p>
-            <w:pPr>
-              <w:pStyle w:val="Compact"/>
-            </w:pPr>
-            <w:r>
-              <w:rPr>
-                <w:rFonts w:ascii="Times New Roman" w:hAnsi="Times New Roman" w:eastAsia="游明朝"/>
-                <w:sz w:val="20"/>
+          <w:tcPr>
+            <w:tcBorders>
+              <w:top w:val="single" w:sz="4" w:space="0" w:color="000000"/>
+              <w:left w:val="single" w:sz="4" w:space="0" w:color="000000"/>
+              <w:right w:val="single" w:sz="4" w:space="0" w:color="000000"/>
+              <w:bottom w:val="double" w:sz="4" w:space="0" w:color="000000"/>
+            </w:tcBorders>
+          </w:tcPr>
+          <w:p>
+            <w:pPr>
+              <w:pStyle w:val="Compact"/>
+            </w:pPr>
+            <w:r>
+              <w:rPr>
+                <w:rFonts w:ascii="Times New Roman" w:hAnsi="Times New Roman" w:eastAsia="游明朝"/>
+                <w:sz w:val="18"/>
               </w:rPr>
               <w:t xml:space="preserve">ルール</w:t>
             </w:r>
           </w:p>
         </w:tc>
         <w:tc>
-          <w:tcPr/>
-          <w:p>
-            <w:pPr>
-              <w:pStyle w:val="Compact"/>
-            </w:pPr>
-            <w:r>
-              <w:rPr>
-                <w:rFonts w:hint="eastAsia" w:ascii="Times New Roman" w:hAnsi="Times New Roman" w:eastAsia="游明朝"/>
-                <w:sz w:val="20"/>
+          <w:tcPr>
+            <w:tcBorders>
+              <w:top w:val="single" w:sz="4" w:space="0" w:color="000000"/>
+              <w:left w:val="single" w:sz="4" w:space="0" w:color="000000"/>
+              <w:right w:val="single" w:sz="4" w:space="0" w:color="000000"/>
+              <w:bottom w:val="double" w:sz="4" w:space="0" w:color="000000"/>
+            </w:tcBorders>
+          </w:tcPr>
+          <w:p>
+            <w:pPr>
+              <w:pStyle w:val="Compact"/>
+            </w:pPr>
+            <w:r>
+              <w:rPr>
+                <w:rFonts w:hint="eastAsia" w:ascii="Times New Roman" w:hAnsi="Times New Roman" w:eastAsia="游明朝"/>
+                <w:sz w:val="18"/>
               </w:rPr>
               <w:t xml:space="preserve">判定</w:t>
             </w:r>
           </w:p>
         </w:tc>
         <w:tc>
-          <w:tcPr/>
-          <w:p>
-            <w:pPr>
-              <w:pStyle w:val="Compact"/>
-            </w:pPr>
-            <w:r>
-              <w:rPr>
-                <w:rFonts w:hint="eastAsia" w:ascii="Times New Roman" w:hAnsi="Times New Roman" w:eastAsia="游明朝"/>
-                <w:sz w:val="20"/>
+          <w:tcPr>
+            <w:tcBorders>
+              <w:top w:val="single" w:sz="4" w:space="0" w:color="000000"/>
+              <w:left w:val="single" w:sz="4" w:space="0" w:color="000000"/>
+              <w:right w:val="single" w:sz="4" w:space="0" w:color="000000"/>
+              <w:bottom w:val="double" w:sz="4" w:space="0" w:color="000000"/>
+            </w:tcBorders>
+          </w:tcPr>
+          <w:p>
+            <w:pPr>
+              <w:pStyle w:val="Compact"/>
+            </w:pPr>
+            <w:r>
+              <w:rPr>
+                <w:rFonts w:hint="eastAsia" w:ascii="Times New Roman" w:hAnsi="Times New Roman" w:eastAsia="游明朝"/>
+                <w:sz w:val="18"/>
               </w:rPr>
               <w:t xml:space="preserve">根拠</w:t>
             </w:r>
@@ -3881,28 +3808,28 @@
             <w:r>
               <w:rPr>
                 <w:rFonts w:ascii="Times New Roman" w:hAnsi="Times New Roman" w:eastAsia="游明朝"/>
-                <w:sz w:val="20"/>
+                <w:sz w:val="18"/>
               </w:rPr>
               <w:t xml:space="preserve">1: </w:t>
             </w:r>
             <w:r>
               <w:rPr>
                 <w:rFonts w:hint="eastAsia" w:ascii="Times New Roman" w:hAnsi="Times New Roman" w:eastAsia="游明朝"/>
-                <w:sz w:val="20"/>
+                <w:sz w:val="18"/>
               </w:rPr>
               <w:t xml:space="preserve">能力</w:t>
             </w:r>
             <w:r>
               <w:rPr>
                 <w:rFonts w:ascii="Times New Roman" w:hAnsi="Times New Roman" w:eastAsia="游明朝"/>
-                <w:sz w:val="20"/>
+                <w:sz w:val="18"/>
               </w:rPr>
               <w:t xml:space="preserve"> vs </w:t>
             </w:r>
             <w:r>
               <w:rPr>
                 <w:rFonts w:hint="eastAsia" w:ascii="Times New Roman" w:hAnsi="Times New Roman" w:eastAsia="游明朝"/>
-                <w:sz w:val="20"/>
+                <w:sz w:val="18"/>
               </w:rPr>
               <w:t xml:space="preserve">結果</w:t>
             </w:r>
@@ -3917,7 +3844,7 @@
             <w:r>
               <w:rPr>
                 <w:rFonts w:ascii="Times New Roman" w:hAnsi="Times New Roman" w:eastAsia="游明朝"/>
-                <w:sz w:val="20"/>
+                <w:sz w:val="18"/>
               </w:rPr>
               <w:t xml:space="preserve">PASS</w:t>
             </w:r>
@@ -3932,7 +3859,7 @@
             <w:r>
               <w:rPr>
                 <w:rFonts w:hint="eastAsia" w:ascii="Times New Roman" w:hAnsi="Times New Roman" w:eastAsia="游明朝"/>
-                <w:sz w:val="20"/>
+                <w:sz w:val="18"/>
               </w:rPr>
               <w:t xml:space="preserve">臨床開発ノウハウは能力</w:t>
             </w:r>
@@ -3949,14 +3876,14 @@
             <w:r>
               <w:rPr>
                 <w:rFonts w:ascii="Times New Roman" w:hAnsi="Times New Roman" w:eastAsia="游明朝"/>
-                <w:sz w:val="20"/>
+                <w:sz w:val="18"/>
               </w:rPr>
               <w:t xml:space="preserve">2: </w:t>
             </w:r>
             <w:r>
               <w:rPr>
                 <w:rFonts w:hint="eastAsia" w:ascii="Times New Roman" w:hAnsi="Times New Roman" w:eastAsia="游明朝"/>
-                <w:sz w:val="20"/>
+                <w:sz w:val="18"/>
               </w:rPr>
               <w:t xml:space="preserve">名詞属性</w:t>
             </w:r>
@@ -3971,7 +3898,7 @@
             <w:r>
               <w:rPr>
                 <w:rFonts w:ascii="Times New Roman" w:hAnsi="Times New Roman" w:eastAsia="游明朝"/>
-                <w:sz w:val="20"/>
+                <w:sz w:val="18"/>
               </w:rPr>
               <w:t xml:space="preserve">PASS</w:t>
             </w:r>
@@ -3986,7 +3913,7 @@
             <w:r>
               <w:rPr>
                 <w:rFonts w:hint="eastAsia" w:ascii="Times New Roman" w:hAnsi="Times New Roman" w:eastAsia="游明朝"/>
-                <w:sz w:val="20"/>
+                <w:sz w:val="18"/>
               </w:rPr>
               <w:t xml:space="preserve">ノウハウ、経験値は名詞属性</w:t>
             </w:r>
@@ -4003,14 +3930,14 @@
             <w:r>
               <w:rPr>
                 <w:rFonts w:ascii="Times New Roman" w:hAnsi="Times New Roman" w:eastAsia="游明朝"/>
-                <w:sz w:val="20"/>
+                <w:sz w:val="18"/>
               </w:rPr>
               <w:t xml:space="preserve">3: </w:t>
             </w:r>
             <w:r>
               <w:rPr>
                 <w:rFonts w:hint="eastAsia" w:ascii="Times New Roman" w:hAnsi="Times New Roman" w:eastAsia="游明朝"/>
-                <w:sz w:val="20"/>
+                <w:sz w:val="18"/>
               </w:rPr>
               <w:t xml:space="preserve">相対的優位性</w:t>
             </w:r>
@@ -4025,7 +3952,7 @@
             <w:r>
               <w:rPr>
                 <w:rFonts w:ascii="Times New Roman" w:hAnsi="Times New Roman" w:eastAsia="游明朝"/>
-                <w:sz w:val="20"/>
+                <w:sz w:val="18"/>
               </w:rPr>
               <w:t xml:space="preserve">PARTIAL</w:t>
             </w:r>
@@ -4040,7 +3967,7 @@
             <w:r>
               <w:rPr>
                 <w:rFonts w:hint="eastAsia" w:ascii="Times New Roman" w:hAnsi="Times New Roman" w:eastAsia="游明朝"/>
-                <w:sz w:val="20"/>
+                <w:sz w:val="18"/>
               </w:rPr>
               <w:t xml:space="preserve">エーザイ/BIIB対比あるが次世代との差別化不明確</w:t>
             </w:r>
@@ -4057,14 +3984,14 @@
             <w:r>
               <w:rPr>
                 <w:rFonts w:ascii="Times New Roman" w:hAnsi="Times New Roman" w:eastAsia="游明朝"/>
-                <w:sz w:val="20"/>
+                <w:sz w:val="18"/>
               </w:rPr>
               <w:t xml:space="preserve">4: </w:t>
             </w:r>
             <w:r>
               <w:rPr>
                 <w:rFonts w:hint="eastAsia" w:ascii="Times New Roman" w:hAnsi="Times New Roman" w:eastAsia="游明朝"/>
-                <w:sz w:val="20"/>
+                <w:sz w:val="18"/>
               </w:rPr>
               <w:t xml:space="preserve">説明力</w:t>
             </w:r>
@@ -4079,7 +4006,7 @@
             <w:r>
               <w:rPr>
                 <w:rFonts w:ascii="Times New Roman" w:hAnsi="Times New Roman" w:eastAsia="游明朝"/>
-                <w:sz w:val="20"/>
+                <w:sz w:val="18"/>
               </w:rPr>
               <w:t xml:space="preserve">PARTIAL</w:t>
             </w:r>
@@ -4094,14 +4021,14 @@
             <w:r>
               <w:rPr>
                 <w:rFonts w:ascii="Times New Roman" w:hAnsi="Times New Roman" w:eastAsia="游明朝"/>
-                <w:sz w:val="20"/>
+                <w:sz w:val="18"/>
               </w:rPr>
               <w:t xml:space="preserve">donanemab </w:t>
             </w:r>
             <w:r>
               <w:rPr>
                 <w:rFonts w:hint="eastAsia" w:ascii="Times New Roman" w:hAnsi="Times New Roman" w:eastAsia="游明朝"/>
-                <w:sz w:val="20"/>
+                <w:sz w:val="18"/>
               </w:rPr>
               <w:t xml:space="preserve">P2データは定量的。研究期間認定に違和感</w:t>
             </w:r>
@@ -4118,28 +4045,28 @@
             <w:r>
               <w:rPr>
                 <w:rFonts w:ascii="Times New Roman" w:hAnsi="Times New Roman" w:eastAsia="游明朝"/>
-                <w:sz w:val="20"/>
+                <w:sz w:val="18"/>
               </w:rPr>
               <w:t xml:space="preserve">6: </w:t>
             </w:r>
             <w:r>
               <w:rPr>
                 <w:rFonts w:hint="eastAsia" w:ascii="Times New Roman" w:hAnsi="Times New Roman" w:eastAsia="游明朝"/>
-                <w:sz w:val="20"/>
+                <w:sz w:val="18"/>
               </w:rPr>
               <w:t xml:space="preserve">構造的</w:t>
             </w:r>
             <w:r>
               <w:rPr>
                 <w:rFonts w:ascii="Times New Roman" w:hAnsi="Times New Roman" w:eastAsia="游明朝"/>
-                <w:sz w:val="20"/>
+                <w:sz w:val="18"/>
               </w:rPr>
               <w:t xml:space="preserve"> vs </w:t>
             </w:r>
             <w:r>
               <w:rPr>
                 <w:rFonts w:hint="eastAsia" w:ascii="Times New Roman" w:hAnsi="Times New Roman" w:eastAsia="游明朝"/>
-                <w:sz w:val="20"/>
+                <w:sz w:val="18"/>
               </w:rPr>
               <w:t xml:space="preserve">補完</w:t>
             </w:r>
@@ -4154,7 +4081,7 @@
             <w:r>
               <w:rPr>
                 <w:rFonts w:ascii="Times New Roman" w:hAnsi="Times New Roman" w:eastAsia="游明朝"/>
-                <w:sz w:val="20"/>
+                <w:sz w:val="18"/>
               </w:rPr>
               <w:t xml:space="preserve">PARTIAL</w:t>
             </w:r>
@@ -4169,7 +4096,7 @@
             <w:r>
               <w:rPr>
                 <w:rFonts w:hint="eastAsia" w:ascii="Times New Roman" w:hAnsi="Times New Roman" w:eastAsia="游明朝"/>
-                <w:sz w:val="20"/>
+                <w:sz w:val="18"/>
               </w:rPr>
               <w:t xml:space="preserve">GLP-1主力に対して補完的</w:t>
             </w:r>
@@ -4186,14 +4113,14 @@
             <w:r>
               <w:rPr>
                 <w:rFonts w:ascii="Times New Roman" w:hAnsi="Times New Roman" w:eastAsia="游明朝"/>
-                <w:sz w:val="20"/>
+                <w:sz w:val="18"/>
               </w:rPr>
               <w:t xml:space="preserve">7: </w:t>
             </w:r>
             <w:r>
               <w:rPr>
                 <w:rFonts w:hint="eastAsia" w:ascii="Times New Roman" w:hAnsi="Times New Roman" w:eastAsia="游明朝"/>
-                <w:sz w:val="20"/>
+                <w:sz w:val="18"/>
               </w:rPr>
               <w:t xml:space="preserve">純粋競合差別化</w:t>
             </w:r>
@@ -4208,7 +4135,7 @@
             <w:r>
               <w:rPr>
                 <w:rFonts w:ascii="Times New Roman" w:hAnsi="Times New Roman" w:eastAsia="游明朝"/>
-                <w:sz w:val="20"/>
+                <w:sz w:val="18"/>
               </w:rPr>
               <w:t xml:space="preserve">PARTIAL</w:t>
             </w:r>
@@ -4223,7 +4150,7 @@
             <w:r>
               <w:rPr>
                 <w:rFonts w:hint="eastAsia" w:ascii="Times New Roman" w:hAnsi="Times New Roman" w:eastAsia="游明朝"/>
-                <w:sz w:val="20"/>
+                <w:sz w:val="18"/>
               </w:rPr>
               <w:t xml:space="preserve">Leqembi対比あるが不十分</w:t>
             </w:r>
@@ -4240,28 +4167,28 @@
             <w:r>
               <w:rPr>
                 <w:rFonts w:ascii="Times New Roman" w:hAnsi="Times New Roman" w:eastAsia="游明朝"/>
-                <w:sz w:val="20"/>
+                <w:sz w:val="18"/>
               </w:rPr>
               <w:t xml:space="preserve">8: </w:t>
             </w:r>
             <w:r>
               <w:rPr>
                 <w:rFonts w:hint="eastAsia" w:ascii="Times New Roman" w:hAnsi="Times New Roman" w:eastAsia="游明朝"/>
-                <w:sz w:val="20"/>
+                <w:sz w:val="18"/>
               </w:rPr>
               <w:t xml:space="preserve">戦略</w:t>
             </w:r>
             <w:r>
               <w:rPr>
                 <w:rFonts w:ascii="Times New Roman" w:hAnsi="Times New Roman" w:eastAsia="游明朝"/>
-                <w:sz w:val="20"/>
+                <w:sz w:val="18"/>
               </w:rPr>
               <w:t xml:space="preserve"> ≠ </w:t>
             </w:r>
             <w:r>
               <w:rPr>
                 <w:rFonts w:hint="eastAsia" w:ascii="Times New Roman" w:hAnsi="Times New Roman" w:eastAsia="游明朝"/>
-                <w:sz w:val="20"/>
+                <w:sz w:val="18"/>
               </w:rPr>
               <w:t xml:space="preserve">優位性</w:t>
             </w:r>
@@ -4276,7 +4203,7 @@
             <w:r>
               <w:rPr>
                 <w:rFonts w:ascii="Times New Roman" w:hAnsi="Times New Roman" w:eastAsia="游明朝"/>
-                <w:sz w:val="20"/>
+                <w:sz w:val="18"/>
               </w:rPr>
               <w:t xml:space="preserve">PASS</w:t>
             </w:r>
@@ -4291,7 +4218,7 @@
             <w:r>
               <w:rPr>
                 <w:rFonts w:hint="eastAsia" w:ascii="Times New Roman" w:hAnsi="Times New Roman" w:eastAsia="游明朝"/>
-                <w:sz w:val="20"/>
+                <w:sz w:val="18"/>
               </w:rPr>
               <w:t xml:space="preserve">ノウハウは能力</w:t>
             </w:r>
@@ -4308,14 +4235,14 @@
             <w:r>
               <w:rPr>
                 <w:rFonts w:ascii="Times New Roman" w:hAnsi="Times New Roman" w:eastAsia="游明朝"/>
-                <w:sz w:val="20"/>
+                <w:sz w:val="18"/>
               </w:rPr>
               <w:t xml:space="preserve">9: </w:t>
             </w:r>
             <w:r>
               <w:rPr>
                 <w:rFonts w:hint="eastAsia" w:ascii="Times New Roman" w:hAnsi="Times New Roman" w:eastAsia="游明朝"/>
-                <w:sz w:val="20"/>
+                <w:sz w:val="18"/>
               </w:rPr>
               <w:t xml:space="preserve">事実誤認</w:t>
             </w:r>
@@ -4330,7 +4257,7 @@
             <w:r>
               <w:rPr>
                 <w:rFonts w:ascii="Times New Roman" w:hAnsi="Times New Roman" w:eastAsia="游明朝"/>
-                <w:sz w:val="20"/>
+                <w:sz w:val="18"/>
               </w:rPr>
               <w:t xml:space="preserve">N/A</w:t>
             </w:r>
@@ -4345,7 +4272,7 @@
             <w:r>
               <w:rPr>
                 <w:rFonts w:ascii="Times New Roman" w:hAnsi="Times New Roman" w:eastAsia="游明朝"/>
-                <w:sz w:val="20"/>
+                <w:sz w:val="18"/>
               </w:rPr>
               <w:t xml:space="preserve">-</w:t>
             </w:r>
@@ -4362,7 +4289,7 @@
             <w:r>
               <w:rPr>
                 <w:rFonts w:ascii="Times New Roman" w:hAnsi="Times New Roman" w:eastAsia="游明朝"/>
-                <w:sz w:val="20"/>
+                <w:sz w:val="18"/>
               </w:rPr>
               <w:t xml:space="preserve">10: ネガティブケース</w:t>
             </w:r>
@@ -4377,7 +4304,7 @@
             <w:r>
               <w:rPr>
                 <w:rFonts w:ascii="Times New Roman" w:hAnsi="Times New Roman" w:eastAsia="游明朝"/>
-                <w:sz w:val="20"/>
+                <w:sz w:val="18"/>
               </w:rPr>
               <w:t xml:space="preserve">PARTIAL</w:t>
             </w:r>
@@ -4392,7 +4319,7 @@
             <w:r>
               <w:rPr>
                 <w:rFonts w:hint="eastAsia" w:ascii="Times New Roman" w:hAnsi="Times New Roman" w:eastAsia="游明朝"/>
-                <w:sz w:val="20"/>
+                <w:sz w:val="18"/>
               </w:rPr>
               <w:t xml:space="preserve">他社失敗が間接的裏付け</w:t>
             </w:r>
@@ -4409,14 +4336,14 @@
             <w:r>
               <w:rPr>
                 <w:rFonts w:ascii="Times New Roman" w:hAnsi="Times New Roman" w:eastAsia="游明朝"/>
-                <w:sz w:val="20"/>
+                <w:sz w:val="18"/>
               </w:rPr>
               <w:t xml:space="preserve">11: </w:t>
             </w:r>
             <w:r>
               <w:rPr>
                 <w:rFonts w:hint="eastAsia" w:ascii="Times New Roman" w:hAnsi="Times New Roman" w:eastAsia="游明朝"/>
-                <w:sz w:val="20"/>
+                <w:sz w:val="18"/>
               </w:rPr>
               <w:t xml:space="preserve">業界構造合致</w:t>
             </w:r>
@@ -4431,7 +4358,7 @@
             <w:r>
               <w:rPr>
                 <w:rFonts w:ascii="Times New Roman" w:hAnsi="Times New Roman" w:eastAsia="游明朝"/>
-                <w:sz w:val="20"/>
+                <w:sz w:val="18"/>
               </w:rPr>
               <w:t xml:space="preserve">PARTIAL</w:t>
             </w:r>
@@ -4446,7 +4373,7 @@
             <w:r>
               <w:rPr>
                 <w:rFonts w:hint="eastAsia" w:ascii="Times New Roman" w:hAnsi="Times New Roman" w:eastAsia="游明朝"/>
-                <w:sz w:val="20"/>
+                <w:sz w:val="18"/>
               </w:rPr>
               <w:t xml:space="preserve">高リスク・高リターン構造に合致</w:t>
             </w:r>
@@ -4556,9 +4483,9 @@
         </w:pict>
       </w:r>
     </w:p>
-    <w:bookmarkEnd w:id="15"/>
-    <w:bookmarkEnd w:id="16"/>
-    <w:bookmarkStart w:id="18" w:name="主張-4-glp-1デュオポリーにおける供給能力の参入障壁"/>
+    <w:bookmarkEnd w:id="21"/>
+    <w:bookmarkEnd w:id="22"/>
+    <w:bookmarkStart w:id="24" w:name="主張-4-glp-1デュオポリーにおける供給能力の参入障壁"/>
     <w:p>
       <w:pPr>
         <w:pStyle w:val="Heading3"/>
@@ -4579,7 +4506,7 @@
         <w:t xml:space="preserve">GLP-1デュオポリーにおける供給能力の参入障壁</w:t>
       </w:r>
     </w:p>
-    <w:bookmarkStart w:id="17" w:name="X446b755c1b88888ccf5ee7b8ca0475fc01508ff"/>
+    <w:bookmarkStart w:id="23" w:name="X446b755c1b88888ccf5ee7b8ca0475fc01508ff"/>
     <w:p>
       <w:pPr>
         <w:pStyle w:val="Heading4"/>
@@ -4913,6 +4840,14 @@
         <w:tblW w:type="pct" w:w="5000"/>
         <w:tblLayout w:type="fixed"/>
         <w:tblLook w:firstRow="1" w:lastRow="0" w:firstColumn="0" w:lastColumn="0" w:noHBand="0" w:noVBand="0" w:val="0020"/>
+        <w:tblBorders>
+          <w:top w:val="single" w:sz="4" w:space="0" w:color="000000"/>
+          <w:left w:val="single" w:sz="4" w:space="0" w:color="000000"/>
+          <w:bottom w:val="single" w:sz="4" w:space="0" w:color="000000"/>
+          <w:right w:val="single" w:sz="4" w:space="0" w:color="000000"/>
+          <w:insideH w:val="single" w:sz="4" w:space="0" w:color="000000"/>
+          <w:insideV w:val="single" w:sz="4" w:space="0" w:color="000000"/>
+        </w:tblBorders>
       </w:tblPr>
       <w:tblGrid>
         <w:gridCol w:w="3168"/>
@@ -4924,45 +4859,66 @@
           <w:tblHeader w:val="on"/>
         </w:trPr>
         <w:tc>
-          <w:tcPr/>
-          <w:p>
-            <w:pPr>
-              <w:pStyle w:val="Compact"/>
-            </w:pPr>
-            <w:r>
-              <w:rPr>
-                <w:rFonts w:ascii="Times New Roman" w:hAnsi="Times New Roman" w:eastAsia="游明朝"/>
-                <w:sz w:val="20"/>
+          <w:tcPr>
+            <w:tcBorders>
+              <w:top w:val="single" w:sz="4" w:space="0" w:color="000000"/>
+              <w:left w:val="single" w:sz="4" w:space="0" w:color="000000"/>
+              <w:right w:val="single" w:sz="4" w:space="0" w:color="000000"/>
+              <w:bottom w:val="double" w:sz="4" w:space="0" w:color="000000"/>
+            </w:tcBorders>
+          </w:tcPr>
+          <w:p>
+            <w:pPr>
+              <w:pStyle w:val="Compact"/>
+            </w:pPr>
+            <w:r>
+              <w:rPr>
+                <w:rFonts w:ascii="Times New Roman" w:hAnsi="Times New Roman" w:eastAsia="游明朝"/>
+                <w:sz w:val="18"/>
               </w:rPr>
               <w:t xml:space="preserve">ルール</w:t>
             </w:r>
           </w:p>
         </w:tc>
         <w:tc>
-          <w:tcPr/>
-          <w:p>
-            <w:pPr>
-              <w:pStyle w:val="Compact"/>
-            </w:pPr>
-            <w:r>
-              <w:rPr>
-                <w:rFonts w:hint="eastAsia" w:ascii="Times New Roman" w:hAnsi="Times New Roman" w:eastAsia="游明朝"/>
-                <w:sz w:val="20"/>
+          <w:tcPr>
+            <w:tcBorders>
+              <w:top w:val="single" w:sz="4" w:space="0" w:color="000000"/>
+              <w:left w:val="single" w:sz="4" w:space="0" w:color="000000"/>
+              <w:right w:val="single" w:sz="4" w:space="0" w:color="000000"/>
+              <w:bottom w:val="double" w:sz="4" w:space="0" w:color="000000"/>
+            </w:tcBorders>
+          </w:tcPr>
+          <w:p>
+            <w:pPr>
+              <w:pStyle w:val="Compact"/>
+            </w:pPr>
+            <w:r>
+              <w:rPr>
+                <w:rFonts w:hint="eastAsia" w:ascii="Times New Roman" w:hAnsi="Times New Roman" w:eastAsia="游明朝"/>
+                <w:sz w:val="18"/>
               </w:rPr>
               <w:t xml:space="preserve">判定</w:t>
             </w:r>
           </w:p>
         </w:tc>
         <w:tc>
-          <w:tcPr/>
-          <w:p>
-            <w:pPr>
-              <w:pStyle w:val="Compact"/>
-            </w:pPr>
-            <w:r>
-              <w:rPr>
-                <w:rFonts w:hint="eastAsia" w:ascii="Times New Roman" w:hAnsi="Times New Roman" w:eastAsia="游明朝"/>
-                <w:sz w:val="20"/>
+          <w:tcPr>
+            <w:tcBorders>
+              <w:top w:val="single" w:sz="4" w:space="0" w:color="000000"/>
+              <w:left w:val="single" w:sz="4" w:space="0" w:color="000000"/>
+              <w:right w:val="single" w:sz="4" w:space="0" w:color="000000"/>
+              <w:bottom w:val="double" w:sz="4" w:space="0" w:color="000000"/>
+            </w:tcBorders>
+          </w:tcPr>
+          <w:p>
+            <w:pPr>
+              <w:pStyle w:val="Compact"/>
+            </w:pPr>
+            <w:r>
+              <w:rPr>
+                <w:rFonts w:hint="eastAsia" w:ascii="Times New Roman" w:hAnsi="Times New Roman" w:eastAsia="游明朝"/>
+                <w:sz w:val="18"/>
               </w:rPr>
               <w:t xml:space="preserve">根拠</w:t>
             </w:r>
@@ -4979,28 +4935,28 @@
             <w:r>
               <w:rPr>
                 <w:rFonts w:ascii="Times New Roman" w:hAnsi="Times New Roman" w:eastAsia="游明朝"/>
-                <w:sz w:val="20"/>
+                <w:sz w:val="18"/>
               </w:rPr>
               <w:t xml:space="preserve">1: </w:t>
             </w:r>
             <w:r>
               <w:rPr>
                 <w:rFonts w:hint="eastAsia" w:ascii="Times New Roman" w:hAnsi="Times New Roman" w:eastAsia="游明朝"/>
-                <w:sz w:val="20"/>
+                <w:sz w:val="18"/>
               </w:rPr>
               <w:t xml:space="preserve">能力</w:t>
             </w:r>
             <w:r>
               <w:rPr>
                 <w:rFonts w:ascii="Times New Roman" w:hAnsi="Times New Roman" w:eastAsia="游明朝"/>
-                <w:sz w:val="20"/>
+                <w:sz w:val="18"/>
               </w:rPr>
               <w:t xml:space="preserve"> vs </w:t>
             </w:r>
             <w:r>
               <w:rPr>
                 <w:rFonts w:hint="eastAsia" w:ascii="Times New Roman" w:hAnsi="Times New Roman" w:eastAsia="游明朝"/>
-                <w:sz w:val="20"/>
+                <w:sz w:val="18"/>
               </w:rPr>
               <w:t xml:space="preserve">結果</w:t>
             </w:r>
@@ -5015,7 +4971,7 @@
             <w:r>
               <w:rPr>
                 <w:rFonts w:ascii="Times New Roman" w:hAnsi="Times New Roman" w:eastAsia="游明朝"/>
-                <w:sz w:val="20"/>
+                <w:sz w:val="18"/>
               </w:rPr>
               <w:t xml:space="preserve">PASS</w:t>
             </w:r>
@@ -5030,7 +4986,7 @@
             <w:r>
               <w:rPr>
                 <w:rFonts w:hint="eastAsia" w:ascii="Times New Roman" w:hAnsi="Times New Roman" w:eastAsia="游明朝"/>
-                <w:sz w:val="20"/>
+                <w:sz w:val="18"/>
               </w:rPr>
               <w:t xml:space="preserve">製造能力は仕組み</w:t>
             </w:r>
@@ -5047,14 +5003,14 @@
             <w:r>
               <w:rPr>
                 <w:rFonts w:ascii="Times New Roman" w:hAnsi="Times New Roman" w:eastAsia="游明朝"/>
-                <w:sz w:val="20"/>
+                <w:sz w:val="18"/>
               </w:rPr>
               <w:t xml:space="preserve">2: </w:t>
             </w:r>
             <w:r>
               <w:rPr>
                 <w:rFonts w:hint="eastAsia" w:ascii="Times New Roman" w:hAnsi="Times New Roman" w:eastAsia="游明朝"/>
-                <w:sz w:val="20"/>
+                <w:sz w:val="18"/>
               </w:rPr>
               <w:t xml:space="preserve">名詞属性</w:t>
             </w:r>
@@ -5069,7 +5025,7 @@
             <w:r>
               <w:rPr>
                 <w:rFonts w:ascii="Times New Roman" w:hAnsi="Times New Roman" w:eastAsia="游明朝"/>
-                <w:sz w:val="20"/>
+                <w:sz w:val="18"/>
               </w:rPr>
               <w:t xml:space="preserve">PASS</w:t>
             </w:r>
@@ -5084,7 +5040,7 @@
             <w:r>
               <w:rPr>
                 <w:rFonts w:hint="eastAsia" w:ascii="Times New Roman" w:hAnsi="Times New Roman" w:eastAsia="游明朝"/>
-                <w:sz w:val="20"/>
+                <w:sz w:val="18"/>
               </w:rPr>
               <w:t xml:space="preserve">供給能力、参入障壁は名詞属性</w:t>
             </w:r>
@@ -5101,14 +5057,14 @@
             <w:r>
               <w:rPr>
                 <w:rFonts w:ascii="Times New Roman" w:hAnsi="Times New Roman" w:eastAsia="游明朝"/>
-                <w:sz w:val="20"/>
+                <w:sz w:val="18"/>
               </w:rPr>
               <w:t xml:space="preserve">3: </w:t>
             </w:r>
             <w:r>
               <w:rPr>
                 <w:rFonts w:hint="eastAsia" w:ascii="Times New Roman" w:hAnsi="Times New Roman" w:eastAsia="游明朝"/>
-                <w:sz w:val="20"/>
+                <w:sz w:val="18"/>
               </w:rPr>
               <w:t xml:space="preserve">相対的優位性</w:t>
             </w:r>
@@ -5123,7 +5079,7 @@
             <w:r>
               <w:rPr>
                 <w:rFonts w:ascii="Times New Roman" w:hAnsi="Times New Roman" w:eastAsia="游明朝"/>
-                <w:sz w:val="20"/>
+                <w:sz w:val="18"/>
               </w:rPr>
               <w:t xml:space="preserve">PARTIAL</w:t>
             </w:r>
@@ -5138,7 +5094,7 @@
             <w:r>
               <w:rPr>
                 <w:rFonts w:hint="eastAsia" w:ascii="Times New Roman" w:hAnsi="Times New Roman" w:eastAsia="游明朝"/>
-                <w:sz w:val="20"/>
+                <w:sz w:val="18"/>
               </w:rPr>
               <w:t xml:space="preserve">新規参入者に対しては明確。NOVOとの比較は不足</w:t>
             </w:r>
@@ -5155,14 +5111,14 @@
             <w:r>
               <w:rPr>
                 <w:rFonts w:ascii="Times New Roman" w:hAnsi="Times New Roman" w:eastAsia="游明朝"/>
-                <w:sz w:val="20"/>
+                <w:sz w:val="18"/>
               </w:rPr>
               <w:t xml:space="preserve">4: </w:t>
             </w:r>
             <w:r>
               <w:rPr>
                 <w:rFonts w:hint="eastAsia" w:ascii="Times New Roman" w:hAnsi="Times New Roman" w:eastAsia="游明朝"/>
-                <w:sz w:val="20"/>
+                <w:sz w:val="18"/>
               </w:rPr>
               <w:t xml:space="preserve">説明力</w:t>
             </w:r>
@@ -5177,7 +5133,7 @@
             <w:r>
               <w:rPr>
                 <w:rFonts w:ascii="Times New Roman" w:hAnsi="Times New Roman" w:eastAsia="游明朝"/>
-                <w:sz w:val="20"/>
+                <w:sz w:val="18"/>
               </w:rPr>
               <w:t xml:space="preserve">PASS</w:t>
             </w:r>
@@ -5192,28 +5148,28 @@
             <w:r>
               <w:rPr>
                 <w:rFonts w:ascii="Times New Roman" w:hAnsi="Times New Roman" w:eastAsia="游明朝"/>
-                <w:sz w:val="20"/>
+                <w:sz w:val="18"/>
               </w:rPr>
               <w:t xml:space="preserve">PP&amp;E </w:t>
             </w:r>
             <w:r>
               <w:rPr>
                 <w:rFonts w:hint="eastAsia" w:ascii="Times New Roman" w:hAnsi="Times New Roman" w:eastAsia="游明朝"/>
-                <w:sz w:val="20"/>
+                <w:sz w:val="18"/>
               </w:rPr>
               <w:t xml:space="preserve">$24.7B、$5.5B在庫、compounders</w:t>
             </w:r>
             <w:r>
               <w:rPr>
                 <w:rFonts w:ascii="Times New Roman" w:hAnsi="Times New Roman" w:eastAsia="游明朝"/>
-                <w:sz w:val="20"/>
+                <w:sz w:val="18"/>
               </w:rPr>
               <w:t xml:space="preserve"> </w:t>
             </w:r>
             <w:r>
               <w:rPr>
                 <w:rFonts w:hint="eastAsia" w:ascii="Times New Roman" w:hAnsi="Times New Roman" w:eastAsia="游明朝"/>
-                <w:sz w:val="20"/>
+                <w:sz w:val="18"/>
               </w:rPr>
               <w:t xml:space="preserve">10%等</w:t>
             </w:r>
@@ -5230,28 +5186,28 @@
             <w:r>
               <w:rPr>
                 <w:rFonts w:ascii="Times New Roman" w:hAnsi="Times New Roman" w:eastAsia="游明朝"/>
-                <w:sz w:val="20"/>
+                <w:sz w:val="18"/>
               </w:rPr>
               <w:t xml:space="preserve">6: </w:t>
             </w:r>
             <w:r>
               <w:rPr>
                 <w:rFonts w:hint="eastAsia" w:ascii="Times New Roman" w:hAnsi="Times New Roman" w:eastAsia="游明朝"/>
-                <w:sz w:val="20"/>
+                <w:sz w:val="18"/>
               </w:rPr>
               <w:t xml:space="preserve">構造的</w:t>
             </w:r>
             <w:r>
               <w:rPr>
                 <w:rFonts w:ascii="Times New Roman" w:hAnsi="Times New Roman" w:eastAsia="游明朝"/>
-                <w:sz w:val="20"/>
+                <w:sz w:val="18"/>
               </w:rPr>
               <w:t xml:space="preserve"> vs </w:t>
             </w:r>
             <w:r>
               <w:rPr>
                 <w:rFonts w:hint="eastAsia" w:ascii="Times New Roman" w:hAnsi="Times New Roman" w:eastAsia="游明朝"/>
-                <w:sz w:val="20"/>
+                <w:sz w:val="18"/>
               </w:rPr>
               <w:t xml:space="preserve">補完</w:t>
             </w:r>
@@ -5266,7 +5222,7 @@
             <w:r>
               <w:rPr>
                 <w:rFonts w:ascii="Times New Roman" w:hAnsi="Times New Roman" w:eastAsia="游明朝"/>
-                <w:sz w:val="20"/>
+                <w:sz w:val="18"/>
               </w:rPr>
               <w:t xml:space="preserve">PASS</w:t>
             </w:r>
@@ -5281,7 +5237,7 @@
             <w:r>
               <w:rPr>
                 <w:rFonts w:hint="eastAsia" w:ascii="Times New Roman" w:hAnsi="Times New Roman" w:eastAsia="游明朝"/>
-                <w:sz w:val="20"/>
+                <w:sz w:val="18"/>
               </w:rPr>
               <w:t xml:space="preserve">事業核心の構造的優位性</w:t>
             </w:r>
@@ -5298,14 +5254,14 @@
             <w:r>
               <w:rPr>
                 <w:rFonts w:ascii="Times New Roman" w:hAnsi="Times New Roman" w:eastAsia="游明朝"/>
-                <w:sz w:val="20"/>
+                <w:sz w:val="18"/>
               </w:rPr>
               <w:t xml:space="preserve">7: </w:t>
             </w:r>
             <w:r>
               <w:rPr>
                 <w:rFonts w:hint="eastAsia" w:ascii="Times New Roman" w:hAnsi="Times New Roman" w:eastAsia="游明朝"/>
-                <w:sz w:val="20"/>
+                <w:sz w:val="18"/>
               </w:rPr>
               <w:t xml:space="preserve">純粋競合差別化</w:t>
             </w:r>
@@ -5320,7 +5276,7 @@
             <w:r>
               <w:rPr>
                 <w:rFonts w:ascii="Times New Roman" w:hAnsi="Times New Roman" w:eastAsia="游明朝"/>
-                <w:sz w:val="20"/>
+                <w:sz w:val="18"/>
               </w:rPr>
               <w:t xml:space="preserve">PARTIAL</w:t>
             </w:r>
@@ -5335,7 +5291,7 @@
             <w:r>
               <w:rPr>
                 <w:rFonts w:hint="eastAsia" w:ascii="Times New Roman" w:hAnsi="Times New Roman" w:eastAsia="游明朝"/>
-                <w:sz w:val="20"/>
+                <w:sz w:val="18"/>
               </w:rPr>
               <w:t xml:space="preserve">NOVO対比の具体的供給能力比較不足</w:t>
             </w:r>
@@ -5352,28 +5308,28 @@
             <w:r>
               <w:rPr>
                 <w:rFonts w:ascii="Times New Roman" w:hAnsi="Times New Roman" w:eastAsia="游明朝"/>
-                <w:sz w:val="20"/>
+                <w:sz w:val="18"/>
               </w:rPr>
               <w:t xml:space="preserve">8: </w:t>
             </w:r>
             <w:r>
               <w:rPr>
                 <w:rFonts w:hint="eastAsia" w:ascii="Times New Roman" w:hAnsi="Times New Roman" w:eastAsia="游明朝"/>
-                <w:sz w:val="20"/>
+                <w:sz w:val="18"/>
               </w:rPr>
               <w:t xml:space="preserve">戦略</w:t>
             </w:r>
             <w:r>
               <w:rPr>
                 <w:rFonts w:ascii="Times New Roman" w:hAnsi="Times New Roman" w:eastAsia="游明朝"/>
-                <w:sz w:val="20"/>
+                <w:sz w:val="18"/>
               </w:rPr>
               <w:t xml:space="preserve"> ≠ </w:t>
             </w:r>
             <w:r>
               <w:rPr>
                 <w:rFonts w:hint="eastAsia" w:ascii="Times New Roman" w:hAnsi="Times New Roman" w:eastAsia="游明朝"/>
-                <w:sz w:val="20"/>
+                <w:sz w:val="18"/>
               </w:rPr>
               <w:t xml:space="preserve">優位性</w:t>
             </w:r>
@@ -5388,7 +5344,7 @@
             <w:r>
               <w:rPr>
                 <w:rFonts w:ascii="Times New Roman" w:hAnsi="Times New Roman" w:eastAsia="游明朝"/>
-                <w:sz w:val="20"/>
+                <w:sz w:val="18"/>
               </w:rPr>
               <w:t xml:space="preserve">PASS</w:t>
             </w:r>
@@ -5403,7 +5359,7 @@
             <w:r>
               <w:rPr>
                 <w:rFonts w:hint="eastAsia" w:ascii="Times New Roman" w:hAnsi="Times New Roman" w:eastAsia="游明朝"/>
-                <w:sz w:val="20"/>
+                <w:sz w:val="18"/>
               </w:rPr>
               <w:t xml:space="preserve">設備投資蓄積は構造的力</w:t>
             </w:r>
@@ -5420,14 +5376,14 @@
             <w:r>
               <w:rPr>
                 <w:rFonts w:ascii="Times New Roman" w:hAnsi="Times New Roman" w:eastAsia="游明朝"/>
-                <w:sz w:val="20"/>
+                <w:sz w:val="18"/>
               </w:rPr>
               <w:t xml:space="preserve">9: </w:t>
             </w:r>
             <w:r>
               <w:rPr>
                 <w:rFonts w:hint="eastAsia" w:ascii="Times New Roman" w:hAnsi="Times New Roman" w:eastAsia="游明朝"/>
-                <w:sz w:val="20"/>
+                <w:sz w:val="18"/>
               </w:rPr>
               <w:t xml:space="preserve">事実誤認</w:t>
             </w:r>
@@ -5442,7 +5398,7 @@
             <w:r>
               <w:rPr>
                 <w:rFonts w:ascii="Times New Roman" w:hAnsi="Times New Roman" w:eastAsia="游明朝"/>
-                <w:sz w:val="20"/>
+                <w:sz w:val="18"/>
               </w:rPr>
               <w:t xml:space="preserve">N/A</w:t>
             </w:r>
@@ -5457,7 +5413,7 @@
             <w:r>
               <w:rPr>
                 <w:rFonts w:ascii="Times New Roman" w:hAnsi="Times New Roman" w:eastAsia="游明朝"/>
-                <w:sz w:val="20"/>
+                <w:sz w:val="18"/>
               </w:rPr>
               <w:t xml:space="preserve">-</w:t>
             </w:r>
@@ -5474,7 +5430,7 @@
             <w:r>
               <w:rPr>
                 <w:rFonts w:ascii="Times New Roman" w:hAnsi="Times New Roman" w:eastAsia="游明朝"/>
-                <w:sz w:val="20"/>
+                <w:sz w:val="18"/>
               </w:rPr>
               <w:t xml:space="preserve">10: ネガティブケース</w:t>
             </w:r>
@@ -5489,7 +5445,7 @@
             <w:r>
               <w:rPr>
                 <w:rFonts w:ascii="Times New Roman" w:hAnsi="Times New Roman" w:eastAsia="游明朝"/>
-                <w:sz w:val="20"/>
+                <w:sz w:val="18"/>
               </w:rPr>
               <w:t xml:space="preserve">PASS</w:t>
             </w:r>
@@ -5504,7 +5460,7 @@
             <w:r>
               <w:rPr>
                 <w:rFonts w:hint="eastAsia" w:ascii="Times New Roman" w:hAnsi="Times New Roman" w:eastAsia="游明朝"/>
-                <w:sz w:val="20"/>
+                <w:sz w:val="18"/>
               </w:rPr>
               <w:t xml:space="preserve">compounders排除が参入障壁の裏付け</w:t>
             </w:r>
@@ -5521,14 +5477,14 @@
             <w:r>
               <w:rPr>
                 <w:rFonts w:ascii="Times New Roman" w:hAnsi="Times New Roman" w:eastAsia="游明朝"/>
-                <w:sz w:val="20"/>
+                <w:sz w:val="18"/>
               </w:rPr>
               <w:t xml:space="preserve">11: </w:t>
             </w:r>
             <w:r>
               <w:rPr>
                 <w:rFonts w:hint="eastAsia" w:ascii="Times New Roman" w:hAnsi="Times New Roman" w:eastAsia="游明朝"/>
-                <w:sz w:val="20"/>
+                <w:sz w:val="18"/>
               </w:rPr>
               <w:t xml:space="preserve">業界構造合致</w:t>
             </w:r>
@@ -5543,7 +5499,7 @@
             <w:r>
               <w:rPr>
                 <w:rFonts w:ascii="Times New Roman" w:hAnsi="Times New Roman" w:eastAsia="游明朝"/>
-                <w:sz w:val="20"/>
+                <w:sz w:val="18"/>
               </w:rPr>
               <w:t xml:space="preserve">PASS</w:t>
             </w:r>
@@ -5558,7 +5514,7 @@
             <w:r>
               <w:rPr>
                 <w:rFonts w:hint="eastAsia" w:ascii="Times New Roman" w:hAnsi="Times New Roman" w:eastAsia="游明朝"/>
-                <w:sz w:val="20"/>
+                <w:sz w:val="18"/>
               </w:rPr>
               <w:t xml:space="preserve">急拡大TAM×供給不足の市場構造に合致</w:t>
             </w:r>
@@ -5685,9 +5641,9 @@
         </w:pict>
       </w:r>
     </w:p>
-    <w:bookmarkEnd w:id="17"/>
-    <w:bookmarkEnd w:id="18"/>
-    <w:bookmarkStart w:id="20" w:name="主張-5-既承認glp-1製品mounjaroによる市場ポジション確立と粘着性"/>
+    <w:bookmarkEnd w:id="23"/>
+    <w:bookmarkEnd w:id="24"/>
+    <w:bookmarkStart w:id="26" w:name="主張-5-既承認glp-1製品mounjaroによる市場ポジション確立と粘着性"/>
     <w:p>
       <w:pPr>
         <w:pStyle w:val="Heading3"/>
@@ -5708,7 +5664,7 @@
         <w:t xml:space="preserve">既承認GLP-1製品(Mounjaro)による市場ポジション確立と粘着性</w:t>
       </w:r>
     </w:p>
-    <w:bookmarkStart w:id="19" w:name="ai評価-まあ納得50-t8修正-cvs事例によるリスクの条件付きアノテーション"/>
+    <w:bookmarkStart w:id="25" w:name="ai評価-まあ納得50-t8修正-cvs事例によるリスクの条件付きアノテーション"/>
     <w:p>
       <w:pPr>
         <w:pStyle w:val="Heading4"/>
@@ -5999,6 +5955,14 @@
         <w:tblStyle w:val="Table"/>
         <w:tblW w:type="auto" w:w="0"/>
         <w:tblLook w:firstRow="1" w:lastRow="0" w:firstColumn="0" w:lastColumn="0" w:noHBand="0" w:noVBand="0" w:val="0020"/>
+        <w:tblBorders>
+          <w:top w:val="single" w:sz="4" w:space="0" w:color="000000"/>
+          <w:left w:val="single" w:sz="4" w:space="0" w:color="000000"/>
+          <w:bottom w:val="single" w:sz="4" w:space="0" w:color="000000"/>
+          <w:right w:val="single" w:sz="4" w:space="0" w:color="000000"/>
+          <w:insideH w:val="single" w:sz="4" w:space="0" w:color="000000"/>
+          <w:insideV w:val="single" w:sz="4" w:space="0" w:color="000000"/>
+        </w:tblBorders>
       </w:tblPr>
       <w:tblGrid>
         <w:gridCol w:w="2640"/>
@@ -6010,45 +5974,66 @@
           <w:tblHeader w:val="on"/>
         </w:trPr>
         <w:tc>
-          <w:tcPr/>
-          <w:p>
-            <w:pPr>
-              <w:pStyle w:val="Compact"/>
-            </w:pPr>
-            <w:r>
-              <w:rPr>
-                <w:rFonts w:ascii="Times New Roman" w:hAnsi="Times New Roman" w:eastAsia="游明朝"/>
-                <w:sz w:val="20"/>
+          <w:tcPr>
+            <w:tcBorders>
+              <w:top w:val="single" w:sz="4" w:space="0" w:color="000000"/>
+              <w:left w:val="single" w:sz="4" w:space="0" w:color="000000"/>
+              <w:right w:val="single" w:sz="4" w:space="0" w:color="000000"/>
+              <w:bottom w:val="double" w:sz="4" w:space="0" w:color="000000"/>
+            </w:tcBorders>
+          </w:tcPr>
+          <w:p>
+            <w:pPr>
+              <w:pStyle w:val="Compact"/>
+            </w:pPr>
+            <w:r>
+              <w:rPr>
+                <w:rFonts w:ascii="Times New Roman" w:hAnsi="Times New Roman" w:eastAsia="游明朝"/>
+                <w:sz w:val="18"/>
               </w:rPr>
               <w:t xml:space="preserve">ルール</w:t>
             </w:r>
           </w:p>
         </w:tc>
         <w:tc>
-          <w:tcPr/>
-          <w:p>
-            <w:pPr>
-              <w:pStyle w:val="Compact"/>
-            </w:pPr>
-            <w:r>
-              <w:rPr>
-                <w:rFonts w:hint="eastAsia" w:ascii="Times New Roman" w:hAnsi="Times New Roman" w:eastAsia="游明朝"/>
-                <w:sz w:val="20"/>
+          <w:tcPr>
+            <w:tcBorders>
+              <w:top w:val="single" w:sz="4" w:space="0" w:color="000000"/>
+              <w:left w:val="single" w:sz="4" w:space="0" w:color="000000"/>
+              <w:right w:val="single" w:sz="4" w:space="0" w:color="000000"/>
+              <w:bottom w:val="double" w:sz="4" w:space="0" w:color="000000"/>
+            </w:tcBorders>
+          </w:tcPr>
+          <w:p>
+            <w:pPr>
+              <w:pStyle w:val="Compact"/>
+            </w:pPr>
+            <w:r>
+              <w:rPr>
+                <w:rFonts w:hint="eastAsia" w:ascii="Times New Roman" w:hAnsi="Times New Roman" w:eastAsia="游明朝"/>
+                <w:sz w:val="18"/>
               </w:rPr>
               <w:t xml:space="preserve">判定</w:t>
             </w:r>
           </w:p>
         </w:tc>
         <w:tc>
-          <w:tcPr/>
-          <w:p>
-            <w:pPr>
-              <w:pStyle w:val="Compact"/>
-            </w:pPr>
-            <w:r>
-              <w:rPr>
-                <w:rFonts w:hint="eastAsia" w:ascii="Times New Roman" w:hAnsi="Times New Roman" w:eastAsia="游明朝"/>
-                <w:sz w:val="20"/>
+          <w:tcPr>
+            <w:tcBorders>
+              <w:top w:val="single" w:sz="4" w:space="0" w:color="000000"/>
+              <w:left w:val="single" w:sz="4" w:space="0" w:color="000000"/>
+              <w:right w:val="single" w:sz="4" w:space="0" w:color="000000"/>
+              <w:bottom w:val="double" w:sz="4" w:space="0" w:color="000000"/>
+            </w:tcBorders>
+          </w:tcPr>
+          <w:p>
+            <w:pPr>
+              <w:pStyle w:val="Compact"/>
+            </w:pPr>
+            <w:r>
+              <w:rPr>
+                <w:rFonts w:hint="eastAsia" w:ascii="Times New Roman" w:hAnsi="Times New Roman" w:eastAsia="游明朝"/>
+                <w:sz w:val="18"/>
               </w:rPr>
               <w:t xml:space="preserve">根拠</w:t>
             </w:r>
@@ -6065,28 +6050,28 @@
             <w:r>
               <w:rPr>
                 <w:rFonts w:ascii="Times New Roman" w:hAnsi="Times New Roman" w:eastAsia="游明朝"/>
-                <w:sz w:val="20"/>
+                <w:sz w:val="18"/>
               </w:rPr>
               <w:t xml:space="preserve">1: </w:t>
             </w:r>
             <w:r>
               <w:rPr>
                 <w:rFonts w:hint="eastAsia" w:ascii="Times New Roman" w:hAnsi="Times New Roman" w:eastAsia="游明朝"/>
-                <w:sz w:val="20"/>
+                <w:sz w:val="18"/>
               </w:rPr>
               <w:t xml:space="preserve">能力</w:t>
             </w:r>
             <w:r>
               <w:rPr>
                 <w:rFonts w:ascii="Times New Roman" w:hAnsi="Times New Roman" w:eastAsia="游明朝"/>
-                <w:sz w:val="20"/>
+                <w:sz w:val="18"/>
               </w:rPr>
               <w:t xml:space="preserve"> vs </w:t>
             </w:r>
             <w:r>
               <w:rPr>
                 <w:rFonts w:hint="eastAsia" w:ascii="Times New Roman" w:hAnsi="Times New Roman" w:eastAsia="游明朝"/>
-                <w:sz w:val="20"/>
+                <w:sz w:val="18"/>
               </w:rPr>
               <w:t xml:space="preserve">結果</w:t>
             </w:r>
@@ -6101,7 +6086,7 @@
             <w:r>
               <w:rPr>
                 <w:rFonts w:ascii="Times New Roman" w:hAnsi="Times New Roman" w:eastAsia="游明朝"/>
-                <w:sz w:val="20"/>
+                <w:sz w:val="18"/>
               </w:rPr>
               <w:t xml:space="preserve">PARTIAL</w:t>
             </w:r>
@@ -6116,7 +6101,7 @@
             <w:r>
               <w:rPr>
                 <w:rFonts w:hint="eastAsia" w:ascii="Times New Roman" w:hAnsi="Times New Roman" w:eastAsia="游明朝"/>
-                <w:sz w:val="20"/>
+                <w:sz w:val="18"/>
               </w:rPr>
               <w:t xml:space="preserve">市場ポジション確立は結果の側面</w:t>
             </w:r>
@@ -6133,14 +6118,14 @@
             <w:r>
               <w:rPr>
                 <w:rFonts w:ascii="Times New Roman" w:hAnsi="Times New Roman" w:eastAsia="游明朝"/>
-                <w:sz w:val="20"/>
+                <w:sz w:val="18"/>
               </w:rPr>
               <w:t xml:space="preserve">2: </w:t>
             </w:r>
             <w:r>
               <w:rPr>
                 <w:rFonts w:hint="eastAsia" w:ascii="Times New Roman" w:hAnsi="Times New Roman" w:eastAsia="游明朝"/>
-                <w:sz w:val="20"/>
+                <w:sz w:val="18"/>
               </w:rPr>
               <w:t xml:space="preserve">名詞属性</w:t>
             </w:r>
@@ -6155,7 +6140,7 @@
             <w:r>
               <w:rPr>
                 <w:rFonts w:ascii="Times New Roman" w:hAnsi="Times New Roman" w:eastAsia="游明朝"/>
-                <w:sz w:val="20"/>
+                <w:sz w:val="18"/>
               </w:rPr>
               <w:t xml:space="preserve">PASS</w:t>
             </w:r>
@@ -6170,7 +6155,7 @@
             <w:r>
               <w:rPr>
                 <w:rFonts w:hint="eastAsia" w:ascii="Times New Roman" w:hAnsi="Times New Roman" w:eastAsia="游明朝"/>
-                <w:sz w:val="20"/>
+                <w:sz w:val="18"/>
               </w:rPr>
               <w:t xml:space="preserve">粘着性、ブランド力は名詞属性</w:t>
             </w:r>
@@ -6187,14 +6172,14 @@
             <w:r>
               <w:rPr>
                 <w:rFonts w:ascii="Times New Roman" w:hAnsi="Times New Roman" w:eastAsia="游明朝"/>
-                <w:sz w:val="20"/>
+                <w:sz w:val="18"/>
               </w:rPr>
               <w:t xml:space="preserve">3: </w:t>
             </w:r>
             <w:r>
               <w:rPr>
                 <w:rFonts w:hint="eastAsia" w:ascii="Times New Roman" w:hAnsi="Times New Roman" w:eastAsia="游明朝"/>
-                <w:sz w:val="20"/>
+                <w:sz w:val="18"/>
               </w:rPr>
               <w:t xml:space="preserve">相対的優位性</w:t>
             </w:r>
@@ -6209,7 +6194,7 @@
             <w:r>
               <w:rPr>
                 <w:rFonts w:ascii="Times New Roman" w:hAnsi="Times New Roman" w:eastAsia="游明朝"/>
-                <w:sz w:val="20"/>
+                <w:sz w:val="18"/>
               </w:rPr>
               <w:t xml:space="preserve">PARTIAL</w:t>
             </w:r>
@@ -6224,7 +6209,7 @@
             <w:r>
               <w:rPr>
                 <w:rFonts w:hint="eastAsia" w:ascii="Times New Roman" w:hAnsi="Times New Roman" w:eastAsia="游明朝"/>
-                <w:sz w:val="20"/>
+                <w:sz w:val="18"/>
               </w:rPr>
               <w:t xml:space="preserve">NOVOも同等の粘着性。PBMでスイッチ可能</w:t>
             </w:r>
@@ -6241,14 +6226,14 @@
             <w:r>
               <w:rPr>
                 <w:rFonts w:ascii="Times New Roman" w:hAnsi="Times New Roman" w:eastAsia="游明朝"/>
-                <w:sz w:val="20"/>
+                <w:sz w:val="18"/>
               </w:rPr>
               <w:t xml:space="preserve">4: </w:t>
             </w:r>
             <w:r>
               <w:rPr>
                 <w:rFonts w:hint="eastAsia" w:ascii="Times New Roman" w:hAnsi="Times New Roman" w:eastAsia="游明朝"/>
-                <w:sz w:val="20"/>
+                <w:sz w:val="18"/>
               </w:rPr>
               <w:t xml:space="preserve">説明力</w:t>
             </w:r>
@@ -6263,7 +6248,7 @@
             <w:r>
               <w:rPr>
                 <w:rFonts w:ascii="Times New Roman" w:hAnsi="Times New Roman" w:eastAsia="游明朝"/>
-                <w:sz w:val="20"/>
+                <w:sz w:val="18"/>
               </w:rPr>
               <w:t xml:space="preserve">PARTIAL</w:t>
             </w:r>
@@ -6278,7 +6263,7 @@
             <w:r>
               <w:rPr>
                 <w:rFonts w:hint="eastAsia" w:ascii="Times New Roman" w:hAnsi="Times New Roman" w:eastAsia="游明朝"/>
-                <w:sz w:val="20"/>
+                <w:sz w:val="18"/>
               </w:rPr>
               <w:t xml:space="preserve">粘着性の定量指標（処方更新率等）不明</w:t>
             </w:r>
@@ -6295,28 +6280,28 @@
             <w:r>
               <w:rPr>
                 <w:rFonts w:ascii="Times New Roman" w:hAnsi="Times New Roman" w:eastAsia="游明朝"/>
-                <w:sz w:val="20"/>
+                <w:sz w:val="18"/>
               </w:rPr>
               <w:t xml:space="preserve">6: </w:t>
             </w:r>
             <w:r>
               <w:rPr>
                 <w:rFonts w:hint="eastAsia" w:ascii="Times New Roman" w:hAnsi="Times New Roman" w:eastAsia="游明朝"/>
-                <w:sz w:val="20"/>
+                <w:sz w:val="18"/>
               </w:rPr>
               <w:t xml:space="preserve">構造的</w:t>
             </w:r>
             <w:r>
               <w:rPr>
                 <w:rFonts w:ascii="Times New Roman" w:hAnsi="Times New Roman" w:eastAsia="游明朝"/>
-                <w:sz w:val="20"/>
+                <w:sz w:val="18"/>
               </w:rPr>
               <w:t xml:space="preserve"> vs </w:t>
             </w:r>
             <w:r>
               <w:rPr>
                 <w:rFonts w:hint="eastAsia" w:ascii="Times New Roman" w:hAnsi="Times New Roman" w:eastAsia="游明朝"/>
-                <w:sz w:val="20"/>
+                <w:sz w:val="18"/>
               </w:rPr>
               <w:t xml:space="preserve">補完</w:t>
             </w:r>
@@ -6331,7 +6316,7 @@
             <w:r>
               <w:rPr>
                 <w:rFonts w:ascii="Times New Roman" w:hAnsi="Times New Roman" w:eastAsia="游明朝"/>
-                <w:sz w:val="20"/>
+                <w:sz w:val="18"/>
               </w:rPr>
               <w:t xml:space="preserve">PARTIAL</w:t>
             </w:r>
@@ -6346,7 +6331,7 @@
             <w:r>
               <w:rPr>
                 <w:rFonts w:hint="eastAsia" w:ascii="Times New Roman" w:hAnsi="Times New Roman" w:eastAsia="游明朝"/>
-                <w:sz w:val="20"/>
+                <w:sz w:val="18"/>
               </w:rPr>
               <w:t xml:space="preserve">薬剤スイッチが容易な市場特性も考慮</w:t>
             </w:r>
@@ -6363,14 +6348,14 @@
             <w:r>
               <w:rPr>
                 <w:rFonts w:ascii="Times New Roman" w:hAnsi="Times New Roman" w:eastAsia="游明朝"/>
-                <w:sz w:val="20"/>
+                <w:sz w:val="18"/>
               </w:rPr>
               <w:t xml:space="preserve">7: </w:t>
             </w:r>
             <w:r>
               <w:rPr>
                 <w:rFonts w:hint="eastAsia" w:ascii="Times New Roman" w:hAnsi="Times New Roman" w:eastAsia="游明朝"/>
-                <w:sz w:val="20"/>
+                <w:sz w:val="18"/>
               </w:rPr>
               <w:t xml:space="preserve">純粋競合差別化</w:t>
             </w:r>
@@ -6385,7 +6370,7 @@
             <w:r>
               <w:rPr>
                 <w:rFonts w:ascii="Times New Roman" w:hAnsi="Times New Roman" w:eastAsia="游明朝"/>
-                <w:sz w:val="20"/>
+                <w:sz w:val="18"/>
               </w:rPr>
               <w:t xml:space="preserve">PARTIAL</w:t>
             </w:r>
@@ -6400,14 +6385,14 @@
             <w:r>
               <w:rPr>
                 <w:rFonts w:ascii="Times New Roman" w:hAnsi="Times New Roman" w:eastAsia="游明朝"/>
-                <w:sz w:val="20"/>
+                <w:sz w:val="18"/>
               </w:rPr>
               <w:t xml:space="preserve">CVS </w:t>
             </w:r>
             <w:r>
               <w:rPr>
                 <w:rFonts w:hint="eastAsia" w:ascii="Times New Roman" w:hAnsi="Times New Roman" w:eastAsia="游明朝"/>
-                <w:sz w:val="20"/>
+                <w:sz w:val="18"/>
               </w:rPr>
               <w:t xml:space="preserve">Wegovy優先推奨が反証事例</w:t>
             </w:r>
@@ -6424,28 +6409,28 @@
             <w:r>
               <w:rPr>
                 <w:rFonts w:ascii="Times New Roman" w:hAnsi="Times New Roman" w:eastAsia="游明朝"/>
-                <w:sz w:val="20"/>
+                <w:sz w:val="18"/>
               </w:rPr>
               <w:t xml:space="preserve">8: </w:t>
             </w:r>
             <w:r>
               <w:rPr>
                 <w:rFonts w:hint="eastAsia" w:ascii="Times New Roman" w:hAnsi="Times New Roman" w:eastAsia="游明朝"/>
-                <w:sz w:val="20"/>
+                <w:sz w:val="18"/>
               </w:rPr>
               <w:t xml:space="preserve">戦略</w:t>
             </w:r>
             <w:r>
               <w:rPr>
                 <w:rFonts w:ascii="Times New Roman" w:hAnsi="Times New Roman" w:eastAsia="游明朝"/>
-                <w:sz w:val="20"/>
+                <w:sz w:val="18"/>
               </w:rPr>
               <w:t xml:space="preserve"> ≠ </w:t>
             </w:r>
             <w:r>
               <w:rPr>
                 <w:rFonts w:hint="eastAsia" w:ascii="Times New Roman" w:hAnsi="Times New Roman" w:eastAsia="游明朝"/>
-                <w:sz w:val="20"/>
+                <w:sz w:val="18"/>
               </w:rPr>
               <w:t xml:space="preserve">優位性</w:t>
             </w:r>
@@ -6460,7 +6445,7 @@
             <w:r>
               <w:rPr>
                 <w:rFonts w:ascii="Times New Roman" w:hAnsi="Times New Roman" w:eastAsia="游明朝"/>
-                <w:sz w:val="20"/>
+                <w:sz w:val="18"/>
               </w:rPr>
               <w:t xml:space="preserve">PASS</w:t>
             </w:r>
@@ -6475,7 +6460,7 @@
             <w:r>
               <w:rPr>
                 <w:rFonts w:hint="eastAsia" w:ascii="Times New Roman" w:hAnsi="Times New Roman" w:eastAsia="游明朝"/>
-                <w:sz w:val="20"/>
+                <w:sz w:val="18"/>
               </w:rPr>
               <w:t xml:space="preserve">粘着性は市場構造の属性</w:t>
             </w:r>
@@ -6492,14 +6477,14 @@
             <w:r>
               <w:rPr>
                 <w:rFonts w:ascii="Times New Roman" w:hAnsi="Times New Roman" w:eastAsia="游明朝"/>
-                <w:sz w:val="20"/>
+                <w:sz w:val="18"/>
               </w:rPr>
               <w:t xml:space="preserve">9: </w:t>
             </w:r>
             <w:r>
               <w:rPr>
                 <w:rFonts w:hint="eastAsia" w:ascii="Times New Roman" w:hAnsi="Times New Roman" w:eastAsia="游明朝"/>
-                <w:sz w:val="20"/>
+                <w:sz w:val="18"/>
               </w:rPr>
               <w:t xml:space="preserve">事実誤認</w:t>
             </w:r>
@@ -6514,7 +6499,7 @@
             <w:r>
               <w:rPr>
                 <w:rFonts w:ascii="Times New Roman" w:hAnsi="Times New Roman" w:eastAsia="游明朝"/>
-                <w:sz w:val="20"/>
+                <w:sz w:val="18"/>
               </w:rPr>
               <w:t xml:space="preserve">N/A</w:t>
             </w:r>
@@ -6529,7 +6514,7 @@
             <w:r>
               <w:rPr>
                 <w:rFonts w:ascii="Times New Roman" w:hAnsi="Times New Roman" w:eastAsia="游明朝"/>
-                <w:sz w:val="20"/>
+                <w:sz w:val="18"/>
               </w:rPr>
               <w:t xml:space="preserve">-</w:t>
             </w:r>
@@ -6546,7 +6531,7 @@
             <w:r>
               <w:rPr>
                 <w:rFonts w:ascii="Times New Roman" w:hAnsi="Times New Roman" w:eastAsia="游明朝"/>
-                <w:sz w:val="20"/>
+                <w:sz w:val="18"/>
               </w:rPr>
               <w:t xml:space="preserve">10: ネガティブケース</w:t>
             </w:r>
@@ -6561,7 +6546,7 @@
             <w:r>
               <w:rPr>
                 <w:rFonts w:ascii="Times New Roman" w:hAnsi="Times New Roman" w:eastAsia="游明朝"/>
-                <w:sz w:val="20"/>
+                <w:sz w:val="18"/>
               </w:rPr>
               <w:t xml:space="preserve">PARTIAL</w:t>
             </w:r>
@@ -6576,7 +6561,7 @@
             <w:r>
               <w:rPr>
                 <w:rFonts w:hint="eastAsia" w:ascii="Times New Roman" w:hAnsi="Times New Roman" w:eastAsia="游明朝"/>
-                <w:sz w:val="20"/>
+                <w:sz w:val="18"/>
               </w:rPr>
               <w:t xml:space="preserve">CVS事例がネガティブケース</w:t>
             </w:r>
@@ -6593,14 +6578,14 @@
             <w:r>
               <w:rPr>
                 <w:rFonts w:ascii="Times New Roman" w:hAnsi="Times New Roman" w:eastAsia="游明朝"/>
-                <w:sz w:val="20"/>
+                <w:sz w:val="18"/>
               </w:rPr>
               <w:t xml:space="preserve">11: </w:t>
             </w:r>
             <w:r>
               <w:rPr>
                 <w:rFonts w:hint="eastAsia" w:ascii="Times New Roman" w:hAnsi="Times New Roman" w:eastAsia="游明朝"/>
-                <w:sz w:val="20"/>
+                <w:sz w:val="18"/>
               </w:rPr>
               <w:t xml:space="preserve">業界構造合致</w:t>
             </w:r>
@@ -6615,7 +6600,7 @@
             <w:r>
               <w:rPr>
                 <w:rFonts w:ascii="Times New Roman" w:hAnsi="Times New Roman" w:eastAsia="游明朝"/>
-                <w:sz w:val="20"/>
+                <w:sz w:val="18"/>
               </w:rPr>
               <w:t xml:space="preserve">PASS</w:t>
             </w:r>
@@ -6630,7 +6615,7 @@
             <w:r>
               <w:rPr>
                 <w:rFonts w:hint="eastAsia" w:ascii="Times New Roman" w:hAnsi="Times New Roman" w:eastAsia="游明朝"/>
-                <w:sz w:val="20"/>
+                <w:sz w:val="18"/>
               </w:rPr>
               <w:t xml:space="preserve">慢性疾患治療薬市場での粘着性は構造的</w:t>
             </w:r>
@@ -6748,9 +6733,9 @@
         </w:pict>
       </w:r>
     </w:p>
-    <w:bookmarkEnd w:id="19"/>
-    <w:bookmarkEnd w:id="20"/>
-    <w:bookmarkStart w:id="22" w:name="主張-6-グローバル医療機関ネットワークと医学情報提供体制"/>
+    <w:bookmarkEnd w:id="25"/>
+    <w:bookmarkEnd w:id="26"/>
+    <w:bookmarkStart w:id="28" w:name="主張-6-グローバル医療機関ネットワークと医学情報提供体制"/>
     <w:p>
       <w:pPr>
         <w:pStyle w:val="Heading3"/>
@@ -6771,7 +6756,7 @@
         <w:t xml:space="preserve">グローバル医療機関ネットワークと医学情報提供体制</w:t>
       </w:r>
     </w:p>
-    <w:bookmarkStart w:id="21" w:name="ai評価-あまり納得しない30-t8修正-掛け算方針との整合性注記"/>
+    <w:bookmarkStart w:id="27" w:name="ai評価-あまり納得しない30-t8修正-掛け算方針との整合性注記"/>
     <w:p>
       <w:pPr>
         <w:pStyle w:val="Heading4"/>
@@ -7037,6 +7022,14 @@
         <w:tblStyle w:val="Table"/>
         <w:tblW w:type="auto" w:w="0"/>
         <w:tblLook w:firstRow="1" w:lastRow="0" w:firstColumn="0" w:lastColumn="0" w:noHBand="0" w:noVBand="0" w:val="0020"/>
+        <w:tblBorders>
+          <w:top w:val="single" w:sz="4" w:space="0" w:color="000000"/>
+          <w:left w:val="single" w:sz="4" w:space="0" w:color="000000"/>
+          <w:bottom w:val="single" w:sz="4" w:space="0" w:color="000000"/>
+          <w:right w:val="single" w:sz="4" w:space="0" w:color="000000"/>
+          <w:insideH w:val="single" w:sz="4" w:space="0" w:color="000000"/>
+          <w:insideV w:val="single" w:sz="4" w:space="0" w:color="000000"/>
+        </w:tblBorders>
       </w:tblPr>
       <w:tblGrid>
         <w:gridCol w:w="2640"/>
@@ -7048,45 +7041,66 @@
           <w:tblHeader w:val="on"/>
         </w:trPr>
         <w:tc>
-          <w:tcPr/>
-          <w:p>
-            <w:pPr>
-              <w:pStyle w:val="Compact"/>
-            </w:pPr>
-            <w:r>
-              <w:rPr>
-                <w:rFonts w:ascii="Times New Roman" w:hAnsi="Times New Roman" w:eastAsia="游明朝"/>
-                <w:sz w:val="20"/>
+          <w:tcPr>
+            <w:tcBorders>
+              <w:top w:val="single" w:sz="4" w:space="0" w:color="000000"/>
+              <w:left w:val="single" w:sz="4" w:space="0" w:color="000000"/>
+              <w:right w:val="single" w:sz="4" w:space="0" w:color="000000"/>
+              <w:bottom w:val="double" w:sz="4" w:space="0" w:color="000000"/>
+            </w:tcBorders>
+          </w:tcPr>
+          <w:p>
+            <w:pPr>
+              <w:pStyle w:val="Compact"/>
+            </w:pPr>
+            <w:r>
+              <w:rPr>
+                <w:rFonts w:ascii="Times New Roman" w:hAnsi="Times New Roman" w:eastAsia="游明朝"/>
+                <w:sz w:val="18"/>
               </w:rPr>
               <w:t xml:space="preserve">ルール</w:t>
             </w:r>
           </w:p>
         </w:tc>
         <w:tc>
-          <w:tcPr/>
-          <w:p>
-            <w:pPr>
-              <w:pStyle w:val="Compact"/>
-            </w:pPr>
-            <w:r>
-              <w:rPr>
-                <w:rFonts w:hint="eastAsia" w:ascii="Times New Roman" w:hAnsi="Times New Roman" w:eastAsia="游明朝"/>
-                <w:sz w:val="20"/>
+          <w:tcPr>
+            <w:tcBorders>
+              <w:top w:val="single" w:sz="4" w:space="0" w:color="000000"/>
+              <w:left w:val="single" w:sz="4" w:space="0" w:color="000000"/>
+              <w:right w:val="single" w:sz="4" w:space="0" w:color="000000"/>
+              <w:bottom w:val="double" w:sz="4" w:space="0" w:color="000000"/>
+            </w:tcBorders>
+          </w:tcPr>
+          <w:p>
+            <w:pPr>
+              <w:pStyle w:val="Compact"/>
+            </w:pPr>
+            <w:r>
+              <w:rPr>
+                <w:rFonts w:hint="eastAsia" w:ascii="Times New Roman" w:hAnsi="Times New Roman" w:eastAsia="游明朝"/>
+                <w:sz w:val="18"/>
               </w:rPr>
               <w:t xml:space="preserve">判定</w:t>
             </w:r>
           </w:p>
         </w:tc>
         <w:tc>
-          <w:tcPr/>
-          <w:p>
-            <w:pPr>
-              <w:pStyle w:val="Compact"/>
-            </w:pPr>
-            <w:r>
-              <w:rPr>
-                <w:rFonts w:hint="eastAsia" w:ascii="Times New Roman" w:hAnsi="Times New Roman" w:eastAsia="游明朝"/>
-                <w:sz w:val="20"/>
+          <w:tcPr>
+            <w:tcBorders>
+              <w:top w:val="single" w:sz="4" w:space="0" w:color="000000"/>
+              <w:left w:val="single" w:sz="4" w:space="0" w:color="000000"/>
+              <w:right w:val="single" w:sz="4" w:space="0" w:color="000000"/>
+              <w:bottom w:val="double" w:sz="4" w:space="0" w:color="000000"/>
+            </w:tcBorders>
+          </w:tcPr>
+          <w:p>
+            <w:pPr>
+              <w:pStyle w:val="Compact"/>
+            </w:pPr>
+            <w:r>
+              <w:rPr>
+                <w:rFonts w:hint="eastAsia" w:ascii="Times New Roman" w:hAnsi="Times New Roman" w:eastAsia="游明朝"/>
+                <w:sz w:val="18"/>
               </w:rPr>
               <w:t xml:space="preserve">根拠</w:t>
             </w:r>
@@ -7103,28 +7117,28 @@
             <w:r>
               <w:rPr>
                 <w:rFonts w:ascii="Times New Roman" w:hAnsi="Times New Roman" w:eastAsia="游明朝"/>
-                <w:sz w:val="20"/>
+                <w:sz w:val="18"/>
               </w:rPr>
               <w:t xml:space="preserve">1: </w:t>
             </w:r>
             <w:r>
               <w:rPr>
                 <w:rFonts w:hint="eastAsia" w:ascii="Times New Roman" w:hAnsi="Times New Roman" w:eastAsia="游明朝"/>
-                <w:sz w:val="20"/>
+                <w:sz w:val="18"/>
               </w:rPr>
               <w:t xml:space="preserve">能力</w:t>
             </w:r>
             <w:r>
               <w:rPr>
                 <w:rFonts w:ascii="Times New Roman" w:hAnsi="Times New Roman" w:eastAsia="游明朝"/>
-                <w:sz w:val="20"/>
+                <w:sz w:val="18"/>
               </w:rPr>
               <w:t xml:space="preserve"> vs </w:t>
             </w:r>
             <w:r>
               <w:rPr>
                 <w:rFonts w:hint="eastAsia" w:ascii="Times New Roman" w:hAnsi="Times New Roman" w:eastAsia="游明朝"/>
-                <w:sz w:val="20"/>
+                <w:sz w:val="18"/>
               </w:rPr>
               <w:t xml:space="preserve">結果</w:t>
             </w:r>
@@ -7139,7 +7153,7 @@
             <w:r>
               <w:rPr>
                 <w:rFonts w:ascii="Times New Roman" w:hAnsi="Times New Roman" w:eastAsia="游明朝"/>
-                <w:sz w:val="20"/>
+                <w:sz w:val="18"/>
               </w:rPr>
               <w:t xml:space="preserve">PASS</w:t>
             </w:r>
@@ -7154,7 +7168,7 @@
             <w:r>
               <w:rPr>
                 <w:rFonts w:hint="eastAsia" w:ascii="Times New Roman" w:hAnsi="Times New Roman" w:eastAsia="游明朝"/>
-                <w:sz w:val="20"/>
+                <w:sz w:val="18"/>
               </w:rPr>
               <w:t xml:space="preserve">ネットワークは能力・仕組み</w:t>
             </w:r>
@@ -7171,14 +7185,14 @@
             <w:r>
               <w:rPr>
                 <w:rFonts w:ascii="Times New Roman" w:hAnsi="Times New Roman" w:eastAsia="游明朝"/>
-                <w:sz w:val="20"/>
+                <w:sz w:val="18"/>
               </w:rPr>
               <w:t xml:space="preserve">2: </w:t>
             </w:r>
             <w:r>
               <w:rPr>
                 <w:rFonts w:hint="eastAsia" w:ascii="Times New Roman" w:hAnsi="Times New Roman" w:eastAsia="游明朝"/>
-                <w:sz w:val="20"/>
+                <w:sz w:val="18"/>
               </w:rPr>
               <w:t xml:space="preserve">名詞属性</w:t>
             </w:r>
@@ -7193,7 +7207,7 @@
             <w:r>
               <w:rPr>
                 <w:rFonts w:ascii="Times New Roman" w:hAnsi="Times New Roman" w:eastAsia="游明朝"/>
-                <w:sz w:val="20"/>
+                <w:sz w:val="18"/>
               </w:rPr>
               <w:t xml:space="preserve">PASS</w:t>
             </w:r>
@@ -7208,7 +7222,7 @@
             <w:r>
               <w:rPr>
                 <w:rFonts w:hint="eastAsia" w:ascii="Times New Roman" w:hAnsi="Times New Roman" w:eastAsia="游明朝"/>
-                <w:sz w:val="20"/>
+                <w:sz w:val="18"/>
               </w:rPr>
               <w:t xml:space="preserve">ネットワーク・インフラは名詞属性</w:t>
             </w:r>
@@ -7225,14 +7239,14 @@
             <w:r>
               <w:rPr>
                 <w:rFonts w:ascii="Times New Roman" w:hAnsi="Times New Roman" w:eastAsia="游明朝"/>
-                <w:sz w:val="20"/>
+                <w:sz w:val="18"/>
               </w:rPr>
               <w:t xml:space="preserve">3: </w:t>
             </w:r>
             <w:r>
               <w:rPr>
                 <w:rFonts w:hint="eastAsia" w:ascii="Times New Roman" w:hAnsi="Times New Roman" w:eastAsia="游明朝"/>
-                <w:sz w:val="20"/>
+                <w:sz w:val="18"/>
               </w:rPr>
               <w:t xml:space="preserve">相対的優位性</w:t>
             </w:r>
@@ -7247,7 +7261,7 @@
             <w:r>
               <w:rPr>
                 <w:rFonts w:ascii="Times New Roman" w:hAnsi="Times New Roman" w:eastAsia="游明朝"/>
-                <w:sz w:val="20"/>
+                <w:sz w:val="18"/>
               </w:rPr>
               <w:t xml:space="preserve">FAIL</w:t>
             </w:r>
@@ -7262,7 +7276,7 @@
             <w:r>
               <w:rPr>
                 <w:rFonts w:hint="eastAsia" w:ascii="Times New Roman" w:hAnsi="Times New Roman" w:eastAsia="游明朝"/>
-                <w:sz w:val="20"/>
+                <w:sz w:val="18"/>
               </w:rPr>
               <w:t xml:space="preserve">メガファーマ共通。却下基準#2該当</w:t>
             </w:r>
@@ -7279,14 +7293,14 @@
             <w:r>
               <w:rPr>
                 <w:rFonts w:ascii="Times New Roman" w:hAnsi="Times New Roman" w:eastAsia="游明朝"/>
-                <w:sz w:val="20"/>
+                <w:sz w:val="18"/>
               </w:rPr>
               <w:t xml:space="preserve">4: </w:t>
             </w:r>
             <w:r>
               <w:rPr>
                 <w:rFonts w:hint="eastAsia" w:ascii="Times New Roman" w:hAnsi="Times New Roman" w:eastAsia="游明朝"/>
-                <w:sz w:val="20"/>
+                <w:sz w:val="18"/>
               </w:rPr>
               <w:t xml:space="preserve">説明力</w:t>
             </w:r>
@@ -7301,7 +7315,7 @@
             <w:r>
               <w:rPr>
                 <w:rFonts w:ascii="Times New Roman" w:hAnsi="Times New Roman" w:eastAsia="游明朝"/>
-                <w:sz w:val="20"/>
+                <w:sz w:val="18"/>
               </w:rPr>
               <w:t xml:space="preserve">FAIL</w:t>
             </w:r>
@@ -7316,7 +7330,7 @@
             <w:r>
               <w:rPr>
                 <w:rFonts w:hint="eastAsia" w:ascii="Times New Roman" w:hAnsi="Times New Roman" w:eastAsia="游明朝"/>
-                <w:sz w:val="20"/>
+                <w:sz w:val="18"/>
               </w:rPr>
               <w:t xml:space="preserve">定量データなし。「投資効率が高い」は定性的のみ</w:t>
             </w:r>
@@ -7333,28 +7347,28 @@
             <w:r>
               <w:rPr>
                 <w:rFonts w:ascii="Times New Roman" w:hAnsi="Times New Roman" w:eastAsia="游明朝"/>
-                <w:sz w:val="20"/>
+                <w:sz w:val="18"/>
               </w:rPr>
               <w:t xml:space="preserve">6: </w:t>
             </w:r>
             <w:r>
               <w:rPr>
                 <w:rFonts w:hint="eastAsia" w:ascii="Times New Roman" w:hAnsi="Times New Roman" w:eastAsia="游明朝"/>
-                <w:sz w:val="20"/>
+                <w:sz w:val="18"/>
               </w:rPr>
               <w:t xml:space="preserve">構造的</w:t>
             </w:r>
             <w:r>
               <w:rPr>
                 <w:rFonts w:ascii="Times New Roman" w:hAnsi="Times New Roman" w:eastAsia="游明朝"/>
-                <w:sz w:val="20"/>
+                <w:sz w:val="18"/>
               </w:rPr>
               <w:t xml:space="preserve"> vs </w:t>
             </w:r>
             <w:r>
               <w:rPr>
                 <w:rFonts w:hint="eastAsia" w:ascii="Times New Roman" w:hAnsi="Times New Roman" w:eastAsia="游明朝"/>
-                <w:sz w:val="20"/>
+                <w:sz w:val="18"/>
               </w:rPr>
               <w:t xml:space="preserve">補完</w:t>
             </w:r>
@@ -7369,7 +7383,7 @@
             <w:r>
               <w:rPr>
                 <w:rFonts w:ascii="Times New Roman" w:hAnsi="Times New Roman" w:eastAsia="游明朝"/>
-                <w:sz w:val="20"/>
+                <w:sz w:val="18"/>
               </w:rPr>
               <w:t xml:space="preserve">PARTIAL</w:t>
             </w:r>
@@ -7384,7 +7398,7 @@
             <w:r>
               <w:rPr>
                 <w:rFonts w:hint="eastAsia" w:ascii="Times New Roman" w:hAnsi="Times New Roman" w:eastAsia="游明朝"/>
-                <w:sz w:val="20"/>
+                <w:sz w:val="18"/>
               </w:rPr>
               <w:t xml:space="preserve">補完的要素</w:t>
             </w:r>
@@ -7401,14 +7415,14 @@
             <w:r>
               <w:rPr>
                 <w:rFonts w:ascii="Times New Roman" w:hAnsi="Times New Roman" w:eastAsia="游明朝"/>
-                <w:sz w:val="20"/>
+                <w:sz w:val="18"/>
               </w:rPr>
               <w:t xml:space="preserve">7: </w:t>
             </w:r>
             <w:r>
               <w:rPr>
                 <w:rFonts w:hint="eastAsia" w:ascii="Times New Roman" w:hAnsi="Times New Roman" w:eastAsia="游明朝"/>
-                <w:sz w:val="20"/>
+                <w:sz w:val="18"/>
               </w:rPr>
               <w:t xml:space="preserve">純粋競合差別化</w:t>
             </w:r>
@@ -7423,7 +7437,7 @@
             <w:r>
               <w:rPr>
                 <w:rFonts w:ascii="Times New Roman" w:hAnsi="Times New Roman" w:eastAsia="游明朝"/>
-                <w:sz w:val="20"/>
+                <w:sz w:val="18"/>
               </w:rPr>
               <w:t xml:space="preserve">FAIL</w:t>
             </w:r>
@@ -7438,7 +7452,7 @@
             <w:r>
               <w:rPr>
                 <w:rFonts w:hint="eastAsia" w:ascii="Times New Roman" w:hAnsi="Times New Roman" w:eastAsia="游明朝"/>
-                <w:sz w:val="20"/>
+                <w:sz w:val="18"/>
               </w:rPr>
               <w:t xml:space="preserve">大手間の比較なし</w:t>
             </w:r>
@@ -7455,28 +7469,28 @@
             <w:r>
               <w:rPr>
                 <w:rFonts w:ascii="Times New Roman" w:hAnsi="Times New Roman" w:eastAsia="游明朝"/>
-                <w:sz w:val="20"/>
+                <w:sz w:val="18"/>
               </w:rPr>
               <w:t xml:space="preserve">8: </w:t>
             </w:r>
             <w:r>
               <w:rPr>
                 <w:rFonts w:hint="eastAsia" w:ascii="Times New Roman" w:hAnsi="Times New Roman" w:eastAsia="游明朝"/>
-                <w:sz w:val="20"/>
+                <w:sz w:val="18"/>
               </w:rPr>
               <w:t xml:space="preserve">戦略</w:t>
             </w:r>
             <w:r>
               <w:rPr>
                 <w:rFonts w:ascii="Times New Roman" w:hAnsi="Times New Roman" w:eastAsia="游明朝"/>
-                <w:sz w:val="20"/>
+                <w:sz w:val="18"/>
               </w:rPr>
               <w:t xml:space="preserve"> ≠ </w:t>
             </w:r>
             <w:r>
               <w:rPr>
                 <w:rFonts w:hint="eastAsia" w:ascii="Times New Roman" w:hAnsi="Times New Roman" w:eastAsia="游明朝"/>
-                <w:sz w:val="20"/>
+                <w:sz w:val="18"/>
               </w:rPr>
               <w:t xml:space="preserve">優位性</w:t>
             </w:r>
@@ -7491,7 +7505,7 @@
             <w:r>
               <w:rPr>
                 <w:rFonts w:ascii="Times New Roman" w:hAnsi="Times New Roman" w:eastAsia="游明朝"/>
-                <w:sz w:val="20"/>
+                <w:sz w:val="18"/>
               </w:rPr>
               <w:t xml:space="preserve">PASS</w:t>
             </w:r>
@@ -7506,7 +7520,7 @@
             <w:r>
               <w:rPr>
                 <w:rFonts w:hint="eastAsia" w:ascii="Times New Roman" w:hAnsi="Times New Roman" w:eastAsia="游明朝"/>
-                <w:sz w:val="20"/>
+                <w:sz w:val="18"/>
               </w:rPr>
               <w:t xml:space="preserve">ネットワークは資産</w:t>
             </w:r>
@@ -7523,14 +7537,14 @@
             <w:r>
               <w:rPr>
                 <w:rFonts w:ascii="Times New Roman" w:hAnsi="Times New Roman" w:eastAsia="游明朝"/>
-                <w:sz w:val="20"/>
+                <w:sz w:val="18"/>
               </w:rPr>
               <w:t xml:space="preserve">9: </w:t>
             </w:r>
             <w:r>
               <w:rPr>
                 <w:rFonts w:hint="eastAsia" w:ascii="Times New Roman" w:hAnsi="Times New Roman" w:eastAsia="游明朝"/>
-                <w:sz w:val="20"/>
+                <w:sz w:val="18"/>
               </w:rPr>
               <w:t xml:space="preserve">事実誤認</w:t>
             </w:r>
@@ -7545,7 +7559,7 @@
             <w:r>
               <w:rPr>
                 <w:rFonts w:ascii="Times New Roman" w:hAnsi="Times New Roman" w:eastAsia="游明朝"/>
-                <w:sz w:val="20"/>
+                <w:sz w:val="18"/>
               </w:rPr>
               <w:t xml:space="preserve">N/A</w:t>
             </w:r>
@@ -7560,7 +7574,7 @@
             <w:r>
               <w:rPr>
                 <w:rFonts w:ascii="Times New Roman" w:hAnsi="Times New Roman" w:eastAsia="游明朝"/>
-                <w:sz w:val="20"/>
+                <w:sz w:val="18"/>
               </w:rPr>
               <w:t xml:space="preserve">-</w:t>
             </w:r>
@@ -7577,7 +7591,7 @@
             <w:r>
               <w:rPr>
                 <w:rFonts w:ascii="Times New Roman" w:hAnsi="Times New Roman" w:eastAsia="游明朝"/>
-                <w:sz w:val="20"/>
+                <w:sz w:val="18"/>
               </w:rPr>
               <w:t xml:space="preserve">10: ネガティブケース</w:t>
             </w:r>
@@ -7592,7 +7606,7 @@
             <w:r>
               <w:rPr>
                 <w:rFonts w:ascii="Times New Roman" w:hAnsi="Times New Roman" w:eastAsia="游明朝"/>
-                <w:sz w:val="20"/>
+                <w:sz w:val="18"/>
               </w:rPr>
               <w:t xml:space="preserve">N/A</w:t>
             </w:r>
@@ -7607,7 +7621,7 @@
             <w:r>
               <w:rPr>
                 <w:rFonts w:ascii="Times New Roman" w:hAnsi="Times New Roman" w:eastAsia="游明朝"/>
-                <w:sz w:val="20"/>
+                <w:sz w:val="18"/>
               </w:rPr>
               <w:t xml:space="preserve">-</w:t>
             </w:r>
@@ -7624,14 +7638,14 @@
             <w:r>
               <w:rPr>
                 <w:rFonts w:ascii="Times New Roman" w:hAnsi="Times New Roman" w:eastAsia="游明朝"/>
-                <w:sz w:val="20"/>
+                <w:sz w:val="18"/>
               </w:rPr>
               <w:t xml:space="preserve">11: </w:t>
             </w:r>
             <w:r>
               <w:rPr>
                 <w:rFonts w:hint="eastAsia" w:ascii="Times New Roman" w:hAnsi="Times New Roman" w:eastAsia="游明朝"/>
-                <w:sz w:val="20"/>
+                <w:sz w:val="18"/>
               </w:rPr>
               <w:t xml:space="preserve">業界構造合致</w:t>
             </w:r>
@@ -7646,7 +7660,7 @@
             <w:r>
               <w:rPr>
                 <w:rFonts w:ascii="Times New Roman" w:hAnsi="Times New Roman" w:eastAsia="游明朝"/>
-                <w:sz w:val="20"/>
+                <w:sz w:val="18"/>
               </w:rPr>
               <w:t xml:space="preserve">FAIL</w:t>
             </w:r>
@@ -7661,7 +7675,7 @@
             <w:r>
               <w:rPr>
                 <w:rFonts w:hint="eastAsia" w:ascii="Times New Roman" w:hAnsi="Times New Roman" w:eastAsia="游明朝"/>
-                <w:sz w:val="20"/>
+                <w:sz w:val="18"/>
               </w:rPr>
               <w:t xml:space="preserve">メガファーマ共通のインフラ</w:t>
             </w:r>
@@ -7780,10 +7794,10 @@
         </w:pict>
       </w:r>
     </w:p>
-    <w:bookmarkEnd w:id="21"/>
-    <w:bookmarkEnd w:id="22"/>
-    <w:bookmarkEnd w:id="23"/>
-    <w:bookmarkStart w:id="29" w:name="総合評価"/>
+    <w:bookmarkEnd w:id="27"/>
+    <w:bookmarkEnd w:id="28"/>
+    <w:bookmarkEnd w:id="29"/>
+    <w:bookmarkStart w:id="35" w:name="総合評価"/>
     <w:p>
       <w:pPr>
         <w:pStyle w:val="Heading2"/>
@@ -7798,7 +7812,7 @@
         <w:t xml:space="preserve">総合評価</w:t>
       </w:r>
     </w:p>
-    <w:bookmarkStart w:id="24" w:name="競争優位性の構造"/>
+    <w:bookmarkStart w:id="30" w:name="競争優位性の構造"/>
     <w:p>
       <w:pPr>
         <w:pStyle w:val="Heading3"/>
@@ -7812,440 +7826,55 @@
     </w:p>
     <w:p>
       <w:pPr>
-        <w:pStyle w:val="SourceCode"/>
-      </w:pPr>
-      <w:r>
-        <w:rPr>
-          <w:rStyle w:val="VerbatimChar"/>
-          <w:rFonts w:hint="eastAsia"/>
-        </w:rPr>
-        <w:t xml:space="preserve">【核心的優位性（70%）】</w:t>
-      </w:r>
-      <w:r>
-        <w:br/>
-      </w:r>
-      <w:r>
-        <w:rPr>
-          <w:rStyle w:val="VerbatimChar"/>
-        </w:rPr>
-        <w:t xml:space="preserve">  #2 </w:t>
-      </w:r>
-      <w:r>
-        <w:rPr>
-          <w:rStyle w:val="VerbatimChar"/>
-          <w:rFonts w:hint="eastAsia"/>
-        </w:rPr>
-        <w:t xml:space="preserve">低分子経口GLP-1技術的差別化</w:t>
-      </w:r>
-      <w:r>
-        <w:rPr>
-          <w:rStyle w:val="VerbatimChar"/>
-        </w:rPr>
-        <w:t xml:space="preserve"> ←→ #4 </w:t>
-      </w:r>
-      <w:r>
-        <w:rPr>
-          <w:rStyle w:val="VerbatimChar"/>
-          <w:rFonts w:hint="eastAsia"/>
-        </w:rPr>
-        <w:t xml:space="preserve">GLP-1供給能力参入障壁</w:t>
-      </w:r>
-      <w:r>
-        <w:br/>
-      </w:r>
-      <w:r>
-        <w:rPr>
-          <w:rStyle w:val="VerbatimChar"/>
-        </w:rPr>
-        <w:t xml:space="preserve">          ↑ </w:t>
-      </w:r>
-      <w:r>
-        <w:rPr>
-          <w:rStyle w:val="VerbatimChar"/>
-          <w:rFonts w:hint="eastAsia"/>
-        </w:rPr>
-        <w:t xml:space="preserve">技術力（根源要因不足が</w:t>
-      </w:r>
-      <w:r>
-        <w:rPr>
-          <w:rStyle w:val="VerbatimChar"/>
-        </w:rPr>
-        <w:t xml:space="preserve">     ↑ </w:t>
-      </w:r>
-      <w:r>
-        <w:rPr>
-          <w:rStyle w:val="VerbatimChar"/>
-          <w:rFonts w:hint="eastAsia"/>
-        </w:rPr>
-        <w:t xml:space="preserve">設備投資（PP&amp;E</w:t>
-      </w:r>
-      <w:r>
-        <w:rPr>
-          <w:rStyle w:val="VerbatimChar"/>
-        </w:rPr>
-        <w:t xml:space="preserve"> </w:t>
-      </w:r>
-      <w:r>
-        <w:rPr>
-          <w:rStyle w:val="VerbatimChar"/>
-          <w:rFonts w:hint="eastAsia"/>
-        </w:rPr>
-        <w:t xml:space="preserve">$24.7B）</w:t>
-      </w:r>
-      <w:r>
-        <w:br/>
-      </w:r>
-      <w:r>
-        <w:rPr>
-          <w:rStyle w:val="VerbatimChar"/>
-        </w:rPr>
-        <w:t xml:space="preserve">          |  </w:t>
-      </w:r>
-      <w:r>
-        <w:rPr>
-          <w:rStyle w:val="VerbatimChar"/>
-          <w:rFonts w:hint="eastAsia"/>
-        </w:rPr>
-        <w:t xml:space="preserve">70%の上限条件）</w:t>
-      </w:r>
-      <w:r>
-        <w:rPr>
-          <w:rStyle w:val="VerbatimChar"/>
-        </w:rPr>
-        <w:t xml:space="preserve">              |</w:t>
-      </w:r>
-      <w:r>
-        <w:br/>
-      </w:r>
-      <w:r>
-        <w:rPr>
-          <w:rStyle w:val="VerbatimChar"/>
-        </w:rPr>
-        <w:t xml:space="preserve">          |        </w:t>
-      </w:r>
-      <w:r>
-        <w:rPr>
-          <w:rStyle w:val="VerbatimChar"/>
-          <w:rFonts w:hint="eastAsia"/>
-        </w:rPr>
-        <w:t xml:space="preserve">[T8修正]</w:t>
-      </w:r>
-      <w:r>
-        <w:rPr>
-          <w:rStyle w:val="VerbatimChar"/>
-        </w:rPr>
-        <w:t xml:space="preserve">               | </w:t>
-      </w:r>
-      <w:r>
-        <w:rPr>
-          <w:rStyle w:val="VerbatimChar"/>
-          <w:rFonts w:hint="eastAsia"/>
-        </w:rPr>
-        <w:t xml:space="preserve">[T8修正]</w:t>
-      </w:r>
-      <w:r>
-        <w:rPr>
-          <w:rStyle w:val="VerbatimChar"/>
-        </w:rPr>
-        <w:t xml:space="preserve"> デュオポリー</w:t>
-      </w:r>
-      <w:r>
-        <w:br/>
-      </w:r>
-      <w:r>
-        <w:rPr>
-          <w:rStyle w:val="VerbatimChar"/>
-        </w:rPr>
-        <w:t xml:space="preserve">          |  </w:t>
-      </w:r>
-      <w:r>
-        <w:rPr>
-          <w:rStyle w:val="VerbatimChar"/>
-          <w:rFonts w:hint="eastAsia"/>
-        </w:rPr>
-        <w:t xml:space="preserve">根源要因が上限条件</w:t>
-      </w:r>
-      <w:r>
-        <w:rPr>
-          <w:rStyle w:val="VerbatimChar"/>
-        </w:rPr>
-        <w:t xml:space="preserve">           | </w:t>
-      </w:r>
-      <w:r>
-        <w:rPr>
-          <w:rStyle w:val="VerbatimChar"/>
-          <w:rFonts w:hint="eastAsia"/>
-        </w:rPr>
-        <w:t xml:space="preserve">持続性リスクのアノテーション</w:t>
-      </w:r>
-      <w:r>
-        <w:br/>
-      </w:r>
-      <w:r>
-        <w:rPr>
-          <w:rStyle w:val="VerbatimChar"/>
-        </w:rPr>
-        <w:t xml:space="preserve">          |                                |</w:t>
-      </w:r>
-      <w:r>
-        <w:br/>
-      </w:r>
-      <w:r>
-        <w:rPr>
-          <w:rStyle w:val="VerbatimChar"/>
-          <w:rFonts w:hint="eastAsia"/>
-        </w:rPr>
-        <w:t xml:space="preserve">【補完的要素（50%）】</w:t>
-      </w:r>
-      <w:r>
-        <w:rPr>
-          <w:rStyle w:val="VerbatimChar"/>
-        </w:rPr>
-        <w:t xml:space="preserve">                      |</w:t>
-      </w:r>
-      <w:r>
-        <w:br/>
-      </w:r>
-      <w:r>
-        <w:rPr>
-          <w:rStyle w:val="VerbatimChar"/>
-        </w:rPr>
-        <w:t xml:space="preserve">  #1 </w:t>
-      </w:r>
-      <w:r>
-        <w:rPr>
-          <w:rStyle w:val="VerbatimChar"/>
-          <w:rFonts w:hint="eastAsia"/>
-        </w:rPr>
-        <w:t xml:space="preserve">ポートフォリオ管理力</w:t>
-      </w:r>
-      <w:r>
-        <w:rPr>
-          <w:rStyle w:val="VerbatimChar"/>
-        </w:rPr>
-        <w:t xml:space="preserve"> ─────────────────┘</w:t>
-      </w:r>
-      <w:r>
-        <w:br/>
-      </w:r>
-      <w:r>
-        <w:rPr>
-          <w:rStyle w:val="VerbatimChar"/>
-        </w:rPr>
-        <w:t xml:space="preserve">        </w:t>
-      </w:r>
-      <w:r>
-        <w:rPr>
-          <w:rStyle w:val="VerbatimChar"/>
-          <w:rFonts w:hint="eastAsia"/>
-        </w:rPr>
-        <w:t xml:space="preserve">[T8修正]</w:t>
-      </w:r>
-      <w:r>
-        <w:rPr>
-          <w:rStyle w:val="VerbatimChar"/>
-        </w:rPr>
-        <w:t xml:space="preserve"> </w:t>
-      </w:r>
-      <w:r>
-        <w:rPr>
-          <w:rStyle w:val="VerbatimChar"/>
-          <w:rFonts w:hint="eastAsia"/>
-        </w:rPr>
-        <w:t xml:space="preserve">CAGR内訳分離（売上+10-12%,</w:t>
-      </w:r>
-      <w:r>
-        <w:rPr>
-          <w:rStyle w:val="VerbatimChar"/>
-        </w:rPr>
-        <w:t xml:space="preserve"> </w:t>
-      </w:r>
-      <w:r>
-        <w:rPr>
-          <w:rStyle w:val="VerbatimChar"/>
-          <w:rFonts w:hint="eastAsia"/>
-        </w:rPr>
-        <w:t xml:space="preserve">マージン±0%）</w:t>
-      </w:r>
-      <w:r>
-        <w:br/>
-      </w:r>
-      <w:r>
-        <w:rPr>
-          <w:rStyle w:val="VerbatimChar"/>
-        </w:rPr>
-        <w:t xml:space="preserve">  #3 アルツハイマーR&amp;Dノウハウ</w:t>
-      </w:r>
-      <w:r>
-        <w:br/>
-      </w:r>
-      <w:r>
-        <w:rPr>
-          <w:rStyle w:val="VerbatimChar"/>
-        </w:rPr>
-        <w:t xml:space="preserve">        </w:t>
-      </w:r>
-      <w:r>
-        <w:rPr>
-          <w:rStyle w:val="VerbatimChar"/>
-          <w:rFonts w:hint="eastAsia"/>
-        </w:rPr>
-        <w:t xml:space="preserve">[T8修正]</w:t>
-      </w:r>
-      <w:r>
-        <w:rPr>
-          <w:rStyle w:val="VerbatimChar"/>
-        </w:rPr>
-        <w:t xml:space="preserve"> KB3 </w:t>
-      </w:r>
-      <w:r>
-        <w:rPr>
-          <w:rStyle w:val="VerbatimChar"/>
-          <w:rFonts w:hint="eastAsia"/>
-        </w:rPr>
-        <w:t xml:space="preserve">LLY#3の30%批判を明示</w:t>
-      </w:r>
-      <w:r>
-        <w:br/>
-      </w:r>
-      <w:r>
-        <w:rPr>
-          <w:rStyle w:val="VerbatimChar"/>
-        </w:rPr>
-        <w:t xml:space="preserve">  #5 </w:t>
-      </w:r>
-      <w:r>
-        <w:rPr>
-          <w:rStyle w:val="VerbatimChar"/>
-          <w:rFonts w:hint="eastAsia"/>
-        </w:rPr>
-        <w:t xml:space="preserve">Mounjaro粘着性</w:t>
-      </w:r>
-      <w:r>
-        <w:rPr>
-          <w:rStyle w:val="VerbatimChar"/>
-        </w:rPr>
-        <w:t xml:space="preserve"> → #2, </w:t>
-      </w:r>
-      <w:r>
-        <w:rPr>
-          <w:rStyle w:val="VerbatimChar"/>
-          <w:rFonts w:hint="eastAsia"/>
-        </w:rPr>
-        <w:t xml:space="preserve">#4への患者基盤提供</w:t>
-      </w:r>
-      <w:r>
-        <w:br/>
-      </w:r>
-      <w:r>
-        <w:rPr>
-          <w:rStyle w:val="VerbatimChar"/>
-        </w:rPr>
-        <w:t xml:space="preserve">        </w:t>
-      </w:r>
-      <w:r>
-        <w:rPr>
-          <w:rStyle w:val="VerbatimChar"/>
-          <w:rFonts w:hint="eastAsia"/>
-        </w:rPr>
-        <w:t xml:space="preserve">[T8修正]</w:t>
-      </w:r>
-      <w:r>
-        <w:rPr>
-          <w:rStyle w:val="VerbatimChar"/>
-        </w:rPr>
-        <w:t xml:space="preserve"> </w:t>
-      </w:r>
-      <w:r>
-        <w:rPr>
-          <w:rStyle w:val="VerbatimChar"/>
-          <w:rFonts w:hint="eastAsia"/>
-        </w:rPr>
-        <w:t xml:space="preserve">CVS事例のCAGR条件付きアノテーション</w:t>
-      </w:r>
-      <w:r>
-        <w:br/>
-      </w:r>
-      <w:r>
-        <w:br/>
-      </w:r>
-      <w:r>
-        <w:rPr>
-          <w:rStyle w:val="VerbatimChar"/>
-          <w:rFonts w:hint="eastAsia"/>
-        </w:rPr>
-        <w:t xml:space="preserve">【評価限定的（30%）】</w:t>
-      </w:r>
-      <w:r>
-        <w:br/>
-      </w:r>
-      <w:r>
-        <w:rPr>
-          <w:rStyle w:val="VerbatimChar"/>
-        </w:rPr>
-        <w:t xml:space="preserve">  #6 グローバルネットワーク → </w:t>
-      </w:r>
-      <w:r>
-        <w:rPr>
-          <w:rStyle w:val="VerbatimChar"/>
-          <w:rFonts w:hint="eastAsia"/>
-        </w:rPr>
-        <w:t xml:space="preserve">メガファーマ共通（ルール3/7</w:t>
-      </w:r>
-      <w:r>
-        <w:rPr>
-          <w:rStyle w:val="VerbatimChar"/>
-        </w:rPr>
-        <w:t xml:space="preserve"> </w:t>
-      </w:r>
-      <w:r>
-        <w:rPr>
-          <w:rStyle w:val="VerbatimChar"/>
-          <w:rFonts w:hint="eastAsia"/>
-        </w:rPr>
-        <w:t xml:space="preserve">FAIL）</w:t>
-      </w:r>
-      <w:r>
-        <w:br/>
-      </w:r>
-      <w:r>
-        <w:rPr>
-          <w:rStyle w:val="VerbatimChar"/>
-        </w:rPr>
-        <w:t xml:space="preserve">        </w:t>
-      </w:r>
-      <w:r>
-        <w:rPr>
-          <w:rStyle w:val="VerbatimChar"/>
-          <w:rFonts w:hint="eastAsia"/>
-        </w:rPr>
-        <w:t xml:space="preserve">[T8修正]</w:t>
-      </w:r>
-      <w:r>
-        <w:rPr>
-          <w:rStyle w:val="VerbatimChar"/>
-        </w:rPr>
-        <w:t xml:space="preserve"> </w:t>
-      </w:r>
-      <w:r>
-        <w:rPr>
-          <w:rStyle w:val="VerbatimChar"/>
-          <w:rFonts w:hint="eastAsia"/>
-        </w:rPr>
-        <w:t xml:space="preserve">掛け算方針で実質寄与限定的</w:t>
-      </w:r>
-    </w:p>
-    <w:bookmarkEnd w:id="24"/>
-    <w:bookmarkStart w:id="25" w:name="強み"/>
-    <w:p>
-      <w:pPr>
-        <w:pStyle w:val="Heading3"/>
-      </w:pPr>
-      <w:r>
-        <w:rPr>
-          <w:rFonts w:hint="eastAsia"/>
-        </w:rPr>
-        <w:t xml:space="preserve">強み</w:t>
+        <w:pStyle w:val="FirstParagraph"/>
+      </w:pPr>
+      <w:r>
+        <w:rPr>
+          <w:rFonts w:hint="eastAsia"/>
+          <w:b/>
+          <w:bCs/>
+        </w:rPr>
+        <w:t xml:space="preserve">核心的優位性（70%）</w:t>
+      </w:r>
+      <w:r>
+        <w:t xml:space="preserve">: </w:t>
+      </w:r>
+      <w:r>
+        <w:rPr>
+          <w:rFonts w:hint="eastAsia"/>
+        </w:rPr>
+        <w:t xml:space="preserve">主張#2「低分子経口GLP-1技術的差別化」と主張#4「GLP-1供給能力参入障壁」は相互に補完する関係にある。#2は技術力を基盤とするが、根源要因（なぜ低分子製法を選別し得たのか）への言及不足が70%の上限条件となっている（T8修正）。#4は設備投資（PP&amp;E</w:t>
+      </w:r>
+      <w:r>
+        <w:t xml:space="preserve"> </w:t>
+      </w:r>
+      <w:r>
+        <w:rPr>
+          <w:rFonts w:hint="eastAsia"/>
+        </w:rPr>
+        <w:t xml:space="preserve">$24.7B）を基盤とするが、デュオポリーの持続性リスクに関するアノテーションが追加されている（T8修正）。</w:t>
+      </w:r>
+    </w:p>
+    <w:p>
+      <w:pPr>
+        <w:pStyle w:val="BodyText"/>
+      </w:pPr>
+      <w:r>
+        <w:rPr>
+          <w:rFonts w:hint="eastAsia"/>
+          <w:b/>
+          <w:bCs/>
+        </w:rPr>
+        <w:t xml:space="preserve">補完的要素（50%）</w:t>
+      </w:r>
+      <w:r>
+        <w:t xml:space="preserve">: </w:t>
+      </w:r>
+      <w:r>
+        <w:rPr>
+          <w:rFonts w:hint="eastAsia"/>
+        </w:rPr>
+        <w:t xml:space="preserve">以下の3主張が核心的優位性を下支えする。</w:t>
       </w:r>
     </w:p>
     <w:p>
@@ -8259,28 +7888,17 @@
       <w:r>
         <w:rPr>
           <w:rFonts w:hint="eastAsia"/>
-          <w:b/>
-          <w:bCs/>
-        </w:rPr>
-        <w:t xml:space="preserve">GLP-1領域での技術×供給の2本柱</w:t>
-      </w:r>
-      <w:r>
-        <w:t xml:space="preserve">: Claim </w:t>
-      </w:r>
-      <w:r>
-        <w:rPr>
-          <w:rFonts w:hint="eastAsia"/>
-        </w:rPr>
-        <w:t xml:space="preserve">#2（技術）とClaim</w:t>
-      </w:r>
-      <w:r>
-        <w:t xml:space="preserve"> </w:t>
-      </w:r>
-      <w:r>
-        <w:rPr>
-          <w:rFonts w:hint="eastAsia"/>
-        </w:rPr>
-        <w:t xml:space="preserve">#4（供給）が相互補完し、GLP-1市場でのLLYの競争ポジションを支える</w:t>
+        </w:rPr>
+        <w:t xml:space="preserve">主張#1「ポートフォリオ管理力」は核心的優位性（#2,</w:t>
+      </w:r>
+      <w:r>
+        <w:t xml:space="preserve"> </w:t>
+      </w:r>
+      <w:r>
+        <w:rPr>
+          <w:rFonts w:hint="eastAsia"/>
+        </w:rPr>
+        <w:t xml:space="preserve">#4）の事業基盤を支える。CAGR内訳は売上+10-12%（強く寄与）とマージン±0%（限定的）に分離される（T8修正）。</w:t>
       </w:r>
     </w:p>
     <w:p>
@@ -8294,37 +7912,17 @@
       <w:r>
         <w:rPr>
           <w:rFonts w:hint="eastAsia"/>
-          <w:b/>
-          <w:bCs/>
-        </w:rPr>
-        <w:t xml:space="preserve">豊富な定量的裏付け</w:t>
-      </w:r>
-      <w:r>
-        <w:t xml:space="preserve">: </w:t>
-      </w:r>
-      <w:r>
-        <w:rPr>
-          <w:rFonts w:hint="eastAsia"/>
-        </w:rPr>
-        <w:t xml:space="preserve">P3試験データ、SEC</w:t>
-      </w:r>
-      <w:r>
-        <w:t xml:space="preserve"> </w:t>
-      </w:r>
-      <w:r>
-        <w:rPr>
-          <w:rFonts w:hint="eastAsia"/>
-        </w:rPr>
-        <w:t xml:space="preserve">EDGAR財務データ（PP&amp;E</w:t>
-      </w:r>
-      <w:r>
-        <w:t xml:space="preserve"> </w:t>
-      </w:r>
-      <w:r>
-        <w:rPr>
-          <w:rFonts w:hint="eastAsia"/>
-        </w:rPr>
-        <w:t xml:space="preserve">$24.7B、売上$65.2B）、$5.5B在庫計上など検証可能なデータが豊富</w:t>
+        </w:rPr>
+        <w:t xml:space="preserve">主張#3「アルツハイマーR&amp;Dノウハウ」については、KB3</w:t>
+      </w:r>
+      <w:r>
+        <w:t xml:space="preserve"> </w:t>
+      </w:r>
+      <w:r>
+        <w:rPr>
+          <w:rFonts w:hint="eastAsia"/>
+        </w:rPr>
+        <w:t xml:space="preserve">LLY#3の30%批判（複数メカニズムの限界）を認識した上での50%評価である（T8修正）。</w:t>
       </w:r>
     </w:p>
     <w:p>
@@ -8337,18 +7935,22 @@
       </w:pPr>
       <w:r>
         <w:rPr>
-          <w:b/>
-          <w:bCs/>
-        </w:rPr>
-        <w:t xml:space="preserve">KB3 </w:t>
-      </w:r>
-      <w:r>
-        <w:rPr>
-          <w:rFonts w:hint="eastAsia"/>
-          <w:b/>
-          <w:bCs/>
-        </w:rPr>
-        <w:t xml:space="preserve">LLY実績との高い整合性</w:t>
+          <w:rFonts w:hint="eastAsia"/>
+        </w:rPr>
+        <w:t xml:space="preserve">主張#5「Mounjaro粘着性」は#2および#4への患者基盤を提供する。ただし、CVS事例によるPBM粘着性無効化リスクが条件付きアノテーションとして追加されている（T8修正）。</w:t>
+      </w:r>
+    </w:p>
+    <w:p>
+      <w:pPr>
+        <w:pStyle w:val="FirstParagraph"/>
+      </w:pPr>
+      <w:r>
+        <w:rPr>
+          <w:rFonts w:hint="eastAsia"/>
+          <w:b/>
+          <w:bCs/>
+        </w:rPr>
+        <w:t xml:space="preserve">評価限定的（30%）</w:t>
       </w:r>
       <w:r>
         <w:t xml:space="preserve">: </w:t>
@@ -8357,29 +7959,20 @@
         <w:rPr>
           <w:rFonts w:hint="eastAsia"/>
         </w:rPr>
-        <w:t xml:space="preserve">6主張中4主張がKB3</w:t>
-      </w:r>
-      <w:r>
-        <w:t xml:space="preserve"> </w:t>
-      </w:r>
-      <w:r>
-        <w:rPr>
-          <w:rFonts w:hint="eastAsia"/>
-        </w:rPr>
-        <w:t xml:space="preserve">LLYのスコアと完全一致（#1:50%,</w:t>
-      </w:r>
-      <w:r>
-        <w:t xml:space="preserve"> #2:70%, #5:50%, </w:t>
-      </w:r>
-      <w:r>
-        <w:rPr>
-          <w:rFonts w:hint="eastAsia"/>
-        </w:rPr>
-        <w:t xml:space="preserve">#6:30%）</w:t>
-      </w:r>
-    </w:p>
-    <w:bookmarkEnd w:id="25"/>
-    <w:bookmarkStart w:id="26" w:name="弱み留意点t8修正後"/>
+        <w:t xml:space="preserve">主張#6「グローバルネットワーク」はメガファーマ共通の能力であり、ルール3（相対的優位性）およびルール7（純粋競合差別化）の両方でFAILと判定される。dogma掛け算方針（CA</w:t>
+      </w:r>
+      <w:r>
+        <w:t xml:space="preserve"> 30% × CAGR 50% = </w:t>
+      </w:r>
+      <w:r>
+        <w:rPr>
+          <w:rFonts w:hint="eastAsia"/>
+        </w:rPr>
+        <w:t xml:space="preserve">15%相当）により実質的な寄与は限定的である（T8修正）。</w:t>
+      </w:r>
+    </w:p>
+    <w:bookmarkEnd w:id="30"/>
+    <w:bookmarkStart w:id="31" w:name="強み"/>
     <w:p>
       <w:pPr>
         <w:pStyle w:val="Heading3"/>
@@ -8388,7 +7981,7 @@
         <w:rPr>
           <w:rFonts w:hint="eastAsia"/>
         </w:rPr>
-        <w:t xml:space="preserve">弱み・留意点（T8修正後）</w:t>
+        <w:t xml:space="preserve">強み</w:t>
       </w:r>
     </w:p>
     <w:p>
@@ -8405,25 +7998,25 @@
           <w:b/>
           <w:bCs/>
         </w:rPr>
-        <w:t xml:space="preserve">メガファーマ共通能力の限界</w:t>
-      </w:r>
-      <w:r>
-        <w:t xml:space="preserve">: Claim #1とClaim </w:t>
-      </w:r>
-      <w:r>
-        <w:rPr>
-          <w:rFonts w:hint="eastAsia"/>
-        </w:rPr>
-        <w:t xml:space="preserve">#6はメガファーマ共通能力として評価が限定的（ルール3/7</w:t>
-      </w:r>
-      <w:r>
-        <w:t xml:space="preserve"> </w:t>
-      </w:r>
-      <w:r>
-        <w:rPr>
-          <w:rFonts w:hint="eastAsia"/>
-        </w:rPr>
-        <w:t xml:space="preserve">FAIL）</w:t>
+        <w:t xml:space="preserve">GLP-1領域での技術×供給の2本柱</w:t>
+      </w:r>
+      <w:r>
+        <w:t xml:space="preserve">: Claim </w:t>
+      </w:r>
+      <w:r>
+        <w:rPr>
+          <w:rFonts w:hint="eastAsia"/>
+        </w:rPr>
+        <w:t xml:space="preserve">#2（技術）とClaim</w:t>
+      </w:r>
+      <w:r>
+        <w:t xml:space="preserve"> </w:t>
+      </w:r>
+      <w:r>
+        <w:rPr>
+          <w:rFonts w:hint="eastAsia"/>
+        </w:rPr>
+        <w:t xml:space="preserve">#4（供給）が相互補完し、GLP-1市場でのLLYの競争ポジションを支える</w:t>
       </w:r>
     </w:p>
     <w:p>
@@ -8440,25 +8033,34 @@
           <w:b/>
           <w:bCs/>
         </w:rPr>
-        <w:t xml:space="preserve">NOVO対比の具体的比較不足</w:t>
-      </w:r>
-      <w:r>
-        <w:t xml:space="preserve">: Claim </w:t>
-      </w:r>
-      <w:r>
-        <w:rPr>
-          <w:rFonts w:hint="eastAsia"/>
-        </w:rPr>
-        <w:t xml:space="preserve">#4（供給能力）でNOVO対比の定量的供給能力比較が不足（ルール7</w:t>
-      </w:r>
-      <w:r>
-        <w:t xml:space="preserve"> </w:t>
-      </w:r>
-      <w:r>
-        <w:rPr>
-          <w:rFonts w:hint="eastAsia"/>
-        </w:rPr>
-        <w:t xml:space="preserve">PARTIAL）</w:t>
+        <w:t xml:space="preserve">豊富な定量的裏付け</w:t>
+      </w:r>
+      <w:r>
+        <w:t xml:space="preserve">: </w:t>
+      </w:r>
+      <w:r>
+        <w:rPr>
+          <w:rFonts w:hint="eastAsia"/>
+        </w:rPr>
+        <w:t xml:space="preserve">P3試験データ、SEC</w:t>
+      </w:r>
+      <w:r>
+        <w:t xml:space="preserve"> </w:t>
+      </w:r>
+      <w:r>
+        <w:rPr>
+          <w:rFonts w:hint="eastAsia"/>
+        </w:rPr>
+        <w:t xml:space="preserve">EDGAR財務データ（PP&amp;E</w:t>
+      </w:r>
+      <w:r>
+        <w:t xml:space="preserve"> </w:t>
+      </w:r>
+      <w:r>
+        <w:rPr>
+          <w:rFonts w:hint="eastAsia"/>
+        </w:rPr>
+        <w:t xml:space="preserve">$24.7B、売上$65.2B）、$5.5B在庫計上など検証可能なデータが豊富</w:t>
       </w:r>
     </w:p>
     <w:p>
@@ -8471,143 +8073,63 @@
       </w:pPr>
       <w:r>
         <w:rPr>
-          <w:rFonts w:hint="eastAsia"/>
-          <w:b/>
-          <w:bCs/>
-        </w:rPr>
-        <w:t xml:space="preserve">根源要因への言及不足</w:t>
-      </w:r>
-      <w:r>
-        <w:t xml:space="preserve">: Claim </w:t>
-      </w:r>
-      <w:r>
-        <w:rPr>
-          <w:rFonts w:hint="eastAsia"/>
-        </w:rPr>
-        <w:t xml:space="preserve">#2で「なぜ低分子製法を選別し得たのか」の根源要因が未説明（70%の上限条件）</w:t>
+          <w:b/>
+          <w:bCs/>
+        </w:rPr>
+        <w:t xml:space="preserve">KB3 </w:t>
+      </w:r>
+      <w:r>
+        <w:rPr>
+          <w:rFonts w:hint="eastAsia"/>
+          <w:b/>
+          <w:bCs/>
+        </w:rPr>
+        <w:t xml:space="preserve">LLY実績との高い整合性</w:t>
+      </w:r>
+      <w:r>
+        <w:t xml:space="preserve">: </w:t>
+      </w:r>
+      <w:r>
+        <w:rPr>
+          <w:rFonts w:hint="eastAsia"/>
+        </w:rPr>
+        <w:t xml:space="preserve">6主張中4主張がKB3</w:t>
+      </w:r>
+      <w:r>
+        <w:t xml:space="preserve"> </w:t>
+      </w:r>
+      <w:r>
+        <w:rPr>
+          <w:rFonts w:hint="eastAsia"/>
+        </w:rPr>
+        <w:t xml:space="preserve">LLYのスコアと完全一致（#1:50%,</w:t>
+      </w:r>
+      <w:r>
+        <w:t xml:space="preserve"> #2:70%, #5:50%, </w:t>
+      </w:r>
+      <w:r>
+        <w:rPr>
+          <w:rFonts w:hint="eastAsia"/>
+        </w:rPr>
+        <w:t xml:space="preserve">#6:30%）</w:t>
+      </w:r>
+    </w:p>
+    <w:bookmarkEnd w:id="31"/>
+    <w:bookmarkStart w:id="32" w:name="弱み留意点t8修正後"/>
+    <w:p>
+      <w:pPr>
+        <w:pStyle w:val="Heading3"/>
+      </w:pPr>
+      <w:r>
+        <w:rPr>
+          <w:rFonts w:hint="eastAsia"/>
+        </w:rPr>
+        <w:t xml:space="preserve">弱み・留意点（T8修正後）</w:t>
       </w:r>
     </w:p>
     <w:p>
       <w:pPr>
         <w:pStyle w:val="Compact"/>
-        <w:numPr>
-          <w:ilvl w:val="0"/>
-          <w:numId w:val="1002"/>
-        </w:numPr>
-      </w:pPr>
-      <w:r>
-        <w:rPr>
-          <w:rFonts w:hint="eastAsia"/>
-          <w:b/>
-          <w:bCs/>
-        </w:rPr>
-        <w:t xml:space="preserve">GLP-1市場の構造リスク</w:t>
-      </w:r>
-      <w:r>
-        <w:t xml:space="preserve">: </w:t>
-      </w:r>
-      <w:r>
-        <w:rPr>
-          <w:rFonts w:hint="eastAsia"/>
-        </w:rPr>
-        <w:t xml:space="preserve">デュオポリー持続性（30年代新規参入）、価格競争（HCV類似シナリオ）の2つのリスクが未解決</w:t>
-      </w:r>
-    </w:p>
-    <w:p>
-      <w:pPr>
-        <w:pStyle w:val="Compact"/>
-        <w:numPr>
-          <w:ilvl w:val="0"/>
-          <w:numId w:val="1002"/>
-        </w:numPr>
-      </w:pPr>
-      <w:r>
-        <w:rPr>
-          <w:rFonts w:hint="eastAsia"/>
-          <w:b/>
-          <w:bCs/>
-        </w:rPr>
-        <w:t xml:space="preserve">アルツハイマーの高リスク</w:t>
-      </w:r>
-      <w:r>
-        <w:t xml:space="preserve">: Claim </w:t>
-      </w:r>
-      <w:r>
-        <w:rPr>
-          <w:rFonts w:hint="eastAsia"/>
-        </w:rPr>
-        <w:t xml:space="preserve">#3のCAGR接続が間接的で確度が低い。KB3</w:t>
-      </w:r>
-      <w:r>
-        <w:t xml:space="preserve"> </w:t>
-      </w:r>
-      <w:r>
-        <w:rPr>
-          <w:rFonts w:hint="eastAsia"/>
-        </w:rPr>
-        <w:t xml:space="preserve">LLY#3の複数メカニズム限界の批判あり</w:t>
-      </w:r>
-    </w:p>
-    <w:p>
-      <w:pPr>
-        <w:pStyle w:val="Compact"/>
-        <w:numPr>
-          <w:ilvl w:val="0"/>
-          <w:numId w:val="1002"/>
-        </w:numPr>
-      </w:pPr>
-      <w:r>
-        <w:rPr>
-          <w:rFonts w:hint="eastAsia"/>
-          <w:b/>
-          <w:bCs/>
-        </w:rPr>
-        <w:t xml:space="preserve">CVS事例のCAGR影響</w:t>
-      </w:r>
-      <w:r>
-        <w:t xml:space="preserve">: Claim #5でPBM </w:t>
-      </w:r>
-      <w:r>
-        <w:rPr>
-          <w:rFonts w:hint="eastAsia"/>
-        </w:rPr>
-        <w:t xml:space="preserve">formulary選定が粘着性を無効化するリスクが具体的事例として顕在化</w:t>
-      </w:r>
-    </w:p>
-    <w:bookmarkEnd w:id="26"/>
-    <w:bookmarkStart w:id="27" w:name="t8-ai批判プロセスの総括"/>
-    <w:p>
-      <w:pPr>
-        <w:pStyle w:val="Heading3"/>
-      </w:pPr>
-      <w:r>
-        <w:t xml:space="preserve">T8 </w:t>
-      </w:r>
-      <w:r>
-        <w:rPr>
-          <w:rFonts w:hint="eastAsia"/>
-        </w:rPr>
-        <w:t xml:space="preserve">AI批判プロセスの総括</w:t>
-      </w:r>
-    </w:p>
-    <w:p>
-      <w:pPr>
-        <w:pStyle w:val="FirstParagraph"/>
-      </w:pPr>
-      <w:r>
-        <w:rPr>
-          <w:rFonts w:hint="eastAsia"/>
-          <w:b/>
-          <w:bCs/>
-        </w:rPr>
-        <w:t xml:space="preserve">systematic_issues（全体的判断傾向）</w:t>
-      </w:r>
-      <w:r>
-        <w:t xml:space="preserve">:</w:t>
-      </w:r>
-    </w:p>
-    <w:p>
-      <w:pPr>
         <w:numPr>
           <w:ilvl w:val="0"/>
           <w:numId w:val="1003"/>
@@ -8619,38 +8141,30 @@
           <w:b/>
           <w:bCs/>
         </w:rPr>
-        <w:t xml:space="preserve">NOVO対比での具体的比較不足（ルール7・パターンG）</w:t>
-      </w:r>
-      <w:r>
-        <w:t xml:space="preserve">: </w:t>
-      </w:r>
-      <w:r>
-        <w:rPr>
-          <w:rFonts w:hint="eastAsia"/>
-        </w:rPr>
-        <w:t xml:space="preserve">3主張（#1,</w:t>
-      </w:r>
-      <w:r>
-        <w:t xml:space="preserve"> #4, </w:t>
-      </w:r>
-      <w:r>
-        <w:rPr>
-          <w:rFonts w:hint="eastAsia"/>
-        </w:rPr>
-        <w:t xml:space="preserve">#5）でNOVOとの具体的比較が不足。特にClaim</w:t>
-      </w:r>
-      <w:r>
-        <w:t xml:space="preserve"> </w:t>
-      </w:r>
-      <w:r>
-        <w:rPr>
-          <w:rFonts w:hint="eastAsia"/>
-        </w:rPr>
-        <w:t xml:space="preserve">#4の供給能力ではNOVOのPP&amp;E規模・製造キャパシティとの直接比較があれば90%に近づく可能性があるが、アナリストレポート自体にNOVO固有データの記載が乏しいという制約もある。</w:t>
-      </w:r>
-    </w:p>
-    <w:p>
-      <w:pPr>
+        <w:t xml:space="preserve">メガファーマ共通能力の限界</w:t>
+      </w:r>
+      <w:r>
+        <w:t xml:space="preserve">: Claim #1とClaim </w:t>
+      </w:r>
+      <w:r>
+        <w:rPr>
+          <w:rFonts w:hint="eastAsia"/>
+        </w:rPr>
+        <w:t xml:space="preserve">#6はメガファーマ共通能力として評価が限定的（ルール3/7</w:t>
+      </w:r>
+      <w:r>
+        <w:t xml:space="preserve"> </w:t>
+      </w:r>
+      <w:r>
+        <w:rPr>
+          <w:rFonts w:hint="eastAsia"/>
+        </w:rPr>
+        <w:t xml:space="preserve">FAIL）</w:t>
+      </w:r>
+    </w:p>
+    <w:p>
+      <w:pPr>
+        <w:pStyle w:val="Compact"/>
         <w:numPr>
           <w:ilvl w:val="0"/>
           <w:numId w:val="1003"/>
@@ -8658,6 +8172,228 @@
       </w:pPr>
       <w:r>
         <w:rPr>
+          <w:rFonts w:hint="eastAsia"/>
+          <w:b/>
+          <w:bCs/>
+        </w:rPr>
+        <w:t xml:space="preserve">NOVO対比の具体的比較不足</w:t>
+      </w:r>
+      <w:r>
+        <w:t xml:space="preserve">: Claim </w:t>
+      </w:r>
+      <w:r>
+        <w:rPr>
+          <w:rFonts w:hint="eastAsia"/>
+        </w:rPr>
+        <w:t xml:space="preserve">#4（供給能力）でNOVO対比の定量的供給能力比較が不足（ルール7</w:t>
+      </w:r>
+      <w:r>
+        <w:t xml:space="preserve"> </w:t>
+      </w:r>
+      <w:r>
+        <w:rPr>
+          <w:rFonts w:hint="eastAsia"/>
+        </w:rPr>
+        <w:t xml:space="preserve">PARTIAL）</w:t>
+      </w:r>
+    </w:p>
+    <w:p>
+      <w:pPr>
+        <w:pStyle w:val="Compact"/>
+        <w:numPr>
+          <w:ilvl w:val="0"/>
+          <w:numId w:val="1003"/>
+        </w:numPr>
+      </w:pPr>
+      <w:r>
+        <w:rPr>
+          <w:rFonts w:hint="eastAsia"/>
+          <w:b/>
+          <w:bCs/>
+        </w:rPr>
+        <w:t xml:space="preserve">根源要因への言及不足</w:t>
+      </w:r>
+      <w:r>
+        <w:t xml:space="preserve">: Claim </w:t>
+      </w:r>
+      <w:r>
+        <w:rPr>
+          <w:rFonts w:hint="eastAsia"/>
+        </w:rPr>
+        <w:t xml:space="preserve">#2で「なぜ低分子製法を選別し得たのか」の根源要因が未説明（70%の上限条件）</w:t>
+      </w:r>
+    </w:p>
+    <w:p>
+      <w:pPr>
+        <w:pStyle w:val="Compact"/>
+        <w:numPr>
+          <w:ilvl w:val="0"/>
+          <w:numId w:val="1003"/>
+        </w:numPr>
+      </w:pPr>
+      <w:r>
+        <w:rPr>
+          <w:rFonts w:hint="eastAsia"/>
+          <w:b/>
+          <w:bCs/>
+        </w:rPr>
+        <w:t xml:space="preserve">GLP-1市場の構造リスク</w:t>
+      </w:r>
+      <w:r>
+        <w:t xml:space="preserve">: </w:t>
+      </w:r>
+      <w:r>
+        <w:rPr>
+          <w:rFonts w:hint="eastAsia"/>
+        </w:rPr>
+        <w:t xml:space="preserve">デュオポリー持続性（30年代新規参入）、価格競争（HCV類似シナリオ）の2つのリスクが未解決</w:t>
+      </w:r>
+    </w:p>
+    <w:p>
+      <w:pPr>
+        <w:pStyle w:val="Compact"/>
+        <w:numPr>
+          <w:ilvl w:val="0"/>
+          <w:numId w:val="1003"/>
+        </w:numPr>
+      </w:pPr>
+      <w:r>
+        <w:rPr>
+          <w:rFonts w:hint="eastAsia"/>
+          <w:b/>
+          <w:bCs/>
+        </w:rPr>
+        <w:t xml:space="preserve">アルツハイマーの高リスク</w:t>
+      </w:r>
+      <w:r>
+        <w:t xml:space="preserve">: Claim </w:t>
+      </w:r>
+      <w:r>
+        <w:rPr>
+          <w:rFonts w:hint="eastAsia"/>
+        </w:rPr>
+        <w:t xml:space="preserve">#3のCAGR接続が間接的で確度が低い。KB3</w:t>
+      </w:r>
+      <w:r>
+        <w:t xml:space="preserve"> </w:t>
+      </w:r>
+      <w:r>
+        <w:rPr>
+          <w:rFonts w:hint="eastAsia"/>
+        </w:rPr>
+        <w:t xml:space="preserve">LLY#3の複数メカニズム限界の批判あり</w:t>
+      </w:r>
+    </w:p>
+    <w:p>
+      <w:pPr>
+        <w:pStyle w:val="Compact"/>
+        <w:numPr>
+          <w:ilvl w:val="0"/>
+          <w:numId w:val="1003"/>
+        </w:numPr>
+      </w:pPr>
+      <w:r>
+        <w:rPr>
+          <w:rFonts w:hint="eastAsia"/>
+          <w:b/>
+          <w:bCs/>
+        </w:rPr>
+        <w:t xml:space="preserve">CVS事例のCAGR影響</w:t>
+      </w:r>
+      <w:r>
+        <w:t xml:space="preserve">: Claim #5でPBM </w:t>
+      </w:r>
+      <w:r>
+        <w:rPr>
+          <w:rFonts w:hint="eastAsia"/>
+        </w:rPr>
+        <w:t xml:space="preserve">formulary選定が粘着性を無効化するリスクが具体的事例として顕在化</w:t>
+      </w:r>
+    </w:p>
+    <w:bookmarkEnd w:id="32"/>
+    <w:bookmarkStart w:id="33" w:name="t8-ai批判プロセスの総括"/>
+    <w:p>
+      <w:pPr>
+        <w:pStyle w:val="Heading3"/>
+      </w:pPr>
+      <w:r>
+        <w:t xml:space="preserve">T8 </w:t>
+      </w:r>
+      <w:r>
+        <w:rPr>
+          <w:rFonts w:hint="eastAsia"/>
+        </w:rPr>
+        <w:t xml:space="preserve">AI批判プロセスの総括</w:t>
+      </w:r>
+    </w:p>
+    <w:p>
+      <w:pPr>
+        <w:pStyle w:val="FirstParagraph"/>
+      </w:pPr>
+      <w:r>
+        <w:rPr>
+          <w:rFonts w:hint="eastAsia"/>
+          <w:b/>
+          <w:bCs/>
+        </w:rPr>
+        <w:t xml:space="preserve">systematic_issues（全体的判断傾向）</w:t>
+      </w:r>
+      <w:r>
+        <w:t xml:space="preserve">:</w:t>
+      </w:r>
+    </w:p>
+    <w:p>
+      <w:pPr>
+        <w:numPr>
+          <w:ilvl w:val="0"/>
+          <w:numId w:val="1004"/>
+        </w:numPr>
+      </w:pPr>
+      <w:r>
+        <w:rPr>
+          <w:rFonts w:hint="eastAsia"/>
+          <w:b/>
+          <w:bCs/>
+        </w:rPr>
+        <w:t xml:space="preserve">NOVO対比での具体的比較不足（ルール7・パターンG）</w:t>
+      </w:r>
+      <w:r>
+        <w:t xml:space="preserve">: </w:t>
+      </w:r>
+      <w:r>
+        <w:rPr>
+          <w:rFonts w:hint="eastAsia"/>
+        </w:rPr>
+        <w:t xml:space="preserve">3主張（#1,</w:t>
+      </w:r>
+      <w:r>
+        <w:t xml:space="preserve"> #4, </w:t>
+      </w:r>
+      <w:r>
+        <w:rPr>
+          <w:rFonts w:hint="eastAsia"/>
+        </w:rPr>
+        <w:t xml:space="preserve">#5）でNOVOとの具体的比較が不足。特にClaim</w:t>
+      </w:r>
+      <w:r>
+        <w:t xml:space="preserve"> </w:t>
+      </w:r>
+      <w:r>
+        <w:rPr>
+          <w:rFonts w:hint="eastAsia"/>
+        </w:rPr>
+        <w:t xml:space="preserve">#4の供給能力ではNOVOのPP&amp;E規模・製造キャパシティとの直接比較があれば90%に近づく可能性があるが、アナリストレポート自体にNOVO固有データの記載が乏しいという制約もある。</w:t>
+      </w:r>
+    </w:p>
+    <w:p>
+      <w:pPr>
+        <w:numPr>
+          <w:ilvl w:val="0"/>
+          <w:numId w:val="1004"/>
+        </w:numPr>
+      </w:pPr>
+      <w:r>
+        <w:rPr>
           <w:b/>
           <w:bCs/>
         </w:rPr>
@@ -8699,8 +8435,8 @@
         <w:t xml:space="preserve">Wegovy優先推奨（2025年5月）等のKB3評価時点以降の新情報の反映が十分かを確認すべき。</w:t>
       </w:r>
     </w:p>
-    <w:bookmarkEnd w:id="27"/>
-    <w:bookmarkStart w:id="28" w:name="kb3との対比"/>
+    <w:bookmarkEnd w:id="33"/>
+    <w:bookmarkStart w:id="34" w:name="kb3との対比"/>
     <w:p>
       <w:pPr>
         <w:pStyle w:val="Heading3"/>
@@ -8718,6 +8454,14 @@
         <w:tblW w:type="pct" w:w="5000"/>
         <w:tblLayout w:type="fixed"/>
         <w:tblLook w:firstRow="1" w:lastRow="0" w:firstColumn="0" w:lastColumn="0" w:noHBand="0" w:noVBand="0" w:val="0020"/>
+        <w:tblBorders>
+          <w:top w:val="single" w:sz="4" w:space="0" w:color="000000"/>
+          <w:left w:val="single" w:sz="4" w:space="0" w:color="000000"/>
+          <w:bottom w:val="single" w:sz="4" w:space="0" w:color="000000"/>
+          <w:right w:val="single" w:sz="4" w:space="0" w:color="000000"/>
+          <w:insideH w:val="single" w:sz="4" w:space="0" w:color="000000"/>
+          <w:insideV w:val="single" w:sz="4" w:space="0" w:color="000000"/>
+        </w:tblBorders>
       </w:tblPr>
       <w:tblGrid>
         <w:gridCol w:w="990"/>
@@ -8731,82 +8475,117 @@
           <w:tblHeader w:val="on"/>
         </w:trPr>
         <w:tc>
-          <w:tcPr/>
-          <w:p>
-            <w:pPr>
-              <w:pStyle w:val="Compact"/>
-            </w:pPr>
-            <w:r>
-              <w:rPr>
-                <w:rFonts w:hint="eastAsia" w:ascii="Times New Roman" w:hAnsi="Times New Roman" w:eastAsia="游明朝"/>
-                <w:sz w:val="20"/>
+          <w:tcPr>
+            <w:tcBorders>
+              <w:top w:val="single" w:sz="4" w:space="0" w:color="000000"/>
+              <w:left w:val="single" w:sz="4" w:space="0" w:color="000000"/>
+              <w:right w:val="single" w:sz="4" w:space="0" w:color="000000"/>
+              <w:bottom w:val="double" w:sz="4" w:space="0" w:color="000000"/>
+            </w:tcBorders>
+          </w:tcPr>
+          <w:p>
+            <w:pPr>
+              <w:pStyle w:val="Compact"/>
+            </w:pPr>
+            <w:r>
+              <w:rPr>
+                <w:rFonts w:hint="eastAsia" w:ascii="Times New Roman" w:hAnsi="Times New Roman" w:eastAsia="游明朝"/>
+                <w:sz w:val="18"/>
               </w:rPr>
               <w:t xml:space="preserve">主張</w:t>
             </w:r>
           </w:p>
         </w:tc>
         <w:tc>
-          <w:tcPr/>
-          <w:p>
-            <w:pPr>
-              <w:pStyle w:val="Compact"/>
-            </w:pPr>
-            <w:r>
-              <w:rPr>
-                <w:rFonts w:hint="eastAsia" w:ascii="Times New Roman" w:hAnsi="Times New Roman" w:eastAsia="游明朝"/>
-                <w:sz w:val="20"/>
+          <w:tcPr>
+            <w:tcBorders>
+              <w:top w:val="single" w:sz="4" w:space="0" w:color="000000"/>
+              <w:left w:val="single" w:sz="4" w:space="0" w:color="000000"/>
+              <w:right w:val="single" w:sz="4" w:space="0" w:color="000000"/>
+              <w:bottom w:val="double" w:sz="4" w:space="0" w:color="000000"/>
+            </w:tcBorders>
+          </w:tcPr>
+          <w:p>
+            <w:pPr>
+              <w:pStyle w:val="Compact"/>
+            </w:pPr>
+            <w:r>
+              <w:rPr>
+                <w:rFonts w:hint="eastAsia" w:ascii="Times New Roman" w:hAnsi="Times New Roman" w:eastAsia="游明朝"/>
+                <w:sz w:val="18"/>
               </w:rPr>
               <w:t xml:space="preserve">AI評価（CA）</w:t>
             </w:r>
           </w:p>
         </w:tc>
         <w:tc>
-          <w:tcPr/>
-          <w:p>
-            <w:pPr>
-              <w:pStyle w:val="Compact"/>
-            </w:pPr>
-            <w:r>
-              <w:rPr>
-                <w:rFonts w:ascii="Times New Roman" w:hAnsi="Times New Roman" w:eastAsia="游明朝"/>
-                <w:sz w:val="20"/>
+          <w:tcPr>
+            <w:tcBorders>
+              <w:top w:val="single" w:sz="4" w:space="0" w:color="000000"/>
+              <w:left w:val="single" w:sz="4" w:space="0" w:color="000000"/>
+              <w:right w:val="single" w:sz="4" w:space="0" w:color="000000"/>
+              <w:bottom w:val="double" w:sz="4" w:space="0" w:color="000000"/>
+            </w:tcBorders>
+          </w:tcPr>
+          <w:p>
+            <w:pPr>
+              <w:pStyle w:val="Compact"/>
+            </w:pPr>
+            <w:r>
+              <w:rPr>
+                <w:rFonts w:ascii="Times New Roman" w:hAnsi="Times New Roman" w:eastAsia="游明朝"/>
+                <w:sz w:val="18"/>
               </w:rPr>
               <w:t xml:space="preserve">KB3 </w:t>
             </w:r>
             <w:r>
               <w:rPr>
                 <w:rFonts w:hint="eastAsia" w:ascii="Times New Roman" w:hAnsi="Times New Roman" w:eastAsia="游明朝"/>
-                <w:sz w:val="20"/>
+                <w:sz w:val="18"/>
               </w:rPr>
               <w:t xml:space="preserve">LLY（Y評価）</w:t>
             </w:r>
           </w:p>
         </w:tc>
         <w:tc>
-          <w:tcPr/>
-          <w:p>
-            <w:pPr>
-              <w:pStyle w:val="Compact"/>
-            </w:pPr>
-            <w:r>
-              <w:rPr>
-                <w:rFonts w:hint="eastAsia" w:ascii="Times New Roman" w:hAnsi="Times New Roman" w:eastAsia="游明朝"/>
-                <w:sz w:val="20"/>
+          <w:tcPr>
+            <w:tcBorders>
+              <w:top w:val="single" w:sz="4" w:space="0" w:color="000000"/>
+              <w:left w:val="single" w:sz="4" w:space="0" w:color="000000"/>
+              <w:right w:val="single" w:sz="4" w:space="0" w:color="000000"/>
+              <w:bottom w:val="double" w:sz="4" w:space="0" w:color="000000"/>
+            </w:tcBorders>
+          </w:tcPr>
+          <w:p>
+            <w:pPr>
+              <w:pStyle w:val="Compact"/>
+            </w:pPr>
+            <w:r>
+              <w:rPr>
+                <w:rFonts w:hint="eastAsia" w:ascii="Times New Roman" w:hAnsi="Times New Roman" w:eastAsia="游明朝"/>
+                <w:sz w:val="18"/>
               </w:rPr>
               <w:t xml:space="preserve">差分</w:t>
             </w:r>
           </w:p>
         </w:tc>
         <w:tc>
-          <w:tcPr/>
-          <w:p>
-            <w:pPr>
-              <w:pStyle w:val="Compact"/>
-            </w:pPr>
-            <w:r>
-              <w:rPr>
-                <w:rFonts w:hint="eastAsia" w:ascii="Times New Roman" w:hAnsi="Times New Roman" w:eastAsia="游明朝"/>
-                <w:sz w:val="20"/>
+          <w:tcPr>
+            <w:tcBorders>
+              <w:top w:val="single" w:sz="4" w:space="0" w:color="000000"/>
+              <w:left w:val="single" w:sz="4" w:space="0" w:color="000000"/>
+              <w:right w:val="single" w:sz="4" w:space="0" w:color="000000"/>
+              <w:bottom w:val="double" w:sz="4" w:space="0" w:color="000000"/>
+            </w:tcBorders>
+          </w:tcPr>
+          <w:p>
+            <w:pPr>
+              <w:pStyle w:val="Compact"/>
+            </w:pPr>
+            <w:r>
+              <w:rPr>
+                <w:rFonts w:hint="eastAsia" w:ascii="Times New Roman" w:hAnsi="Times New Roman" w:eastAsia="游明朝"/>
+                <w:sz w:val="18"/>
               </w:rPr>
               <w:t xml:space="preserve">備考</w:t>
             </w:r>
@@ -8823,7 +8602,7 @@
             <w:r>
               <w:rPr>
                 <w:rFonts w:ascii="Times New Roman" w:hAnsi="Times New Roman" w:eastAsia="游明朝"/>
-                <w:sz w:val="20"/>
+                <w:sz w:val="18"/>
               </w:rPr>
               <w:t xml:space="preserve">#1 ポートフォリオ</w:t>
             </w:r>
@@ -8838,7 +8617,7 @@
             <w:r>
               <w:rPr>
                 <w:rFonts w:ascii="Times New Roman" w:hAnsi="Times New Roman" w:eastAsia="游明朝"/>
-                <w:sz w:val="20"/>
+                <w:sz w:val="18"/>
               </w:rPr>
               <w:t xml:space="preserve">50%</w:t>
             </w:r>
@@ -8853,7 +8632,7 @@
             <w:r>
               <w:rPr>
                 <w:rFonts w:ascii="Times New Roman" w:hAnsi="Times New Roman" w:eastAsia="游明朝"/>
-                <w:sz w:val="20"/>
+                <w:sz w:val="18"/>
               </w:rPr>
               <w:t xml:space="preserve">50% (#1)</w:t>
             </w:r>
@@ -8868,7 +8647,7 @@
             <w:r>
               <w:rPr>
                 <w:rFonts w:ascii="Times New Roman" w:hAnsi="Times New Roman" w:eastAsia="游明朝"/>
-                <w:sz w:val="20"/>
+                <w:sz w:val="18"/>
               </w:rPr>
               <w:t xml:space="preserve">0</w:t>
             </w:r>
@@ -8883,7 +8662,7 @@
             <w:r>
               <w:rPr>
                 <w:rFonts w:hint="eastAsia" w:ascii="Times New Roman" w:hAnsi="Times New Roman" w:eastAsia="游明朝"/>
-                <w:sz w:val="20"/>
+                <w:sz w:val="18"/>
               </w:rPr>
               <w:t xml:space="preserve">完全一致</w:t>
             </w:r>
@@ -8900,14 +8679,14 @@
             <w:r>
               <w:rPr>
                 <w:rFonts w:ascii="Times New Roman" w:hAnsi="Times New Roman" w:eastAsia="游明朝"/>
-                <w:sz w:val="20"/>
+                <w:sz w:val="18"/>
               </w:rPr>
               <w:t xml:space="preserve">#2 </w:t>
             </w:r>
             <w:r>
               <w:rPr>
                 <w:rFonts w:hint="eastAsia" w:ascii="Times New Roman" w:hAnsi="Times New Roman" w:eastAsia="游明朝"/>
-                <w:sz w:val="20"/>
+                <w:sz w:val="18"/>
               </w:rPr>
               <w:t xml:space="preserve">低分子GLP-1</w:t>
             </w:r>
@@ -8922,7 +8701,7 @@
             <w:r>
               <w:rPr>
                 <w:rFonts w:ascii="Times New Roman" w:hAnsi="Times New Roman" w:eastAsia="游明朝"/>
-                <w:sz w:val="20"/>
+                <w:sz w:val="18"/>
               </w:rPr>
               <w:t xml:space="preserve">70%</w:t>
             </w:r>
@@ -8937,7 +8716,7 @@
             <w:r>
               <w:rPr>
                 <w:rFonts w:ascii="Times New Roman" w:hAnsi="Times New Roman" w:eastAsia="游明朝"/>
-                <w:sz w:val="20"/>
+                <w:sz w:val="18"/>
               </w:rPr>
               <w:t xml:space="preserve">70% (#2)</w:t>
             </w:r>
@@ -8952,7 +8731,7 @@
             <w:r>
               <w:rPr>
                 <w:rFonts w:ascii="Times New Roman" w:hAnsi="Times New Roman" w:eastAsia="游明朝"/>
-                <w:sz w:val="20"/>
+                <w:sz w:val="18"/>
               </w:rPr>
               <w:t xml:space="preserve">0</w:t>
             </w:r>
@@ -8967,7 +8746,7 @@
             <w:r>
               <w:rPr>
                 <w:rFonts w:hint="eastAsia" w:ascii="Times New Roman" w:hAnsi="Times New Roman" w:eastAsia="游明朝"/>
-                <w:sz w:val="20"/>
+                <w:sz w:val="18"/>
               </w:rPr>
               <w:t xml:space="preserve">完全一致</w:t>
             </w:r>
@@ -8984,7 +8763,7 @@
             <w:r>
               <w:rPr>
                 <w:rFonts w:ascii="Times New Roman" w:hAnsi="Times New Roman" w:eastAsia="游明朝"/>
-                <w:sz w:val="20"/>
+                <w:sz w:val="18"/>
               </w:rPr>
               <w:t xml:space="preserve">#3 アルツハイマーR&amp;D</w:t>
             </w:r>
@@ -8999,7 +8778,7 @@
             <w:r>
               <w:rPr>
                 <w:rFonts w:ascii="Times New Roman" w:hAnsi="Times New Roman" w:eastAsia="游明朝"/>
-                <w:sz w:val="20"/>
+                <w:sz w:val="18"/>
               </w:rPr>
               <w:t xml:space="preserve">50%</w:t>
             </w:r>
@@ -9014,7 +8793,7 @@
             <w:r>
               <w:rPr>
                 <w:rFonts w:ascii="Times New Roman" w:hAnsi="Times New Roman" w:eastAsia="游明朝"/>
-                <w:sz w:val="20"/>
+                <w:sz w:val="18"/>
               </w:rPr>
               <w:t xml:space="preserve">50% (#4) / 30% (#3)</w:t>
             </w:r>
@@ -9029,7 +8808,7 @@
             <w:r>
               <w:rPr>
                 <w:rFonts w:ascii="Times New Roman" w:hAnsi="Times New Roman" w:eastAsia="游明朝"/>
-                <w:sz w:val="20"/>
+                <w:sz w:val="18"/>
               </w:rPr>
               <w:t xml:space="preserve">0 / +20</w:t>
             </w:r>
@@ -9044,14 +8823,14 @@
             <w:r>
               <w:rPr>
                 <w:rFonts w:ascii="Times New Roman" w:hAnsi="Times New Roman" w:eastAsia="游明朝"/>
-                <w:sz w:val="20"/>
+                <w:sz w:val="18"/>
               </w:rPr>
               <w:t xml:space="preserve">KB3 </w:t>
             </w:r>
             <w:r>
               <w:rPr>
                 <w:rFonts w:hint="eastAsia" w:ascii="Times New Roman" w:hAnsi="Times New Roman" w:eastAsia="游明朝"/>
-                <w:sz w:val="20"/>
+                <w:sz w:val="18"/>
               </w:rPr>
               <w:t xml:space="preserve">#3と#4の統合版</w:t>
             </w:r>
@@ -9068,14 +8847,14 @@
             <w:r>
               <w:rPr>
                 <w:rFonts w:ascii="Times New Roman" w:hAnsi="Times New Roman" w:eastAsia="游明朝"/>
-                <w:sz w:val="20"/>
+                <w:sz w:val="18"/>
               </w:rPr>
               <w:t xml:space="preserve">#4 </w:t>
             </w:r>
             <w:r>
               <w:rPr>
                 <w:rFonts w:hint="eastAsia" w:ascii="Times New Roman" w:hAnsi="Times New Roman" w:eastAsia="游明朝"/>
-                <w:sz w:val="20"/>
+                <w:sz w:val="18"/>
               </w:rPr>
               <w:t xml:space="preserve">供給能力</w:t>
             </w:r>
@@ -9090,7 +8869,7 @@
             <w:r>
               <w:rPr>
                 <w:rFonts w:ascii="Times New Roman" w:hAnsi="Times New Roman" w:eastAsia="游明朝"/>
-                <w:sz w:val="20"/>
+                <w:sz w:val="18"/>
               </w:rPr>
               <w:t xml:space="preserve">70%</w:t>
             </w:r>
@@ -9105,14 +8884,14 @@
             <w:r>
               <w:rPr>
                 <w:rFonts w:ascii="Times New Roman" w:hAnsi="Times New Roman" w:eastAsia="游明朝"/>
-                <w:sz w:val="20"/>
+                <w:sz w:val="18"/>
               </w:rPr>
               <w:t xml:space="preserve">- </w:t>
             </w:r>
             <w:r>
               <w:rPr>
                 <w:rFonts w:hint="eastAsia" w:ascii="Times New Roman" w:hAnsi="Times New Roman" w:eastAsia="游明朝"/>
-                <w:sz w:val="20"/>
+                <w:sz w:val="18"/>
               </w:rPr>
               <w:t xml:space="preserve">(新規)</w:t>
             </w:r>
@@ -9127,7 +8906,7 @@
             <w:r>
               <w:rPr>
                 <w:rFonts w:ascii="Times New Roman" w:hAnsi="Times New Roman" w:eastAsia="游明朝"/>
-                <w:sz w:val="20"/>
+                <w:sz w:val="18"/>
               </w:rPr>
               <w:t xml:space="preserve">-</w:t>
             </w:r>
@@ -9142,7 +8921,7 @@
             <w:r>
               <w:rPr>
                 <w:rFonts w:hint="eastAsia" w:ascii="Times New Roman" w:hAnsi="Times New Roman" w:eastAsia="游明朝"/>
-                <w:sz w:val="20"/>
+                <w:sz w:val="18"/>
               </w:rPr>
               <w:t xml:space="preserve">KB3にない新規主張</w:t>
             </w:r>
@@ -9159,14 +8938,14 @@
             <w:r>
               <w:rPr>
                 <w:rFonts w:ascii="Times New Roman" w:hAnsi="Times New Roman" w:eastAsia="游明朝"/>
-                <w:sz w:val="20"/>
+                <w:sz w:val="18"/>
               </w:rPr>
               <w:t xml:space="preserve">#5 </w:t>
             </w:r>
             <w:r>
               <w:rPr>
                 <w:rFonts w:hint="eastAsia" w:ascii="Times New Roman" w:hAnsi="Times New Roman" w:eastAsia="游明朝"/>
-                <w:sz w:val="20"/>
+                <w:sz w:val="18"/>
               </w:rPr>
               <w:t xml:space="preserve">Mounjaro粘着性</w:t>
             </w:r>
@@ -9181,7 +8960,7 @@
             <w:r>
               <w:rPr>
                 <w:rFonts w:ascii="Times New Roman" w:hAnsi="Times New Roman" w:eastAsia="游明朝"/>
-                <w:sz w:val="20"/>
+                <w:sz w:val="18"/>
               </w:rPr>
               <w:t xml:space="preserve">50%</w:t>
             </w:r>
@@ -9196,7 +8975,7 @@
             <w:r>
               <w:rPr>
                 <w:rFonts w:ascii="Times New Roman" w:hAnsi="Times New Roman" w:eastAsia="游明朝"/>
-                <w:sz w:val="20"/>
+                <w:sz w:val="18"/>
               </w:rPr>
               <w:t xml:space="preserve">50% (#5)</w:t>
             </w:r>
@@ -9211,7 +8990,7 @@
             <w:r>
               <w:rPr>
                 <w:rFonts w:ascii="Times New Roman" w:hAnsi="Times New Roman" w:eastAsia="游明朝"/>
-                <w:sz w:val="20"/>
+                <w:sz w:val="18"/>
               </w:rPr>
               <w:t xml:space="preserve">0</w:t>
             </w:r>
@@ -9226,7 +9005,7 @@
             <w:r>
               <w:rPr>
                 <w:rFonts w:hint="eastAsia" w:ascii="Times New Roman" w:hAnsi="Times New Roman" w:eastAsia="游明朝"/>
-                <w:sz w:val="20"/>
+                <w:sz w:val="18"/>
               </w:rPr>
               <w:t xml:space="preserve">完全一致</w:t>
             </w:r>
@@ -9243,7 +9022,7 @@
             <w:r>
               <w:rPr>
                 <w:rFonts w:ascii="Times New Roman" w:hAnsi="Times New Roman" w:eastAsia="游明朝"/>
-                <w:sz w:val="20"/>
+                <w:sz w:val="18"/>
               </w:rPr>
               <w:t xml:space="preserve">#6 ネットワーク</w:t>
             </w:r>
@@ -9258,7 +9037,7 @@
             <w:r>
               <w:rPr>
                 <w:rFonts w:ascii="Times New Roman" w:hAnsi="Times New Roman" w:eastAsia="游明朝"/>
-                <w:sz w:val="20"/>
+                <w:sz w:val="18"/>
               </w:rPr>
               <w:t xml:space="preserve">30%</w:t>
             </w:r>
@@ -9273,7 +9052,7 @@
             <w:r>
               <w:rPr>
                 <w:rFonts w:ascii="Times New Roman" w:hAnsi="Times New Roman" w:eastAsia="游明朝"/>
-                <w:sz w:val="20"/>
+                <w:sz w:val="18"/>
               </w:rPr>
               <w:t xml:space="preserve">30% (#6)</w:t>
             </w:r>
@@ -9288,7 +9067,7 @@
             <w:r>
               <w:rPr>
                 <w:rFonts w:ascii="Times New Roman" w:hAnsi="Times New Roman" w:eastAsia="游明朝"/>
-                <w:sz w:val="20"/>
+                <w:sz w:val="18"/>
               </w:rPr>
               <w:t xml:space="preserve">0</w:t>
             </w:r>
@@ -9303,7 +9082,7 @@
             <w:r>
               <w:rPr>
                 <w:rFonts w:hint="eastAsia" w:ascii="Times New Roman" w:hAnsi="Times New Roman" w:eastAsia="游明朝"/>
-                <w:sz w:val="20"/>
+                <w:sz w:val="18"/>
               </w:rPr>
               <w:t xml:space="preserve">完全一致</w:t>
             </w:r>
@@ -9349,9 +9128,9 @@
         </w:pict>
       </w:r>
     </w:p>
-    <w:bookmarkEnd w:id="28"/>
-    <w:bookmarkEnd w:id="29"/>
-    <w:bookmarkStart w:id="32" w:name="アナリストフィードバック記入欄"/>
+    <w:bookmarkEnd w:id="34"/>
+    <w:bookmarkEnd w:id="35"/>
+    <w:bookmarkStart w:id="44" w:name="アナリストフィードバック記入欄"/>
     <w:p>
       <w:pPr>
         <w:pStyle w:val="Heading2"/>
@@ -9377,7 +9156,7 @@
         <w:t xml:space="preserve">本セクションはアナリストが記入するフィードバック用テンプレートです。各主張に対して評価とコメントをご記入ください。</w:t>
       </w:r>
     </w:p>
-    <w:bookmarkStart w:id="30" w:name="評価スケール"/>
+    <w:bookmarkStart w:id="42" w:name="評価スケール"/>
     <w:p>
       <w:pPr>
         <w:pStyle w:val="Heading3"/>
@@ -9394,7 +9173,7 @@
         <w:pStyle w:val="Compact"/>
         <w:numPr>
           <w:ilvl w:val="0"/>
-          <w:numId w:val="1004"/>
+          <w:numId w:val="1005"/>
         </w:numPr>
       </w:pPr>
       <w:r>
@@ -9438,7 +9217,7 @@
         <w:pStyle w:val="Compact"/>
         <w:numPr>
           <w:ilvl w:val="0"/>
-          <w:numId w:val="1004"/>
+          <w:numId w:val="1005"/>
         </w:numPr>
       </w:pPr>
       <w:r>
@@ -9473,7 +9252,7 @@
         <w:pStyle w:val="Compact"/>
         <w:numPr>
           <w:ilvl w:val="0"/>
-          <w:numId w:val="1004"/>
+          <w:numId w:val="1005"/>
         </w:numPr>
       </w:pPr>
       <w:r>
@@ -9499,7 +9278,7 @@
         <w:pStyle w:val="Compact"/>
         <w:numPr>
           <w:ilvl w:val="0"/>
-          <w:numId w:val="1004"/>
+          <w:numId w:val="1005"/>
         </w:numPr>
       </w:pPr>
       <w:r>
@@ -9525,7 +9304,7 @@
         <w:pStyle w:val="Compact"/>
         <w:numPr>
           <w:ilvl w:val="0"/>
-          <w:numId w:val="1004"/>
+          <w:numId w:val="1005"/>
         </w:numPr>
       </w:pPr>
       <w:r>
@@ -9544,6 +9323,725 @@
           <w:rFonts w:hint="eastAsia"/>
         </w:rPr>
         <w:t xml:space="preserve">事実誤認・競争優位性として不成立</w:t>
+      </w:r>
+    </w:p>
+    <w:p>
+      <w:r>
+        <w:pict>
+          <v:rect style="width:0;height:1.5pt" o:hralign="center" o:hrstd="t" o:hr="t"/>
+        </w:pict>
+      </w:r>
+    </w:p>
+    <w:bookmarkStart w:id="36" w:name="複数超大型市場ポートフォリオ-1"/>
+    <w:p>
+      <w:pPr>
+        <w:pStyle w:val="Heading4"/>
+      </w:pPr>
+      <w:r>
+        <w:t xml:space="preserve">#1 </w:t>
+      </w:r>
+      <w:r>
+        <w:rPr>
+          <w:rFonts w:hint="eastAsia"/>
+        </w:rPr>
+        <w:t xml:space="preserve">複数超大型市場ポートフォリオ</w:t>
+      </w:r>
+    </w:p>
+    <w:p>
+      <w:pPr>
+        <w:pStyle w:val="FirstParagraph"/>
+      </w:pPr>
+      <w:r>
+        <w:rPr>
+          <w:rFonts w:hint="eastAsia"/>
+          <w:b/>
+          <w:bCs/>
+        </w:rPr>
+        <w:t xml:space="preserve">AI評価（T8修正後）</w:t>
+      </w:r>
+      <w:r>
+        <w:t xml:space="preserve">: </w:t>
+      </w:r>
+      <w:r>
+        <w:rPr>
+          <w:rFonts w:hint="eastAsia"/>
+        </w:rPr>
+        <w:t xml:space="preserve">50%（CAGR内訳分離:</w:t>
+      </w:r>
+      <w:r>
+        <w:t xml:space="preserve"> </w:t>
+      </w:r>
+      <w:r>
+        <w:rPr>
+          <w:rFonts w:hint="eastAsia"/>
+        </w:rPr>
+        <w:t xml:space="preserve">売上+10-12%/マージン±0%）</w:t>
+      </w:r>
+    </w:p>
+    <w:p>
+      <w:pPr>
+        <w:pStyle w:val="BodyText"/>
+      </w:pPr>
+      <w:r>
+        <w:rPr>
+          <w:rFonts w:hint="eastAsia"/>
+          <w:b/>
+          <w:bCs/>
+        </w:rPr>
+        <w:t xml:space="preserve">アナリスト評価（CA）</w:t>
+      </w:r>
+      <w:r>
+        <w:t xml:space="preserve">: ___</w:t>
+      </w:r>
+    </w:p>
+    <w:p>
+      <w:pPr>
+        <w:pStyle w:val="BodyText"/>
+      </w:pPr>
+      <w:r>
+        <w:rPr>
+          <w:rFonts w:hint="eastAsia"/>
+          <w:b/>
+          <w:bCs/>
+        </w:rPr>
+        <w:t xml:space="preserve">アナリスト評価（CAGR）</w:t>
+      </w:r>
+      <w:r>
+        <w:t xml:space="preserve">: ___</w:t>
+      </w:r>
+    </w:p>
+    <w:p>
+      <w:pPr>
+        <w:pStyle w:val="BodyText"/>
+      </w:pPr>
+      <w:r>
+        <w:rPr>
+          <w:b/>
+          <w:bCs/>
+        </w:rPr>
+        <w:t xml:space="preserve">コメント</w:t>
+      </w:r>
+      <w:r>
+        <w:t xml:space="preserve">:</w:t>
+      </w:r>
+    </w:p>
+    <w:p>
+      <w:r>
+        <w:pict>
+          <v:rect style="width:0;height:1.5pt" o:hralign="center" o:hrstd="t" o:hr="t"/>
+        </w:pict>
+      </w:r>
+    </w:p>
+    <w:bookmarkEnd w:id="36"/>
+    <w:bookmarkStart w:id="37" w:name="低分子型経口glp-1技術的差別化"/>
+    <w:p>
+      <w:pPr>
+        <w:pStyle w:val="Heading4"/>
+      </w:pPr>
+      <w:r>
+        <w:t xml:space="preserve">#2 </w:t>
+      </w:r>
+      <w:r>
+        <w:rPr>
+          <w:rFonts w:hint="eastAsia"/>
+        </w:rPr>
+        <w:t xml:space="preserve">低分子型経口GLP-1技術的差別化</w:t>
+      </w:r>
+    </w:p>
+    <w:p>
+      <w:pPr>
+        <w:pStyle w:val="FirstParagraph"/>
+      </w:pPr>
+      <w:r>
+        <w:rPr>
+          <w:rFonts w:hint="eastAsia"/>
+          <w:b/>
+          <w:bCs/>
+        </w:rPr>
+        <w:t xml:space="preserve">AI評価（T8修正後）</w:t>
+      </w:r>
+      <w:r>
+        <w:t xml:space="preserve">: </w:t>
+      </w:r>
+      <w:r>
+        <w:rPr>
+          <w:rFonts w:hint="eastAsia"/>
+        </w:rPr>
+        <w:t xml:space="preserve">70%（根源要因不足が上限条件）</w:t>
+      </w:r>
+    </w:p>
+    <w:p>
+      <w:pPr>
+        <w:pStyle w:val="BodyText"/>
+      </w:pPr>
+      <w:r>
+        <w:rPr>
+          <w:rFonts w:hint="eastAsia"/>
+          <w:b/>
+          <w:bCs/>
+        </w:rPr>
+        <w:t xml:space="preserve">アナリスト評価（CA）</w:t>
+      </w:r>
+      <w:r>
+        <w:t xml:space="preserve">: ___</w:t>
+      </w:r>
+    </w:p>
+    <w:p>
+      <w:pPr>
+        <w:pStyle w:val="BodyText"/>
+      </w:pPr>
+      <w:r>
+        <w:rPr>
+          <w:rFonts w:hint="eastAsia"/>
+          <w:b/>
+          <w:bCs/>
+        </w:rPr>
+        <w:t xml:space="preserve">アナリスト評価（CAGR）</w:t>
+      </w:r>
+      <w:r>
+        <w:t xml:space="preserve">: ___</w:t>
+      </w:r>
+    </w:p>
+    <w:p>
+      <w:pPr>
+        <w:pStyle w:val="BodyText"/>
+      </w:pPr>
+      <w:r>
+        <w:rPr>
+          <w:b/>
+          <w:bCs/>
+        </w:rPr>
+        <w:t xml:space="preserve">コメント</w:t>
+      </w:r>
+      <w:r>
+        <w:t xml:space="preserve">:</w:t>
+      </w:r>
+    </w:p>
+    <w:p>
+      <w:r>
+        <w:pict>
+          <v:rect style="width:0;height:1.5pt" o:hralign="center" o:hrstd="t" o:hr="t"/>
+        </w:pict>
+      </w:r>
+    </w:p>
+    <w:bookmarkEnd w:id="37"/>
+    <w:bookmarkStart w:id="38" w:name="アルツハイマーrdノウハウ"/>
+    <w:p>
+      <w:pPr>
+        <w:pStyle w:val="Heading4"/>
+      </w:pPr>
+      <w:r>
+        <w:t xml:space="preserve">#3 アルツハイマーR&amp;Dノウハウ</w:t>
+      </w:r>
+    </w:p>
+    <w:p>
+      <w:pPr>
+        <w:pStyle w:val="FirstParagraph"/>
+      </w:pPr>
+      <w:r>
+        <w:rPr>
+          <w:rFonts w:hint="eastAsia"/>
+          <w:b/>
+          <w:bCs/>
+        </w:rPr>
+        <w:t xml:space="preserve">AI評価（T8修正後）</w:t>
+      </w:r>
+      <w:r>
+        <w:t xml:space="preserve">: </w:t>
+      </w:r>
+      <w:r>
+        <w:rPr>
+          <w:rFonts w:hint="eastAsia"/>
+        </w:rPr>
+        <w:t xml:space="preserve">50%（KB3#3の30%批判を認識した上での評価）</w:t>
+      </w:r>
+    </w:p>
+    <w:p>
+      <w:pPr>
+        <w:pStyle w:val="BodyText"/>
+      </w:pPr>
+      <w:r>
+        <w:rPr>
+          <w:rFonts w:hint="eastAsia"/>
+          <w:b/>
+          <w:bCs/>
+        </w:rPr>
+        <w:t xml:space="preserve">アナリスト評価（CA）</w:t>
+      </w:r>
+      <w:r>
+        <w:t xml:space="preserve">: ___</w:t>
+      </w:r>
+    </w:p>
+    <w:p>
+      <w:pPr>
+        <w:pStyle w:val="BodyText"/>
+      </w:pPr>
+      <w:r>
+        <w:rPr>
+          <w:rFonts w:hint="eastAsia"/>
+          <w:b/>
+          <w:bCs/>
+        </w:rPr>
+        <w:t xml:space="preserve">アナリスト評価（CAGR）</w:t>
+      </w:r>
+      <w:r>
+        <w:t xml:space="preserve">: ___</w:t>
+      </w:r>
+    </w:p>
+    <w:p>
+      <w:pPr>
+        <w:pStyle w:val="BodyText"/>
+      </w:pPr>
+      <w:r>
+        <w:rPr>
+          <w:b/>
+          <w:bCs/>
+        </w:rPr>
+        <w:t xml:space="preserve">コメント</w:t>
+      </w:r>
+      <w:r>
+        <w:t xml:space="preserve">:</w:t>
+      </w:r>
+    </w:p>
+    <w:p>
+      <w:r>
+        <w:pict>
+          <v:rect style="width:0;height:1.5pt" o:hralign="center" o:hrstd="t" o:hr="t"/>
+        </w:pict>
+      </w:r>
+    </w:p>
+    <w:bookmarkEnd w:id="38"/>
+    <w:bookmarkStart w:id="39" w:name="glp-1供給能力参入障壁"/>
+    <w:p>
+      <w:pPr>
+        <w:pStyle w:val="Heading4"/>
+      </w:pPr>
+      <w:r>
+        <w:t xml:space="preserve">#4 </w:t>
+      </w:r>
+      <w:r>
+        <w:rPr>
+          <w:rFonts w:hint="eastAsia"/>
+        </w:rPr>
+        <w:t xml:space="preserve">GLP-1供給能力参入障壁</w:t>
+      </w:r>
+    </w:p>
+    <w:p>
+      <w:pPr>
+        <w:pStyle w:val="FirstParagraph"/>
+      </w:pPr>
+      <w:r>
+        <w:rPr>
+          <w:rFonts w:hint="eastAsia"/>
+          <w:b/>
+          <w:bCs/>
+        </w:rPr>
+        <w:t xml:space="preserve">AI評価（T8修正後）</w:t>
+      </w:r>
+      <w:r>
+        <w:t xml:space="preserve">: </w:t>
+      </w:r>
+      <w:r>
+        <w:rPr>
+          <w:rFonts w:hint="eastAsia"/>
+        </w:rPr>
+        <w:t xml:space="preserve">70%（デュオポリー持続性リスク付き）</w:t>
+      </w:r>
+    </w:p>
+    <w:p>
+      <w:pPr>
+        <w:pStyle w:val="BodyText"/>
+      </w:pPr>
+      <w:r>
+        <w:rPr>
+          <w:rFonts w:hint="eastAsia"/>
+          <w:b/>
+          <w:bCs/>
+        </w:rPr>
+        <w:t xml:space="preserve">アナリスト評価（CA）</w:t>
+      </w:r>
+      <w:r>
+        <w:t xml:space="preserve">: ___</w:t>
+      </w:r>
+    </w:p>
+    <w:p>
+      <w:pPr>
+        <w:pStyle w:val="BodyText"/>
+      </w:pPr>
+      <w:r>
+        <w:rPr>
+          <w:rFonts w:hint="eastAsia"/>
+          <w:b/>
+          <w:bCs/>
+        </w:rPr>
+        <w:t xml:space="preserve">アナリスト評価（CAGR）</w:t>
+      </w:r>
+      <w:r>
+        <w:t xml:space="preserve">: ___</w:t>
+      </w:r>
+    </w:p>
+    <w:p>
+      <w:pPr>
+        <w:pStyle w:val="BodyText"/>
+      </w:pPr>
+      <w:r>
+        <w:rPr>
+          <w:b/>
+          <w:bCs/>
+        </w:rPr>
+        <w:t xml:space="preserve">コメント</w:t>
+      </w:r>
+      <w:r>
+        <w:t xml:space="preserve">:</w:t>
+      </w:r>
+    </w:p>
+    <w:p>
+      <w:r>
+        <w:pict>
+          <v:rect style="width:0;height:1.5pt" o:hralign="center" o:hrstd="t" o:hr="t"/>
+        </w:pict>
+      </w:r>
+    </w:p>
+    <w:bookmarkEnd w:id="39"/>
+    <w:bookmarkStart w:id="40" w:name="mounjaro市場ポジション粘着性"/>
+    <w:p>
+      <w:pPr>
+        <w:pStyle w:val="Heading4"/>
+      </w:pPr>
+      <w:r>
+        <w:t xml:space="preserve">#5 </w:t>
+      </w:r>
+      <w:r>
+        <w:rPr>
+          <w:rFonts w:hint="eastAsia"/>
+        </w:rPr>
+        <w:t xml:space="preserve">Mounjaro市場ポジション粘着性</w:t>
+      </w:r>
+    </w:p>
+    <w:p>
+      <w:pPr>
+        <w:pStyle w:val="FirstParagraph"/>
+      </w:pPr>
+      <w:r>
+        <w:rPr>
+          <w:rFonts w:hint="eastAsia"/>
+          <w:b/>
+          <w:bCs/>
+        </w:rPr>
+        <w:t xml:space="preserve">AI評価（T8修正後）</w:t>
+      </w:r>
+      <w:r>
+        <w:t xml:space="preserve">: </w:t>
+      </w:r>
+      <w:r>
+        <w:rPr>
+          <w:rFonts w:hint="eastAsia"/>
+        </w:rPr>
+        <w:t xml:space="preserve">50%（CVS事例によるPBMリスク付き）</w:t>
+      </w:r>
+    </w:p>
+    <w:p>
+      <w:pPr>
+        <w:pStyle w:val="BodyText"/>
+      </w:pPr>
+      <w:r>
+        <w:rPr>
+          <w:rFonts w:hint="eastAsia"/>
+          <w:b/>
+          <w:bCs/>
+        </w:rPr>
+        <w:t xml:space="preserve">アナリスト評価（CA）</w:t>
+      </w:r>
+      <w:r>
+        <w:t xml:space="preserve">: ___</w:t>
+      </w:r>
+    </w:p>
+    <w:p>
+      <w:pPr>
+        <w:pStyle w:val="BodyText"/>
+      </w:pPr>
+      <w:r>
+        <w:rPr>
+          <w:rFonts w:hint="eastAsia"/>
+          <w:b/>
+          <w:bCs/>
+        </w:rPr>
+        <w:t xml:space="preserve">アナリスト評価（CAGR）</w:t>
+      </w:r>
+      <w:r>
+        <w:t xml:space="preserve">: ___</w:t>
+      </w:r>
+    </w:p>
+    <w:p>
+      <w:pPr>
+        <w:pStyle w:val="BodyText"/>
+      </w:pPr>
+      <w:r>
+        <w:rPr>
+          <w:b/>
+          <w:bCs/>
+        </w:rPr>
+        <w:t xml:space="preserve">コメント</w:t>
+      </w:r>
+      <w:r>
+        <w:t xml:space="preserve">:</w:t>
+      </w:r>
+    </w:p>
+    <w:p>
+      <w:r>
+        <w:pict>
+          <v:rect style="width:0;height:1.5pt" o:hralign="center" o:hrstd="t" o:hr="t"/>
+        </w:pict>
+      </w:r>
+    </w:p>
+    <w:bookmarkEnd w:id="40"/>
+    <w:bookmarkStart w:id="41" w:name="グローバルネットワーク"/>
+    <w:p>
+      <w:pPr>
+        <w:pStyle w:val="Heading4"/>
+      </w:pPr>
+      <w:r>
+        <w:t xml:space="preserve">#6 グローバルネットワーク</w:t>
+      </w:r>
+    </w:p>
+    <w:p>
+      <w:pPr>
+        <w:pStyle w:val="FirstParagraph"/>
+      </w:pPr>
+      <w:r>
+        <w:rPr>
+          <w:rFonts w:hint="eastAsia"/>
+          <w:b/>
+          <w:bCs/>
+        </w:rPr>
+        <w:t xml:space="preserve">AI評価（T8修正後）</w:t>
+      </w:r>
+      <w:r>
+        <w:t xml:space="preserve">: </w:t>
+      </w:r>
+      <w:r>
+        <w:rPr>
+          <w:rFonts w:hint="eastAsia"/>
+        </w:rPr>
+        <w:t xml:space="preserve">30%（掛け算方針で実質寄与限定的）</w:t>
+      </w:r>
+    </w:p>
+    <w:p>
+      <w:pPr>
+        <w:pStyle w:val="BodyText"/>
+      </w:pPr>
+      <w:r>
+        <w:rPr>
+          <w:rFonts w:hint="eastAsia"/>
+          <w:b/>
+          <w:bCs/>
+        </w:rPr>
+        <w:t xml:space="preserve">アナリスト評価（CA）</w:t>
+      </w:r>
+      <w:r>
+        <w:t xml:space="preserve">: ___</w:t>
+      </w:r>
+    </w:p>
+    <w:p>
+      <w:pPr>
+        <w:pStyle w:val="BodyText"/>
+      </w:pPr>
+      <w:r>
+        <w:rPr>
+          <w:rFonts w:hint="eastAsia"/>
+          <w:b/>
+          <w:bCs/>
+        </w:rPr>
+        <w:t xml:space="preserve">アナリスト評価（CAGR）</w:t>
+      </w:r>
+      <w:r>
+        <w:t xml:space="preserve">: ___</w:t>
+      </w:r>
+    </w:p>
+    <w:p>
+      <w:pPr>
+        <w:pStyle w:val="BodyText"/>
+      </w:pPr>
+      <w:r>
+        <w:rPr>
+          <w:b/>
+          <w:bCs/>
+        </w:rPr>
+        <w:t xml:space="preserve">コメント</w:t>
+      </w:r>
+      <w:r>
+        <w:t xml:space="preserve">:</w:t>
+      </w:r>
+    </w:p>
+    <w:bookmarkEnd w:id="41"/>
+    <w:bookmarkEnd w:id="42"/>
+    <w:bookmarkStart w:id="43" w:name="追加フィードバック欄"/>
+    <w:p>
+      <w:pPr>
+        <w:pStyle w:val="Heading3"/>
+      </w:pPr>
+      <w:r>
+        <w:rPr>
+          <w:rFonts w:hint="eastAsia"/>
+        </w:rPr>
+        <w:t xml:space="preserve">追加フィードバック欄</w:t>
+      </w:r>
+    </w:p>
+    <w:p>
+      <w:pPr>
+        <w:pStyle w:val="FirstParagraph"/>
+      </w:pPr>
+      <w:r>
+        <w:rPr>
+          <w:b/>
+          <w:bCs/>
+        </w:rPr>
+        <w:t xml:space="preserve">Q1</w:t>
+      </w:r>
+      <w:r>
+        <w:t xml:space="preserve">: Claim </w:t>
+      </w:r>
+      <w:r>
+        <w:rPr>
+          <w:rFonts w:hint="eastAsia"/>
+        </w:rPr>
+        <w:t xml:space="preserve">#4（供給能力の参入障壁）はKB3にない新規主張です。ORLY#2（フラグメント市場×規模）の医薬品版パターンとして70%と評価しましたが、この評価は妥当でしょうか？</w:t>
+      </w:r>
+    </w:p>
+    <w:p>
+      <w:pPr>
+        <w:pStyle w:val="BodyText"/>
+      </w:pPr>
+      <w:r>
+        <w:rPr>
+          <w:b/>
+          <w:bCs/>
+        </w:rPr>
+        <w:t xml:space="preserve">Q2</w:t>
+      </w:r>
+      <w:r>
+        <w:t xml:space="preserve">: Claim </w:t>
+      </w:r>
+      <w:r>
+        <w:rPr>
+          <w:rFonts w:hint="eastAsia"/>
+        </w:rPr>
+        <w:t xml:space="preserve">#3はKB3のLLY#3（複数メカニズム、30%）とLLY#4（臨床開発ノウハウ、50%）を統合し50%としました。分離して評価すべきでしょうか？</w:t>
+      </w:r>
+    </w:p>
+    <w:p>
+      <w:pPr>
+        <w:pStyle w:val="BodyText"/>
+      </w:pPr>
+      <w:r>
+        <w:rPr>
+          <w:b/>
+          <w:bCs/>
+        </w:rPr>
+        <w:t xml:space="preserve">Q3</w:t>
+      </w:r>
+      <w:r>
+        <w:t xml:space="preserve">: </w:t>
+      </w:r>
+      <w:r>
+        <w:rPr>
+          <w:rFonts w:hint="eastAsia"/>
+        </w:rPr>
+        <w:t xml:space="preserve">「なぜ低分子製法を選別し得たのか」の根源要因について、アナリストの見解はありますか？</w:t>
+      </w:r>
+    </w:p>
+    <w:p>
+      <w:pPr>
+        <w:pStyle w:val="BodyText"/>
+      </w:pPr>
+      <w:r>
+        <w:rPr>
+          <w:b/>
+          <w:bCs/>
+        </w:rPr>
+        <w:t xml:space="preserve">Q4</w:t>
+      </w:r>
+      <w:r>
+        <w:t xml:space="preserve">: </w:t>
+      </w:r>
+      <w:r>
+        <w:rPr>
+          <w:rFonts w:hint="eastAsia"/>
+        </w:rPr>
+        <w:t xml:space="preserve">GLP-1市場の価格競争リスク（HCV類似シナリオ）はCAGR推定にどの程度影響しますか？</w:t>
+      </w:r>
+    </w:p>
+    <w:p>
+      <w:pPr>
+        <w:pStyle w:val="BodyText"/>
+      </w:pPr>
+      <w:r>
+        <w:rPr>
+          <w:b/>
+          <w:bCs/>
+        </w:rPr>
+        <w:t xml:space="preserve">Q5 </w:t>
+      </w:r>
+      <w:r>
+        <w:rPr>
+          <w:rFonts w:hint="eastAsia"/>
+          <w:b/>
+          <w:bCs/>
+        </w:rPr>
+        <w:t xml:space="preserve">(T8追加)</w:t>
+      </w:r>
+      <w:r>
+        <w:t xml:space="preserve">: </w:t>
+      </w:r>
+      <w:r>
+        <w:rPr>
+          <w:rFonts w:hint="eastAsia"/>
+        </w:rPr>
+        <w:t xml:space="preserve">CVSのWegovy優先推奨（2025年5月）は、Mounjaro粘着性の構造的無効化リスクとして今後も拡大する見通しですか？</w:t>
+      </w:r>
+    </w:p>
+    <w:p>
+      <w:pPr>
+        <w:pStyle w:val="BodyText"/>
+      </w:pPr>
+      <w:r>
+        <w:t xml:space="preserve">※ </w:t>
+      </w:r>
+      <w:r>
+        <w:rPr>
+          <w:rFonts w:hint="eastAsia"/>
+        </w:rPr>
+        <w:t xml:space="preserve">「アナリスト評価」列はアナリストが記入する欄です。AI評価との差異がKBの改善に直結します。</w:t>
+      </w:r>
+    </w:p>
+    <w:p>
+      <w:r>
+        <w:pict>
+          <v:rect style="width:0;height:1.5pt" o:hralign="center" o:hrstd="t" o:hr="t"/>
+        </w:pict>
+      </w:r>
+    </w:p>
+    <w:bookmarkEnd w:id="43"/>
+    <w:bookmarkEnd w:id="44"/>
+    <w:bookmarkStart w:id="46" w:name="付記-t8修正サマリー"/>
+    <w:p>
+      <w:pPr>
+        <w:pStyle w:val="Heading2"/>
+      </w:pPr>
+      <w:r>
+        <w:rPr>
+          <w:rFonts w:hint="eastAsia"/>
+        </w:rPr>
+        <w:t xml:space="preserve">付記:</w:t>
+      </w:r>
+      <w:r>
+        <w:t xml:space="preserve"> </w:t>
+      </w:r>
+      <w:r>
+        <w:rPr>
+          <w:rFonts w:hint="eastAsia"/>
+        </w:rPr>
+        <w:t xml:space="preserve">T8修正サマリー</w:t>
       </w:r>
     </w:p>
     <w:tbl>
@@ -9552,733 +10050,14 @@
         <w:tblW w:type="pct" w:w="5000"/>
         <w:tblLayout w:type="fixed"/>
         <w:tblLook w:firstRow="1" w:lastRow="0" w:firstColumn="0" w:lastColumn="0" w:noHBand="0" w:noVBand="0" w:val="0020"/>
-      </w:tblPr>
-      <w:tblGrid>
-        <w:gridCol w:w="990"/>
-        <w:gridCol w:w="1320"/>
-        <w:gridCol w:w="1980"/>
-        <w:gridCol w:w="2145"/>
-        <w:gridCol w:w="1485"/>
-      </w:tblGrid>
-      <w:tr>
-        <w:trPr>
-          <w:tblHeader w:val="on"/>
-        </w:trPr>
-        <w:tc>
-          <w:tcPr/>
-          <w:p>
-            <w:pPr>
-              <w:pStyle w:val="Compact"/>
-            </w:pPr>
-            <w:r>
-              <w:rPr>
-                <w:rFonts w:hint="eastAsia" w:ascii="Times New Roman" w:hAnsi="Times New Roman" w:eastAsia="游明朝"/>
-                <w:sz w:val="20"/>
-              </w:rPr>
-              <w:t xml:space="preserve">主張</w:t>
-            </w:r>
-          </w:p>
-        </w:tc>
-        <w:tc>
-          <w:tcPr/>
-          <w:p>
-            <w:pPr>
-              <w:pStyle w:val="Compact"/>
-            </w:pPr>
-            <w:r>
-              <w:rPr>
-                <w:rFonts w:hint="eastAsia" w:ascii="Times New Roman" w:hAnsi="Times New Roman" w:eastAsia="游明朝"/>
-                <w:sz w:val="20"/>
-              </w:rPr>
-              <w:t xml:space="preserve">AI評価（T8修正後）</w:t>
-            </w:r>
-          </w:p>
-        </w:tc>
-        <w:tc>
-          <w:tcPr/>
-          <w:p>
-            <w:pPr>
-              <w:pStyle w:val="Compact"/>
-            </w:pPr>
-            <w:r>
-              <w:rPr>
-                <w:rFonts w:hint="eastAsia" w:ascii="Times New Roman" w:hAnsi="Times New Roman" w:eastAsia="游明朝"/>
-                <w:sz w:val="20"/>
-              </w:rPr>
-              <w:t xml:space="preserve">アナリスト評価（CA）</w:t>
-            </w:r>
-          </w:p>
-        </w:tc>
-        <w:tc>
-          <w:tcPr/>
-          <w:p>
-            <w:pPr>
-              <w:pStyle w:val="Compact"/>
-            </w:pPr>
-            <w:r>
-              <w:rPr>
-                <w:rFonts w:hint="eastAsia" w:ascii="Times New Roman" w:hAnsi="Times New Roman" w:eastAsia="游明朝"/>
-                <w:sz w:val="20"/>
-              </w:rPr>
-              <w:t xml:space="preserve">アナリスト評価（CAGR）</w:t>
-            </w:r>
-          </w:p>
-        </w:tc>
-        <w:tc>
-          <w:tcPr/>
-          <w:p>
-            <w:pPr>
-              <w:pStyle w:val="Compact"/>
-            </w:pPr>
-            <w:r>
-              <w:rPr>
-                <w:rFonts w:ascii="Times New Roman" w:hAnsi="Times New Roman" w:eastAsia="游明朝"/>
-                <w:sz w:val="20"/>
-              </w:rPr>
-              <w:t xml:space="preserve">コメント</w:t>
-            </w:r>
-          </w:p>
-        </w:tc>
-      </w:tr>
-      <w:tr>
-        <w:tc>
-          <w:tcPr/>
-          <w:p>
-            <w:pPr>
-              <w:pStyle w:val="Compact"/>
-            </w:pPr>
-            <w:r>
-              <w:rPr>
-                <w:rFonts w:ascii="Times New Roman" w:hAnsi="Times New Roman" w:eastAsia="游明朝"/>
-                <w:sz w:val="20"/>
-              </w:rPr>
-              <w:t xml:space="preserve">#1 </w:t>
-            </w:r>
-            <w:r>
-              <w:rPr>
-                <w:rFonts w:hint="eastAsia" w:ascii="Times New Roman" w:hAnsi="Times New Roman" w:eastAsia="游明朝"/>
-                <w:sz w:val="20"/>
-              </w:rPr>
-              <w:t xml:space="preserve">複数超大型市場ポートフォリオ</w:t>
-            </w:r>
-          </w:p>
-        </w:tc>
-        <w:tc>
-          <w:tcPr/>
-          <w:p>
-            <w:pPr>
-              <w:pStyle w:val="Compact"/>
-            </w:pPr>
-            <w:r>
-              <w:rPr>
-                <w:rFonts w:hint="eastAsia" w:ascii="Times New Roman" w:hAnsi="Times New Roman" w:eastAsia="游明朝"/>
-                <w:sz w:val="20"/>
-              </w:rPr>
-              <w:t xml:space="preserve">50%（CAGR内訳分離:</w:t>
-            </w:r>
-            <w:r>
-              <w:rPr>
-                <w:rFonts w:ascii="Times New Roman" w:hAnsi="Times New Roman" w:eastAsia="游明朝"/>
-                <w:sz w:val="20"/>
-              </w:rPr>
-              <w:t xml:space="preserve"> </w:t>
-            </w:r>
-            <w:r>
-              <w:rPr>
-                <w:rFonts w:hint="eastAsia" w:ascii="Times New Roman" w:hAnsi="Times New Roman" w:eastAsia="游明朝"/>
-                <w:sz w:val="20"/>
-              </w:rPr>
-              <w:t xml:space="preserve">売上+10-12%/マージン±0%）</w:t>
-            </w:r>
-          </w:p>
-        </w:tc>
-        <w:tc>
-          <w:tcPr/>
-          <w:p>
-            <w:pPr>
-              <w:pStyle w:val="Compact"/>
-            </w:pPr>
-            <w:r>
-              <w:rPr>
-                <w:rFonts w:ascii="Times New Roman" w:hAnsi="Times New Roman" w:eastAsia="游明朝"/>
-                <w:sz w:val="20"/>
-              </w:rPr>
-              <w:t xml:space="preserve">( )</w:t>
-            </w:r>
-          </w:p>
-        </w:tc>
-        <w:tc>
-          <w:tcPr/>
-          <w:p>
-            <w:pPr>
-              <w:pStyle w:val="Compact"/>
-            </w:pPr>
-            <w:r>
-              <w:rPr>
-                <w:rFonts w:ascii="Times New Roman" w:hAnsi="Times New Roman" w:eastAsia="游明朝"/>
-                <w:sz w:val="20"/>
-              </w:rPr>
-              <w:t xml:space="preserve">( )</w:t>
-            </w:r>
-          </w:p>
-        </w:tc>
-        <w:tc>
-          <w:tcPr/>
-          <w:p>
-            <w:pPr>
-              <w:pStyle w:val="Compact"/>
-            </w:pPr>
-          </w:p>
-        </w:tc>
-      </w:tr>
-      <w:tr>
-        <w:tc>
-          <w:tcPr/>
-          <w:p>
-            <w:pPr>
-              <w:pStyle w:val="Compact"/>
-            </w:pPr>
-            <w:r>
-              <w:rPr>
-                <w:rFonts w:ascii="Times New Roman" w:hAnsi="Times New Roman" w:eastAsia="游明朝"/>
-                <w:sz w:val="20"/>
-              </w:rPr>
-              <w:t xml:space="preserve">#2 </w:t>
-            </w:r>
-            <w:r>
-              <w:rPr>
-                <w:rFonts w:hint="eastAsia" w:ascii="Times New Roman" w:hAnsi="Times New Roman" w:eastAsia="游明朝"/>
-                <w:sz w:val="20"/>
-              </w:rPr>
-              <w:t xml:space="preserve">低分子型経口GLP-1技術的差別化</w:t>
-            </w:r>
-          </w:p>
-        </w:tc>
-        <w:tc>
-          <w:tcPr/>
-          <w:p>
-            <w:pPr>
-              <w:pStyle w:val="Compact"/>
-            </w:pPr>
-            <w:r>
-              <w:rPr>
-                <w:rFonts w:hint="eastAsia" w:ascii="Times New Roman" w:hAnsi="Times New Roman" w:eastAsia="游明朝"/>
-                <w:sz w:val="20"/>
-              </w:rPr>
-              <w:t xml:space="preserve">70%（根源要因不足が上限条件）</w:t>
-            </w:r>
-          </w:p>
-        </w:tc>
-        <w:tc>
-          <w:tcPr/>
-          <w:p>
-            <w:pPr>
-              <w:pStyle w:val="Compact"/>
-            </w:pPr>
-            <w:r>
-              <w:rPr>
-                <w:rFonts w:ascii="Times New Roman" w:hAnsi="Times New Roman" w:eastAsia="游明朝"/>
-                <w:sz w:val="20"/>
-              </w:rPr>
-              <w:t xml:space="preserve">( )</w:t>
-            </w:r>
-          </w:p>
-        </w:tc>
-        <w:tc>
-          <w:tcPr/>
-          <w:p>
-            <w:pPr>
-              <w:pStyle w:val="Compact"/>
-            </w:pPr>
-            <w:r>
-              <w:rPr>
-                <w:rFonts w:ascii="Times New Roman" w:hAnsi="Times New Roman" w:eastAsia="游明朝"/>
-                <w:sz w:val="20"/>
-              </w:rPr>
-              <w:t xml:space="preserve">( )</w:t>
-            </w:r>
-          </w:p>
-        </w:tc>
-        <w:tc>
-          <w:tcPr/>
-          <w:p>
-            <w:pPr>
-              <w:pStyle w:val="Compact"/>
-            </w:pPr>
-          </w:p>
-        </w:tc>
-      </w:tr>
-      <w:tr>
-        <w:tc>
-          <w:tcPr/>
-          <w:p>
-            <w:pPr>
-              <w:pStyle w:val="Compact"/>
-            </w:pPr>
-            <w:r>
-              <w:rPr>
-                <w:rFonts w:ascii="Times New Roman" w:hAnsi="Times New Roman" w:eastAsia="游明朝"/>
-                <w:sz w:val="20"/>
-              </w:rPr>
-              <w:t xml:space="preserve">#3 アルツハイマーR&amp;Dノウハウ</w:t>
-            </w:r>
-          </w:p>
-        </w:tc>
-        <w:tc>
-          <w:tcPr/>
-          <w:p>
-            <w:pPr>
-              <w:pStyle w:val="Compact"/>
-            </w:pPr>
-            <w:r>
-              <w:rPr>
-                <w:rFonts w:hint="eastAsia" w:ascii="Times New Roman" w:hAnsi="Times New Roman" w:eastAsia="游明朝"/>
-                <w:sz w:val="20"/>
-              </w:rPr>
-              <w:t xml:space="preserve">50%（KB3#3の30%批判を認識した上での評価）</w:t>
-            </w:r>
-          </w:p>
-        </w:tc>
-        <w:tc>
-          <w:tcPr/>
-          <w:p>
-            <w:pPr>
-              <w:pStyle w:val="Compact"/>
-            </w:pPr>
-            <w:r>
-              <w:rPr>
-                <w:rFonts w:ascii="Times New Roman" w:hAnsi="Times New Roman" w:eastAsia="游明朝"/>
-                <w:sz w:val="20"/>
-              </w:rPr>
-              <w:t xml:space="preserve">( )</w:t>
-            </w:r>
-          </w:p>
-        </w:tc>
-        <w:tc>
-          <w:tcPr/>
-          <w:p>
-            <w:pPr>
-              <w:pStyle w:val="Compact"/>
-            </w:pPr>
-            <w:r>
-              <w:rPr>
-                <w:rFonts w:ascii="Times New Roman" w:hAnsi="Times New Roman" w:eastAsia="游明朝"/>
-                <w:sz w:val="20"/>
-              </w:rPr>
-              <w:t xml:space="preserve">( )</w:t>
-            </w:r>
-          </w:p>
-        </w:tc>
-        <w:tc>
-          <w:tcPr/>
-          <w:p>
-            <w:pPr>
-              <w:pStyle w:val="Compact"/>
-            </w:pPr>
-          </w:p>
-        </w:tc>
-      </w:tr>
-      <w:tr>
-        <w:tc>
-          <w:tcPr/>
-          <w:p>
-            <w:pPr>
-              <w:pStyle w:val="Compact"/>
-            </w:pPr>
-            <w:r>
-              <w:rPr>
-                <w:rFonts w:ascii="Times New Roman" w:hAnsi="Times New Roman" w:eastAsia="游明朝"/>
-                <w:sz w:val="20"/>
-              </w:rPr>
-              <w:t xml:space="preserve">#4 </w:t>
-            </w:r>
-            <w:r>
-              <w:rPr>
-                <w:rFonts w:hint="eastAsia" w:ascii="Times New Roman" w:hAnsi="Times New Roman" w:eastAsia="游明朝"/>
-                <w:sz w:val="20"/>
-              </w:rPr>
-              <w:t xml:space="preserve">GLP-1供給能力参入障壁</w:t>
-            </w:r>
-          </w:p>
-        </w:tc>
-        <w:tc>
-          <w:tcPr/>
-          <w:p>
-            <w:pPr>
-              <w:pStyle w:val="Compact"/>
-            </w:pPr>
-            <w:r>
-              <w:rPr>
-                <w:rFonts w:hint="eastAsia" w:ascii="Times New Roman" w:hAnsi="Times New Roman" w:eastAsia="游明朝"/>
-                <w:sz w:val="20"/>
-              </w:rPr>
-              <w:t xml:space="preserve">70%（デュオポリー持続性リスク付き）</w:t>
-            </w:r>
-          </w:p>
-        </w:tc>
-        <w:tc>
-          <w:tcPr/>
-          <w:p>
-            <w:pPr>
-              <w:pStyle w:val="Compact"/>
-            </w:pPr>
-            <w:r>
-              <w:rPr>
-                <w:rFonts w:ascii="Times New Roman" w:hAnsi="Times New Roman" w:eastAsia="游明朝"/>
-                <w:sz w:val="20"/>
-              </w:rPr>
-              <w:t xml:space="preserve">( )</w:t>
-            </w:r>
-          </w:p>
-        </w:tc>
-        <w:tc>
-          <w:tcPr/>
-          <w:p>
-            <w:pPr>
-              <w:pStyle w:val="Compact"/>
-            </w:pPr>
-            <w:r>
-              <w:rPr>
-                <w:rFonts w:ascii="Times New Roman" w:hAnsi="Times New Roman" w:eastAsia="游明朝"/>
-                <w:sz w:val="20"/>
-              </w:rPr>
-              <w:t xml:space="preserve">( )</w:t>
-            </w:r>
-          </w:p>
-        </w:tc>
-        <w:tc>
-          <w:tcPr/>
-          <w:p>
-            <w:pPr>
-              <w:pStyle w:val="Compact"/>
-            </w:pPr>
-          </w:p>
-        </w:tc>
-      </w:tr>
-      <w:tr>
-        <w:tc>
-          <w:tcPr/>
-          <w:p>
-            <w:pPr>
-              <w:pStyle w:val="Compact"/>
-            </w:pPr>
-            <w:r>
-              <w:rPr>
-                <w:rFonts w:ascii="Times New Roman" w:hAnsi="Times New Roman" w:eastAsia="游明朝"/>
-                <w:sz w:val="20"/>
-              </w:rPr>
-              <w:t xml:space="preserve">#5 </w:t>
-            </w:r>
-            <w:r>
-              <w:rPr>
-                <w:rFonts w:hint="eastAsia" w:ascii="Times New Roman" w:hAnsi="Times New Roman" w:eastAsia="游明朝"/>
-                <w:sz w:val="20"/>
-              </w:rPr>
-              <w:t xml:space="preserve">Mounjaro市場ポジション粘着性</w:t>
-            </w:r>
-          </w:p>
-        </w:tc>
-        <w:tc>
-          <w:tcPr/>
-          <w:p>
-            <w:pPr>
-              <w:pStyle w:val="Compact"/>
-            </w:pPr>
-            <w:r>
-              <w:rPr>
-                <w:rFonts w:hint="eastAsia" w:ascii="Times New Roman" w:hAnsi="Times New Roman" w:eastAsia="游明朝"/>
-                <w:sz w:val="20"/>
-              </w:rPr>
-              <w:t xml:space="preserve">50%（CVS事例によるPBMリスク付き）</w:t>
-            </w:r>
-          </w:p>
-        </w:tc>
-        <w:tc>
-          <w:tcPr/>
-          <w:p>
-            <w:pPr>
-              <w:pStyle w:val="Compact"/>
-            </w:pPr>
-            <w:r>
-              <w:rPr>
-                <w:rFonts w:ascii="Times New Roman" w:hAnsi="Times New Roman" w:eastAsia="游明朝"/>
-                <w:sz w:val="20"/>
-              </w:rPr>
-              <w:t xml:space="preserve">( )</w:t>
-            </w:r>
-          </w:p>
-        </w:tc>
-        <w:tc>
-          <w:tcPr/>
-          <w:p>
-            <w:pPr>
-              <w:pStyle w:val="Compact"/>
-            </w:pPr>
-            <w:r>
-              <w:rPr>
-                <w:rFonts w:ascii="Times New Roman" w:hAnsi="Times New Roman" w:eastAsia="游明朝"/>
-                <w:sz w:val="20"/>
-              </w:rPr>
-              <w:t xml:space="preserve">( )</w:t>
-            </w:r>
-          </w:p>
-        </w:tc>
-        <w:tc>
-          <w:tcPr/>
-          <w:p>
-            <w:pPr>
-              <w:pStyle w:val="Compact"/>
-            </w:pPr>
-          </w:p>
-        </w:tc>
-      </w:tr>
-      <w:tr>
-        <w:tc>
-          <w:tcPr/>
-          <w:p>
-            <w:pPr>
-              <w:pStyle w:val="Compact"/>
-            </w:pPr>
-            <w:r>
-              <w:rPr>
-                <w:rFonts w:ascii="Times New Roman" w:hAnsi="Times New Roman" w:eastAsia="游明朝"/>
-                <w:sz w:val="20"/>
-              </w:rPr>
-              <w:t xml:space="preserve">#6 グローバルネットワーク</w:t>
-            </w:r>
-          </w:p>
-        </w:tc>
-        <w:tc>
-          <w:tcPr/>
-          <w:p>
-            <w:pPr>
-              <w:pStyle w:val="Compact"/>
-            </w:pPr>
-            <w:r>
-              <w:rPr>
-                <w:rFonts w:hint="eastAsia" w:ascii="Times New Roman" w:hAnsi="Times New Roman" w:eastAsia="游明朝"/>
-                <w:sz w:val="20"/>
-              </w:rPr>
-              <w:t xml:space="preserve">30%（掛け算方針で実質寄与限定的）</w:t>
-            </w:r>
-          </w:p>
-        </w:tc>
-        <w:tc>
-          <w:tcPr/>
-          <w:p>
-            <w:pPr>
-              <w:pStyle w:val="Compact"/>
-            </w:pPr>
-            <w:r>
-              <w:rPr>
-                <w:rFonts w:ascii="Times New Roman" w:hAnsi="Times New Roman" w:eastAsia="游明朝"/>
-                <w:sz w:val="20"/>
-              </w:rPr>
-              <w:t xml:space="preserve">( )</w:t>
-            </w:r>
-          </w:p>
-        </w:tc>
-        <w:tc>
-          <w:tcPr/>
-          <w:p>
-            <w:pPr>
-              <w:pStyle w:val="Compact"/>
-            </w:pPr>
-            <w:r>
-              <w:rPr>
-                <w:rFonts w:ascii="Times New Roman" w:hAnsi="Times New Roman" w:eastAsia="游明朝"/>
-                <w:sz w:val="20"/>
-              </w:rPr>
-              <w:t xml:space="preserve">( )</w:t>
-            </w:r>
-          </w:p>
-        </w:tc>
-        <w:tc>
-          <w:tcPr/>
-          <w:p>
-            <w:pPr>
-              <w:pStyle w:val="Compact"/>
-            </w:pPr>
-          </w:p>
-        </w:tc>
-      </w:tr>
-    </w:tbl>
-    <w:bookmarkEnd w:id="30"/>
-    <w:bookmarkStart w:id="31" w:name="追加フィードバック欄"/>
-    <w:p>
-      <w:pPr>
-        <w:pStyle w:val="Heading3"/>
-      </w:pPr>
-      <w:r>
-        <w:rPr>
-          <w:rFonts w:hint="eastAsia"/>
-        </w:rPr>
-        <w:t xml:space="preserve">追加フィードバック欄</w:t>
-      </w:r>
-    </w:p>
-    <w:p>
-      <w:pPr>
-        <w:pStyle w:val="FirstParagraph"/>
-      </w:pPr>
-      <w:r>
-        <w:rPr>
-          <w:b/>
-          <w:bCs/>
-        </w:rPr>
-        <w:t xml:space="preserve">Q1</w:t>
-      </w:r>
-      <w:r>
-        <w:t xml:space="preserve">: Claim </w:t>
-      </w:r>
-      <w:r>
-        <w:rPr>
-          <w:rFonts w:hint="eastAsia"/>
-        </w:rPr>
-        <w:t xml:space="preserve">#4（供給能力の参入障壁）はKB3にない新規主張です。ORLY#2（フラグメント市場×規模）の医薬品版パターンとして70%と評価しましたが、この評価は妥当でしょうか？</w:t>
-      </w:r>
-    </w:p>
-    <w:p>
-      <w:pPr>
-        <w:pStyle w:val="BodyText"/>
-      </w:pPr>
-      <w:r>
-        <w:rPr>
-          <w:b/>
-          <w:bCs/>
-        </w:rPr>
-        <w:t xml:space="preserve">Q2</w:t>
-      </w:r>
-      <w:r>
-        <w:t xml:space="preserve">: Claim </w:t>
-      </w:r>
-      <w:r>
-        <w:rPr>
-          <w:rFonts w:hint="eastAsia"/>
-        </w:rPr>
-        <w:t xml:space="preserve">#3はKB3のLLY#3（複数メカニズム、30%）とLLY#4（臨床開発ノウハウ、50%）を統合し50%としました。分離して評価すべきでしょうか？</w:t>
-      </w:r>
-    </w:p>
-    <w:p>
-      <w:pPr>
-        <w:pStyle w:val="BodyText"/>
-      </w:pPr>
-      <w:r>
-        <w:rPr>
-          <w:b/>
-          <w:bCs/>
-        </w:rPr>
-        <w:t xml:space="preserve">Q3</w:t>
-      </w:r>
-      <w:r>
-        <w:t xml:space="preserve">: </w:t>
-      </w:r>
-      <w:r>
-        <w:rPr>
-          <w:rFonts w:hint="eastAsia"/>
-        </w:rPr>
-        <w:t xml:space="preserve">「なぜ低分子製法を選別し得たのか」の根源要因について、アナリストの見解はありますか？</w:t>
-      </w:r>
-    </w:p>
-    <w:p>
-      <w:pPr>
-        <w:pStyle w:val="BodyText"/>
-      </w:pPr>
-      <w:r>
-        <w:rPr>
-          <w:b/>
-          <w:bCs/>
-        </w:rPr>
-        <w:t xml:space="preserve">Q4</w:t>
-      </w:r>
-      <w:r>
-        <w:t xml:space="preserve">: </w:t>
-      </w:r>
-      <w:r>
-        <w:rPr>
-          <w:rFonts w:hint="eastAsia"/>
-        </w:rPr>
-        <w:t xml:space="preserve">GLP-1市場の価格競争リスク（HCV類似シナリオ）はCAGR推定にどの程度影響しますか？</w:t>
-      </w:r>
-    </w:p>
-    <w:p>
-      <w:pPr>
-        <w:pStyle w:val="BodyText"/>
-      </w:pPr>
-      <w:r>
-        <w:rPr>
-          <w:b/>
-          <w:bCs/>
-        </w:rPr>
-        <w:t xml:space="preserve">Q5 </w:t>
-      </w:r>
-      <w:r>
-        <w:rPr>
-          <w:rFonts w:hint="eastAsia"/>
-          <w:b/>
-          <w:bCs/>
-        </w:rPr>
-        <w:t xml:space="preserve">(T8追加)</w:t>
-      </w:r>
-      <w:r>
-        <w:t xml:space="preserve">: </w:t>
-      </w:r>
-      <w:r>
-        <w:rPr>
-          <w:rFonts w:hint="eastAsia"/>
-        </w:rPr>
-        <w:t xml:space="preserve">CVSのWegovy優先推奨（2025年5月）は、Mounjaro粘着性の構造的無効化リスクとして今後も拡大する見通しですか？</w:t>
-      </w:r>
-    </w:p>
-    <w:p>
-      <w:pPr>
-        <w:pStyle w:val="BodyText"/>
-      </w:pPr>
-      <w:r>
-        <w:t xml:space="preserve">※ </w:t>
-      </w:r>
-      <w:r>
-        <w:rPr>
-          <w:rFonts w:hint="eastAsia"/>
-        </w:rPr>
-        <w:t xml:space="preserve">「アナリスト評価」列はアナリストが記入する欄です。AI評価との差異がKBの改善に直結します。</w:t>
-      </w:r>
-    </w:p>
-    <w:p>
-      <w:r>
-        <w:pict>
-          <v:rect style="width:0;height:1.5pt" o:hralign="center" o:hrstd="t" o:hr="t"/>
-        </w:pict>
-      </w:r>
-    </w:p>
-    <w:bookmarkEnd w:id="31"/>
-    <w:bookmarkEnd w:id="32"/>
-    <w:bookmarkStart w:id="34" w:name="付記-t8修正サマリー"/>
-    <w:p>
-      <w:pPr>
-        <w:pStyle w:val="Heading2"/>
-      </w:pPr>
-      <w:r>
-        <w:rPr>
-          <w:rFonts w:hint="eastAsia"/>
-        </w:rPr>
-        <w:t xml:space="preserve">付記:</w:t>
-      </w:r>
-      <w:r>
-        <w:t xml:space="preserve"> </w:t>
-      </w:r>
-      <w:r>
-        <w:rPr>
-          <w:rFonts w:hint="eastAsia"/>
-        </w:rPr>
-        <w:t xml:space="preserve">T8修正サマリー</w:t>
-      </w:r>
-    </w:p>
-    <w:tbl>
-      <w:tblPr>
-        <w:tblStyle w:val="Table"/>
-        <w:tblW w:type="pct" w:w="5000"/>
-        <w:tblLayout w:type="fixed"/>
-        <w:tblLook w:firstRow="1" w:lastRow="0" w:firstColumn="0" w:lastColumn="0" w:noHBand="0" w:noVBand="0" w:val="0020"/>
+        <w:tblBorders>
+          <w:top w:val="single" w:sz="4" w:space="0" w:color="000000"/>
+          <w:left w:val="single" w:sz="4" w:space="0" w:color="000000"/>
+          <w:bottom w:val="single" w:sz="4" w:space="0" w:color="000000"/>
+          <w:right w:val="single" w:sz="4" w:space="0" w:color="000000"/>
+          <w:insideH w:val="single" w:sz="4" w:space="0" w:color="000000"/>
+          <w:insideV w:val="single" w:sz="4" w:space="0" w:color="000000"/>
+        </w:tblBorders>
       </w:tblPr>
       <w:tblGrid>
         <w:gridCol w:w="2262"/>
@@ -10290,45 +10069,66 @@
           <w:tblHeader w:val="on"/>
         </w:trPr>
         <w:tc>
-          <w:tcPr/>
-          <w:p>
-            <w:pPr>
-              <w:pStyle w:val="Compact"/>
-            </w:pPr>
-            <w:r>
-              <w:rPr>
-                <w:rFonts w:hint="eastAsia" w:ascii="Times New Roman" w:hAnsi="Times New Roman" w:eastAsia="游明朝"/>
-                <w:sz w:val="20"/>
+          <w:tcPr>
+            <w:tcBorders>
+              <w:top w:val="single" w:sz="4" w:space="0" w:color="000000"/>
+              <w:left w:val="single" w:sz="4" w:space="0" w:color="000000"/>
+              <w:right w:val="single" w:sz="4" w:space="0" w:color="000000"/>
+              <w:bottom w:val="double" w:sz="4" w:space="0" w:color="000000"/>
+            </w:tcBorders>
+          </w:tcPr>
+          <w:p>
+            <w:pPr>
+              <w:pStyle w:val="Compact"/>
+            </w:pPr>
+            <w:r>
+              <w:rPr>
+                <w:rFonts w:hint="eastAsia" w:ascii="Times New Roman" w:hAnsi="Times New Roman" w:eastAsia="游明朝"/>
+                <w:sz w:val="18"/>
               </w:rPr>
               <w:t xml:space="preserve">対象</w:t>
             </w:r>
           </w:p>
         </w:tc>
         <w:tc>
-          <w:tcPr/>
-          <w:p>
-            <w:pPr>
-              <w:pStyle w:val="Compact"/>
-            </w:pPr>
-            <w:r>
-              <w:rPr>
-                <w:rFonts w:hint="eastAsia" w:ascii="Times New Roman" w:hAnsi="Times New Roman" w:eastAsia="游明朝"/>
-                <w:sz w:val="20"/>
+          <w:tcPr>
+            <w:tcBorders>
+              <w:top w:val="single" w:sz="4" w:space="0" w:color="000000"/>
+              <w:left w:val="single" w:sz="4" w:space="0" w:color="000000"/>
+              <w:right w:val="single" w:sz="4" w:space="0" w:color="000000"/>
+              <w:bottom w:val="double" w:sz="4" w:space="0" w:color="000000"/>
+            </w:tcBorders>
+          </w:tcPr>
+          <w:p>
+            <w:pPr>
+              <w:pStyle w:val="Compact"/>
+            </w:pPr>
+            <w:r>
+              <w:rPr>
+                <w:rFonts w:hint="eastAsia" w:ascii="Times New Roman" w:hAnsi="Times New Roman" w:eastAsia="游明朝"/>
+                <w:sz w:val="18"/>
               </w:rPr>
               <w:t xml:space="preserve">修正種別</w:t>
             </w:r>
           </w:p>
         </w:tc>
         <w:tc>
-          <w:tcPr/>
-          <w:p>
-            <w:pPr>
-              <w:pStyle w:val="Compact"/>
-            </w:pPr>
-            <w:r>
-              <w:rPr>
-                <w:rFonts w:hint="eastAsia" w:ascii="Times New Roman" w:hAnsi="Times New Roman" w:eastAsia="游明朝"/>
-                <w:sz w:val="20"/>
+          <w:tcPr>
+            <w:tcBorders>
+              <w:top w:val="single" w:sz="4" w:space="0" w:color="000000"/>
+              <w:left w:val="single" w:sz="4" w:space="0" w:color="000000"/>
+              <w:right w:val="single" w:sz="4" w:space="0" w:color="000000"/>
+              <w:bottom w:val="double" w:sz="4" w:space="0" w:color="000000"/>
+            </w:tcBorders>
+          </w:tcPr>
+          <w:p>
+            <w:pPr>
+              <w:pStyle w:val="Compact"/>
+            </w:pPr>
+            <w:r>
+              <w:rPr>
+                <w:rFonts w:hint="eastAsia" w:ascii="Times New Roman" w:hAnsi="Times New Roman" w:eastAsia="游明朝"/>
+                <w:sz w:val="18"/>
               </w:rPr>
               <w:t xml:space="preserve">内容</w:t>
             </w:r>
@@ -10345,21 +10145,21 @@
             <w:r>
               <w:rPr>
                 <w:rFonts w:hint="eastAsia" w:ascii="Times New Roman" w:hAnsi="Times New Roman" w:eastAsia="游明朝"/>
-                <w:sz w:val="20"/>
+                <w:sz w:val="18"/>
               </w:rPr>
               <w:t xml:space="preserve">主張#1</w:t>
             </w:r>
             <w:r>
               <w:rPr>
                 <w:rFonts w:ascii="Times New Roman" w:hAnsi="Times New Roman" w:eastAsia="游明朝"/>
-                <w:sz w:val="20"/>
+                <w:sz w:val="18"/>
               </w:rPr>
               <w:t xml:space="preserve"> </w:t>
             </w:r>
             <w:r>
               <w:rPr>
                 <w:rFonts w:hint="eastAsia" w:ascii="Times New Roman" w:hAnsi="Times New Roman" w:eastAsia="游明朝"/>
-                <w:sz w:val="20"/>
+                <w:sz w:val="18"/>
               </w:rPr>
               <w:t xml:space="preserve">CAGR接続</w:t>
             </w:r>
@@ -10374,7 +10174,7 @@
             <w:r>
               <w:rPr>
                 <w:rFonts w:ascii="Times New Roman" w:hAnsi="Times New Roman" w:eastAsia="游明朝"/>
-                <w:sz w:val="20"/>
+                <w:sz w:val="18"/>
               </w:rPr>
               <w:t xml:space="preserve">annotation_only</w:t>
             </w:r>
@@ -10389,21 +10189,21 @@
             <w:r>
               <w:rPr>
                 <w:rFonts w:hint="eastAsia" w:ascii="Times New Roman" w:hAnsi="Times New Roman" w:eastAsia="游明朝"/>
-                <w:sz w:val="20"/>
+                <w:sz w:val="18"/>
               </w:rPr>
               <w:t xml:space="preserve">CAGR内訳を分離明示（売上成長+10-12%/マージン±0%）。KB3</w:t>
             </w:r>
             <w:r>
               <w:rPr>
                 <w:rFonts w:ascii="Times New Roman" w:hAnsi="Times New Roman" w:eastAsia="游明朝"/>
-                <w:sz w:val="20"/>
+                <w:sz w:val="18"/>
               </w:rPr>
               <w:t xml:space="preserve"> Phase </w:t>
             </w:r>
             <w:r>
               <w:rPr>
                 <w:rFonts w:hint="eastAsia" w:ascii="Times New Roman" w:hAnsi="Times New Roman" w:eastAsia="游明朝"/>
-                <w:sz w:val="20"/>
+                <w:sz w:val="18"/>
               </w:rPr>
               <w:t xml:space="preserve">2詳細評価と整合</w:t>
             </w:r>
@@ -10420,21 +10220,21 @@
             <w:r>
               <w:rPr>
                 <w:rFonts w:hint="eastAsia" w:ascii="Times New Roman" w:hAnsi="Times New Roman" w:eastAsia="游明朝"/>
-                <w:sz w:val="20"/>
+                <w:sz w:val="18"/>
               </w:rPr>
               <w:t xml:space="preserve">主張#2</w:t>
             </w:r>
             <w:r>
               <w:rPr>
                 <w:rFonts w:ascii="Times New Roman" w:hAnsi="Times New Roman" w:eastAsia="游明朝"/>
-                <w:sz w:val="20"/>
+                <w:sz w:val="18"/>
               </w:rPr>
               <w:t xml:space="preserve"> </w:t>
             </w:r>
             <w:r>
               <w:rPr>
                 <w:rFonts w:hint="eastAsia" w:ascii="Times New Roman" w:hAnsi="Times New Roman" w:eastAsia="游明朝"/>
-                <w:sz w:val="20"/>
+                <w:sz w:val="18"/>
               </w:rPr>
               <w:t xml:space="preserve">CA評価コメント</w:t>
             </w:r>
@@ -10449,7 +10249,7 @@
             <w:r>
               <w:rPr>
                 <w:rFonts w:ascii="Times New Roman" w:hAnsi="Times New Roman" w:eastAsia="游明朝"/>
-                <w:sz w:val="20"/>
+                <w:sz w:val="18"/>
               </w:rPr>
               <w:t xml:space="preserve">annotation_only</w:t>
             </w:r>
@@ -10464,7 +10264,7 @@
             <w:r>
               <w:rPr>
                 <w:rFonts w:hint="eastAsia" w:ascii="Times New Roman" w:hAnsi="Times New Roman" w:eastAsia="游明朝"/>
-                <w:sz w:val="20"/>
+                <w:sz w:val="18"/>
               </w:rPr>
               <w:t xml:space="preserve">根源要因不足を「70%の上限条件」として明示。upside_conditionsに留めない</w:t>
             </w:r>
@@ -10481,21 +10281,21 @@
             <w:r>
               <w:rPr>
                 <w:rFonts w:hint="eastAsia" w:ascii="Times New Roman" w:hAnsi="Times New Roman" w:eastAsia="游明朝"/>
-                <w:sz w:val="20"/>
+                <w:sz w:val="18"/>
               </w:rPr>
               <w:t xml:space="preserve">主張#3</w:t>
             </w:r>
             <w:r>
               <w:rPr>
                 <w:rFonts w:ascii="Times New Roman" w:hAnsi="Times New Roman" w:eastAsia="游明朝"/>
-                <w:sz w:val="20"/>
+                <w:sz w:val="18"/>
               </w:rPr>
               <w:t xml:space="preserve"> </w:t>
             </w:r>
             <w:r>
               <w:rPr>
                 <w:rFonts w:hint="eastAsia" w:ascii="Times New Roman" w:hAnsi="Times New Roman" w:eastAsia="游明朝"/>
-                <w:sz w:val="20"/>
+                <w:sz w:val="18"/>
               </w:rPr>
               <w:t xml:space="preserve">CA懸念点</w:t>
             </w:r>
@@ -10510,7 +10310,7 @@
             <w:r>
               <w:rPr>
                 <w:rFonts w:ascii="Times New Roman" w:hAnsi="Times New Roman" w:eastAsia="游明朝"/>
-                <w:sz w:val="20"/>
+                <w:sz w:val="18"/>
               </w:rPr>
               <w:t xml:space="preserve">annotation_only</w:t>
             </w:r>
@@ -10525,14 +10325,14 @@
             <w:r>
               <w:rPr>
                 <w:rFonts w:ascii="Times New Roman" w:hAnsi="Times New Roman" w:eastAsia="游明朝"/>
-                <w:sz w:val="20"/>
+                <w:sz w:val="18"/>
               </w:rPr>
               <w:t xml:space="preserve">KB3 </w:t>
             </w:r>
             <w:r>
               <w:rPr>
                 <w:rFonts w:hint="eastAsia" w:ascii="Times New Roman" w:hAnsi="Times New Roman" w:eastAsia="游明朝"/>
-                <w:sz w:val="20"/>
+                <w:sz w:val="18"/>
               </w:rPr>
               <w:t xml:space="preserve">LLY#3の30%批判（複数メカニズムの限界）を懸念点に追記</w:t>
             </w:r>
@@ -10549,21 +10349,21 @@
             <w:r>
               <w:rPr>
                 <w:rFonts w:hint="eastAsia" w:ascii="Times New Roman" w:hAnsi="Times New Roman" w:eastAsia="游明朝"/>
-                <w:sz w:val="20"/>
+                <w:sz w:val="18"/>
               </w:rPr>
               <w:t xml:space="preserve">主張#4</w:t>
             </w:r>
             <w:r>
               <w:rPr>
                 <w:rFonts w:ascii="Times New Roman" w:hAnsi="Times New Roman" w:eastAsia="游明朝"/>
-                <w:sz w:val="20"/>
+                <w:sz w:val="18"/>
               </w:rPr>
               <w:t xml:space="preserve"> </w:t>
             </w:r>
             <w:r>
               <w:rPr>
                 <w:rFonts w:hint="eastAsia" w:ascii="Times New Roman" w:hAnsi="Times New Roman" w:eastAsia="游明朝"/>
-                <w:sz w:val="20"/>
+                <w:sz w:val="18"/>
               </w:rPr>
               <w:t xml:space="preserve">CA/CAGR評価</w:t>
             </w:r>
@@ -10578,7 +10378,7 @@
             <w:r>
               <w:rPr>
                 <w:rFonts w:ascii="Times New Roman" w:hAnsi="Times New Roman" w:eastAsia="游明朝"/>
-                <w:sz w:val="20"/>
+                <w:sz w:val="18"/>
               </w:rPr>
               <w:t xml:space="preserve">annotation_only</w:t>
             </w:r>
@@ -10593,7 +10393,7 @@
             <w:r>
               <w:rPr>
                 <w:rFonts w:hint="eastAsia" w:ascii="Times New Roman" w:hAnsi="Times New Roman" w:eastAsia="游明朝"/>
-                <w:sz w:val="20"/>
+                <w:sz w:val="18"/>
               </w:rPr>
               <w:t xml:space="preserve">デュオポリー持続性リスクの条件付きアノテーション追加（リスク顕在化時50%に低下）</w:t>
             </w:r>
@@ -10610,21 +10410,21 @@
             <w:r>
               <w:rPr>
                 <w:rFonts w:hint="eastAsia" w:ascii="Times New Roman" w:hAnsi="Times New Roman" w:eastAsia="游明朝"/>
-                <w:sz w:val="20"/>
+                <w:sz w:val="18"/>
               </w:rPr>
               <w:t xml:space="preserve">主張#5</w:t>
             </w:r>
             <w:r>
               <w:rPr>
                 <w:rFonts w:ascii="Times New Roman" w:hAnsi="Times New Roman" w:eastAsia="游明朝"/>
-                <w:sz w:val="20"/>
+                <w:sz w:val="18"/>
               </w:rPr>
               <w:t xml:space="preserve"> </w:t>
             </w:r>
             <w:r>
               <w:rPr>
                 <w:rFonts w:hint="eastAsia" w:ascii="Times New Roman" w:hAnsi="Times New Roman" w:eastAsia="游明朝"/>
-                <w:sz w:val="20"/>
+                <w:sz w:val="18"/>
               </w:rPr>
               <w:t xml:space="preserve">CAGR接続</w:t>
             </w:r>
@@ -10639,7 +10439,7 @@
             <w:r>
               <w:rPr>
                 <w:rFonts w:ascii="Times New Roman" w:hAnsi="Times New Roman" w:eastAsia="游明朝"/>
-                <w:sz w:val="20"/>
+                <w:sz w:val="18"/>
               </w:rPr>
               <w:t xml:space="preserve">annotation_only</w:t>
             </w:r>
@@ -10654,7 +10454,7 @@
             <w:r>
               <w:rPr>
                 <w:rFonts w:hint="eastAsia" w:ascii="Times New Roman" w:hAnsi="Times New Roman" w:eastAsia="游明朝"/>
-                <w:sz w:val="20"/>
+                <w:sz w:val="18"/>
               </w:rPr>
               <w:t xml:space="preserve">CVS事例によるPBM粘着性無効化リスクの条件付きアノテーション追加</w:t>
             </w:r>
@@ -10671,21 +10471,21 @@
             <w:r>
               <w:rPr>
                 <w:rFonts w:hint="eastAsia" w:ascii="Times New Roman" w:hAnsi="Times New Roman" w:eastAsia="游明朝"/>
-                <w:sz w:val="20"/>
+                <w:sz w:val="18"/>
               </w:rPr>
               <w:t xml:space="preserve">主張#6</w:t>
             </w:r>
             <w:r>
               <w:rPr>
                 <w:rFonts w:ascii="Times New Roman" w:hAnsi="Times New Roman" w:eastAsia="游明朝"/>
-                <w:sz w:val="20"/>
+                <w:sz w:val="18"/>
               </w:rPr>
               <w:t xml:space="preserve"> </w:t>
             </w:r>
             <w:r>
               <w:rPr>
                 <w:rFonts w:hint="eastAsia" w:ascii="Times New Roman" w:hAnsi="Times New Roman" w:eastAsia="游明朝"/>
-                <w:sz w:val="20"/>
+                <w:sz w:val="18"/>
               </w:rPr>
               <w:t xml:space="preserve">CAGR接続</w:t>
             </w:r>
@@ -10700,7 +10500,7 @@
             <w:r>
               <w:rPr>
                 <w:rFonts w:ascii="Times New Roman" w:hAnsi="Times New Roman" w:eastAsia="游明朝"/>
-                <w:sz w:val="20"/>
+                <w:sz w:val="18"/>
               </w:rPr>
               <w:t xml:space="preserve">annotation_only</w:t>
             </w:r>
@@ -10715,21 +10515,21 @@
             <w:r>
               <w:rPr>
                 <w:rFonts w:hint="eastAsia" w:ascii="Times New Roman" w:hAnsi="Times New Roman" w:eastAsia="游明朝"/>
-                <w:sz w:val="20"/>
+                <w:sz w:val="18"/>
               </w:rPr>
               <w:t xml:space="preserve">dogma掛け算方針（CA</w:t>
             </w:r>
             <w:r>
               <w:rPr>
                 <w:rFonts w:ascii="Times New Roman" w:hAnsi="Times New Roman" w:eastAsia="游明朝"/>
-                <w:sz w:val="20"/>
+                <w:sz w:val="18"/>
               </w:rPr>
               <w:t xml:space="preserve"> x CAGR = </w:t>
             </w:r>
             <w:r>
               <w:rPr>
                 <w:rFonts w:hint="eastAsia" w:ascii="Times New Roman" w:hAnsi="Times New Roman" w:eastAsia="游明朝"/>
-                <w:sz w:val="20"/>
+                <w:sz w:val="18"/>
               </w:rPr>
               <w:t xml:space="preserve">15%相当）の注記追加</w:t>
             </w:r>
@@ -10737,7 +10537,7 @@
         </w:tc>
       </w:tr>
     </w:tbl>
-    <w:bookmarkStart w:id="33" w:name="修正種別の定義"/>
+    <w:bookmarkStart w:id="45" w:name="修正種別の定義"/>
     <w:p>
       <w:pPr>
         <w:pStyle w:val="Heading3"/>
@@ -10754,6 +10554,14 @@
         <w:tblStyle w:val="Table"/>
         <w:tblW w:type="auto" w:w="0"/>
         <w:tblLook w:firstRow="1" w:lastRow="0" w:firstColumn="0" w:lastColumn="0" w:noHBand="0" w:noVBand="0" w:val="0020"/>
+        <w:tblBorders>
+          <w:top w:val="single" w:sz="4" w:space="0" w:color="000000"/>
+          <w:left w:val="single" w:sz="4" w:space="0" w:color="000000"/>
+          <w:bottom w:val="single" w:sz="4" w:space="0" w:color="000000"/>
+          <w:right w:val="single" w:sz="4" w:space="0" w:color="000000"/>
+          <w:insideH w:val="single" w:sz="4" w:space="0" w:color="000000"/>
+          <w:insideV w:val="single" w:sz="4" w:space="0" w:color="000000"/>
+        </w:tblBorders>
       </w:tblPr>
       <w:tblGrid>
         <w:gridCol w:w="3960"/>
@@ -10764,30 +10572,44 @@
           <w:tblHeader w:val="on"/>
         </w:trPr>
         <w:tc>
-          <w:tcPr/>
-          <w:p>
-            <w:pPr>
-              <w:pStyle w:val="Compact"/>
-            </w:pPr>
-            <w:r>
-              <w:rPr>
-                <w:rFonts w:hint="eastAsia" w:ascii="Times New Roman" w:hAnsi="Times New Roman" w:eastAsia="游明朝"/>
-                <w:sz w:val="20"/>
+          <w:tcPr>
+            <w:tcBorders>
+              <w:top w:val="single" w:sz="4" w:space="0" w:color="000000"/>
+              <w:left w:val="single" w:sz="4" w:space="0" w:color="000000"/>
+              <w:right w:val="single" w:sz="4" w:space="0" w:color="000000"/>
+              <w:bottom w:val="double" w:sz="4" w:space="0" w:color="000000"/>
+            </w:tcBorders>
+          </w:tcPr>
+          <w:p>
+            <w:pPr>
+              <w:pStyle w:val="Compact"/>
+            </w:pPr>
+            <w:r>
+              <w:rPr>
+                <w:rFonts w:hint="eastAsia" w:ascii="Times New Roman" w:hAnsi="Times New Roman" w:eastAsia="游明朝"/>
+                <w:sz w:val="18"/>
               </w:rPr>
               <w:t xml:space="preserve">修正種別</w:t>
             </w:r>
           </w:p>
         </w:tc>
         <w:tc>
-          <w:tcPr/>
-          <w:p>
-            <w:pPr>
-              <w:pStyle w:val="Compact"/>
-            </w:pPr>
-            <w:r>
-              <w:rPr>
-                <w:rFonts w:hint="eastAsia" w:ascii="Times New Roman" w:hAnsi="Times New Roman" w:eastAsia="游明朝"/>
-                <w:sz w:val="20"/>
+          <w:tcPr>
+            <w:tcBorders>
+              <w:top w:val="single" w:sz="4" w:space="0" w:color="000000"/>
+              <w:left w:val="single" w:sz="4" w:space="0" w:color="000000"/>
+              <w:right w:val="single" w:sz="4" w:space="0" w:color="000000"/>
+              <w:bottom w:val="double" w:sz="4" w:space="0" w:color="000000"/>
+            </w:tcBorders>
+          </w:tcPr>
+          <w:p>
+            <w:pPr>
+              <w:pStyle w:val="Compact"/>
+            </w:pPr>
+            <w:r>
+              <w:rPr>
+                <w:rFonts w:hint="eastAsia" w:ascii="Times New Roman" w:hAnsi="Times New Roman" w:eastAsia="游明朝"/>
+                <w:sz w:val="18"/>
               </w:rPr>
               <w:t xml:space="preserve">説明</w:t>
             </w:r>
@@ -10805,7 +10627,7 @@
               <w:rPr>
                 <w:rStyle w:val="VerbatimChar"/>
                 <w:rFonts w:ascii="Times New Roman" w:hAnsi="Times New Roman" w:eastAsia="游明朝"/>
-                <w:sz w:val="20"/>
+                <w:sz w:val="18"/>
               </w:rPr>
               <w:t xml:space="preserve">confidence_adjustment</w:t>
             </w:r>
@@ -10820,28 +10642,28 @@
             <w:r>
               <w:rPr>
                 <w:rFonts w:ascii="Times New Roman" w:hAnsi="Times New Roman" w:eastAsia="游明朝"/>
-                <w:sz w:val="20"/>
+                <w:sz w:val="18"/>
               </w:rPr>
               <w:t xml:space="preserve">confidence </w:t>
             </w:r>
             <w:r>
               <w:rPr>
                 <w:rFonts w:hint="eastAsia" w:ascii="Times New Roman" w:hAnsi="Times New Roman" w:eastAsia="游明朝"/>
-                <w:sz w:val="20"/>
+                <w:sz w:val="18"/>
               </w:rPr>
               <w:t xml:space="preserve">値の変更（即座</w:t>
             </w:r>
             <w:r>
               <w:rPr>
                 <w:rFonts w:ascii="Times New Roman" w:hAnsi="Times New Roman" w:eastAsia="游明朝"/>
-                <w:sz w:val="20"/>
+                <w:sz w:val="18"/>
               </w:rPr>
               <w:t xml:space="preserve"> or </w:t>
             </w:r>
             <w:r>
               <w:rPr>
                 <w:rFonts w:hint="eastAsia" w:ascii="Times New Roman" w:hAnsi="Times New Roman" w:eastAsia="游明朝"/>
-                <w:sz w:val="20"/>
+                <w:sz w:val="18"/>
               </w:rPr>
               <w:t xml:space="preserve">条件付き）</w:t>
             </w:r>
@@ -10859,7 +10681,7 @@
               <w:rPr>
                 <w:rStyle w:val="VerbatimChar"/>
                 <w:rFonts w:ascii="Times New Roman" w:hAnsi="Times New Roman" w:eastAsia="游明朝"/>
-                <w:sz w:val="20"/>
+                <w:sz w:val="18"/>
               </w:rPr>
               <w:t xml:space="preserve">annotation_only</w:t>
             </w:r>
@@ -10874,14 +10696,14 @@
             <w:r>
               <w:rPr>
                 <w:rFonts w:ascii="Times New Roman" w:hAnsi="Times New Roman" w:eastAsia="游明朝"/>
-                <w:sz w:val="20"/>
+                <w:sz w:val="18"/>
               </w:rPr>
               <w:t xml:space="preserve">confidence </w:t>
             </w:r>
             <w:r>
               <w:rPr>
                 <w:rFonts w:hint="eastAsia" w:ascii="Times New Roman" w:hAnsi="Times New Roman" w:eastAsia="游明朝"/>
-                <w:sz w:val="20"/>
+                <w:sz w:val="18"/>
               </w:rPr>
               <w:t xml:space="preserve">値は維持し、注記・留意点を追加</w:t>
             </w:r>
@@ -10899,7 +10721,7 @@
               <w:rPr>
                 <w:rStyle w:val="VerbatimChar"/>
                 <w:rFonts w:ascii="Times New Roman" w:hAnsi="Times New Roman" w:eastAsia="游明朝"/>
-                <w:sz w:val="20"/>
+                <w:sz w:val="18"/>
               </w:rPr>
               <w:t xml:space="preserve">consistency_fix</w:t>
             </w:r>
@@ -10914,21 +10736,21 @@
             <w:r>
               <w:rPr>
                 <w:rFonts w:hint="eastAsia" w:ascii="Times New Roman" w:hAnsi="Times New Roman" w:eastAsia="游明朝"/>
-                <w:sz w:val="20"/>
+                <w:sz w:val="18"/>
               </w:rPr>
               <w:t xml:space="preserve">コメント文と</w:t>
             </w:r>
             <w:r>
               <w:rPr>
                 <w:rFonts w:ascii="Times New Roman" w:hAnsi="Times New Roman" w:eastAsia="游明朝"/>
-                <w:sz w:val="20"/>
+                <w:sz w:val="18"/>
               </w:rPr>
               <w:t xml:space="preserve"> confidence </w:t>
             </w:r>
             <w:r>
               <w:rPr>
                 <w:rFonts w:hint="eastAsia" w:ascii="Times New Roman" w:hAnsi="Times New Roman" w:eastAsia="游明朝"/>
-                <w:sz w:val="20"/>
+                <w:sz w:val="18"/>
               </w:rPr>
               <w:t xml:space="preserve">値の矛盾を修正</w:t>
             </w:r>
@@ -10963,9 +10785,9 @@
         <w:t xml:space="preserve">AI批判プロセス（critique.json参照）を適用した最終版です。</w:t>
       </w:r>
     </w:p>
-    <w:bookmarkEnd w:id="33"/>
-    <w:bookmarkEnd w:id="34"/>
-    <w:bookmarkEnd w:id="35"/>
+    <w:bookmarkEnd w:id="45"/>
+    <w:bookmarkEnd w:id="46"/>
+    <w:bookmarkEnd w:id="47"/>
     <w:sectPr>
       <w:footnotePr>
         <w:numRestart w:val="eachSect"/>
@@ -11077,6 +10899,109 @@
       </w:pPr>
     </w:lvl>
   </w:abstractNum>
+  <w:abstractNum w:abstractNumId="991">
+    <w:nsid w:val="0000A991"/>
+    <w:multiLevelType w:val="multilevel"/>
+    <w:lvl w:ilvl="0">
+      <w:numFmt w:val="bullet"/>
+      <w:lvlText w:val=""/>
+      <w:lvlJc w:val="left"/>
+      <w:pPr>
+        <w:ind w:left="720" w:hanging="360"/>
+      </w:pPr>
+      <w:rPr>
+        <w:rFonts w:ascii="Symbol" w:hAnsi="Symbol" w:cs="Symbol" w:hint="default"/>
+      </w:rPr>
+    </w:lvl>
+    <w:lvl w:ilvl="1">
+      <w:numFmt w:val="bullet"/>
+      <w:lvlText w:val="o"/>
+      <w:lvlJc w:val="left"/>
+      <w:pPr>
+        <w:ind w:left="1440" w:hanging="360"/>
+      </w:pPr>
+      <w:rPr>
+        <w:rFonts w:ascii="Courier New" w:hAnsi="Courier New" w:cs="Courier New" w:hint="default"/>
+      </w:rPr>
+    </w:lvl>
+    <w:lvl w:ilvl="2">
+      <w:numFmt w:val="bullet"/>
+      <w:lvlText w:val=""/>
+      <w:lvlJc w:val="left"/>
+      <w:pPr>
+        <w:ind w:left="2160" w:hanging="360"/>
+      </w:pPr>
+      <w:rPr>
+        <w:rFonts w:ascii="Wingdings" w:hAnsi="Wingdings" w:cs="Wingdings" w:hint="default"/>
+      </w:rPr>
+    </w:lvl>
+    <w:lvl w:ilvl="3">
+      <w:numFmt w:val="bullet"/>
+      <w:lvlText w:val=""/>
+      <w:lvlJc w:val="left"/>
+      <w:pPr>
+        <w:ind w:left="2880" w:hanging="360"/>
+      </w:pPr>
+      <w:rPr>
+        <w:rFonts w:ascii="Symbol" w:hAnsi="Symbol" w:cs="Symbol" w:hint="default"/>
+      </w:rPr>
+    </w:lvl>
+    <w:lvl w:ilvl="4">
+      <w:numFmt w:val="bullet"/>
+      <w:lvlText w:val="o"/>
+      <w:lvlJc w:val="left"/>
+      <w:pPr>
+        <w:ind w:left="3600" w:hanging="360"/>
+      </w:pPr>
+      <w:rPr>
+        <w:rFonts w:ascii="Courier New" w:hAnsi="Courier New" w:cs="Courier New" w:hint="default"/>
+      </w:rPr>
+    </w:lvl>
+    <w:lvl w:ilvl="5">
+      <w:numFmt w:val="bullet"/>
+      <w:lvlText w:val=""/>
+      <w:lvlJc w:val="left"/>
+      <w:pPr>
+        <w:ind w:left="4320" w:hanging="360"/>
+      </w:pPr>
+      <w:rPr>
+        <w:rFonts w:ascii="Wingdings" w:hAnsi="Wingdings" w:cs="Wingdings" w:hint="default"/>
+      </w:rPr>
+    </w:lvl>
+    <w:lvl w:ilvl="6">
+      <w:numFmt w:val="bullet"/>
+      <w:lvlText w:val=""/>
+      <w:lvlJc w:val="left"/>
+      <w:pPr>
+        <w:ind w:left="5040" w:hanging="360"/>
+      </w:pPr>
+      <w:rPr>
+        <w:rFonts w:ascii="Symbol" w:hAnsi="Symbol" w:cs="Symbol" w:hint="default"/>
+      </w:rPr>
+    </w:lvl>
+    <w:lvl w:ilvl="7">
+      <w:numFmt w:val="bullet"/>
+      <w:lvlText w:val="o"/>
+      <w:lvlJc w:val="left"/>
+      <w:pPr>
+        <w:ind w:left="5760" w:hanging="360"/>
+      </w:pPr>
+      <w:rPr>
+        <w:rFonts w:ascii="Courier New" w:hAnsi="Courier New" w:cs="Courier New" w:hint="default"/>
+      </w:rPr>
+    </w:lvl>
+    <w:lvl w:ilvl="8">
+      <w:numFmt w:val="bullet"/>
+      <w:lvlText w:val=""/>
+      <w:lvlJc w:val="left"/>
+      <w:pPr>
+        <w:ind w:left="6480" w:hanging="360"/>
+      </w:pPr>
+      <w:rPr>
+        <w:rFonts w:ascii="Wingdings" w:hAnsi="Wingdings" w:cs="Wingdings" w:hint="default"/>
+      </w:rPr>
+    </w:lvl>
+  </w:abstractNum>
   <w:abstractNum w:abstractNumId="99411">
     <w:nsid w:val="00A99411"/>
     <w:multiLevelType w:val="multilevel"/>
@@ -11162,141 +11087,11 @@
       </w:pPr>
     </w:lvl>
   </w:abstractNum>
-  <w:abstractNum w:abstractNumId="991">
-    <w:nsid w:val="0000A991"/>
-    <w:multiLevelType w:val="multilevel"/>
-    <w:lvl w:ilvl="0">
-      <w:numFmt w:val="bullet"/>
-      <w:lvlText w:val=""/>
-      <w:lvlJc w:val="left"/>
-      <w:pPr>
-        <w:ind w:left="720" w:hanging="360"/>
-      </w:pPr>
-      <w:rPr>
-        <w:rFonts w:ascii="Symbol" w:hAnsi="Symbol" w:cs="Symbol" w:hint="default"/>
-      </w:rPr>
-    </w:lvl>
-    <w:lvl w:ilvl="1">
-      <w:numFmt w:val="bullet"/>
-      <w:lvlText w:val="o"/>
-      <w:lvlJc w:val="left"/>
-      <w:pPr>
-        <w:ind w:left="1440" w:hanging="360"/>
-      </w:pPr>
-      <w:rPr>
-        <w:rFonts w:ascii="Courier New" w:hAnsi="Courier New" w:cs="Courier New" w:hint="default"/>
-      </w:rPr>
-    </w:lvl>
-    <w:lvl w:ilvl="2">
-      <w:numFmt w:val="bullet"/>
-      <w:lvlText w:val=""/>
-      <w:lvlJc w:val="left"/>
-      <w:pPr>
-        <w:ind w:left="2160" w:hanging="360"/>
-      </w:pPr>
-      <w:rPr>
-        <w:rFonts w:ascii="Wingdings" w:hAnsi="Wingdings" w:cs="Wingdings" w:hint="default"/>
-      </w:rPr>
-    </w:lvl>
-    <w:lvl w:ilvl="3">
-      <w:numFmt w:val="bullet"/>
-      <w:lvlText w:val=""/>
-      <w:lvlJc w:val="left"/>
-      <w:pPr>
-        <w:ind w:left="2880" w:hanging="360"/>
-      </w:pPr>
-      <w:rPr>
-        <w:rFonts w:ascii="Symbol" w:hAnsi="Symbol" w:cs="Symbol" w:hint="default"/>
-      </w:rPr>
-    </w:lvl>
-    <w:lvl w:ilvl="4">
-      <w:numFmt w:val="bullet"/>
-      <w:lvlText w:val="o"/>
-      <w:lvlJc w:val="left"/>
-      <w:pPr>
-        <w:ind w:left="3600" w:hanging="360"/>
-      </w:pPr>
-      <w:rPr>
-        <w:rFonts w:ascii="Courier New" w:hAnsi="Courier New" w:cs="Courier New" w:hint="default"/>
-      </w:rPr>
-    </w:lvl>
-    <w:lvl w:ilvl="5">
-      <w:numFmt w:val="bullet"/>
-      <w:lvlText w:val=""/>
-      <w:lvlJc w:val="left"/>
-      <w:pPr>
-        <w:ind w:left="4320" w:hanging="360"/>
-      </w:pPr>
-      <w:rPr>
-        <w:rFonts w:ascii="Wingdings" w:hAnsi="Wingdings" w:cs="Wingdings" w:hint="default"/>
-      </w:rPr>
-    </w:lvl>
-    <w:lvl w:ilvl="6">
-      <w:numFmt w:val="bullet"/>
-      <w:lvlText w:val=""/>
-      <w:lvlJc w:val="left"/>
-      <w:pPr>
-        <w:ind w:left="5040" w:hanging="360"/>
-      </w:pPr>
-      <w:rPr>
-        <w:rFonts w:ascii="Symbol" w:hAnsi="Symbol" w:cs="Symbol" w:hint="default"/>
-      </w:rPr>
-    </w:lvl>
-    <w:lvl w:ilvl="7">
-      <w:numFmt w:val="bullet"/>
-      <w:lvlText w:val="o"/>
-      <w:lvlJc w:val="left"/>
-      <w:pPr>
-        <w:ind w:left="5760" w:hanging="360"/>
-      </w:pPr>
-      <w:rPr>
-        <w:rFonts w:ascii="Courier New" w:hAnsi="Courier New" w:cs="Courier New" w:hint="default"/>
-      </w:rPr>
-    </w:lvl>
-    <w:lvl w:ilvl="8">
-      <w:numFmt w:val="bullet"/>
-      <w:lvlText w:val=""/>
-      <w:lvlJc w:val="left"/>
-      <w:pPr>
-        <w:ind w:left="6480" w:hanging="360"/>
-      </w:pPr>
-      <w:rPr>
-        <w:rFonts w:ascii="Wingdings" w:hAnsi="Wingdings" w:cs="Wingdings" w:hint="default"/>
-      </w:rPr>
-    </w:lvl>
-  </w:abstractNum>
   <w:num w:numId="1000">
     <w:abstractNumId w:val="990"/>
   </w:num>
   <w:num w:numId="1001">
-    <w:abstractNumId w:val="99411"/>
-    <w:lvlOverride w:ilvl="0">
-      <w:startOverride w:val="1"/>
-    </w:lvlOverride>
-    <w:lvlOverride w:ilvl="1">
-      <w:startOverride w:val="1"/>
-    </w:lvlOverride>
-    <w:lvlOverride w:ilvl="2">
-      <w:startOverride w:val="1"/>
-    </w:lvlOverride>
-    <w:lvlOverride w:ilvl="3">
-      <w:startOverride w:val="1"/>
-    </w:lvlOverride>
-    <w:lvlOverride w:ilvl="4">
-      <w:startOverride w:val="1"/>
-    </w:lvlOverride>
-    <w:lvlOverride w:ilvl="5">
-      <w:startOverride w:val="1"/>
-    </w:lvlOverride>
-    <w:lvlOverride w:ilvl="6">
-      <w:startOverride w:val="1"/>
-    </w:lvlOverride>
-    <w:lvlOverride w:ilvl="7">
-      <w:startOverride w:val="1"/>
-    </w:lvlOverride>
-    <w:lvlOverride w:ilvl="8">
-      <w:startOverride w:val="1"/>
-    </w:lvlOverride>
+    <w:abstractNumId w:val="991"/>
   </w:num>
   <w:num w:numId="1002">
     <w:abstractNumId w:val="99411"/>
@@ -11359,6 +11154,36 @@
     </w:lvlOverride>
   </w:num>
   <w:num w:numId="1004">
+    <w:abstractNumId w:val="99411"/>
+    <w:lvlOverride w:ilvl="0">
+      <w:startOverride w:val="1"/>
+    </w:lvlOverride>
+    <w:lvlOverride w:ilvl="1">
+      <w:startOverride w:val="1"/>
+    </w:lvlOverride>
+    <w:lvlOverride w:ilvl="2">
+      <w:startOverride w:val="1"/>
+    </w:lvlOverride>
+    <w:lvlOverride w:ilvl="3">
+      <w:startOverride w:val="1"/>
+    </w:lvlOverride>
+    <w:lvlOverride w:ilvl="4">
+      <w:startOverride w:val="1"/>
+    </w:lvlOverride>
+    <w:lvlOverride w:ilvl="5">
+      <w:startOverride w:val="1"/>
+    </w:lvlOverride>
+    <w:lvlOverride w:ilvl="6">
+      <w:startOverride w:val="1"/>
+    </w:lvlOverride>
+    <w:lvlOverride w:ilvl="7">
+      <w:startOverride w:val="1"/>
+    </w:lvlOverride>
+    <w:lvlOverride w:ilvl="8">
+      <w:startOverride w:val="1"/>
+    </w:lvlOverride>
+  </w:num>
+  <w:num w:numId="1005">
     <w:abstractNumId w:val="991"/>
   </w:num>
 </w:numbering>

--- a/analyst/research/CA_eval_20260226-2021_LLY/04_output/revised-report.docx
+++ b/analyst/research/CA_eval_20260226-2021_LLY/04_output/revised-report.docx
@@ -7843,16 +7843,34 @@
         <w:rPr>
           <w:rFonts w:hint="eastAsia"/>
         </w:rPr>
-        <w:t xml:space="preserve">主張#2「低分子経口GLP-1技術的差別化」と主張#4「GLP-1供給能力参入障壁」は相互に補完する関係にある。#2は技術力を基盤とするが、根源要因（なぜ低分子製法を選別し得たのか）への言及不足が70%の上限条件となっている（T8修正）。#4は設備投資（PP&amp;E</w:t>
-      </w:r>
-      <w:r>
-        <w:t xml:space="preserve"> </w:t>
-      </w:r>
-      <w:r>
-        <w:rPr>
-          <w:rFonts w:hint="eastAsia"/>
-        </w:rPr>
-        <w:t xml:space="preserve">$24.7B）を基盤とするが、デュオポリーの持続性リスクに関するアノテーションが追加されている（T8修正）。</w:t>
+        <w:t xml:space="preserve">主張#2「低分子経口GLP-1技術的差別化」と主張#4「GLP-1供給能力参入障壁」は相互に補完する関係にある。#2は技術力を基盤とし（T8修正:</w:t>
+      </w:r>
+      <w:r>
+        <w:t xml:space="preserve"> </w:t>
+      </w:r>
+      <w:r>
+        <w:rPr>
+          <w:rFonts w:hint="eastAsia"/>
+        </w:rPr>
+        <w:t xml:space="preserve">根源要因不足が70%の上限条件）、#4は設備投資（PP&amp;E</w:t>
+      </w:r>
+      <w:r>
+        <w:t xml:space="preserve"> </w:t>
+      </w:r>
+      <w:r>
+        <w:rPr>
+          <w:rFonts w:hint="eastAsia"/>
+        </w:rPr>
+        <w:t xml:space="preserve">$24.7B）を基盤とする（T8修正:</w:t>
+      </w:r>
+      <w:r>
+        <w:t xml:space="preserve"> </w:t>
+      </w:r>
+      <w:r>
+        <w:rPr>
+          <w:rFonts w:hint="eastAsia"/>
+        </w:rPr>
+        <w:t xml:space="preserve">デュオポリー持続性リスクのアノテーション追加）。</w:t>
       </w:r>
     </w:p>
     <w:p>
@@ -7874,7 +7892,87 @@
         <w:rPr>
           <w:rFonts w:hint="eastAsia"/>
         </w:rPr>
-        <w:t xml:space="preserve">以下の3主張が核心的優位性を下支えする。</w:t>
+        <w:t xml:space="preserve">主張#1「ポートフォリオ管理力」は核心的優位性（特に#4）を下支えする（T8修正:</w:t>
+      </w:r>
+      <w:r>
+        <w:t xml:space="preserve"> </w:t>
+      </w:r>
+      <w:r>
+        <w:rPr>
+          <w:rFonts w:hint="eastAsia"/>
+        </w:rPr>
+        <w:t xml:space="preserve">CAGR内訳分離、売上+10-12%/マージン±0%）。主張#3「アルツハイマーR&amp;Dノウハウ」は独立した補完的要素である（T8修正:</w:t>
+      </w:r>
+      <w:r>
+        <w:t xml:space="preserve"> KB3 </w:t>
+      </w:r>
+      <w:r>
+        <w:rPr>
+          <w:rFonts w:hint="eastAsia"/>
+        </w:rPr>
+        <w:t xml:space="preserve">LLY#3の30%批判を明示）。主張#5「Mounjaro粘着性」は#2・#4への患者基盤を提供する（T8修正:</w:t>
+      </w:r>
+      <w:r>
+        <w:t xml:space="preserve"> </w:t>
+      </w:r>
+      <w:r>
+        <w:rPr>
+          <w:rFonts w:hint="eastAsia"/>
+        </w:rPr>
+        <w:t xml:space="preserve">CVS事例のCAGR条件付きアノテーション）。</w:t>
+      </w:r>
+    </w:p>
+    <w:p>
+      <w:pPr>
+        <w:pStyle w:val="BodyText"/>
+      </w:pPr>
+      <w:r>
+        <w:rPr>
+          <w:rFonts w:hint="eastAsia"/>
+          <w:b/>
+          <w:bCs/>
+        </w:rPr>
+        <w:t xml:space="preserve">評価限定的（30%）</w:t>
+      </w:r>
+      <w:r>
+        <w:t xml:space="preserve">: </w:t>
+      </w:r>
+      <w:r>
+        <w:rPr>
+          <w:rFonts w:hint="eastAsia"/>
+        </w:rPr>
+        <w:t xml:space="preserve">主張#6「グローバルネットワーク」はメガファーマ共通の能力であり、差別化として不成立（ルール3/7</w:t>
+      </w:r>
+      <w:r>
+        <w:t xml:space="preserve"> </w:t>
+      </w:r>
+      <w:r>
+        <w:rPr>
+          <w:rFonts w:hint="eastAsia"/>
+        </w:rPr>
+        <w:t xml:space="preserve">FAIL）（T8修正:</w:t>
+      </w:r>
+      <w:r>
+        <w:t xml:space="preserve"> </w:t>
+      </w:r>
+      <w:r>
+        <w:rPr>
+          <w:rFonts w:hint="eastAsia"/>
+        </w:rPr>
+        <w:t xml:space="preserve">掛け算方針で実質寄与限定的）。</w:t>
+      </w:r>
+    </w:p>
+    <w:bookmarkEnd w:id="30"/>
+    <w:bookmarkStart w:id="31" w:name="強み"/>
+    <w:p>
+      <w:pPr>
+        <w:pStyle w:val="Heading3"/>
+      </w:pPr>
+      <w:r>
+        <w:rPr>
+          <w:rFonts w:hint="eastAsia"/>
+        </w:rPr>
+        <w:t xml:space="preserve">強み</w:t>
       </w:r>
     </w:p>
     <w:p>
@@ -7888,17 +7986,28 @@
       <w:r>
         <w:rPr>
           <w:rFonts w:hint="eastAsia"/>
-        </w:rPr>
-        <w:t xml:space="preserve">主張#1「ポートフォリオ管理力」は核心的優位性（#2,</w:t>
-      </w:r>
-      <w:r>
-        <w:t xml:space="preserve"> </w:t>
-      </w:r>
-      <w:r>
-        <w:rPr>
-          <w:rFonts w:hint="eastAsia"/>
-        </w:rPr>
-        <w:t xml:space="preserve">#4）の事業基盤を支える。CAGR内訳は売上+10-12%（強く寄与）とマージン±0%（限定的）に分離される（T8修正）。</w:t>
+          <w:b/>
+          <w:bCs/>
+        </w:rPr>
+        <w:t xml:space="preserve">GLP-1領域での技術×供給の2本柱</w:t>
+      </w:r>
+      <w:r>
+        <w:t xml:space="preserve">: Claim </w:t>
+      </w:r>
+      <w:r>
+        <w:rPr>
+          <w:rFonts w:hint="eastAsia"/>
+        </w:rPr>
+        <w:t xml:space="preserve">#2（技術）とClaim</w:t>
+      </w:r>
+      <w:r>
+        <w:t xml:space="preserve"> </w:t>
+      </w:r>
+      <w:r>
+        <w:rPr>
+          <w:rFonts w:hint="eastAsia"/>
+        </w:rPr>
+        <w:t xml:space="preserve">#4（供給）が相互補完し、GLP-1市場でのLLYの競争ポジションを支える</w:t>
       </w:r>
     </w:p>
     <w:p>
@@ -7912,17 +8021,37 @@
       <w:r>
         <w:rPr>
           <w:rFonts w:hint="eastAsia"/>
-        </w:rPr>
-        <w:t xml:space="preserve">主張#3「アルツハイマーR&amp;Dノウハウ」については、KB3</w:t>
-      </w:r>
-      <w:r>
-        <w:t xml:space="preserve"> </w:t>
-      </w:r>
-      <w:r>
-        <w:rPr>
-          <w:rFonts w:hint="eastAsia"/>
-        </w:rPr>
-        <w:t xml:space="preserve">LLY#3の30%批判（複数メカニズムの限界）を認識した上での50%評価である（T8修正）。</w:t>
+          <w:b/>
+          <w:bCs/>
+        </w:rPr>
+        <w:t xml:space="preserve">豊富な定量的裏付け</w:t>
+      </w:r>
+      <w:r>
+        <w:t xml:space="preserve">: </w:t>
+      </w:r>
+      <w:r>
+        <w:rPr>
+          <w:rFonts w:hint="eastAsia"/>
+        </w:rPr>
+        <w:t xml:space="preserve">P3試験データ、SEC</w:t>
+      </w:r>
+      <w:r>
+        <w:t xml:space="preserve"> </w:t>
+      </w:r>
+      <w:r>
+        <w:rPr>
+          <w:rFonts w:hint="eastAsia"/>
+        </w:rPr>
+        <w:t xml:space="preserve">EDGAR財務データ（PP&amp;E</w:t>
+      </w:r>
+      <w:r>
+        <w:t xml:space="preserve"> </w:t>
+      </w:r>
+      <w:r>
+        <w:rPr>
+          <w:rFonts w:hint="eastAsia"/>
+        </w:rPr>
+        <w:t xml:space="preserve">$24.7B、売上$65.2B）、$5.5B在庫計上など検証可能なデータが豊富</w:t>
       </w:r>
     </w:p>
     <w:p>
@@ -7935,22 +8064,18 @@
       </w:pPr>
       <w:r>
         <w:rPr>
-          <w:rFonts w:hint="eastAsia"/>
-        </w:rPr>
-        <w:t xml:space="preserve">主張#5「Mounjaro粘着性」は#2および#4への患者基盤を提供する。ただし、CVS事例によるPBM粘着性無効化リスクが条件付きアノテーションとして追加されている（T8修正）。</w:t>
-      </w:r>
-    </w:p>
-    <w:p>
-      <w:pPr>
-        <w:pStyle w:val="FirstParagraph"/>
-      </w:pPr>
-      <w:r>
-        <w:rPr>
-          <w:rFonts w:hint="eastAsia"/>
-          <w:b/>
-          <w:bCs/>
-        </w:rPr>
-        <w:t xml:space="preserve">評価限定的（30%）</w:t>
+          <w:b/>
+          <w:bCs/>
+        </w:rPr>
+        <w:t xml:space="preserve">KB3 </w:t>
+      </w:r>
+      <w:r>
+        <w:rPr>
+          <w:rFonts w:hint="eastAsia"/>
+          <w:b/>
+          <w:bCs/>
+        </w:rPr>
+        <w:t xml:space="preserve">LLY実績との高い整合性</w:t>
       </w:r>
       <w:r>
         <w:t xml:space="preserve">: </w:t>
@@ -7959,20 +8084,29 @@
         <w:rPr>
           <w:rFonts w:hint="eastAsia"/>
         </w:rPr>
-        <w:t xml:space="preserve">主張#6「グローバルネットワーク」はメガファーマ共通の能力であり、ルール3（相対的優位性）およびルール7（純粋競合差別化）の両方でFAILと判定される。dogma掛け算方針（CA</w:t>
-      </w:r>
-      <w:r>
-        <w:t xml:space="preserve"> 30% × CAGR 50% = </w:t>
-      </w:r>
-      <w:r>
-        <w:rPr>
-          <w:rFonts w:hint="eastAsia"/>
-        </w:rPr>
-        <w:t xml:space="preserve">15%相当）により実質的な寄与は限定的である（T8修正）。</w:t>
-      </w:r>
-    </w:p>
-    <w:bookmarkEnd w:id="30"/>
-    <w:bookmarkStart w:id="31" w:name="強み"/>
+        <w:t xml:space="preserve">6主張中4主張がKB3</w:t>
+      </w:r>
+      <w:r>
+        <w:t xml:space="preserve"> </w:t>
+      </w:r>
+      <w:r>
+        <w:rPr>
+          <w:rFonts w:hint="eastAsia"/>
+        </w:rPr>
+        <w:t xml:space="preserve">LLYのスコアと完全一致（#1:50%,</w:t>
+      </w:r>
+      <w:r>
+        <w:t xml:space="preserve"> #2:70%, #5:50%, </w:t>
+      </w:r>
+      <w:r>
+        <w:rPr>
+          <w:rFonts w:hint="eastAsia"/>
+        </w:rPr>
+        <w:t xml:space="preserve">#6:30%）</w:t>
+      </w:r>
+    </w:p>
+    <w:bookmarkEnd w:id="31"/>
+    <w:bookmarkStart w:id="32" w:name="弱み留意点t8修正後"/>
     <w:p>
       <w:pPr>
         <w:pStyle w:val="Heading3"/>
@@ -7981,7 +8115,7 @@
         <w:rPr>
           <w:rFonts w:hint="eastAsia"/>
         </w:rPr>
-        <w:t xml:space="preserve">強み</w:t>
+        <w:t xml:space="preserve">弱み・留意点（T8修正後）</w:t>
       </w:r>
     </w:p>
     <w:p>
@@ -7998,25 +8132,25 @@
           <w:b/>
           <w:bCs/>
         </w:rPr>
-        <w:t xml:space="preserve">GLP-1領域での技術×供給の2本柱</w:t>
-      </w:r>
-      <w:r>
-        <w:t xml:space="preserve">: Claim </w:t>
-      </w:r>
-      <w:r>
-        <w:rPr>
-          <w:rFonts w:hint="eastAsia"/>
-        </w:rPr>
-        <w:t xml:space="preserve">#2（技術）とClaim</w:t>
-      </w:r>
-      <w:r>
-        <w:t xml:space="preserve"> </w:t>
-      </w:r>
-      <w:r>
-        <w:rPr>
-          <w:rFonts w:hint="eastAsia"/>
-        </w:rPr>
-        <w:t xml:space="preserve">#4（供給）が相互補完し、GLP-1市場でのLLYの競争ポジションを支える</w:t>
+        <w:t xml:space="preserve">メガファーマ共通能力の限界</w:t>
+      </w:r>
+      <w:r>
+        <w:t xml:space="preserve">: Claim #1とClaim </w:t>
+      </w:r>
+      <w:r>
+        <w:rPr>
+          <w:rFonts w:hint="eastAsia"/>
+        </w:rPr>
+        <w:t xml:space="preserve">#6はメガファーマ共通能力として評価が限定的（ルール3/7</w:t>
+      </w:r>
+      <w:r>
+        <w:t xml:space="preserve"> </w:t>
+      </w:r>
+      <w:r>
+        <w:rPr>
+          <w:rFonts w:hint="eastAsia"/>
+        </w:rPr>
+        <w:t xml:space="preserve">FAIL）</w:t>
       </w:r>
     </w:p>
     <w:p>
@@ -8033,34 +8167,25 @@
           <w:b/>
           <w:bCs/>
         </w:rPr>
-        <w:t xml:space="preserve">豊富な定量的裏付け</w:t>
-      </w:r>
-      <w:r>
-        <w:t xml:space="preserve">: </w:t>
-      </w:r>
-      <w:r>
-        <w:rPr>
-          <w:rFonts w:hint="eastAsia"/>
-        </w:rPr>
-        <w:t xml:space="preserve">P3試験データ、SEC</w:t>
-      </w:r>
-      <w:r>
-        <w:t xml:space="preserve"> </w:t>
-      </w:r>
-      <w:r>
-        <w:rPr>
-          <w:rFonts w:hint="eastAsia"/>
-        </w:rPr>
-        <w:t xml:space="preserve">EDGAR財務データ（PP&amp;E</w:t>
-      </w:r>
-      <w:r>
-        <w:t xml:space="preserve"> </w:t>
-      </w:r>
-      <w:r>
-        <w:rPr>
-          <w:rFonts w:hint="eastAsia"/>
-        </w:rPr>
-        <w:t xml:space="preserve">$24.7B、売上$65.2B）、$5.5B在庫計上など検証可能なデータが豊富</w:t>
+        <w:t xml:space="preserve">NOVO対比の具体的比較不足</w:t>
+      </w:r>
+      <w:r>
+        <w:t xml:space="preserve">: Claim </w:t>
+      </w:r>
+      <w:r>
+        <w:rPr>
+          <w:rFonts w:hint="eastAsia"/>
+        </w:rPr>
+        <w:t xml:space="preserve">#4（供給能力）でNOVO対比の定量的供給能力比較が不足（ルール7</w:t>
+      </w:r>
+      <w:r>
+        <w:t xml:space="preserve"> </w:t>
+      </w:r>
+      <w:r>
+        <w:rPr>
+          <w:rFonts w:hint="eastAsia"/>
+        </w:rPr>
+        <w:t xml:space="preserve">PARTIAL）</w:t>
       </w:r>
     </w:p>
     <w:p>
@@ -8073,18 +8198,37 @@
       </w:pPr>
       <w:r>
         <w:rPr>
-          <w:b/>
-          <w:bCs/>
-        </w:rPr>
-        <w:t xml:space="preserve">KB3 </w:t>
-      </w:r>
-      <w:r>
-        <w:rPr>
-          <w:rFonts w:hint="eastAsia"/>
-          <w:b/>
-          <w:bCs/>
-        </w:rPr>
-        <w:t xml:space="preserve">LLY実績との高い整合性</w:t>
+          <w:rFonts w:hint="eastAsia"/>
+          <w:b/>
+          <w:bCs/>
+        </w:rPr>
+        <w:t xml:space="preserve">根源要因への言及不足</w:t>
+      </w:r>
+      <w:r>
+        <w:t xml:space="preserve">: Claim </w:t>
+      </w:r>
+      <w:r>
+        <w:rPr>
+          <w:rFonts w:hint="eastAsia"/>
+        </w:rPr>
+        <w:t xml:space="preserve">#2で「なぜ低分子製法を選別し得たのか」の根源要因が未説明（70%の上限条件）</w:t>
+      </w:r>
+    </w:p>
+    <w:p>
+      <w:pPr>
+        <w:pStyle w:val="Compact"/>
+        <w:numPr>
+          <w:ilvl w:val="0"/>
+          <w:numId w:val="1002"/>
+        </w:numPr>
+      </w:pPr>
+      <w:r>
+        <w:rPr>
+          <w:rFonts w:hint="eastAsia"/>
+          <w:b/>
+          <w:bCs/>
+        </w:rPr>
+        <w:t xml:space="preserve">GLP-1市場の構造リスク</w:t>
       </w:r>
       <w:r>
         <w:t xml:space="preserve">: </w:t>
@@ -8093,43 +8237,104 @@
         <w:rPr>
           <w:rFonts w:hint="eastAsia"/>
         </w:rPr>
-        <w:t xml:space="preserve">6主張中4主張がKB3</w:t>
-      </w:r>
-      <w:r>
-        <w:t xml:space="preserve"> </w:t>
-      </w:r>
-      <w:r>
-        <w:rPr>
-          <w:rFonts w:hint="eastAsia"/>
-        </w:rPr>
-        <w:t xml:space="preserve">LLYのスコアと完全一致（#1:50%,</w:t>
-      </w:r>
-      <w:r>
-        <w:t xml:space="preserve"> #2:70%, #5:50%, </w:t>
-      </w:r>
-      <w:r>
-        <w:rPr>
-          <w:rFonts w:hint="eastAsia"/>
-        </w:rPr>
-        <w:t xml:space="preserve">#6:30%）</w:t>
-      </w:r>
-    </w:p>
-    <w:bookmarkEnd w:id="31"/>
-    <w:bookmarkStart w:id="32" w:name="弱み留意点t8修正後"/>
+        <w:t xml:space="preserve">デュオポリー持続性（30年代新規参入）、価格競争（HCV類似シナリオ）の2つのリスクが未解決</w:t>
+      </w:r>
+    </w:p>
+    <w:p>
+      <w:pPr>
+        <w:pStyle w:val="Compact"/>
+        <w:numPr>
+          <w:ilvl w:val="0"/>
+          <w:numId w:val="1002"/>
+        </w:numPr>
+      </w:pPr>
+      <w:r>
+        <w:rPr>
+          <w:rFonts w:hint="eastAsia"/>
+          <w:b/>
+          <w:bCs/>
+        </w:rPr>
+        <w:t xml:space="preserve">アルツハイマーの高リスク</w:t>
+      </w:r>
+      <w:r>
+        <w:t xml:space="preserve">: Claim </w:t>
+      </w:r>
+      <w:r>
+        <w:rPr>
+          <w:rFonts w:hint="eastAsia"/>
+        </w:rPr>
+        <w:t xml:space="preserve">#3のCAGR接続が間接的で確度が低い。KB3</w:t>
+      </w:r>
+      <w:r>
+        <w:t xml:space="preserve"> </w:t>
+      </w:r>
+      <w:r>
+        <w:rPr>
+          <w:rFonts w:hint="eastAsia"/>
+        </w:rPr>
+        <w:t xml:space="preserve">LLY#3の複数メカニズム限界の批判あり</w:t>
+      </w:r>
+    </w:p>
+    <w:p>
+      <w:pPr>
+        <w:pStyle w:val="Compact"/>
+        <w:numPr>
+          <w:ilvl w:val="0"/>
+          <w:numId w:val="1002"/>
+        </w:numPr>
+      </w:pPr>
+      <w:r>
+        <w:rPr>
+          <w:rFonts w:hint="eastAsia"/>
+          <w:b/>
+          <w:bCs/>
+        </w:rPr>
+        <w:t xml:space="preserve">CVS事例のCAGR影響</w:t>
+      </w:r>
+      <w:r>
+        <w:t xml:space="preserve">: Claim #5でPBM </w:t>
+      </w:r>
+      <w:r>
+        <w:rPr>
+          <w:rFonts w:hint="eastAsia"/>
+        </w:rPr>
+        <w:t xml:space="preserve">formulary選定が粘着性を無効化するリスクが具体的事例として顕在化</w:t>
+      </w:r>
+    </w:p>
+    <w:bookmarkEnd w:id="32"/>
+    <w:bookmarkStart w:id="33" w:name="t8-ai批判プロセスの総括"/>
     <w:p>
       <w:pPr>
         <w:pStyle w:val="Heading3"/>
       </w:pPr>
       <w:r>
-        <w:rPr>
-          <w:rFonts w:hint="eastAsia"/>
-        </w:rPr>
-        <w:t xml:space="preserve">弱み・留意点（T8修正後）</w:t>
-      </w:r>
-    </w:p>
-    <w:p>
-      <w:pPr>
-        <w:pStyle w:val="Compact"/>
+        <w:t xml:space="preserve">T8 </w:t>
+      </w:r>
+      <w:r>
+        <w:rPr>
+          <w:rFonts w:hint="eastAsia"/>
+        </w:rPr>
+        <w:t xml:space="preserve">AI批判プロセスの総括</w:t>
+      </w:r>
+    </w:p>
+    <w:p>
+      <w:pPr>
+        <w:pStyle w:val="FirstParagraph"/>
+      </w:pPr>
+      <w:r>
+        <w:rPr>
+          <w:rFonts w:hint="eastAsia"/>
+          <w:b/>
+          <w:bCs/>
+        </w:rPr>
+        <w:t xml:space="preserve">systematic_issues（全体的判断傾向）</w:t>
+      </w:r>
+      <w:r>
+        <w:t xml:space="preserve">:</w:t>
+      </w:r>
+    </w:p>
+    <w:p>
+      <w:pPr>
         <w:numPr>
           <w:ilvl w:val="0"/>
           <w:numId w:val="1003"/>
@@ -8141,255 +8346,41 @@
           <w:b/>
           <w:bCs/>
         </w:rPr>
-        <w:t xml:space="preserve">メガファーマ共通能力の限界</w:t>
-      </w:r>
-      <w:r>
-        <w:t xml:space="preserve">: Claim #1とClaim </w:t>
-      </w:r>
-      <w:r>
-        <w:rPr>
-          <w:rFonts w:hint="eastAsia"/>
-        </w:rPr>
-        <w:t xml:space="preserve">#6はメガファーマ共通能力として評価が限定的（ルール3/7</w:t>
-      </w:r>
-      <w:r>
-        <w:t xml:space="preserve"> </w:t>
-      </w:r>
-      <w:r>
-        <w:rPr>
-          <w:rFonts w:hint="eastAsia"/>
-        </w:rPr>
-        <w:t xml:space="preserve">FAIL）</w:t>
-      </w:r>
-    </w:p>
-    <w:p>
-      <w:pPr>
-        <w:pStyle w:val="Compact"/>
+        <w:t xml:space="preserve">NOVO対比での具体的比較不足（ルール7・パターンG）</w:t>
+      </w:r>
+      <w:r>
+        <w:t xml:space="preserve">: </w:t>
+      </w:r>
+      <w:r>
+        <w:rPr>
+          <w:rFonts w:hint="eastAsia"/>
+        </w:rPr>
+        <w:t xml:space="preserve">3主張（#1,</w:t>
+      </w:r>
+      <w:r>
+        <w:t xml:space="preserve"> #4, </w:t>
+      </w:r>
+      <w:r>
+        <w:rPr>
+          <w:rFonts w:hint="eastAsia"/>
+        </w:rPr>
+        <w:t xml:space="preserve">#5）でNOVOとの具体的比較が不足。特にClaim</w:t>
+      </w:r>
+      <w:r>
+        <w:t xml:space="preserve"> </w:t>
+      </w:r>
+      <w:r>
+        <w:rPr>
+          <w:rFonts w:hint="eastAsia"/>
+        </w:rPr>
+        <w:t xml:space="preserve">#4の供給能力ではNOVOのPP&amp;E規模・製造キャパシティとの直接比較があれば90%に近づく可能性があるが、アナリストレポート自体にNOVO固有データの記載が乏しいという制約もある。</w:t>
+      </w:r>
+    </w:p>
+    <w:p>
+      <w:pPr>
         <w:numPr>
           <w:ilvl w:val="0"/>
           <w:numId w:val="1003"/>
-        </w:numPr>
-      </w:pPr>
-      <w:r>
-        <w:rPr>
-          <w:rFonts w:hint="eastAsia"/>
-          <w:b/>
-          <w:bCs/>
-        </w:rPr>
-        <w:t xml:space="preserve">NOVO対比の具体的比較不足</w:t>
-      </w:r>
-      <w:r>
-        <w:t xml:space="preserve">: Claim </w:t>
-      </w:r>
-      <w:r>
-        <w:rPr>
-          <w:rFonts w:hint="eastAsia"/>
-        </w:rPr>
-        <w:t xml:space="preserve">#4（供給能力）でNOVO対比の定量的供給能力比較が不足（ルール7</w:t>
-      </w:r>
-      <w:r>
-        <w:t xml:space="preserve"> </w:t>
-      </w:r>
-      <w:r>
-        <w:rPr>
-          <w:rFonts w:hint="eastAsia"/>
-        </w:rPr>
-        <w:t xml:space="preserve">PARTIAL）</w:t>
-      </w:r>
-    </w:p>
-    <w:p>
-      <w:pPr>
-        <w:pStyle w:val="Compact"/>
-        <w:numPr>
-          <w:ilvl w:val="0"/>
-          <w:numId w:val="1003"/>
-        </w:numPr>
-      </w:pPr>
-      <w:r>
-        <w:rPr>
-          <w:rFonts w:hint="eastAsia"/>
-          <w:b/>
-          <w:bCs/>
-        </w:rPr>
-        <w:t xml:space="preserve">根源要因への言及不足</w:t>
-      </w:r>
-      <w:r>
-        <w:t xml:space="preserve">: Claim </w:t>
-      </w:r>
-      <w:r>
-        <w:rPr>
-          <w:rFonts w:hint="eastAsia"/>
-        </w:rPr>
-        <w:t xml:space="preserve">#2で「なぜ低分子製法を選別し得たのか」の根源要因が未説明（70%の上限条件）</w:t>
-      </w:r>
-    </w:p>
-    <w:p>
-      <w:pPr>
-        <w:pStyle w:val="Compact"/>
-        <w:numPr>
-          <w:ilvl w:val="0"/>
-          <w:numId w:val="1003"/>
-        </w:numPr>
-      </w:pPr>
-      <w:r>
-        <w:rPr>
-          <w:rFonts w:hint="eastAsia"/>
-          <w:b/>
-          <w:bCs/>
-        </w:rPr>
-        <w:t xml:space="preserve">GLP-1市場の構造リスク</w:t>
-      </w:r>
-      <w:r>
-        <w:t xml:space="preserve">: </w:t>
-      </w:r>
-      <w:r>
-        <w:rPr>
-          <w:rFonts w:hint="eastAsia"/>
-        </w:rPr>
-        <w:t xml:space="preserve">デュオポリー持続性（30年代新規参入）、価格競争（HCV類似シナリオ）の2つのリスクが未解決</w:t>
-      </w:r>
-    </w:p>
-    <w:p>
-      <w:pPr>
-        <w:pStyle w:val="Compact"/>
-        <w:numPr>
-          <w:ilvl w:val="0"/>
-          <w:numId w:val="1003"/>
-        </w:numPr>
-      </w:pPr>
-      <w:r>
-        <w:rPr>
-          <w:rFonts w:hint="eastAsia"/>
-          <w:b/>
-          <w:bCs/>
-        </w:rPr>
-        <w:t xml:space="preserve">アルツハイマーの高リスク</w:t>
-      </w:r>
-      <w:r>
-        <w:t xml:space="preserve">: Claim </w:t>
-      </w:r>
-      <w:r>
-        <w:rPr>
-          <w:rFonts w:hint="eastAsia"/>
-        </w:rPr>
-        <w:t xml:space="preserve">#3のCAGR接続が間接的で確度が低い。KB3</w:t>
-      </w:r>
-      <w:r>
-        <w:t xml:space="preserve"> </w:t>
-      </w:r>
-      <w:r>
-        <w:rPr>
-          <w:rFonts w:hint="eastAsia"/>
-        </w:rPr>
-        <w:t xml:space="preserve">LLY#3の複数メカニズム限界の批判あり</w:t>
-      </w:r>
-    </w:p>
-    <w:p>
-      <w:pPr>
-        <w:pStyle w:val="Compact"/>
-        <w:numPr>
-          <w:ilvl w:val="0"/>
-          <w:numId w:val="1003"/>
-        </w:numPr>
-      </w:pPr>
-      <w:r>
-        <w:rPr>
-          <w:rFonts w:hint="eastAsia"/>
-          <w:b/>
-          <w:bCs/>
-        </w:rPr>
-        <w:t xml:space="preserve">CVS事例のCAGR影響</w:t>
-      </w:r>
-      <w:r>
-        <w:t xml:space="preserve">: Claim #5でPBM </w:t>
-      </w:r>
-      <w:r>
-        <w:rPr>
-          <w:rFonts w:hint="eastAsia"/>
-        </w:rPr>
-        <w:t xml:space="preserve">formulary選定が粘着性を無効化するリスクが具体的事例として顕在化</w:t>
-      </w:r>
-    </w:p>
-    <w:bookmarkEnd w:id="32"/>
-    <w:bookmarkStart w:id="33" w:name="t8-ai批判プロセスの総括"/>
-    <w:p>
-      <w:pPr>
-        <w:pStyle w:val="Heading3"/>
-      </w:pPr>
-      <w:r>
-        <w:t xml:space="preserve">T8 </w:t>
-      </w:r>
-      <w:r>
-        <w:rPr>
-          <w:rFonts w:hint="eastAsia"/>
-        </w:rPr>
-        <w:t xml:space="preserve">AI批判プロセスの総括</w:t>
-      </w:r>
-    </w:p>
-    <w:p>
-      <w:pPr>
-        <w:pStyle w:val="FirstParagraph"/>
-      </w:pPr>
-      <w:r>
-        <w:rPr>
-          <w:rFonts w:hint="eastAsia"/>
-          <w:b/>
-          <w:bCs/>
-        </w:rPr>
-        <w:t xml:space="preserve">systematic_issues（全体的判断傾向）</w:t>
-      </w:r>
-      <w:r>
-        <w:t xml:space="preserve">:</w:t>
-      </w:r>
-    </w:p>
-    <w:p>
-      <w:pPr>
-        <w:numPr>
-          <w:ilvl w:val="0"/>
-          <w:numId w:val="1004"/>
-        </w:numPr>
-      </w:pPr>
-      <w:r>
-        <w:rPr>
-          <w:rFonts w:hint="eastAsia"/>
-          <w:b/>
-          <w:bCs/>
-        </w:rPr>
-        <w:t xml:space="preserve">NOVO対比での具体的比較不足（ルール7・パターンG）</w:t>
-      </w:r>
-      <w:r>
-        <w:t xml:space="preserve">: </w:t>
-      </w:r>
-      <w:r>
-        <w:rPr>
-          <w:rFonts w:hint="eastAsia"/>
-        </w:rPr>
-        <w:t xml:space="preserve">3主張（#1,</w:t>
-      </w:r>
-      <w:r>
-        <w:t xml:space="preserve"> #4, </w:t>
-      </w:r>
-      <w:r>
-        <w:rPr>
-          <w:rFonts w:hint="eastAsia"/>
-        </w:rPr>
-        <w:t xml:space="preserve">#5）でNOVOとの具体的比較が不足。特にClaim</w:t>
-      </w:r>
-      <w:r>
-        <w:t xml:space="preserve"> </w:t>
-      </w:r>
-      <w:r>
-        <w:rPr>
-          <w:rFonts w:hint="eastAsia"/>
-        </w:rPr>
-        <w:t xml:space="preserve">#4の供給能力ではNOVOのPP&amp;E規模・製造キャパシティとの直接比較があれば90%に近づく可能性があるが、アナリストレポート自体にNOVO固有データの記載が乏しいという制約もある。</w:t>
-      </w:r>
-    </w:p>
-    <w:p>
-      <w:pPr>
-        <w:numPr>
-          <w:ilvl w:val="0"/>
-          <w:numId w:val="1004"/>
         </w:numPr>
       </w:pPr>
       <w:r>
@@ -9173,7 +9164,7 @@
         <w:pStyle w:val="Compact"/>
         <w:numPr>
           <w:ilvl w:val="0"/>
-          <w:numId w:val="1005"/>
+          <w:numId w:val="1004"/>
         </w:numPr>
       </w:pPr>
       <w:r>
@@ -9217,7 +9208,7 @@
         <w:pStyle w:val="Compact"/>
         <w:numPr>
           <w:ilvl w:val="0"/>
-          <w:numId w:val="1005"/>
+          <w:numId w:val="1004"/>
         </w:numPr>
       </w:pPr>
       <w:r>
@@ -9252,7 +9243,7 @@
         <w:pStyle w:val="Compact"/>
         <w:numPr>
           <w:ilvl w:val="0"/>
-          <w:numId w:val="1005"/>
+          <w:numId w:val="1004"/>
         </w:numPr>
       </w:pPr>
       <w:r>
@@ -9278,7 +9269,7 @@
         <w:pStyle w:val="Compact"/>
         <w:numPr>
           <w:ilvl w:val="0"/>
-          <w:numId w:val="1005"/>
+          <w:numId w:val="1004"/>
         </w:numPr>
       </w:pPr>
       <w:r>
@@ -9304,7 +9295,7 @@
         <w:pStyle w:val="Compact"/>
         <w:numPr>
           <w:ilvl w:val="0"/>
-          <w:numId w:val="1005"/>
+          <w:numId w:val="1004"/>
         </w:numPr>
       </w:pPr>
       <w:r>
@@ -10899,6 +10890,91 @@
       </w:pPr>
     </w:lvl>
   </w:abstractNum>
+  <w:abstractNum w:abstractNumId="99411">
+    <w:nsid w:val="00A99411"/>
+    <w:multiLevelType w:val="multilevel"/>
+    <w:lvl w:ilvl="0">
+      <w:start w:val="1"/>
+      <w:numFmt w:val="decimal"/>
+      <w:lvlText w:val="%1."/>
+      <w:lvlJc w:val="left"/>
+      <w:pPr>
+        <w:ind w:left="720" w:hanging="360"/>
+      </w:pPr>
+    </w:lvl>
+    <w:lvl w:ilvl="1">
+      <w:start w:val="1"/>
+      <w:numFmt w:val="decimal"/>
+      <w:lvlText w:val="%2."/>
+      <w:lvlJc w:val="left"/>
+      <w:pPr>
+        <w:ind w:left="1440" w:hanging="360"/>
+      </w:pPr>
+    </w:lvl>
+    <w:lvl w:ilvl="2">
+      <w:start w:val="1"/>
+      <w:numFmt w:val="decimal"/>
+      <w:lvlText w:val="%3."/>
+      <w:lvlJc w:val="left"/>
+      <w:pPr>
+        <w:ind w:left="2160" w:hanging="360"/>
+      </w:pPr>
+    </w:lvl>
+    <w:lvl w:ilvl="3">
+      <w:start w:val="1"/>
+      <w:numFmt w:val="decimal"/>
+      <w:lvlText w:val="%4."/>
+      <w:lvlJc w:val="left"/>
+      <w:pPr>
+        <w:ind w:left="2880" w:hanging="360"/>
+      </w:pPr>
+    </w:lvl>
+    <w:lvl w:ilvl="4">
+      <w:start w:val="1"/>
+      <w:numFmt w:val="decimal"/>
+      <w:lvlText w:val="%5."/>
+      <w:lvlJc w:val="left"/>
+      <w:pPr>
+        <w:ind w:left="3600" w:hanging="360"/>
+      </w:pPr>
+    </w:lvl>
+    <w:lvl w:ilvl="5">
+      <w:start w:val="1"/>
+      <w:numFmt w:val="decimal"/>
+      <w:lvlText w:val="%6."/>
+      <w:lvlJc w:val="left"/>
+      <w:pPr>
+        <w:ind w:left="4320" w:hanging="360"/>
+      </w:pPr>
+    </w:lvl>
+    <w:lvl w:ilvl="6">
+      <w:start w:val="1"/>
+      <w:numFmt w:val="decimal"/>
+      <w:lvlText w:val="%7."/>
+      <w:lvlJc w:val="left"/>
+      <w:pPr>
+        <w:ind w:left="5040" w:hanging="360"/>
+      </w:pPr>
+    </w:lvl>
+    <w:lvl w:ilvl="7">
+      <w:start w:val="1"/>
+      <w:numFmt w:val="decimal"/>
+      <w:lvlText w:val="%8."/>
+      <w:lvlJc w:val="left"/>
+      <w:pPr>
+        <w:ind w:left="5760" w:hanging="360"/>
+      </w:pPr>
+    </w:lvl>
+    <w:lvl w:ilvl="8">
+      <w:start w:val="1"/>
+      <w:numFmt w:val="decimal"/>
+      <w:lvlText w:val="%9."/>
+      <w:lvlJc w:val="left"/>
+      <w:pPr>
+        <w:ind w:left="6480" w:hanging="360"/>
+      </w:pPr>
+    </w:lvl>
+  </w:abstractNum>
   <w:abstractNum w:abstractNumId="991">
     <w:nsid w:val="0000A991"/>
     <w:multiLevelType w:val="multilevel"/>
@@ -11002,96 +11078,38 @@
       </w:rPr>
     </w:lvl>
   </w:abstractNum>
-  <w:abstractNum w:abstractNumId="99411">
-    <w:nsid w:val="00A99411"/>
-    <w:multiLevelType w:val="multilevel"/>
-    <w:lvl w:ilvl="0">
-      <w:start w:val="1"/>
-      <w:numFmt w:val="decimal"/>
-      <w:lvlText w:val="%1."/>
-      <w:lvlJc w:val="left"/>
-      <w:pPr>
-        <w:ind w:left="720" w:hanging="360"/>
-      </w:pPr>
-    </w:lvl>
-    <w:lvl w:ilvl="1">
-      <w:start w:val="1"/>
-      <w:numFmt w:val="decimal"/>
-      <w:lvlText w:val="%2."/>
-      <w:lvlJc w:val="left"/>
-      <w:pPr>
-        <w:ind w:left="1440" w:hanging="360"/>
-      </w:pPr>
-    </w:lvl>
-    <w:lvl w:ilvl="2">
-      <w:start w:val="1"/>
-      <w:numFmt w:val="decimal"/>
-      <w:lvlText w:val="%3."/>
-      <w:lvlJc w:val="left"/>
-      <w:pPr>
-        <w:ind w:left="2160" w:hanging="360"/>
-      </w:pPr>
-    </w:lvl>
-    <w:lvl w:ilvl="3">
-      <w:start w:val="1"/>
-      <w:numFmt w:val="decimal"/>
-      <w:lvlText w:val="%4."/>
-      <w:lvlJc w:val="left"/>
-      <w:pPr>
-        <w:ind w:left="2880" w:hanging="360"/>
-      </w:pPr>
-    </w:lvl>
-    <w:lvl w:ilvl="4">
-      <w:start w:val="1"/>
-      <w:numFmt w:val="decimal"/>
-      <w:lvlText w:val="%5."/>
-      <w:lvlJc w:val="left"/>
-      <w:pPr>
-        <w:ind w:left="3600" w:hanging="360"/>
-      </w:pPr>
-    </w:lvl>
-    <w:lvl w:ilvl="5">
-      <w:start w:val="1"/>
-      <w:numFmt w:val="decimal"/>
-      <w:lvlText w:val="%6."/>
-      <w:lvlJc w:val="left"/>
-      <w:pPr>
-        <w:ind w:left="4320" w:hanging="360"/>
-      </w:pPr>
-    </w:lvl>
-    <w:lvl w:ilvl="6">
-      <w:start w:val="1"/>
-      <w:numFmt w:val="decimal"/>
-      <w:lvlText w:val="%7."/>
-      <w:lvlJc w:val="left"/>
-      <w:pPr>
-        <w:ind w:left="5040" w:hanging="360"/>
-      </w:pPr>
-    </w:lvl>
-    <w:lvl w:ilvl="7">
-      <w:start w:val="1"/>
-      <w:numFmt w:val="decimal"/>
-      <w:lvlText w:val="%8."/>
-      <w:lvlJc w:val="left"/>
-      <w:pPr>
-        <w:ind w:left="5760" w:hanging="360"/>
-      </w:pPr>
-    </w:lvl>
-    <w:lvl w:ilvl="8">
-      <w:start w:val="1"/>
-      <w:numFmt w:val="decimal"/>
-      <w:lvlText w:val="%9."/>
-      <w:lvlJc w:val="left"/>
-      <w:pPr>
-        <w:ind w:left="6480" w:hanging="360"/>
-      </w:pPr>
-    </w:lvl>
-  </w:abstractNum>
   <w:num w:numId="1000">
     <w:abstractNumId w:val="990"/>
   </w:num>
   <w:num w:numId="1001">
-    <w:abstractNumId w:val="991"/>
+    <w:abstractNumId w:val="99411"/>
+    <w:lvlOverride w:ilvl="0">
+      <w:startOverride w:val="1"/>
+    </w:lvlOverride>
+    <w:lvlOverride w:ilvl="1">
+      <w:startOverride w:val="1"/>
+    </w:lvlOverride>
+    <w:lvlOverride w:ilvl="2">
+      <w:startOverride w:val="1"/>
+    </w:lvlOverride>
+    <w:lvlOverride w:ilvl="3">
+      <w:startOverride w:val="1"/>
+    </w:lvlOverride>
+    <w:lvlOverride w:ilvl="4">
+      <w:startOverride w:val="1"/>
+    </w:lvlOverride>
+    <w:lvlOverride w:ilvl="5">
+      <w:startOverride w:val="1"/>
+    </w:lvlOverride>
+    <w:lvlOverride w:ilvl="6">
+      <w:startOverride w:val="1"/>
+    </w:lvlOverride>
+    <w:lvlOverride w:ilvl="7">
+      <w:startOverride w:val="1"/>
+    </w:lvlOverride>
+    <w:lvlOverride w:ilvl="8">
+      <w:startOverride w:val="1"/>
+    </w:lvlOverride>
   </w:num>
   <w:num w:numId="1002">
     <w:abstractNumId w:val="99411"/>
@@ -11154,36 +11172,6 @@
     </w:lvlOverride>
   </w:num>
   <w:num w:numId="1004">
-    <w:abstractNumId w:val="99411"/>
-    <w:lvlOverride w:ilvl="0">
-      <w:startOverride w:val="1"/>
-    </w:lvlOverride>
-    <w:lvlOverride w:ilvl="1">
-      <w:startOverride w:val="1"/>
-    </w:lvlOverride>
-    <w:lvlOverride w:ilvl="2">
-      <w:startOverride w:val="1"/>
-    </w:lvlOverride>
-    <w:lvlOverride w:ilvl="3">
-      <w:startOverride w:val="1"/>
-    </w:lvlOverride>
-    <w:lvlOverride w:ilvl="4">
-      <w:startOverride w:val="1"/>
-    </w:lvlOverride>
-    <w:lvlOverride w:ilvl="5">
-      <w:startOverride w:val="1"/>
-    </w:lvlOverride>
-    <w:lvlOverride w:ilvl="6">
-      <w:startOverride w:val="1"/>
-    </w:lvlOverride>
-    <w:lvlOverride w:ilvl="7">
-      <w:startOverride w:val="1"/>
-    </w:lvlOverride>
-    <w:lvlOverride w:ilvl="8">
-      <w:startOverride w:val="1"/>
-    </w:lvlOverride>
-  </w:num>
-  <w:num w:numId="1005">
     <w:abstractNumId w:val="991"/>
   </w:num>
 </w:numbering>
